--- a/documentos - tcc/TCC 1 - IasminMarquesPereira.docx
+++ b/documentos - tcc/TCC 1 - IasminMarquesPereira.docx
@@ -3070,7 +3070,15 @@
         <w:ind w:firstLine="0"/>
       </w:pPr>
       <w:r>
-        <w:t>Estudos apontam que a SRAG afeta predominantemente grupos vulneráveis, como por exemplo em idosos e indivíduos com comorbidades, como por exemplo doenças cardiovasculares, diabetes, doenças renais crônicas, doenças pulmonares crônicas, obesidade; e que pode levar a complicações graves que demandam suporte maior, como internação em  UTI e ventilação mecânica (Silva, 2021). Uma ferramenta que auxilia na previsão de casos de risco da Síndrome (SRAG) é a análise preditiva, é através dela que temos a possibilidade de uma resposta mais rápida e eficaz do sistema de saúde (Júnior, 2024).</w:t>
+        <w:t xml:space="preserve">Estudos apontam que a SRAG afeta predominantemente grupos vulneráveis, como por exemplo em idosos e indivíduos com comorbidades, como por exemplo doenças cardiovasculares, diabetes, doenças renais crônicas, doenças pulmonares crônicas, obesidade; e que pode levar a complicações graves que demandam suporte maior, como internação </w:t>
+      </w:r>
+      <w:proofErr w:type="gramStart"/>
+      <w:r>
+        <w:t>em  UTI</w:t>
+      </w:r>
+      <w:proofErr w:type="gramEnd"/>
+      <w:r>
+        <w:t xml:space="preserve"> e ventilação mecânica (Silva, 2021). Uma ferramenta que auxilia na previsão de casos de risco da Síndrome (SRAG) é a análise preditiva, é através dela que temos a possibilidade de uma resposta mais rápida e eficaz do sistema de saúde (Júnior, 2024).</w:t>
       </w:r>
     </w:p>
     <w:p>
@@ -3365,7 +3373,6 @@
         <w:rPr>
           <w:rFonts w:cs="Times New Roman"/>
           <w:b/>
-          <w:lang w:val="en-US"/>
         </w:rPr>
       </w:pPr>
     </w:p>
@@ -3597,13 +3604,7 @@
           <w:lang w:val="pt-BR"/>
         </w:rPr>
         <w:lastRenderedPageBreak/>
-        <w:t>D</w:t>
-      </w:r>
-      <w:r>
-        <w:rPr>
-          <w:lang w:val="pt-BR"/>
-        </w:rPr>
-        <w:t>ADOS</w:t>
+        <w:t>DADOS</w:t>
       </w:r>
       <w:bookmarkEnd w:id="8"/>
     </w:p>
@@ -3684,13 +3685,7 @@
       </w:r>
       <w:proofErr w:type="spellEnd"/>
       <w:r>
-        <w:t>. Na segunda etapa é realizado o pré-processamento de dados garantindo sempre a qualidade do conjunto de dados, nela ocorre a normalização, limpeza e tratamento de valores nulos, duplicados, ausentes e irrelevantes</w:t>
-      </w:r>
-      <w:r>
-        <w:t xml:space="preserve"> </w:t>
-      </w:r>
-      <w:r>
-        <w:t>(Júnior, 2024).</w:t>
+        <w:t>. Na segunda etapa é realizado o pré-processamento de dados garantindo sempre a qualidade do conjunto de dados, nela ocorre a normalização, limpeza e tratamento de valores nulos, duplicados, ausentes e irrelevantes (Júnior, 2024).</w:t>
       </w:r>
     </w:p>
     <w:p>
@@ -3965,19 +3960,7 @@
     </w:p>
     <w:p>
       <w:r>
-        <w:t xml:space="preserve">Dados abertos referem-se a conjuntos de informações </w:t>
-      </w:r>
-      <w:r>
-        <w:t>disponibilizados sem</w:t>
-      </w:r>
-      <w:r>
-        <w:t xml:space="preserve"> restrições e com transparência para o público, possibilitando sua reutilização para pesquisas científicas e desenvolvimento de políticas públicas. Essas bases de dados </w:t>
-      </w:r>
-      <w:r>
-        <w:t>possuem quatro</w:t>
-      </w:r>
-      <w:r>
-        <w:t xml:space="preserve"> principais características: disponibilidade de acesso, reutilização, redistribuição e participação universal (Júnior, 2024). </w:t>
+        <w:t xml:space="preserve">Dados abertos referem-se a conjuntos de informações disponibilizados sem restrições e com transparência para o público, possibilitando sua reutilização para pesquisas científicas e desenvolvimento de políticas públicas. Essas bases de dados possuem quatro principais características: disponibilidade de acesso, reutilização, redistribuição e participação universal (Júnior, 2024). </w:t>
       </w:r>
     </w:p>
     <w:p>
@@ -4027,7 +4010,15 @@
         <w:ind w:firstLine="0"/>
       </w:pPr>
       <w:r>
-        <w:t>Através da Secretaria de Vigilância em Saúde (SVS), o Ministério da Saúde (MS) faz a vigilância da SRAG no Brasil desde a pandemia de Influenza A(H1N1)pdm09. A partir disso, a vigilância de SRAG foi incorporada à rede de vigilância de Influenza e outros vírus respiratórios, que anteriormente atuava exclusivamente com a vigilância sentinela de Síndrome Gripal (SG) (MINISTÉRIO DA SAÚDE, 2025).</w:t>
+        <w:t>Através da Secretaria de Vigilância em Saúde (SVS), o Ministério da Saúde (MS) faz a vigilância da SRAG no Brasil desde a pandemia de Influenza A(H1N</w:t>
+      </w:r>
+      <w:proofErr w:type="gramStart"/>
+      <w:r>
+        <w:t>1)pdm</w:t>
+      </w:r>
+      <w:proofErr w:type="gramEnd"/>
+      <w:r>
+        <w:t>09. A partir disso, a vigilância de SRAG foi incorporada à rede de vigilância de Influenza e outros vírus respiratórios, que anteriormente atuava exclusivamente com a vigilância sentinela de Síndrome Gripal (SG) (MINISTÉRIO DA SAÚDE, 2025).</w:t>
       </w:r>
     </w:p>
     <w:p>
@@ -4076,10 +4067,7 @@
         <w:pStyle w:val="CorpodoTexto"/>
       </w:pPr>
       <w:r>
-        <w:t xml:space="preserve">O </w:t>
-      </w:r>
-      <w:r>
-        <w:t xml:space="preserve">pré-processamento é uma etapa essencial pois é com ela que garantimos a qualidade dos dados fazendo a remoção de ruídos e a adequação dos dados às necessidades analíticas. Técnicas como, por exemplo, transformação de variáveis, normalização e redução de dimensionalidade são aplicadas para melhorar a representatividade dos dados e minimizar o impacto de </w:t>
+        <w:t xml:space="preserve">O pré-processamento é uma etapa essencial pois é com ela que garantimos a qualidade dos dados fazendo a remoção de ruídos e a adequação dos dados às necessidades analíticas. Técnicas como, por exemplo, transformação de variáveis, normalização e redução de dimensionalidade são aplicadas para melhorar a representatividade dos dados e minimizar o impacto de </w:t>
       </w:r>
       <w:r>
         <w:rPr>
@@ -4118,13 +4106,7 @@
         <w:ind w:firstLine="0"/>
       </w:pPr>
       <w:r>
-        <w:t xml:space="preserve">No tratamento de valores ausentes ocorre a manipulação desses dados, não necessariamente a eliminação deles, pois isso pode afetar o nosso resultado final. Métodos como imputação por média, mediana e algoritmos de preenchimento baseado em aprendizado de máquina são utilizados para excluir informações duplicadas, nulas e também </w:t>
-      </w:r>
-      <w:r>
-        <w:t>para minimizar</w:t>
-      </w:r>
-      <w:r>
-        <w:t xml:space="preserve"> esse problema (Sena, 2021).</w:t>
+        <w:t>No tratamento de valores ausentes ocorre a manipulação desses dados, não necessariamente a eliminação deles, pois isso pode afetar o nosso resultado final. Métodos como imputação por média, mediana e algoritmos de preenchimento baseado em aprendizado de máquina são utilizados para excluir informações duplicadas, nulas e também para minimizar esse problema (Sena, 2021).</w:t>
       </w:r>
     </w:p>
     <w:p>
@@ -4612,7 +4594,15 @@
       </w:pPr>
       <w:r>
         <w:lastRenderedPageBreak/>
-        <w:t>A análise de dados envolve muitas abordagens que permitem extrair informações relevantes de grandes volumes de dados. Técnicas estatísticas e de aprendizado de máquina desempenham um papel fundamental nesse processo, pois possibilitam a  construção de modelos e identificação de padrões diferentes aplicações, desde classificação e previsão até agrupamento e detecção de anomalias (Sena, 2021).</w:t>
+        <w:t xml:space="preserve">A análise de dados envolve muitas abordagens que permitem extrair informações relevantes de grandes volumes de dados. Técnicas estatísticas e de aprendizado de máquina desempenham um papel fundamental nesse processo, pois possibilitam </w:t>
+      </w:r>
+      <w:proofErr w:type="gramStart"/>
+      <w:r>
+        <w:t>a  construção</w:t>
+      </w:r>
+      <w:proofErr w:type="gramEnd"/>
+      <w:r>
+        <w:t xml:space="preserve"> de modelos e identificação de padrões diferentes aplicações, desde classificação e previsão até agrupamento e detecção de anomalias (Sena, 2021).</w:t>
       </w:r>
     </w:p>
     <w:p>
@@ -5164,8 +5154,13 @@
         <w:t>∣</w:t>
       </w:r>
       <w:r>
-        <w:t>x) :</w:t>
-      </w:r>
+        <w:t>x</w:t>
+      </w:r>
+      <w:proofErr w:type="gramStart"/>
+      <w:r>
+        <w:t>) :</w:t>
+      </w:r>
+      <w:proofErr w:type="gramEnd"/>
       <w:r>
         <w:rPr>
           <w:rFonts w:cs="Times New Roman"/>
@@ -5326,7 +5321,15 @@
       </w:r>
       <w:proofErr w:type="spellEnd"/>
       <w:r>
-        <w:t xml:space="preserve"> é um algoritmo utilizado para encontrar padrões frequentes em bases de dados transacionais, alguns casos de uso comuns são sistemas de previsão e recomendação de doenças, como análise de cestas de mercado para plataformas de comércio eletrônico (IBM,  2024).</w:t>
+        <w:t xml:space="preserve"> é um algoritmo utilizado para encontrar padrões frequentes em bases de dados transacionais, alguns casos de uso comuns são sistemas de previsão e recomendação de doenças, como análise de cestas de mercado para plataformas de comércio eletrônico (</w:t>
+      </w:r>
+      <w:proofErr w:type="gramStart"/>
+      <w:r>
+        <w:t>IBM,  2024</w:t>
+      </w:r>
+      <w:proofErr w:type="gramEnd"/>
+      <w:r>
+        <w:t>).</w:t>
       </w:r>
     </w:p>
     <w:p>
@@ -5601,10 +5604,7 @@
       </w:r>
       <w:proofErr w:type="spellEnd"/>
       <w:r>
-        <w:t xml:space="preserve"> -</w:t>
-      </w:r>
-      <w:r>
-        <w:t xml:space="preserve"> traduzido para aumento de gradiente extremo) é um algoritmo baseado em árvores de decisão (que será explicado mais à frente) que utiliza </w:t>
+        <w:t xml:space="preserve"> - traduzido para aumento de gradiente extremo) é um algoritmo baseado em árvores de decisão (que será explicado mais à frente) que utiliza </w:t>
       </w:r>
       <w:proofErr w:type="spellStart"/>
       <w:r>
@@ -5637,10 +5637,7 @@
         <w:t>K</w:t>
       </w:r>
       <w:r>
-        <w:t xml:space="preserve"> </w:t>
-      </w:r>
-      <w:r>
-        <w:t>-Nearest Neighbors (KNN)</w:t>
+        <w:t xml:space="preserve"> -Nearest Neighbors (KNN)</w:t>
       </w:r>
     </w:p>
     <w:p>
@@ -6162,7 +6159,15 @@
         <w:textAlignment w:val="baseline"/>
       </w:pPr>
       <w:r>
-        <w:t>Como árvore de decisão é um algoritmo de aprendizado de máquina e ao mesmo tempo uma técnica de mineração de dados, utilizada para prever, classificar e extrair conhecimento a partir de dados foi criada esta seção para detalhar sua aplicação e importância. Pode-se dizer que as Árvores de Decisão são modelos hierárquicos que segmentam os dados com base em condições lógicas sucessivas. Elas são eficientes e interpretáveis para tarefas de classificação e regressão, sendo frequentemente utilizadas em conjunto com outros métodos para aumentar a robustez dos modelos (Silva e Silva Neto, 2022).</w:t>
+        <w:t xml:space="preserve">Como árvore de decisão é um algoritmo de aprendizado de máquina e ao mesmo tempo uma técnica de mineração de dados, utilizada para prever, classificar e extrair conhecimento a partir de dados foi criada esta seção para detalhar sua aplicação e importância. Pode-se dizer que as Árvores de Decisão são modelos hierárquicos que segmentam os dados com base em condições lógicas sucessivas. Elas são </w:t>
+      </w:r>
+      <w:proofErr w:type="gramStart"/>
+      <w:r>
+        <w:t>eficientes e interpretáveis</w:t>
+      </w:r>
+      <w:proofErr w:type="gramEnd"/>
+      <w:r>
+        <w:t xml:space="preserve"> para tarefas de classificação e regressão, sendo frequentemente utilizadas em conjunto com outros métodos para aumentar a robustez dos modelos (Silva e Silva Neto, 2022).</w:t>
       </w:r>
     </w:p>
     <w:p>
@@ -6317,13 +6322,7 @@
       </w:pPr>
       <w:r>
         <w:lastRenderedPageBreak/>
-        <w:t>Já o aprendizado não supervisionado é aplicado para identificar padrões ocultos nos dados sem a necessidade de rótulos predefinidos. De acordo com Vitoria (2022</w:t>
-      </w:r>
-      <w:r>
-        <w:t>),</w:t>
-      </w:r>
-      <w:r>
-        <w:t xml:space="preserve"> ao contrário do aprendizado supervisionado, os dados não têm rótulos identificadores, apenas os preditores estão disponíveis no conjunto de dados e não as saídas especificadas.</w:t>
+        <w:t>Já o aprendizado não supervisionado é aplicado para identificar padrões ocultos nos dados sem a necessidade de rótulos predefinidos. De acordo com Vitoria (2022), ao contrário do aprendizado supervisionado, os dados não têm rótulos identificadores, apenas os preditores estão disponíveis no conjunto de dados e não as saídas especificadas.</w:t>
       </w:r>
     </w:p>
     <w:p>
@@ -7046,14 +7045,27 @@
         <w:lastRenderedPageBreak/>
         <w:t xml:space="preserve">Figura </w:t>
       </w:r>
-      <w:fldSimple w:instr=" SEQ Figura \* ARABIC ">
-        <w:r>
-          <w:rPr>
-            <w:noProof/>
-          </w:rPr>
-          <w:t>2</w:t>
-        </w:r>
-      </w:fldSimple>
+      <w:r>
+        <w:fldChar w:fldCharType="begin"/>
+      </w:r>
+      <w:r>
+        <w:instrText xml:space="preserve"> SEQ Figura \* ARABIC </w:instrText>
+      </w:r>
+      <w:r>
+        <w:fldChar w:fldCharType="separate"/>
+      </w:r>
+      <w:r>
+        <w:rPr>
+          <w:noProof/>
+        </w:rPr>
+        <w:t>2</w:t>
+      </w:r>
+      <w:r>
+        <w:rPr>
+          <w:noProof/>
+        </w:rPr>
+        <w:fldChar w:fldCharType="end"/>
+      </w:r>
       <w:r>
         <w:t xml:space="preserve"> - </w:t>
       </w:r>
@@ -7160,14 +7172,27 @@
       <w:r>
         <w:t xml:space="preserve">Figura </w:t>
       </w:r>
-      <w:fldSimple w:instr=" SEQ Figura \* ARABIC ">
-        <w:r>
-          <w:rPr>
-            <w:noProof/>
-          </w:rPr>
-          <w:t>3</w:t>
-        </w:r>
-      </w:fldSimple>
+      <w:r>
+        <w:fldChar w:fldCharType="begin"/>
+      </w:r>
+      <w:r>
+        <w:instrText xml:space="preserve"> SEQ Figura \* ARABIC </w:instrText>
+      </w:r>
+      <w:r>
+        <w:fldChar w:fldCharType="separate"/>
+      </w:r>
+      <w:r>
+        <w:rPr>
+          <w:noProof/>
+        </w:rPr>
+        <w:t>3</w:t>
+      </w:r>
+      <w:r>
+        <w:rPr>
+          <w:noProof/>
+        </w:rPr>
+        <w:fldChar w:fldCharType="end"/>
+      </w:r>
       <w:r>
         <w:t xml:space="preserve"> - </w:t>
       </w:r>
@@ -7282,14 +7307,27 @@
         <w:lastRenderedPageBreak/>
         <w:t xml:space="preserve">Figura </w:t>
       </w:r>
-      <w:fldSimple w:instr=" SEQ Figura \* ARABIC ">
-        <w:r>
-          <w:rPr>
-            <w:noProof/>
-          </w:rPr>
-          <w:t>4</w:t>
-        </w:r>
-      </w:fldSimple>
+      <w:r>
+        <w:fldChar w:fldCharType="begin"/>
+      </w:r>
+      <w:r>
+        <w:instrText xml:space="preserve"> SEQ Figura \* ARABIC </w:instrText>
+      </w:r>
+      <w:r>
+        <w:fldChar w:fldCharType="separate"/>
+      </w:r>
+      <w:r>
+        <w:rPr>
+          <w:noProof/>
+        </w:rPr>
+        <w:t>4</w:t>
+      </w:r>
+      <w:r>
+        <w:rPr>
+          <w:noProof/>
+        </w:rPr>
+        <w:fldChar w:fldCharType="end"/>
+      </w:r>
       <w:r>
         <w:t xml:space="preserve"> - </w:t>
       </w:r>
@@ -7420,15 +7458,9 @@
     <w:p>
       <w:pPr>
         <w:pStyle w:val="Ttulo1"/>
-        <w:rPr>
-          <w:highlight w:val="yellow"/>
-        </w:rPr>
       </w:pPr>
       <w:bookmarkStart w:id="34" w:name="_Toc192751233"/>
       <w:r>
-        <w:rPr>
-          <w:highlight w:val="yellow"/>
-        </w:rPr>
         <w:lastRenderedPageBreak/>
         <w:t>CRONOGRAMA</w:t>
       </w:r>
@@ -7438,15 +7470,9 @@
     <w:p>
       <w:pPr>
         <w:pStyle w:val="Legenda"/>
-        <w:rPr>
-          <w:highlight w:val="yellow"/>
-        </w:rPr>
       </w:pPr>
       <w:commentRangeStart w:id="35"/>
       <w:r>
-        <w:rPr>
-          <w:highlight w:val="yellow"/>
-        </w:rPr>
         <w:t>Tabela</w:t>
       </w:r>
       <w:commentRangeEnd w:id="35"/>
@@ -7457,15 +7483,9 @@
         <w:commentReference w:id="35"/>
       </w:r>
       <w:r>
-        <w:rPr>
-          <w:highlight w:val="yellow"/>
-        </w:rPr>
         <w:t xml:space="preserve"> 1 – Planejamento das atividades executadas no semestre 2024/2</w:t>
       </w:r>
       <w:r>
-        <w:rPr>
-          <w:highlight w:val="yellow"/>
-        </w:rPr>
         <w:t>.</w:t>
       </w:r>
     </w:p>
@@ -7476,7 +7496,6 @@
         <w:rPr>
           <w:sz w:val="20"/>
           <w:szCs w:val="20"/>
-          <w:highlight w:val="yellow"/>
         </w:rPr>
       </w:pPr>
     </w:p>
@@ -7492,18 +7511,18 @@
         <w:tblLook w:val="04A0" w:firstRow="1" w:lastRow="0" w:firstColumn="1" w:lastColumn="0" w:noHBand="0" w:noVBand="1"/>
       </w:tblPr>
       <w:tblGrid>
-        <w:gridCol w:w="4811"/>
-        <w:gridCol w:w="775"/>
-        <w:gridCol w:w="836"/>
-        <w:gridCol w:w="647"/>
-        <w:gridCol w:w="634"/>
-        <w:gridCol w:w="634"/>
-        <w:gridCol w:w="714"/>
+        <w:gridCol w:w="2241"/>
+        <w:gridCol w:w="685"/>
+        <w:gridCol w:w="1225"/>
+        <w:gridCol w:w="1225"/>
+        <w:gridCol w:w="1225"/>
+        <w:gridCol w:w="1225"/>
+        <w:gridCol w:w="1225"/>
       </w:tblGrid>
       <w:tr>
         <w:tc>
           <w:tcPr>
-            <w:tcW w:w="5093" w:type="dxa"/>
+            <w:tcW w:w="2241" w:type="dxa"/>
             <w:tcBorders>
               <w:top w:val="single" w:sz="8" w:space="0" w:color="000000"/>
               <w:left w:val="single" w:sz="8" w:space="0" w:color="000000"/>
@@ -7525,7 +7544,6 @@
               <w:jc w:val="center"/>
               <w:rPr>
                 <w:szCs w:val="24"/>
-                <w:highlight w:val="yellow"/>
               </w:rPr>
             </w:pPr>
             <w:r>
@@ -7533,7 +7551,6 @@
                 <w:b/>
                 <w:bCs/>
                 <w:szCs w:val="24"/>
-                <w:highlight w:val="yellow"/>
               </w:rPr>
               <w:t>ATIVIDADE - 2024/2</w:t>
             </w:r>
@@ -7541,7 +7558,7 @@
         </w:tc>
         <w:tc>
           <w:tcPr>
-            <w:tcW w:w="785" w:type="dxa"/>
+            <w:tcW w:w="685" w:type="dxa"/>
             <w:tcBorders>
               <w:top w:val="single" w:sz="8" w:space="0" w:color="000000"/>
               <w:left w:val="single" w:sz="8" w:space="0" w:color="000000"/>
@@ -7563,7 +7580,6 @@
               <w:jc w:val="center"/>
               <w:rPr>
                 <w:szCs w:val="24"/>
-                <w:highlight w:val="yellow"/>
               </w:rPr>
             </w:pPr>
             <w:r>
@@ -7571,7 +7587,6 @@
                 <w:b/>
                 <w:bCs/>
                 <w:szCs w:val="24"/>
-                <w:highlight w:val="yellow"/>
               </w:rPr>
               <w:t>O</w:t>
             </w:r>
@@ -7580,7 +7595,6 @@
                 <w:b/>
                 <w:bCs/>
                 <w:szCs w:val="24"/>
-                <w:highlight w:val="yellow"/>
               </w:rPr>
               <w:t>ut.</w:t>
             </w:r>
@@ -7588,7 +7602,7 @@
         </w:tc>
         <w:tc>
           <w:tcPr>
-            <w:tcW w:w="850" w:type="dxa"/>
+            <w:tcW w:w="1225" w:type="dxa"/>
             <w:tcBorders>
               <w:top w:val="single" w:sz="8" w:space="0" w:color="000000"/>
               <w:left w:val="single" w:sz="8" w:space="0" w:color="000000"/>
@@ -7610,7 +7624,6 @@
               <w:jc w:val="center"/>
               <w:rPr>
                 <w:szCs w:val="24"/>
-                <w:highlight w:val="yellow"/>
               </w:rPr>
             </w:pPr>
             <w:r>
@@ -7618,7 +7631,6 @@
                 <w:b/>
                 <w:bCs/>
                 <w:szCs w:val="24"/>
-                <w:highlight w:val="yellow"/>
               </w:rPr>
               <w:t>Nov.</w:t>
             </w:r>
@@ -7648,7 +7660,6 @@
               <w:jc w:val="center"/>
               <w:rPr>
                 <w:szCs w:val="24"/>
-                <w:highlight w:val="yellow"/>
               </w:rPr>
             </w:pPr>
             <w:r>
@@ -7656,7 +7667,6 @@
                 <w:b/>
                 <w:bCs/>
                 <w:szCs w:val="24"/>
-                <w:highlight w:val="yellow"/>
               </w:rPr>
               <w:t>Dez.</w:t>
             </w:r>
@@ -7686,7 +7696,6 @@
               <w:jc w:val="center"/>
               <w:rPr>
                 <w:szCs w:val="24"/>
-                <w:highlight w:val="yellow"/>
               </w:rPr>
             </w:pPr>
             <w:r>
@@ -7694,7 +7703,6 @@
                 <w:b/>
                 <w:bCs/>
                 <w:szCs w:val="24"/>
-                <w:highlight w:val="yellow"/>
               </w:rPr>
               <w:t>Jan.</w:t>
             </w:r>
@@ -7724,7 +7732,6 @@
               <w:jc w:val="center"/>
               <w:rPr>
                 <w:szCs w:val="24"/>
-                <w:highlight w:val="yellow"/>
               </w:rPr>
             </w:pPr>
             <w:r>
@@ -7732,7 +7739,6 @@
                 <w:b/>
                 <w:bCs/>
                 <w:szCs w:val="24"/>
-                <w:highlight w:val="yellow"/>
               </w:rPr>
               <w:t>Fev.</w:t>
             </w:r>
@@ -7762,7 +7768,6 @@
               <w:jc w:val="center"/>
               <w:rPr>
                 <w:szCs w:val="24"/>
-                <w:highlight w:val="yellow"/>
               </w:rPr>
             </w:pPr>
             <w:r>
@@ -7770,7 +7775,6 @@
                 <w:b/>
                 <w:bCs/>
                 <w:szCs w:val="24"/>
-                <w:highlight w:val="yellow"/>
               </w:rPr>
               <w:t>Mar.</w:t>
             </w:r>
@@ -7780,7 +7784,7 @@
       <w:tr>
         <w:tc>
           <w:tcPr>
-            <w:tcW w:w="5093" w:type="dxa"/>
+            <w:tcW w:w="2241" w:type="dxa"/>
             <w:tcBorders>
               <w:top w:val="single" w:sz="8" w:space="0" w:color="000000"/>
               <w:left w:val="single" w:sz="8" w:space="0" w:color="000000"/>
@@ -7801,35 +7805,31 @@
               <w:ind w:firstLine="0"/>
               <w:rPr>
                 <w:szCs w:val="24"/>
-                <w:highlight w:val="yellow"/>
               </w:rPr>
             </w:pPr>
             <w:r>
               <w:rPr>
                 <w:szCs w:val="24"/>
-                <w:highlight w:val="yellow"/>
-              </w:rPr>
-              <w:t xml:space="preserve">Definição de </w:t>
-            </w:r>
-            <w:r>
-              <w:rPr>
-                <w:szCs w:val="24"/>
-                <w:highlight w:val="yellow"/>
-              </w:rPr>
-              <w:t>domínio, linha</w:t>
-            </w:r>
-            <w:r>
-              <w:rPr>
-                <w:szCs w:val="24"/>
-                <w:highlight w:val="yellow"/>
-              </w:rPr>
-              <w:t xml:space="preserve"> de trabalho e forma de gerenciamento de projeto</w:t>
+              </w:rPr>
+              <w:t>Reuniões com a</w:t>
+            </w:r>
+            <w:r>
+              <w:rPr>
+                <w:szCs w:val="24"/>
+              </w:rPr>
+              <w:t xml:space="preserve"> </w:t>
+            </w:r>
+            <w:r>
+              <w:rPr>
+                <w:szCs w:val="24"/>
+              </w:rPr>
+              <w:t>orientadora</w:t>
             </w:r>
           </w:p>
         </w:tc>
         <w:tc>
           <w:tcPr>
-            <w:tcW w:w="785" w:type="dxa"/>
+            <w:tcW w:w="685" w:type="dxa"/>
             <w:tcBorders>
               <w:top w:val="single" w:sz="8" w:space="0" w:color="000000"/>
               <w:left w:val="single" w:sz="8" w:space="0" w:color="000000"/>
@@ -7851,13 +7851,11 @@
               <w:jc w:val="center"/>
               <w:rPr>
                 <w:szCs w:val="24"/>
-                <w:highlight w:val="yellow"/>
               </w:rPr>
             </w:pPr>
             <w:r>
               <w:rPr>
                 <w:szCs w:val="24"/>
-                <w:highlight w:val="yellow"/>
               </w:rPr>
               <w:t>X</w:t>
             </w:r>
@@ -7865,7 +7863,7 @@
         </w:tc>
         <w:tc>
           <w:tcPr>
-            <w:tcW w:w="850" w:type="dxa"/>
+            <w:tcW w:w="1225" w:type="dxa"/>
             <w:tcBorders>
               <w:top w:val="single" w:sz="8" w:space="0" w:color="000000"/>
               <w:left w:val="single" w:sz="8" w:space="0" w:color="000000"/>
@@ -7886,9 +7884,14 @@
               <w:jc w:val="center"/>
               <w:rPr>
                 <w:szCs w:val="24"/>
-                <w:highlight w:val="yellow"/>
               </w:rPr>
             </w:pPr>
+            <w:r>
+              <w:rPr>
+                <w:szCs w:val="24"/>
+              </w:rPr>
+              <w:t>X</w:t>
+            </w:r>
           </w:p>
         </w:tc>
         <w:tc>
@@ -7914,9 +7917,14 @@
               <w:jc w:val="center"/>
               <w:rPr>
                 <w:szCs w:val="24"/>
-                <w:highlight w:val="yellow"/>
               </w:rPr>
             </w:pPr>
+            <w:r>
+              <w:rPr>
+                <w:szCs w:val="24"/>
+              </w:rPr>
+              <w:t>X</w:t>
+            </w:r>
           </w:p>
         </w:tc>
         <w:tc>
@@ -7942,9 +7950,14 @@
               <w:jc w:val="center"/>
               <w:rPr>
                 <w:szCs w:val="24"/>
-                <w:highlight w:val="yellow"/>
               </w:rPr>
             </w:pPr>
+            <w:r>
+              <w:rPr>
+                <w:szCs w:val="24"/>
+              </w:rPr>
+              <w:t>X</w:t>
+            </w:r>
           </w:p>
         </w:tc>
         <w:tc>
@@ -7970,9 +7983,14 @@
               <w:jc w:val="center"/>
               <w:rPr>
                 <w:szCs w:val="24"/>
-                <w:highlight w:val="yellow"/>
               </w:rPr>
             </w:pPr>
+            <w:r>
+              <w:rPr>
+                <w:szCs w:val="24"/>
+              </w:rPr>
+              <w:t>X</w:t>
+            </w:r>
           </w:p>
         </w:tc>
         <w:tc>
@@ -7998,9 +8016,14 @@
               <w:jc w:val="center"/>
               <w:rPr>
                 <w:szCs w:val="24"/>
-                <w:highlight w:val="yellow"/>
               </w:rPr>
             </w:pPr>
+            <w:r>
+              <w:rPr>
+                <w:szCs w:val="24"/>
+              </w:rPr>
+              <w:t>X</w:t>
+            </w:r>
           </w:p>
         </w:tc>
       </w:tr>
@@ -8010,7 +8033,7 @@
         </w:trPr>
         <w:tc>
           <w:tcPr>
-            <w:tcW w:w="5093" w:type="dxa"/>
+            <w:tcW w:w="2241" w:type="dxa"/>
             <w:tcBorders>
               <w:top w:val="single" w:sz="8" w:space="0" w:color="000000"/>
               <w:left w:val="single" w:sz="8" w:space="0" w:color="000000"/>
@@ -8031,21 +8054,34 @@
               <w:ind w:firstLine="0"/>
               <w:rPr>
                 <w:szCs w:val="24"/>
-                <w:highlight w:val="yellow"/>
               </w:rPr>
             </w:pPr>
             <w:r>
               <w:rPr>
                 <w:szCs w:val="24"/>
-                <w:highlight w:val="yellow"/>
-              </w:rPr>
-              <w:t>Reuniões com as orientadoras</w:t>
+              </w:rPr>
+              <w:t xml:space="preserve">Levantamento </w:t>
+            </w:r>
+          </w:p>
+          <w:p>
+            <w:pPr>
+              <w:pStyle w:val="CorpodoTexto"/>
+              <w:ind w:firstLine="0"/>
+              <w:rPr>
+                <w:szCs w:val="24"/>
+              </w:rPr>
+            </w:pPr>
+            <w:r>
+              <w:rPr>
+                <w:szCs w:val="24"/>
+              </w:rPr>
+              <w:t>bibliográfico</w:t>
             </w:r>
           </w:p>
         </w:tc>
         <w:tc>
           <w:tcPr>
-            <w:tcW w:w="785" w:type="dxa"/>
+            <w:tcW w:w="685" w:type="dxa"/>
             <w:tcBorders>
               <w:top w:val="single" w:sz="8" w:space="0" w:color="000000"/>
               <w:left w:val="single" w:sz="8" w:space="0" w:color="000000"/>
@@ -8067,13 +8103,11 @@
               <w:jc w:val="center"/>
               <w:rPr>
                 <w:szCs w:val="24"/>
-                <w:highlight w:val="yellow"/>
               </w:rPr>
             </w:pPr>
             <w:r>
               <w:rPr>
                 <w:szCs w:val="24"/>
-                <w:highlight w:val="yellow"/>
               </w:rPr>
               <w:t>X</w:t>
             </w:r>
@@ -8081,7 +8115,7 @@
         </w:tc>
         <w:tc>
           <w:tcPr>
-            <w:tcW w:w="850" w:type="dxa"/>
+            <w:tcW w:w="1225" w:type="dxa"/>
             <w:tcBorders>
               <w:top w:val="single" w:sz="8" w:space="0" w:color="000000"/>
               <w:left w:val="single" w:sz="8" w:space="0" w:color="000000"/>
@@ -8103,13 +8137,11 @@
               <w:jc w:val="center"/>
               <w:rPr>
                 <w:szCs w:val="24"/>
-                <w:highlight w:val="yellow"/>
               </w:rPr>
             </w:pPr>
             <w:r>
               <w:rPr>
                 <w:szCs w:val="24"/>
-                <w:highlight w:val="yellow"/>
               </w:rPr>
               <w:t>X</w:t>
             </w:r>
@@ -8139,13 +8171,11 @@
               <w:jc w:val="center"/>
               <w:rPr>
                 <w:szCs w:val="24"/>
-                <w:highlight w:val="yellow"/>
               </w:rPr>
             </w:pPr>
             <w:r>
               <w:rPr>
                 <w:szCs w:val="24"/>
-                <w:highlight w:val="yellow"/>
               </w:rPr>
               <w:t>X</w:t>
             </w:r>
@@ -8175,13 +8205,11 @@
               <w:jc w:val="center"/>
               <w:rPr>
                 <w:szCs w:val="24"/>
-                <w:highlight w:val="yellow"/>
               </w:rPr>
             </w:pPr>
             <w:r>
               <w:rPr>
                 <w:szCs w:val="24"/>
-                <w:highlight w:val="yellow"/>
               </w:rPr>
               <w:t>X</w:t>
             </w:r>
@@ -8211,13 +8239,11 @@
               <w:jc w:val="center"/>
               <w:rPr>
                 <w:szCs w:val="24"/>
-                <w:highlight w:val="yellow"/>
               </w:rPr>
             </w:pPr>
             <w:r>
               <w:rPr>
                 <w:szCs w:val="24"/>
-                <w:highlight w:val="yellow"/>
               </w:rPr>
               <w:t>X</w:t>
             </w:r>
@@ -8247,23 +8273,240 @@
               <w:jc w:val="center"/>
               <w:rPr>
                 <w:szCs w:val="24"/>
-                <w:highlight w:val="yellow"/>
               </w:rPr>
             </w:pPr>
-            <w:r>
-              <w:rPr>
-                <w:szCs w:val="24"/>
-                <w:highlight w:val="yellow"/>
-              </w:rPr>
-              <w:t>X</w:t>
-            </w:r>
           </w:p>
         </w:tc>
       </w:tr>
       <w:tr>
         <w:tc>
           <w:tcPr>
-            <w:tcW w:w="5093" w:type="dxa"/>
+            <w:tcW w:w="2241" w:type="dxa"/>
+            <w:tcBorders>
+              <w:top w:val="single" w:sz="8" w:space="0" w:color="000000"/>
+              <w:left w:val="single" w:sz="8" w:space="0" w:color="000000"/>
+              <w:bottom w:val="single" w:sz="8" w:space="0" w:color="000000"/>
+              <w:right w:val="single" w:sz="8" w:space="0" w:color="000000"/>
+            </w:tcBorders>
+            <w:tcMar>
+              <w:top w:w="100" w:type="dxa"/>
+              <w:left w:w="100" w:type="dxa"/>
+              <w:bottom w:w="100" w:type="dxa"/>
+              <w:right w:w="100" w:type="dxa"/>
+            </w:tcMar>
+          </w:tcPr>
+          <w:p>
+            <w:pPr>
+              <w:pStyle w:val="CorpodoTexto"/>
+              <w:ind w:firstLine="0"/>
+              <w:rPr>
+                <w:szCs w:val="24"/>
+              </w:rPr>
+            </w:pPr>
+            <w:r>
+              <w:rPr>
+                <w:szCs w:val="24"/>
+              </w:rPr>
+              <w:t>Estudo de técnicas de Aprendizado de Máquina</w:t>
+            </w:r>
+            <w:r>
+              <w:rPr>
+                <w:szCs w:val="24"/>
+              </w:rPr>
+              <w:t xml:space="preserve"> e Análise de Dados</w:t>
+            </w:r>
+          </w:p>
+        </w:tc>
+        <w:tc>
+          <w:tcPr>
+            <w:tcW w:w="685" w:type="dxa"/>
+            <w:tcBorders>
+              <w:top w:val="single" w:sz="8" w:space="0" w:color="000000"/>
+              <w:left w:val="single" w:sz="8" w:space="0" w:color="000000"/>
+              <w:bottom w:val="single" w:sz="8" w:space="0" w:color="000000"/>
+              <w:right w:val="single" w:sz="8" w:space="0" w:color="000000"/>
+            </w:tcBorders>
+            <w:tcMar>
+              <w:top w:w="100" w:type="dxa"/>
+              <w:left w:w="100" w:type="dxa"/>
+              <w:bottom w:w="100" w:type="dxa"/>
+              <w:right w:w="100" w:type="dxa"/>
+            </w:tcMar>
+          </w:tcPr>
+          <w:p>
+            <w:pPr>
+              <w:pStyle w:val="CorpodoTexto"/>
+              <w:ind w:firstLine="0"/>
+              <w:jc w:val="center"/>
+              <w:rPr>
+                <w:szCs w:val="24"/>
+              </w:rPr>
+            </w:pPr>
+          </w:p>
+        </w:tc>
+        <w:tc>
+          <w:tcPr>
+            <w:tcW w:w="1225" w:type="dxa"/>
+            <w:tcBorders>
+              <w:top w:val="single" w:sz="8" w:space="0" w:color="000000"/>
+              <w:left w:val="single" w:sz="8" w:space="0" w:color="000000"/>
+              <w:bottom w:val="single" w:sz="8" w:space="0" w:color="000000"/>
+              <w:right w:val="single" w:sz="8" w:space="0" w:color="000000"/>
+            </w:tcBorders>
+            <w:tcMar>
+              <w:top w:w="100" w:type="dxa"/>
+              <w:left w:w="100" w:type="dxa"/>
+              <w:bottom w:w="100" w:type="dxa"/>
+              <w:right w:w="100" w:type="dxa"/>
+            </w:tcMar>
+          </w:tcPr>
+          <w:p>
+            <w:pPr>
+              <w:pStyle w:val="CorpodoTexto"/>
+              <w:ind w:firstLine="0"/>
+              <w:jc w:val="center"/>
+              <w:rPr>
+                <w:szCs w:val="24"/>
+              </w:rPr>
+            </w:pPr>
+            <w:r>
+              <w:rPr>
+                <w:szCs w:val="24"/>
+              </w:rPr>
+              <w:t>X</w:t>
+            </w:r>
+          </w:p>
+        </w:tc>
+        <w:tc>
+          <w:tcPr>
+            <w:tcW w:w="0" w:type="auto"/>
+            <w:tcBorders>
+              <w:top w:val="single" w:sz="8" w:space="0" w:color="000000"/>
+              <w:left w:val="single" w:sz="8" w:space="0" w:color="000000"/>
+              <w:bottom w:val="single" w:sz="8" w:space="0" w:color="000000"/>
+              <w:right w:val="single" w:sz="8" w:space="0" w:color="000000"/>
+            </w:tcBorders>
+            <w:tcMar>
+              <w:top w:w="100" w:type="dxa"/>
+              <w:left w:w="100" w:type="dxa"/>
+              <w:bottom w:w="100" w:type="dxa"/>
+              <w:right w:w="100" w:type="dxa"/>
+            </w:tcMar>
+          </w:tcPr>
+          <w:p>
+            <w:pPr>
+              <w:pStyle w:val="CorpodoTexto"/>
+              <w:ind w:firstLine="0"/>
+              <w:jc w:val="center"/>
+              <w:rPr>
+                <w:szCs w:val="24"/>
+              </w:rPr>
+            </w:pPr>
+            <w:r>
+              <w:rPr>
+                <w:szCs w:val="24"/>
+              </w:rPr>
+              <w:t>X</w:t>
+            </w:r>
+          </w:p>
+        </w:tc>
+        <w:tc>
+          <w:tcPr>
+            <w:tcW w:w="0" w:type="auto"/>
+            <w:tcBorders>
+              <w:top w:val="single" w:sz="8" w:space="0" w:color="000000"/>
+              <w:left w:val="single" w:sz="8" w:space="0" w:color="000000"/>
+              <w:bottom w:val="single" w:sz="8" w:space="0" w:color="000000"/>
+              <w:right w:val="single" w:sz="8" w:space="0" w:color="000000"/>
+            </w:tcBorders>
+            <w:tcMar>
+              <w:top w:w="100" w:type="dxa"/>
+              <w:left w:w="100" w:type="dxa"/>
+              <w:bottom w:w="100" w:type="dxa"/>
+              <w:right w:w="100" w:type="dxa"/>
+            </w:tcMar>
+          </w:tcPr>
+          <w:p>
+            <w:pPr>
+              <w:pStyle w:val="CorpodoTexto"/>
+              <w:ind w:firstLine="0"/>
+              <w:jc w:val="center"/>
+              <w:rPr>
+                <w:szCs w:val="24"/>
+              </w:rPr>
+            </w:pPr>
+            <w:r>
+              <w:rPr>
+                <w:szCs w:val="24"/>
+              </w:rPr>
+              <w:t>X</w:t>
+            </w:r>
+          </w:p>
+        </w:tc>
+        <w:tc>
+          <w:tcPr>
+            <w:tcW w:w="0" w:type="auto"/>
+            <w:tcBorders>
+              <w:top w:val="single" w:sz="8" w:space="0" w:color="000000"/>
+              <w:left w:val="single" w:sz="8" w:space="0" w:color="000000"/>
+              <w:bottom w:val="single" w:sz="8" w:space="0" w:color="000000"/>
+              <w:right w:val="single" w:sz="8" w:space="0" w:color="000000"/>
+            </w:tcBorders>
+            <w:tcMar>
+              <w:top w:w="100" w:type="dxa"/>
+              <w:left w:w="100" w:type="dxa"/>
+              <w:bottom w:w="100" w:type="dxa"/>
+              <w:right w:w="100" w:type="dxa"/>
+            </w:tcMar>
+          </w:tcPr>
+          <w:p>
+            <w:pPr>
+              <w:pStyle w:val="CorpodoTexto"/>
+              <w:ind w:firstLine="0"/>
+              <w:jc w:val="center"/>
+              <w:rPr>
+                <w:szCs w:val="24"/>
+              </w:rPr>
+            </w:pPr>
+            <w:r>
+              <w:rPr>
+                <w:szCs w:val="24"/>
+              </w:rPr>
+              <w:t>X</w:t>
+            </w:r>
+          </w:p>
+        </w:tc>
+        <w:tc>
+          <w:tcPr>
+            <w:tcW w:w="0" w:type="auto"/>
+            <w:tcBorders>
+              <w:top w:val="single" w:sz="8" w:space="0" w:color="000000"/>
+              <w:left w:val="single" w:sz="8" w:space="0" w:color="000000"/>
+              <w:bottom w:val="single" w:sz="8" w:space="0" w:color="000000"/>
+              <w:right w:val="single" w:sz="8" w:space="0" w:color="000000"/>
+            </w:tcBorders>
+            <w:tcMar>
+              <w:top w:w="100" w:type="dxa"/>
+              <w:left w:w="100" w:type="dxa"/>
+              <w:bottom w:w="100" w:type="dxa"/>
+              <w:right w:w="100" w:type="dxa"/>
+            </w:tcMar>
+          </w:tcPr>
+          <w:p>
+            <w:pPr>
+              <w:pStyle w:val="CorpodoTexto"/>
+              <w:jc w:val="center"/>
+              <w:rPr>
+                <w:szCs w:val="24"/>
+              </w:rPr>
+            </w:pPr>
+          </w:p>
+        </w:tc>
+      </w:tr>
+      <w:tr>
+        <w:tc>
+          <w:tcPr>
+            <w:tcW w:w="2241" w:type="dxa"/>
             <w:tcBorders>
               <w:top w:val="single" w:sz="8" w:space="0" w:color="000000"/>
               <w:left w:val="single" w:sz="8" w:space="0" w:color="000000"/>
@@ -8284,35 +8527,19 @@
               <w:ind w:firstLine="0"/>
               <w:rPr>
                 <w:szCs w:val="24"/>
-                <w:highlight w:val="yellow"/>
               </w:rPr>
             </w:pPr>
             <w:r>
               <w:rPr>
                 <w:szCs w:val="24"/>
-                <w:highlight w:val="yellow"/>
-              </w:rPr>
-              <w:t>Estudo de ontologia e engenharia de</w:t>
-            </w:r>
-            <w:r>
-              <w:rPr>
-                <w:szCs w:val="24"/>
-                <w:highlight w:val="yellow"/>
-              </w:rPr>
-              <w:t xml:space="preserve"> </w:t>
-            </w:r>
-            <w:r>
-              <w:rPr>
-                <w:szCs w:val="24"/>
-                <w:highlight w:val="yellow"/>
-              </w:rPr>
-              <w:t>ontologia</w:t>
+              </w:rPr>
+              <w:t>Coleta e preparação dos dados</w:t>
             </w:r>
           </w:p>
         </w:tc>
         <w:tc>
           <w:tcPr>
-            <w:tcW w:w="785" w:type="dxa"/>
+            <w:tcW w:w="685" w:type="dxa"/>
             <w:tcBorders>
               <w:top w:val="single" w:sz="8" w:space="0" w:color="000000"/>
               <w:left w:val="single" w:sz="8" w:space="0" w:color="000000"/>
@@ -8334,21 +8561,13 @@
               <w:jc w:val="center"/>
               <w:rPr>
                 <w:szCs w:val="24"/>
-                <w:highlight w:val="yellow"/>
               </w:rPr>
             </w:pPr>
-            <w:r>
-              <w:rPr>
-                <w:szCs w:val="24"/>
-                <w:highlight w:val="yellow"/>
-              </w:rPr>
-              <w:t>X</w:t>
-            </w:r>
           </w:p>
         </w:tc>
         <w:tc>
           <w:tcPr>
-            <w:tcW w:w="850" w:type="dxa"/>
+            <w:tcW w:w="1225" w:type="dxa"/>
             <w:tcBorders>
               <w:top w:val="single" w:sz="8" w:space="0" w:color="000000"/>
               <w:left w:val="single" w:sz="8" w:space="0" w:color="000000"/>
@@ -8370,516 +8589,6 @@
               <w:jc w:val="center"/>
               <w:rPr>
                 <w:szCs w:val="24"/>
-                <w:highlight w:val="yellow"/>
-              </w:rPr>
-            </w:pPr>
-            <w:r>
-              <w:rPr>
-                <w:szCs w:val="24"/>
-                <w:highlight w:val="yellow"/>
-              </w:rPr>
-              <w:t>X</w:t>
-            </w:r>
-          </w:p>
-        </w:tc>
-        <w:tc>
-          <w:tcPr>
-            <w:tcW w:w="0" w:type="auto"/>
-            <w:tcBorders>
-              <w:top w:val="single" w:sz="8" w:space="0" w:color="000000"/>
-              <w:left w:val="single" w:sz="8" w:space="0" w:color="000000"/>
-              <w:bottom w:val="single" w:sz="8" w:space="0" w:color="000000"/>
-              <w:right w:val="single" w:sz="8" w:space="0" w:color="000000"/>
-            </w:tcBorders>
-            <w:tcMar>
-              <w:top w:w="100" w:type="dxa"/>
-              <w:left w:w="100" w:type="dxa"/>
-              <w:bottom w:w="100" w:type="dxa"/>
-              <w:right w:w="100" w:type="dxa"/>
-            </w:tcMar>
-            <w:hideMark/>
-          </w:tcPr>
-          <w:p>
-            <w:pPr>
-              <w:pStyle w:val="CorpodoTexto"/>
-              <w:ind w:firstLine="0"/>
-              <w:jc w:val="center"/>
-              <w:rPr>
-                <w:szCs w:val="24"/>
-                <w:highlight w:val="yellow"/>
-              </w:rPr>
-            </w:pPr>
-            <w:r>
-              <w:rPr>
-                <w:szCs w:val="24"/>
-                <w:highlight w:val="yellow"/>
-              </w:rPr>
-              <w:t>X</w:t>
-            </w:r>
-          </w:p>
-        </w:tc>
-        <w:tc>
-          <w:tcPr>
-            <w:tcW w:w="0" w:type="auto"/>
-            <w:tcBorders>
-              <w:top w:val="single" w:sz="8" w:space="0" w:color="000000"/>
-              <w:left w:val="single" w:sz="8" w:space="0" w:color="000000"/>
-              <w:bottom w:val="single" w:sz="8" w:space="0" w:color="000000"/>
-              <w:right w:val="single" w:sz="8" w:space="0" w:color="000000"/>
-            </w:tcBorders>
-            <w:tcMar>
-              <w:top w:w="100" w:type="dxa"/>
-              <w:left w:w="100" w:type="dxa"/>
-              <w:bottom w:w="100" w:type="dxa"/>
-              <w:right w:w="100" w:type="dxa"/>
-            </w:tcMar>
-            <w:hideMark/>
-          </w:tcPr>
-          <w:p>
-            <w:pPr>
-              <w:pStyle w:val="CorpodoTexto"/>
-              <w:ind w:firstLine="0"/>
-              <w:jc w:val="center"/>
-              <w:rPr>
-                <w:szCs w:val="24"/>
-                <w:highlight w:val="yellow"/>
-              </w:rPr>
-            </w:pPr>
-            <w:r>
-              <w:rPr>
-                <w:szCs w:val="24"/>
-                <w:highlight w:val="yellow"/>
-              </w:rPr>
-              <w:t>X</w:t>
-            </w:r>
-          </w:p>
-        </w:tc>
-        <w:tc>
-          <w:tcPr>
-            <w:tcW w:w="0" w:type="auto"/>
-            <w:tcBorders>
-              <w:top w:val="single" w:sz="8" w:space="0" w:color="000000"/>
-              <w:left w:val="single" w:sz="8" w:space="0" w:color="000000"/>
-              <w:bottom w:val="single" w:sz="8" w:space="0" w:color="000000"/>
-              <w:right w:val="single" w:sz="8" w:space="0" w:color="000000"/>
-            </w:tcBorders>
-            <w:tcMar>
-              <w:top w:w="100" w:type="dxa"/>
-              <w:left w:w="100" w:type="dxa"/>
-              <w:bottom w:w="100" w:type="dxa"/>
-              <w:right w:w="100" w:type="dxa"/>
-            </w:tcMar>
-            <w:hideMark/>
-          </w:tcPr>
-          <w:p>
-            <w:pPr>
-              <w:pStyle w:val="CorpodoTexto"/>
-              <w:ind w:firstLine="0"/>
-              <w:jc w:val="center"/>
-              <w:rPr>
-                <w:szCs w:val="24"/>
-                <w:highlight w:val="yellow"/>
-              </w:rPr>
-            </w:pPr>
-            <w:r>
-              <w:rPr>
-                <w:szCs w:val="24"/>
-                <w:highlight w:val="yellow"/>
-              </w:rPr>
-              <w:t>X</w:t>
-            </w:r>
-          </w:p>
-        </w:tc>
-        <w:tc>
-          <w:tcPr>
-            <w:tcW w:w="0" w:type="auto"/>
-            <w:tcBorders>
-              <w:top w:val="single" w:sz="8" w:space="0" w:color="000000"/>
-              <w:left w:val="single" w:sz="8" w:space="0" w:color="000000"/>
-              <w:bottom w:val="single" w:sz="8" w:space="0" w:color="000000"/>
-              <w:right w:val="single" w:sz="8" w:space="0" w:color="000000"/>
-            </w:tcBorders>
-            <w:tcMar>
-              <w:top w:w="100" w:type="dxa"/>
-              <w:left w:w="100" w:type="dxa"/>
-              <w:bottom w:w="100" w:type="dxa"/>
-              <w:right w:w="100" w:type="dxa"/>
-            </w:tcMar>
-            <w:hideMark/>
-          </w:tcPr>
-          <w:p>
-            <w:pPr>
-              <w:pStyle w:val="CorpodoTexto"/>
-              <w:jc w:val="center"/>
-              <w:rPr>
-                <w:szCs w:val="24"/>
-                <w:highlight w:val="yellow"/>
-              </w:rPr>
-            </w:pPr>
-          </w:p>
-        </w:tc>
-      </w:tr>
-      <w:tr>
-        <w:tc>
-          <w:tcPr>
-            <w:tcW w:w="5093" w:type="dxa"/>
-            <w:tcBorders>
-              <w:top w:val="single" w:sz="8" w:space="0" w:color="000000"/>
-              <w:left w:val="single" w:sz="8" w:space="0" w:color="000000"/>
-              <w:bottom w:val="single" w:sz="8" w:space="0" w:color="000000"/>
-              <w:right w:val="single" w:sz="8" w:space="0" w:color="000000"/>
-            </w:tcBorders>
-            <w:tcMar>
-              <w:top w:w="100" w:type="dxa"/>
-              <w:left w:w="100" w:type="dxa"/>
-              <w:bottom w:w="100" w:type="dxa"/>
-              <w:right w:w="100" w:type="dxa"/>
-            </w:tcMar>
-            <w:hideMark/>
-          </w:tcPr>
-          <w:p>
-            <w:pPr>
-              <w:pStyle w:val="CorpodoTexto"/>
-              <w:ind w:firstLine="0"/>
-              <w:rPr>
-                <w:szCs w:val="24"/>
-                <w:highlight w:val="yellow"/>
-              </w:rPr>
-            </w:pPr>
-            <w:r>
-              <w:rPr>
-                <w:szCs w:val="24"/>
-                <w:highlight w:val="yellow"/>
-              </w:rPr>
-              <w:t>Estudo do domínio</w:t>
-            </w:r>
-          </w:p>
-        </w:tc>
-        <w:tc>
-          <w:tcPr>
-            <w:tcW w:w="785" w:type="dxa"/>
-            <w:tcBorders>
-              <w:top w:val="single" w:sz="8" w:space="0" w:color="000000"/>
-              <w:left w:val="single" w:sz="8" w:space="0" w:color="000000"/>
-              <w:bottom w:val="single" w:sz="8" w:space="0" w:color="000000"/>
-              <w:right w:val="single" w:sz="8" w:space="0" w:color="000000"/>
-            </w:tcBorders>
-            <w:tcMar>
-              <w:top w:w="100" w:type="dxa"/>
-              <w:left w:w="100" w:type="dxa"/>
-              <w:bottom w:w="100" w:type="dxa"/>
-              <w:right w:w="100" w:type="dxa"/>
-            </w:tcMar>
-            <w:hideMark/>
-          </w:tcPr>
-          <w:p>
-            <w:pPr>
-              <w:pStyle w:val="CorpodoTexto"/>
-              <w:ind w:firstLine="0"/>
-              <w:jc w:val="center"/>
-              <w:rPr>
-                <w:szCs w:val="24"/>
-                <w:highlight w:val="yellow"/>
-              </w:rPr>
-            </w:pPr>
-            <w:r>
-              <w:rPr>
-                <w:szCs w:val="24"/>
-                <w:highlight w:val="yellow"/>
-              </w:rPr>
-              <w:t>X</w:t>
-            </w:r>
-          </w:p>
-        </w:tc>
-        <w:tc>
-          <w:tcPr>
-            <w:tcW w:w="850" w:type="dxa"/>
-            <w:tcBorders>
-              <w:top w:val="single" w:sz="8" w:space="0" w:color="000000"/>
-              <w:left w:val="single" w:sz="8" w:space="0" w:color="000000"/>
-              <w:bottom w:val="single" w:sz="8" w:space="0" w:color="000000"/>
-              <w:right w:val="single" w:sz="8" w:space="0" w:color="000000"/>
-            </w:tcBorders>
-            <w:tcMar>
-              <w:top w:w="100" w:type="dxa"/>
-              <w:left w:w="100" w:type="dxa"/>
-              <w:bottom w:w="100" w:type="dxa"/>
-              <w:right w:w="100" w:type="dxa"/>
-            </w:tcMar>
-            <w:hideMark/>
-          </w:tcPr>
-          <w:p>
-            <w:pPr>
-              <w:pStyle w:val="CorpodoTexto"/>
-              <w:ind w:firstLine="0"/>
-              <w:jc w:val="center"/>
-              <w:rPr>
-                <w:szCs w:val="24"/>
-                <w:highlight w:val="yellow"/>
-              </w:rPr>
-            </w:pPr>
-            <w:r>
-              <w:rPr>
-                <w:szCs w:val="24"/>
-                <w:highlight w:val="yellow"/>
-              </w:rPr>
-              <w:t>X</w:t>
-            </w:r>
-          </w:p>
-        </w:tc>
-        <w:tc>
-          <w:tcPr>
-            <w:tcW w:w="0" w:type="auto"/>
-            <w:tcBorders>
-              <w:top w:val="single" w:sz="8" w:space="0" w:color="000000"/>
-              <w:left w:val="single" w:sz="8" w:space="0" w:color="000000"/>
-              <w:bottom w:val="single" w:sz="8" w:space="0" w:color="000000"/>
-              <w:right w:val="single" w:sz="8" w:space="0" w:color="000000"/>
-            </w:tcBorders>
-            <w:tcMar>
-              <w:top w:w="100" w:type="dxa"/>
-              <w:left w:w="100" w:type="dxa"/>
-              <w:bottom w:w="100" w:type="dxa"/>
-              <w:right w:w="100" w:type="dxa"/>
-            </w:tcMar>
-            <w:hideMark/>
-          </w:tcPr>
-          <w:p>
-            <w:pPr>
-              <w:pStyle w:val="CorpodoTexto"/>
-              <w:ind w:firstLine="0"/>
-              <w:jc w:val="center"/>
-              <w:rPr>
-                <w:szCs w:val="24"/>
-                <w:highlight w:val="yellow"/>
-              </w:rPr>
-            </w:pPr>
-            <w:r>
-              <w:rPr>
-                <w:szCs w:val="24"/>
-                <w:highlight w:val="yellow"/>
-              </w:rPr>
-              <w:t>X</w:t>
-            </w:r>
-          </w:p>
-        </w:tc>
-        <w:tc>
-          <w:tcPr>
-            <w:tcW w:w="0" w:type="auto"/>
-            <w:tcBorders>
-              <w:top w:val="single" w:sz="8" w:space="0" w:color="000000"/>
-              <w:left w:val="single" w:sz="8" w:space="0" w:color="000000"/>
-              <w:bottom w:val="single" w:sz="8" w:space="0" w:color="000000"/>
-              <w:right w:val="single" w:sz="8" w:space="0" w:color="000000"/>
-            </w:tcBorders>
-            <w:tcMar>
-              <w:top w:w="100" w:type="dxa"/>
-              <w:left w:w="100" w:type="dxa"/>
-              <w:bottom w:w="100" w:type="dxa"/>
-              <w:right w:w="100" w:type="dxa"/>
-            </w:tcMar>
-            <w:hideMark/>
-          </w:tcPr>
-          <w:p>
-            <w:pPr>
-              <w:pStyle w:val="CorpodoTexto"/>
-              <w:ind w:firstLine="0"/>
-              <w:jc w:val="center"/>
-              <w:rPr>
-                <w:szCs w:val="24"/>
-                <w:highlight w:val="yellow"/>
-              </w:rPr>
-            </w:pPr>
-            <w:r>
-              <w:rPr>
-                <w:szCs w:val="24"/>
-                <w:highlight w:val="yellow"/>
-              </w:rPr>
-              <w:t>X</w:t>
-            </w:r>
-          </w:p>
-        </w:tc>
-        <w:tc>
-          <w:tcPr>
-            <w:tcW w:w="0" w:type="auto"/>
-            <w:tcBorders>
-              <w:top w:val="single" w:sz="8" w:space="0" w:color="000000"/>
-              <w:left w:val="single" w:sz="8" w:space="0" w:color="000000"/>
-              <w:bottom w:val="single" w:sz="8" w:space="0" w:color="000000"/>
-              <w:right w:val="single" w:sz="8" w:space="0" w:color="000000"/>
-            </w:tcBorders>
-            <w:tcMar>
-              <w:top w:w="100" w:type="dxa"/>
-              <w:left w:w="100" w:type="dxa"/>
-              <w:bottom w:w="100" w:type="dxa"/>
-              <w:right w:w="100" w:type="dxa"/>
-            </w:tcMar>
-            <w:hideMark/>
-          </w:tcPr>
-          <w:p>
-            <w:pPr>
-              <w:pStyle w:val="CorpodoTexto"/>
-              <w:ind w:firstLine="0"/>
-              <w:jc w:val="center"/>
-              <w:rPr>
-                <w:szCs w:val="24"/>
-                <w:highlight w:val="yellow"/>
-              </w:rPr>
-            </w:pPr>
-            <w:r>
-              <w:rPr>
-                <w:szCs w:val="24"/>
-                <w:highlight w:val="yellow"/>
-              </w:rPr>
-              <w:t>X</w:t>
-            </w:r>
-          </w:p>
-        </w:tc>
-        <w:tc>
-          <w:tcPr>
-            <w:tcW w:w="0" w:type="auto"/>
-            <w:tcBorders>
-              <w:top w:val="single" w:sz="8" w:space="0" w:color="000000"/>
-              <w:left w:val="single" w:sz="8" w:space="0" w:color="000000"/>
-              <w:bottom w:val="single" w:sz="8" w:space="0" w:color="000000"/>
-              <w:right w:val="single" w:sz="8" w:space="0" w:color="000000"/>
-            </w:tcBorders>
-            <w:tcMar>
-              <w:top w:w="100" w:type="dxa"/>
-              <w:left w:w="100" w:type="dxa"/>
-              <w:bottom w:w="100" w:type="dxa"/>
-              <w:right w:w="100" w:type="dxa"/>
-            </w:tcMar>
-            <w:hideMark/>
-          </w:tcPr>
-          <w:p>
-            <w:pPr>
-              <w:pStyle w:val="CorpodoTexto"/>
-              <w:jc w:val="center"/>
-              <w:rPr>
-                <w:szCs w:val="24"/>
-                <w:highlight w:val="yellow"/>
-              </w:rPr>
-            </w:pPr>
-          </w:p>
-        </w:tc>
-      </w:tr>
-      <w:tr>
-        <w:tc>
-          <w:tcPr>
-            <w:tcW w:w="5093" w:type="dxa"/>
-            <w:tcBorders>
-              <w:top w:val="single" w:sz="8" w:space="0" w:color="000000"/>
-              <w:left w:val="single" w:sz="8" w:space="0" w:color="000000"/>
-              <w:bottom w:val="single" w:sz="8" w:space="0" w:color="000000"/>
-              <w:right w:val="single" w:sz="8" w:space="0" w:color="000000"/>
-            </w:tcBorders>
-            <w:tcMar>
-              <w:top w:w="100" w:type="dxa"/>
-              <w:left w:w="100" w:type="dxa"/>
-              <w:bottom w:w="100" w:type="dxa"/>
-              <w:right w:w="100" w:type="dxa"/>
-            </w:tcMar>
-            <w:hideMark/>
-          </w:tcPr>
-          <w:p>
-            <w:pPr>
-              <w:pStyle w:val="CorpodoTexto"/>
-              <w:ind w:firstLine="0"/>
-              <w:rPr>
-                <w:szCs w:val="24"/>
-                <w:highlight w:val="yellow"/>
-              </w:rPr>
-            </w:pPr>
-            <w:r>
-              <w:rPr>
-                <w:szCs w:val="24"/>
-                <w:highlight w:val="yellow"/>
-              </w:rPr>
-              <w:t>Modelagem preliminar</w:t>
-            </w:r>
-          </w:p>
-        </w:tc>
-        <w:tc>
-          <w:tcPr>
-            <w:tcW w:w="785" w:type="dxa"/>
-            <w:tcBorders>
-              <w:top w:val="single" w:sz="8" w:space="0" w:color="000000"/>
-              <w:left w:val="single" w:sz="8" w:space="0" w:color="000000"/>
-              <w:bottom w:val="single" w:sz="8" w:space="0" w:color="000000"/>
-              <w:right w:val="single" w:sz="8" w:space="0" w:color="000000"/>
-            </w:tcBorders>
-            <w:tcMar>
-              <w:top w:w="100" w:type="dxa"/>
-              <w:left w:w="100" w:type="dxa"/>
-              <w:bottom w:w="100" w:type="dxa"/>
-              <w:right w:w="100" w:type="dxa"/>
-            </w:tcMar>
-            <w:hideMark/>
-          </w:tcPr>
-          <w:p>
-            <w:pPr>
-              <w:pStyle w:val="CorpodoTexto"/>
-              <w:jc w:val="center"/>
-              <w:rPr>
-                <w:szCs w:val="24"/>
-                <w:highlight w:val="yellow"/>
-              </w:rPr>
-            </w:pPr>
-          </w:p>
-        </w:tc>
-        <w:tc>
-          <w:tcPr>
-            <w:tcW w:w="850" w:type="dxa"/>
-            <w:tcBorders>
-              <w:top w:val="single" w:sz="8" w:space="0" w:color="000000"/>
-              <w:left w:val="single" w:sz="8" w:space="0" w:color="000000"/>
-              <w:bottom w:val="single" w:sz="8" w:space="0" w:color="000000"/>
-              <w:right w:val="single" w:sz="8" w:space="0" w:color="000000"/>
-            </w:tcBorders>
-            <w:tcMar>
-              <w:top w:w="100" w:type="dxa"/>
-              <w:left w:w="100" w:type="dxa"/>
-              <w:bottom w:w="100" w:type="dxa"/>
-              <w:right w:w="100" w:type="dxa"/>
-            </w:tcMar>
-            <w:hideMark/>
-          </w:tcPr>
-          <w:p>
-            <w:pPr>
-              <w:pStyle w:val="CorpodoTexto"/>
-              <w:jc w:val="center"/>
-              <w:rPr>
-                <w:szCs w:val="24"/>
-                <w:highlight w:val="yellow"/>
-              </w:rPr>
-            </w:pPr>
-          </w:p>
-        </w:tc>
-        <w:tc>
-          <w:tcPr>
-            <w:tcW w:w="0" w:type="auto"/>
-            <w:tcBorders>
-              <w:top w:val="single" w:sz="8" w:space="0" w:color="000000"/>
-              <w:left w:val="single" w:sz="8" w:space="0" w:color="000000"/>
-              <w:bottom w:val="single" w:sz="8" w:space="0" w:color="000000"/>
-              <w:right w:val="single" w:sz="8" w:space="0" w:color="000000"/>
-            </w:tcBorders>
-            <w:tcMar>
-              <w:top w:w="100" w:type="dxa"/>
-              <w:left w:w="100" w:type="dxa"/>
-              <w:bottom w:w="100" w:type="dxa"/>
-              <w:right w:w="100" w:type="dxa"/>
-            </w:tcMar>
-            <w:hideMark/>
-          </w:tcPr>
-          <w:p>
-            <w:pPr>
-              <w:pStyle w:val="CorpodoTexto"/>
-              <w:jc w:val="center"/>
-              <w:rPr>
-                <w:szCs w:val="24"/>
-                <w:highlight w:val="yellow"/>
               </w:rPr>
             </w:pPr>
           </w:p>
@@ -8908,13 +8617,11 @@
               <w:jc w:val="center"/>
               <w:rPr>
                 <w:szCs w:val="24"/>
-                <w:highlight w:val="yellow"/>
               </w:rPr>
             </w:pPr>
             <w:r>
               <w:rPr>
                 <w:szCs w:val="24"/>
-                <w:highlight w:val="yellow"/>
               </w:rPr>
               <w:t>X</w:t>
             </w:r>
@@ -8944,13 +8651,11 @@
               <w:jc w:val="center"/>
               <w:rPr>
                 <w:szCs w:val="24"/>
-                <w:highlight w:val="yellow"/>
               </w:rPr>
             </w:pPr>
             <w:r>
               <w:rPr>
                 <w:szCs w:val="24"/>
-                <w:highlight w:val="yellow"/>
               </w:rPr>
               <w:t>X</w:t>
             </w:r>
@@ -8980,23 +8685,696 @@
               <w:jc w:val="center"/>
               <w:rPr>
                 <w:szCs w:val="24"/>
-                <w:highlight w:val="yellow"/>
               </w:rPr>
             </w:pPr>
             <w:r>
               <w:rPr>
                 <w:szCs w:val="24"/>
-                <w:highlight w:val="yellow"/>
               </w:rPr>
               <w:t>X</w:t>
             </w:r>
+          </w:p>
+        </w:tc>
+        <w:tc>
+          <w:tcPr>
+            <w:tcW w:w="0" w:type="auto"/>
+            <w:tcBorders>
+              <w:top w:val="single" w:sz="8" w:space="0" w:color="000000"/>
+              <w:left w:val="single" w:sz="8" w:space="0" w:color="000000"/>
+              <w:bottom w:val="single" w:sz="8" w:space="0" w:color="000000"/>
+              <w:right w:val="single" w:sz="8" w:space="0" w:color="000000"/>
+            </w:tcBorders>
+            <w:tcMar>
+              <w:top w:w="100" w:type="dxa"/>
+              <w:left w:w="100" w:type="dxa"/>
+              <w:bottom w:w="100" w:type="dxa"/>
+              <w:right w:w="100" w:type="dxa"/>
+            </w:tcMar>
+            <w:hideMark/>
+          </w:tcPr>
+          <w:p>
+            <w:pPr>
+              <w:pStyle w:val="CorpodoTexto"/>
+              <w:jc w:val="center"/>
+              <w:rPr>
+                <w:szCs w:val="24"/>
+              </w:rPr>
+            </w:pPr>
           </w:p>
         </w:tc>
       </w:tr>
       <w:tr>
         <w:tc>
           <w:tcPr>
-            <w:tcW w:w="5093" w:type="dxa"/>
+            <w:tcW w:w="2241" w:type="dxa"/>
+            <w:tcBorders>
+              <w:top w:val="single" w:sz="8" w:space="0" w:color="000000"/>
+              <w:left w:val="single" w:sz="8" w:space="0" w:color="000000"/>
+              <w:bottom w:val="single" w:sz="8" w:space="0" w:color="000000"/>
+              <w:right w:val="single" w:sz="8" w:space="0" w:color="000000"/>
+            </w:tcBorders>
+            <w:tcMar>
+              <w:top w:w="100" w:type="dxa"/>
+              <w:left w:w="100" w:type="dxa"/>
+              <w:bottom w:w="100" w:type="dxa"/>
+              <w:right w:w="100" w:type="dxa"/>
+            </w:tcMar>
+          </w:tcPr>
+          <w:p>
+            <w:pPr>
+              <w:pStyle w:val="CorpodoTexto"/>
+              <w:ind w:firstLine="0"/>
+              <w:rPr>
+                <w:szCs w:val="24"/>
+              </w:rPr>
+            </w:pPr>
+            <w:r>
+              <w:rPr>
+                <w:szCs w:val="24"/>
+              </w:rPr>
+              <w:t xml:space="preserve">Estudo da </w:t>
+            </w:r>
+            <w:r>
+              <w:rPr>
+                <w:szCs w:val="24"/>
+              </w:rPr>
+              <w:t>Síndrome Respiratória Aguda Grave (SRAG)</w:t>
+            </w:r>
+          </w:p>
+        </w:tc>
+        <w:tc>
+          <w:tcPr>
+            <w:tcW w:w="685" w:type="dxa"/>
+            <w:tcBorders>
+              <w:top w:val="single" w:sz="8" w:space="0" w:color="000000"/>
+              <w:left w:val="single" w:sz="8" w:space="0" w:color="000000"/>
+              <w:bottom w:val="single" w:sz="8" w:space="0" w:color="000000"/>
+              <w:right w:val="single" w:sz="8" w:space="0" w:color="000000"/>
+            </w:tcBorders>
+            <w:tcMar>
+              <w:top w:w="100" w:type="dxa"/>
+              <w:left w:w="100" w:type="dxa"/>
+              <w:bottom w:w="100" w:type="dxa"/>
+              <w:right w:w="100" w:type="dxa"/>
+            </w:tcMar>
+          </w:tcPr>
+          <w:p>
+            <w:pPr>
+              <w:pStyle w:val="CorpodoTexto"/>
+              <w:ind w:firstLine="0"/>
+              <w:jc w:val="center"/>
+              <w:rPr>
+                <w:szCs w:val="24"/>
+              </w:rPr>
+            </w:pPr>
+          </w:p>
+        </w:tc>
+        <w:tc>
+          <w:tcPr>
+            <w:tcW w:w="1225" w:type="dxa"/>
+            <w:tcBorders>
+              <w:top w:val="single" w:sz="8" w:space="0" w:color="000000"/>
+              <w:left w:val="single" w:sz="8" w:space="0" w:color="000000"/>
+              <w:bottom w:val="single" w:sz="8" w:space="0" w:color="000000"/>
+              <w:right w:val="single" w:sz="8" w:space="0" w:color="000000"/>
+            </w:tcBorders>
+            <w:tcMar>
+              <w:top w:w="100" w:type="dxa"/>
+              <w:left w:w="100" w:type="dxa"/>
+              <w:bottom w:w="100" w:type="dxa"/>
+              <w:right w:w="100" w:type="dxa"/>
+            </w:tcMar>
+          </w:tcPr>
+          <w:p>
+            <w:pPr>
+              <w:pStyle w:val="CorpodoTexto"/>
+              <w:ind w:firstLine="0"/>
+              <w:jc w:val="center"/>
+              <w:rPr>
+                <w:szCs w:val="24"/>
+              </w:rPr>
+            </w:pPr>
+          </w:p>
+        </w:tc>
+        <w:tc>
+          <w:tcPr>
+            <w:tcW w:w="0" w:type="auto"/>
+            <w:tcBorders>
+              <w:top w:val="single" w:sz="8" w:space="0" w:color="000000"/>
+              <w:left w:val="single" w:sz="8" w:space="0" w:color="000000"/>
+              <w:bottom w:val="single" w:sz="8" w:space="0" w:color="000000"/>
+              <w:right w:val="single" w:sz="8" w:space="0" w:color="000000"/>
+            </w:tcBorders>
+            <w:tcMar>
+              <w:top w:w="100" w:type="dxa"/>
+              <w:left w:w="100" w:type="dxa"/>
+              <w:bottom w:w="100" w:type="dxa"/>
+              <w:right w:w="100" w:type="dxa"/>
+            </w:tcMar>
+          </w:tcPr>
+          <w:p>
+            <w:pPr>
+              <w:pStyle w:val="CorpodoTexto"/>
+              <w:ind w:firstLine="0"/>
+              <w:jc w:val="center"/>
+              <w:rPr>
+                <w:szCs w:val="24"/>
+              </w:rPr>
+            </w:pPr>
+            <w:r>
+              <w:rPr>
+                <w:szCs w:val="24"/>
+              </w:rPr>
+              <w:t>X</w:t>
+            </w:r>
+          </w:p>
+        </w:tc>
+        <w:tc>
+          <w:tcPr>
+            <w:tcW w:w="0" w:type="auto"/>
+            <w:tcBorders>
+              <w:top w:val="single" w:sz="8" w:space="0" w:color="000000"/>
+              <w:left w:val="single" w:sz="8" w:space="0" w:color="000000"/>
+              <w:bottom w:val="single" w:sz="8" w:space="0" w:color="000000"/>
+              <w:right w:val="single" w:sz="8" w:space="0" w:color="000000"/>
+            </w:tcBorders>
+            <w:tcMar>
+              <w:top w:w="100" w:type="dxa"/>
+              <w:left w:w="100" w:type="dxa"/>
+              <w:bottom w:w="100" w:type="dxa"/>
+              <w:right w:w="100" w:type="dxa"/>
+            </w:tcMar>
+          </w:tcPr>
+          <w:p>
+            <w:pPr>
+              <w:pStyle w:val="CorpodoTexto"/>
+              <w:ind w:firstLine="0"/>
+              <w:jc w:val="center"/>
+              <w:rPr>
+                <w:szCs w:val="24"/>
+              </w:rPr>
+            </w:pPr>
+            <w:r>
+              <w:rPr>
+                <w:szCs w:val="24"/>
+              </w:rPr>
+              <w:t>X</w:t>
+            </w:r>
+          </w:p>
+        </w:tc>
+        <w:tc>
+          <w:tcPr>
+            <w:tcW w:w="0" w:type="auto"/>
+            <w:tcBorders>
+              <w:top w:val="single" w:sz="8" w:space="0" w:color="000000"/>
+              <w:left w:val="single" w:sz="8" w:space="0" w:color="000000"/>
+              <w:bottom w:val="single" w:sz="8" w:space="0" w:color="000000"/>
+              <w:right w:val="single" w:sz="8" w:space="0" w:color="000000"/>
+            </w:tcBorders>
+            <w:tcMar>
+              <w:top w:w="100" w:type="dxa"/>
+              <w:left w:w="100" w:type="dxa"/>
+              <w:bottom w:w="100" w:type="dxa"/>
+              <w:right w:w="100" w:type="dxa"/>
+            </w:tcMar>
+          </w:tcPr>
+          <w:p>
+            <w:pPr>
+              <w:pStyle w:val="CorpodoTexto"/>
+              <w:ind w:firstLine="0"/>
+              <w:jc w:val="center"/>
+              <w:rPr>
+                <w:szCs w:val="24"/>
+              </w:rPr>
+            </w:pPr>
+            <w:r>
+              <w:rPr>
+                <w:szCs w:val="24"/>
+              </w:rPr>
+              <w:t>X</w:t>
+            </w:r>
+          </w:p>
+        </w:tc>
+        <w:tc>
+          <w:tcPr>
+            <w:tcW w:w="0" w:type="auto"/>
+            <w:tcBorders>
+              <w:top w:val="single" w:sz="8" w:space="0" w:color="000000"/>
+              <w:left w:val="single" w:sz="8" w:space="0" w:color="000000"/>
+              <w:bottom w:val="single" w:sz="8" w:space="0" w:color="000000"/>
+              <w:right w:val="single" w:sz="8" w:space="0" w:color="000000"/>
+            </w:tcBorders>
+            <w:tcMar>
+              <w:top w:w="100" w:type="dxa"/>
+              <w:left w:w="100" w:type="dxa"/>
+              <w:bottom w:w="100" w:type="dxa"/>
+              <w:right w:w="100" w:type="dxa"/>
+            </w:tcMar>
+          </w:tcPr>
+          <w:p>
+            <w:pPr>
+              <w:pStyle w:val="CorpodoTexto"/>
+              <w:ind w:firstLine="0"/>
+              <w:jc w:val="center"/>
+              <w:rPr>
+                <w:szCs w:val="24"/>
+              </w:rPr>
+            </w:pPr>
+          </w:p>
+        </w:tc>
+      </w:tr>
+      <w:tr>
+        <w:tc>
+          <w:tcPr>
+            <w:tcW w:w="2241" w:type="dxa"/>
+            <w:tcBorders>
+              <w:top w:val="single" w:sz="8" w:space="0" w:color="000000"/>
+              <w:left w:val="single" w:sz="8" w:space="0" w:color="000000"/>
+              <w:bottom w:val="single" w:sz="8" w:space="0" w:color="000000"/>
+              <w:right w:val="single" w:sz="8" w:space="0" w:color="000000"/>
+            </w:tcBorders>
+            <w:tcMar>
+              <w:top w:w="100" w:type="dxa"/>
+              <w:left w:w="100" w:type="dxa"/>
+              <w:bottom w:w="100" w:type="dxa"/>
+              <w:right w:w="100" w:type="dxa"/>
+            </w:tcMar>
+          </w:tcPr>
+          <w:p>
+            <w:pPr>
+              <w:pStyle w:val="CorpodoTexto"/>
+              <w:ind w:firstLine="0"/>
+              <w:rPr>
+                <w:szCs w:val="24"/>
+              </w:rPr>
+            </w:pPr>
+            <w:r>
+              <w:rPr>
+                <w:szCs w:val="24"/>
+              </w:rPr>
+              <w:t>Definição da metodologia</w:t>
+            </w:r>
+          </w:p>
+        </w:tc>
+        <w:tc>
+          <w:tcPr>
+            <w:tcW w:w="685" w:type="dxa"/>
+            <w:tcBorders>
+              <w:top w:val="single" w:sz="8" w:space="0" w:color="000000"/>
+              <w:left w:val="single" w:sz="8" w:space="0" w:color="000000"/>
+              <w:bottom w:val="single" w:sz="8" w:space="0" w:color="000000"/>
+              <w:right w:val="single" w:sz="8" w:space="0" w:color="000000"/>
+            </w:tcBorders>
+            <w:tcMar>
+              <w:top w:w="100" w:type="dxa"/>
+              <w:left w:w="100" w:type="dxa"/>
+              <w:bottom w:w="100" w:type="dxa"/>
+              <w:right w:w="100" w:type="dxa"/>
+            </w:tcMar>
+          </w:tcPr>
+          <w:p>
+            <w:pPr>
+              <w:pStyle w:val="CorpodoTexto"/>
+              <w:ind w:firstLine="0"/>
+              <w:jc w:val="center"/>
+              <w:rPr>
+                <w:szCs w:val="24"/>
+              </w:rPr>
+            </w:pPr>
+          </w:p>
+        </w:tc>
+        <w:tc>
+          <w:tcPr>
+            <w:tcW w:w="1225" w:type="dxa"/>
+            <w:tcBorders>
+              <w:top w:val="single" w:sz="8" w:space="0" w:color="000000"/>
+              <w:left w:val="single" w:sz="8" w:space="0" w:color="000000"/>
+              <w:bottom w:val="single" w:sz="8" w:space="0" w:color="000000"/>
+              <w:right w:val="single" w:sz="8" w:space="0" w:color="000000"/>
+            </w:tcBorders>
+            <w:tcMar>
+              <w:top w:w="100" w:type="dxa"/>
+              <w:left w:w="100" w:type="dxa"/>
+              <w:bottom w:w="100" w:type="dxa"/>
+              <w:right w:w="100" w:type="dxa"/>
+            </w:tcMar>
+          </w:tcPr>
+          <w:p>
+            <w:pPr>
+              <w:pStyle w:val="CorpodoTexto"/>
+              <w:ind w:firstLine="0"/>
+              <w:jc w:val="center"/>
+              <w:rPr>
+                <w:szCs w:val="24"/>
+              </w:rPr>
+            </w:pPr>
+          </w:p>
+        </w:tc>
+        <w:tc>
+          <w:tcPr>
+            <w:tcW w:w="0" w:type="auto"/>
+            <w:tcBorders>
+              <w:top w:val="single" w:sz="8" w:space="0" w:color="000000"/>
+              <w:left w:val="single" w:sz="8" w:space="0" w:color="000000"/>
+              <w:bottom w:val="single" w:sz="8" w:space="0" w:color="000000"/>
+              <w:right w:val="single" w:sz="8" w:space="0" w:color="000000"/>
+            </w:tcBorders>
+            <w:tcMar>
+              <w:top w:w="100" w:type="dxa"/>
+              <w:left w:w="100" w:type="dxa"/>
+              <w:bottom w:w="100" w:type="dxa"/>
+              <w:right w:w="100" w:type="dxa"/>
+            </w:tcMar>
+          </w:tcPr>
+          <w:p>
+            <w:pPr>
+              <w:pStyle w:val="CorpodoTexto"/>
+              <w:ind w:firstLine="0"/>
+              <w:jc w:val="center"/>
+              <w:rPr>
+                <w:szCs w:val="24"/>
+              </w:rPr>
+            </w:pPr>
+            <w:r>
+              <w:rPr>
+                <w:szCs w:val="24"/>
+              </w:rPr>
+              <w:t>X</w:t>
+            </w:r>
+          </w:p>
+        </w:tc>
+        <w:tc>
+          <w:tcPr>
+            <w:tcW w:w="0" w:type="auto"/>
+            <w:tcBorders>
+              <w:top w:val="single" w:sz="8" w:space="0" w:color="000000"/>
+              <w:left w:val="single" w:sz="8" w:space="0" w:color="000000"/>
+              <w:bottom w:val="single" w:sz="8" w:space="0" w:color="000000"/>
+              <w:right w:val="single" w:sz="8" w:space="0" w:color="000000"/>
+            </w:tcBorders>
+            <w:tcMar>
+              <w:top w:w="100" w:type="dxa"/>
+              <w:left w:w="100" w:type="dxa"/>
+              <w:bottom w:w="100" w:type="dxa"/>
+              <w:right w:w="100" w:type="dxa"/>
+            </w:tcMar>
+          </w:tcPr>
+          <w:p>
+            <w:pPr>
+              <w:pStyle w:val="CorpodoTexto"/>
+              <w:ind w:firstLine="0"/>
+              <w:jc w:val="center"/>
+              <w:rPr>
+                <w:szCs w:val="24"/>
+              </w:rPr>
+            </w:pPr>
+            <w:r>
+              <w:rPr>
+                <w:szCs w:val="24"/>
+              </w:rPr>
+              <w:t>X</w:t>
+            </w:r>
+          </w:p>
+        </w:tc>
+        <w:tc>
+          <w:tcPr>
+            <w:tcW w:w="0" w:type="auto"/>
+            <w:tcBorders>
+              <w:top w:val="single" w:sz="8" w:space="0" w:color="000000"/>
+              <w:left w:val="single" w:sz="8" w:space="0" w:color="000000"/>
+              <w:bottom w:val="single" w:sz="8" w:space="0" w:color="000000"/>
+              <w:right w:val="single" w:sz="8" w:space="0" w:color="000000"/>
+            </w:tcBorders>
+            <w:tcMar>
+              <w:top w:w="100" w:type="dxa"/>
+              <w:left w:w="100" w:type="dxa"/>
+              <w:bottom w:w="100" w:type="dxa"/>
+              <w:right w:w="100" w:type="dxa"/>
+            </w:tcMar>
+          </w:tcPr>
+          <w:p>
+            <w:pPr>
+              <w:pStyle w:val="CorpodoTexto"/>
+              <w:ind w:firstLine="0"/>
+              <w:jc w:val="center"/>
+              <w:rPr>
+                <w:szCs w:val="24"/>
+              </w:rPr>
+            </w:pPr>
+            <w:r>
+              <w:rPr>
+                <w:szCs w:val="24"/>
+              </w:rPr>
+              <w:t>X</w:t>
+            </w:r>
+          </w:p>
+        </w:tc>
+        <w:tc>
+          <w:tcPr>
+            <w:tcW w:w="0" w:type="auto"/>
+            <w:tcBorders>
+              <w:top w:val="single" w:sz="8" w:space="0" w:color="000000"/>
+              <w:left w:val="single" w:sz="8" w:space="0" w:color="000000"/>
+              <w:bottom w:val="single" w:sz="8" w:space="0" w:color="000000"/>
+              <w:right w:val="single" w:sz="8" w:space="0" w:color="000000"/>
+            </w:tcBorders>
+            <w:tcMar>
+              <w:top w:w="100" w:type="dxa"/>
+              <w:left w:w="100" w:type="dxa"/>
+              <w:bottom w:w="100" w:type="dxa"/>
+              <w:right w:w="100" w:type="dxa"/>
+            </w:tcMar>
+          </w:tcPr>
+          <w:p>
+            <w:pPr>
+              <w:pStyle w:val="CorpodoTexto"/>
+              <w:ind w:firstLine="0"/>
+              <w:jc w:val="center"/>
+              <w:rPr>
+                <w:szCs w:val="24"/>
+              </w:rPr>
+            </w:pPr>
+          </w:p>
+        </w:tc>
+      </w:tr>
+      <w:tr>
+        <w:tc>
+          <w:tcPr>
+            <w:tcW w:w="2241" w:type="dxa"/>
+            <w:tcBorders>
+              <w:top w:val="single" w:sz="8" w:space="0" w:color="000000"/>
+              <w:left w:val="single" w:sz="8" w:space="0" w:color="000000"/>
+              <w:bottom w:val="single" w:sz="8" w:space="0" w:color="000000"/>
+              <w:right w:val="single" w:sz="8" w:space="0" w:color="000000"/>
+            </w:tcBorders>
+            <w:tcMar>
+              <w:top w:w="100" w:type="dxa"/>
+              <w:left w:w="100" w:type="dxa"/>
+              <w:bottom w:w="100" w:type="dxa"/>
+              <w:right w:w="100" w:type="dxa"/>
+            </w:tcMar>
+          </w:tcPr>
+          <w:p>
+            <w:pPr>
+              <w:pStyle w:val="CorpodoTexto"/>
+              <w:ind w:firstLine="0"/>
+              <w:rPr>
+                <w:szCs w:val="24"/>
+              </w:rPr>
+            </w:pPr>
+            <w:r>
+              <w:rPr>
+                <w:szCs w:val="24"/>
+              </w:rPr>
+              <w:t>Estudo da descoberta de Conhecimento em Bases de Dados</w:t>
+            </w:r>
+          </w:p>
+        </w:tc>
+        <w:tc>
+          <w:tcPr>
+            <w:tcW w:w="685" w:type="dxa"/>
+            <w:tcBorders>
+              <w:top w:val="single" w:sz="8" w:space="0" w:color="000000"/>
+              <w:left w:val="single" w:sz="8" w:space="0" w:color="000000"/>
+              <w:bottom w:val="single" w:sz="8" w:space="0" w:color="000000"/>
+              <w:right w:val="single" w:sz="8" w:space="0" w:color="000000"/>
+            </w:tcBorders>
+            <w:tcMar>
+              <w:top w:w="100" w:type="dxa"/>
+              <w:left w:w="100" w:type="dxa"/>
+              <w:bottom w:w="100" w:type="dxa"/>
+              <w:right w:w="100" w:type="dxa"/>
+            </w:tcMar>
+          </w:tcPr>
+          <w:p>
+            <w:pPr>
+              <w:pStyle w:val="CorpodoTexto"/>
+              <w:ind w:firstLine="0"/>
+              <w:jc w:val="center"/>
+              <w:rPr>
+                <w:szCs w:val="24"/>
+              </w:rPr>
+            </w:pPr>
+          </w:p>
+        </w:tc>
+        <w:tc>
+          <w:tcPr>
+            <w:tcW w:w="1225" w:type="dxa"/>
+            <w:tcBorders>
+              <w:top w:val="single" w:sz="8" w:space="0" w:color="000000"/>
+              <w:left w:val="single" w:sz="8" w:space="0" w:color="000000"/>
+              <w:bottom w:val="single" w:sz="8" w:space="0" w:color="000000"/>
+              <w:right w:val="single" w:sz="8" w:space="0" w:color="000000"/>
+            </w:tcBorders>
+            <w:tcMar>
+              <w:top w:w="100" w:type="dxa"/>
+              <w:left w:w="100" w:type="dxa"/>
+              <w:bottom w:w="100" w:type="dxa"/>
+              <w:right w:w="100" w:type="dxa"/>
+            </w:tcMar>
+          </w:tcPr>
+          <w:p>
+            <w:pPr>
+              <w:pStyle w:val="CorpodoTexto"/>
+              <w:ind w:firstLine="0"/>
+              <w:jc w:val="center"/>
+              <w:rPr>
+                <w:szCs w:val="24"/>
+              </w:rPr>
+            </w:pPr>
+          </w:p>
+        </w:tc>
+        <w:tc>
+          <w:tcPr>
+            <w:tcW w:w="0" w:type="auto"/>
+            <w:tcBorders>
+              <w:top w:val="single" w:sz="8" w:space="0" w:color="000000"/>
+              <w:left w:val="single" w:sz="8" w:space="0" w:color="000000"/>
+              <w:bottom w:val="single" w:sz="8" w:space="0" w:color="000000"/>
+              <w:right w:val="single" w:sz="8" w:space="0" w:color="000000"/>
+            </w:tcBorders>
+            <w:tcMar>
+              <w:top w:w="100" w:type="dxa"/>
+              <w:left w:w="100" w:type="dxa"/>
+              <w:bottom w:w="100" w:type="dxa"/>
+              <w:right w:w="100" w:type="dxa"/>
+            </w:tcMar>
+          </w:tcPr>
+          <w:p>
+            <w:pPr>
+              <w:pStyle w:val="CorpodoTexto"/>
+              <w:ind w:firstLine="0"/>
+              <w:jc w:val="center"/>
+              <w:rPr>
+                <w:szCs w:val="24"/>
+              </w:rPr>
+            </w:pPr>
+            <w:r>
+              <w:rPr>
+                <w:szCs w:val="24"/>
+              </w:rPr>
+              <w:t>X</w:t>
+            </w:r>
+          </w:p>
+        </w:tc>
+        <w:tc>
+          <w:tcPr>
+            <w:tcW w:w="0" w:type="auto"/>
+            <w:tcBorders>
+              <w:top w:val="single" w:sz="8" w:space="0" w:color="000000"/>
+              <w:left w:val="single" w:sz="8" w:space="0" w:color="000000"/>
+              <w:bottom w:val="single" w:sz="8" w:space="0" w:color="000000"/>
+              <w:right w:val="single" w:sz="8" w:space="0" w:color="000000"/>
+            </w:tcBorders>
+            <w:tcMar>
+              <w:top w:w="100" w:type="dxa"/>
+              <w:left w:w="100" w:type="dxa"/>
+              <w:bottom w:w="100" w:type="dxa"/>
+              <w:right w:w="100" w:type="dxa"/>
+            </w:tcMar>
+          </w:tcPr>
+          <w:p>
+            <w:pPr>
+              <w:pStyle w:val="CorpodoTexto"/>
+              <w:ind w:firstLine="0"/>
+              <w:jc w:val="center"/>
+              <w:rPr>
+                <w:szCs w:val="24"/>
+              </w:rPr>
+            </w:pPr>
+            <w:r>
+              <w:rPr>
+                <w:szCs w:val="24"/>
+              </w:rPr>
+              <w:t>X</w:t>
+            </w:r>
+          </w:p>
+        </w:tc>
+        <w:tc>
+          <w:tcPr>
+            <w:tcW w:w="0" w:type="auto"/>
+            <w:tcBorders>
+              <w:top w:val="single" w:sz="8" w:space="0" w:color="000000"/>
+              <w:left w:val="single" w:sz="8" w:space="0" w:color="000000"/>
+              <w:bottom w:val="single" w:sz="8" w:space="0" w:color="000000"/>
+              <w:right w:val="single" w:sz="8" w:space="0" w:color="000000"/>
+            </w:tcBorders>
+            <w:tcMar>
+              <w:top w:w="100" w:type="dxa"/>
+              <w:left w:w="100" w:type="dxa"/>
+              <w:bottom w:w="100" w:type="dxa"/>
+              <w:right w:w="100" w:type="dxa"/>
+            </w:tcMar>
+          </w:tcPr>
+          <w:p>
+            <w:pPr>
+              <w:pStyle w:val="CorpodoTexto"/>
+              <w:ind w:firstLine="0"/>
+              <w:jc w:val="center"/>
+              <w:rPr>
+                <w:szCs w:val="24"/>
+              </w:rPr>
+            </w:pPr>
+            <w:r>
+              <w:rPr>
+                <w:szCs w:val="24"/>
+              </w:rPr>
+              <w:t>X</w:t>
+            </w:r>
+          </w:p>
+        </w:tc>
+        <w:tc>
+          <w:tcPr>
+            <w:tcW w:w="0" w:type="auto"/>
+            <w:tcBorders>
+              <w:top w:val="single" w:sz="8" w:space="0" w:color="000000"/>
+              <w:left w:val="single" w:sz="8" w:space="0" w:color="000000"/>
+              <w:bottom w:val="single" w:sz="8" w:space="0" w:color="000000"/>
+              <w:right w:val="single" w:sz="8" w:space="0" w:color="000000"/>
+            </w:tcBorders>
+            <w:tcMar>
+              <w:top w:w="100" w:type="dxa"/>
+              <w:left w:w="100" w:type="dxa"/>
+              <w:bottom w:w="100" w:type="dxa"/>
+              <w:right w:w="100" w:type="dxa"/>
+            </w:tcMar>
+          </w:tcPr>
+          <w:p>
+            <w:pPr>
+              <w:pStyle w:val="CorpodoTexto"/>
+              <w:ind w:firstLine="0"/>
+              <w:jc w:val="center"/>
+              <w:rPr>
+                <w:szCs w:val="24"/>
+              </w:rPr>
+            </w:pPr>
+          </w:p>
+        </w:tc>
+      </w:tr>
+      <w:tr>
+        <w:tc>
+          <w:tcPr>
+            <w:tcW w:w="2241" w:type="dxa"/>
             <w:tcBorders>
               <w:top w:val="single" w:sz="8" w:space="0" w:color="000000"/>
               <w:left w:val="single" w:sz="8" w:space="0" w:color="000000"/>
@@ -9017,21 +9395,20 @@
               <w:ind w:firstLine="0"/>
               <w:rPr>
                 <w:szCs w:val="24"/>
+              </w:rPr>
+            </w:pPr>
+            <w:r>
+              <w:rPr>
+                <w:szCs w:val="24"/>
                 <w:highlight w:val="yellow"/>
               </w:rPr>
-            </w:pPr>
-            <w:r>
-              <w:rPr>
-                <w:szCs w:val="24"/>
-                <w:highlight w:val="yellow"/>
-              </w:rPr>
-              <w:t>Escrita da proposta </w:t>
+              <w:t>Analise Superficial/ Inicial dos Dados</w:t>
             </w:r>
           </w:p>
         </w:tc>
         <w:tc>
           <w:tcPr>
-            <w:tcW w:w="785" w:type="dxa"/>
+            <w:tcW w:w="685" w:type="dxa"/>
             <w:tcBorders>
               <w:top w:val="single" w:sz="8" w:space="0" w:color="000000"/>
               <w:left w:val="single" w:sz="8" w:space="0" w:color="000000"/>
@@ -9052,14 +9429,13 @@
               <w:jc w:val="center"/>
               <w:rPr>
                 <w:szCs w:val="24"/>
-                <w:highlight w:val="yellow"/>
               </w:rPr>
             </w:pPr>
           </w:p>
         </w:tc>
         <w:tc>
           <w:tcPr>
-            <w:tcW w:w="850" w:type="dxa"/>
+            <w:tcW w:w="1225" w:type="dxa"/>
             <w:tcBorders>
               <w:top w:val="single" w:sz="8" w:space="0" w:color="000000"/>
               <w:left w:val="single" w:sz="8" w:space="0" w:color="000000"/>
@@ -9080,7 +9456,6 @@
               <w:jc w:val="center"/>
               <w:rPr>
                 <w:szCs w:val="24"/>
-                <w:highlight w:val="yellow"/>
               </w:rPr>
             </w:pPr>
           </w:p>
@@ -9108,35 +9483,6 @@
               <w:jc w:val="center"/>
               <w:rPr>
                 <w:szCs w:val="24"/>
-                <w:highlight w:val="yellow"/>
-              </w:rPr>
-            </w:pPr>
-          </w:p>
-        </w:tc>
-        <w:tc>
-          <w:tcPr>
-            <w:tcW w:w="0" w:type="auto"/>
-            <w:tcBorders>
-              <w:top w:val="single" w:sz="8" w:space="0" w:color="000000"/>
-              <w:left w:val="single" w:sz="8" w:space="0" w:color="000000"/>
-              <w:bottom w:val="single" w:sz="8" w:space="0" w:color="000000"/>
-              <w:right w:val="single" w:sz="8" w:space="0" w:color="000000"/>
-            </w:tcBorders>
-            <w:tcMar>
-              <w:top w:w="100" w:type="dxa"/>
-              <w:left w:w="100" w:type="dxa"/>
-              <w:bottom w:w="100" w:type="dxa"/>
-              <w:right w:w="100" w:type="dxa"/>
-            </w:tcMar>
-            <w:hideMark/>
-          </w:tcPr>
-          <w:p>
-            <w:pPr>
-              <w:pStyle w:val="CorpodoTexto"/>
-              <w:jc w:val="center"/>
-              <w:rPr>
-                <w:szCs w:val="24"/>
-                <w:highlight w:val="yellow"/>
               </w:rPr>
             </w:pPr>
           </w:p>
@@ -9165,13 +9511,11 @@
               <w:jc w:val="center"/>
               <w:rPr>
                 <w:szCs w:val="24"/>
-                <w:highlight w:val="yellow"/>
               </w:rPr>
             </w:pPr>
             <w:r>
               <w:rPr>
                 <w:szCs w:val="24"/>
-                <w:highlight w:val="yellow"/>
               </w:rPr>
               <w:t>X</w:t>
             </w:r>
@@ -9201,23 +9545,19 @@
               <w:jc w:val="center"/>
               <w:rPr>
                 <w:szCs w:val="24"/>
-                <w:highlight w:val="yellow"/>
               </w:rPr>
             </w:pPr>
             <w:r>
               <w:rPr>
                 <w:szCs w:val="24"/>
-                <w:highlight w:val="yellow"/>
               </w:rPr>
               <w:t>X</w:t>
             </w:r>
           </w:p>
         </w:tc>
-      </w:tr>
-      <w:tr>
         <w:tc>
           <w:tcPr>
-            <w:tcW w:w="5093" w:type="dxa"/>
+            <w:tcW w:w="0" w:type="auto"/>
             <w:tcBorders>
               <w:top w:val="single" w:sz="8" w:space="0" w:color="000000"/>
               <w:left w:val="single" w:sz="8" w:space="0" w:color="000000"/>
@@ -9236,23 +9576,58 @@
             <w:pPr>
               <w:pStyle w:val="CorpodoTexto"/>
               <w:ind w:firstLine="0"/>
-              <w:rPr>
-                <w:szCs w:val="24"/>
-                <w:highlight w:val="yellow"/>
+              <w:jc w:val="center"/>
+              <w:rPr>
+                <w:szCs w:val="24"/>
               </w:rPr>
             </w:pPr>
             <w:r>
               <w:rPr>
                 <w:szCs w:val="24"/>
-                <w:highlight w:val="yellow"/>
-              </w:rPr>
-              <w:t>Apresentação do TCC 1</w:t>
+              </w:rPr>
+              <w:t>X</w:t>
+            </w:r>
+          </w:p>
+        </w:tc>
+      </w:tr>
+      <w:tr>
+        <w:tc>
+          <w:tcPr>
+            <w:tcW w:w="2241" w:type="dxa"/>
+            <w:tcBorders>
+              <w:top w:val="single" w:sz="8" w:space="0" w:color="000000"/>
+              <w:left w:val="single" w:sz="8" w:space="0" w:color="000000"/>
+              <w:bottom w:val="single" w:sz="8" w:space="0" w:color="000000"/>
+              <w:right w:val="single" w:sz="8" w:space="0" w:color="000000"/>
+            </w:tcBorders>
+            <w:tcMar>
+              <w:top w:w="100" w:type="dxa"/>
+              <w:left w:w="100" w:type="dxa"/>
+              <w:bottom w:w="100" w:type="dxa"/>
+              <w:right w:w="100" w:type="dxa"/>
+            </w:tcMar>
+            <w:hideMark/>
+          </w:tcPr>
+          <w:p>
+            <w:pPr>
+              <w:pStyle w:val="CorpodoTexto"/>
+              <w:ind w:firstLine="0"/>
+              <w:rPr>
+                <w:szCs w:val="24"/>
+              </w:rPr>
+            </w:pPr>
+            <w:r>
+              <w:rPr>
+                <w:szCs w:val="24"/>
+              </w:rPr>
+              <w:lastRenderedPageBreak/>
+              <w:t>Estruturação do projeto final do TCC1</w:t>
             </w:r>
           </w:p>
         </w:tc>
         <w:tc>
           <w:tcPr>
-            <w:tcW w:w="785" w:type="dxa"/>
+            <w:tcW w:w="685" w:type="dxa"/>
             <w:tcBorders>
               <w:top w:val="single" w:sz="8" w:space="0" w:color="000000"/>
               <w:left w:val="single" w:sz="8" w:space="0" w:color="000000"/>
@@ -9273,14 +9648,13 @@
               <w:jc w:val="center"/>
               <w:rPr>
                 <w:szCs w:val="24"/>
-                <w:highlight w:val="yellow"/>
               </w:rPr>
             </w:pPr>
           </w:p>
         </w:tc>
         <w:tc>
           <w:tcPr>
-            <w:tcW w:w="850" w:type="dxa"/>
+            <w:tcW w:w="1225" w:type="dxa"/>
             <w:tcBorders>
               <w:top w:val="single" w:sz="8" w:space="0" w:color="000000"/>
               <w:left w:val="single" w:sz="8" w:space="0" w:color="000000"/>
@@ -9301,7 +9675,6 @@
               <w:jc w:val="center"/>
               <w:rPr>
                 <w:szCs w:val="24"/>
-                <w:highlight w:val="yellow"/>
               </w:rPr>
             </w:pPr>
           </w:p>
@@ -9329,63 +9702,6 @@
               <w:jc w:val="center"/>
               <w:rPr>
                 <w:szCs w:val="24"/>
-                <w:highlight w:val="yellow"/>
-              </w:rPr>
-            </w:pPr>
-          </w:p>
-        </w:tc>
-        <w:tc>
-          <w:tcPr>
-            <w:tcW w:w="0" w:type="auto"/>
-            <w:tcBorders>
-              <w:top w:val="single" w:sz="8" w:space="0" w:color="000000"/>
-              <w:left w:val="single" w:sz="8" w:space="0" w:color="000000"/>
-              <w:bottom w:val="single" w:sz="8" w:space="0" w:color="000000"/>
-              <w:right w:val="single" w:sz="8" w:space="0" w:color="000000"/>
-            </w:tcBorders>
-            <w:tcMar>
-              <w:top w:w="100" w:type="dxa"/>
-              <w:left w:w="100" w:type="dxa"/>
-              <w:bottom w:w="100" w:type="dxa"/>
-              <w:right w:w="100" w:type="dxa"/>
-            </w:tcMar>
-            <w:hideMark/>
-          </w:tcPr>
-          <w:p>
-            <w:pPr>
-              <w:pStyle w:val="CorpodoTexto"/>
-              <w:jc w:val="center"/>
-              <w:rPr>
-                <w:szCs w:val="24"/>
-                <w:highlight w:val="yellow"/>
-              </w:rPr>
-            </w:pPr>
-          </w:p>
-        </w:tc>
-        <w:tc>
-          <w:tcPr>
-            <w:tcW w:w="0" w:type="auto"/>
-            <w:tcBorders>
-              <w:top w:val="single" w:sz="8" w:space="0" w:color="000000"/>
-              <w:left w:val="single" w:sz="8" w:space="0" w:color="000000"/>
-              <w:bottom w:val="single" w:sz="8" w:space="0" w:color="000000"/>
-              <w:right w:val="single" w:sz="8" w:space="0" w:color="000000"/>
-            </w:tcBorders>
-            <w:tcMar>
-              <w:top w:w="100" w:type="dxa"/>
-              <w:left w:w="100" w:type="dxa"/>
-              <w:bottom w:w="100" w:type="dxa"/>
-              <w:right w:w="100" w:type="dxa"/>
-            </w:tcMar>
-            <w:hideMark/>
-          </w:tcPr>
-          <w:p>
-            <w:pPr>
-              <w:pStyle w:val="CorpodoTexto"/>
-              <w:jc w:val="center"/>
-              <w:rPr>
-                <w:szCs w:val="24"/>
-                <w:highlight w:val="yellow"/>
               </w:rPr>
             </w:pPr>
           </w:p>
@@ -9419,7 +9735,278 @@
             <w:r>
               <w:rPr>
                 <w:szCs w:val="24"/>
-                <w:highlight w:val="yellow"/>
+              </w:rPr>
+              <w:t>X</w:t>
+            </w:r>
+          </w:p>
+        </w:tc>
+        <w:tc>
+          <w:tcPr>
+            <w:tcW w:w="0" w:type="auto"/>
+            <w:tcBorders>
+              <w:top w:val="single" w:sz="8" w:space="0" w:color="000000"/>
+              <w:left w:val="single" w:sz="8" w:space="0" w:color="000000"/>
+              <w:bottom w:val="single" w:sz="8" w:space="0" w:color="000000"/>
+              <w:right w:val="single" w:sz="8" w:space="0" w:color="000000"/>
+            </w:tcBorders>
+            <w:tcMar>
+              <w:top w:w="100" w:type="dxa"/>
+              <w:left w:w="100" w:type="dxa"/>
+              <w:bottom w:w="100" w:type="dxa"/>
+              <w:right w:w="100" w:type="dxa"/>
+            </w:tcMar>
+            <w:hideMark/>
+          </w:tcPr>
+          <w:p>
+            <w:pPr>
+              <w:pStyle w:val="CorpodoTexto"/>
+              <w:ind w:firstLine="0"/>
+              <w:jc w:val="center"/>
+              <w:rPr>
+                <w:szCs w:val="24"/>
+              </w:rPr>
+            </w:pPr>
+            <w:r>
+              <w:rPr>
+                <w:szCs w:val="24"/>
+              </w:rPr>
+              <w:t>X</w:t>
+            </w:r>
+          </w:p>
+        </w:tc>
+        <w:tc>
+          <w:tcPr>
+            <w:tcW w:w="0" w:type="auto"/>
+            <w:tcBorders>
+              <w:top w:val="single" w:sz="8" w:space="0" w:color="000000"/>
+              <w:left w:val="single" w:sz="8" w:space="0" w:color="000000"/>
+              <w:bottom w:val="single" w:sz="8" w:space="0" w:color="000000"/>
+              <w:right w:val="single" w:sz="8" w:space="0" w:color="000000"/>
+            </w:tcBorders>
+            <w:tcMar>
+              <w:top w:w="100" w:type="dxa"/>
+              <w:left w:w="100" w:type="dxa"/>
+              <w:bottom w:w="100" w:type="dxa"/>
+              <w:right w:w="100" w:type="dxa"/>
+            </w:tcMar>
+            <w:hideMark/>
+          </w:tcPr>
+          <w:p>
+            <w:pPr>
+              <w:pStyle w:val="CorpodoTexto"/>
+              <w:ind w:firstLine="0"/>
+              <w:jc w:val="center"/>
+              <w:rPr>
+                <w:szCs w:val="24"/>
+              </w:rPr>
+            </w:pPr>
+            <w:r>
+              <w:rPr>
+                <w:szCs w:val="24"/>
+              </w:rPr>
+              <w:t>X</w:t>
+            </w:r>
+          </w:p>
+        </w:tc>
+      </w:tr>
+      <w:tr>
+        <w:tc>
+          <w:tcPr>
+            <w:tcW w:w="2241" w:type="dxa"/>
+            <w:tcBorders>
+              <w:top w:val="single" w:sz="8" w:space="0" w:color="000000"/>
+              <w:left w:val="single" w:sz="8" w:space="0" w:color="000000"/>
+              <w:bottom w:val="single" w:sz="8" w:space="0" w:color="000000"/>
+              <w:right w:val="single" w:sz="8" w:space="0" w:color="000000"/>
+            </w:tcBorders>
+            <w:tcMar>
+              <w:top w:w="100" w:type="dxa"/>
+              <w:left w:w="100" w:type="dxa"/>
+              <w:bottom w:w="100" w:type="dxa"/>
+              <w:right w:w="100" w:type="dxa"/>
+            </w:tcMar>
+            <w:hideMark/>
+          </w:tcPr>
+          <w:p>
+            <w:pPr>
+              <w:pStyle w:val="CorpodoTexto"/>
+              <w:ind w:firstLine="0"/>
+              <w:rPr>
+                <w:szCs w:val="24"/>
+              </w:rPr>
+            </w:pPr>
+            <w:r>
+              <w:rPr>
+                <w:szCs w:val="24"/>
+              </w:rPr>
+              <w:t>Apresentação do TCC 1</w:t>
+            </w:r>
+          </w:p>
+        </w:tc>
+        <w:tc>
+          <w:tcPr>
+            <w:tcW w:w="685" w:type="dxa"/>
+            <w:tcBorders>
+              <w:top w:val="single" w:sz="8" w:space="0" w:color="000000"/>
+              <w:left w:val="single" w:sz="8" w:space="0" w:color="000000"/>
+              <w:bottom w:val="single" w:sz="8" w:space="0" w:color="000000"/>
+              <w:right w:val="single" w:sz="8" w:space="0" w:color="000000"/>
+            </w:tcBorders>
+            <w:tcMar>
+              <w:top w:w="100" w:type="dxa"/>
+              <w:left w:w="100" w:type="dxa"/>
+              <w:bottom w:w="100" w:type="dxa"/>
+              <w:right w:w="100" w:type="dxa"/>
+            </w:tcMar>
+            <w:hideMark/>
+          </w:tcPr>
+          <w:p>
+            <w:pPr>
+              <w:pStyle w:val="CorpodoTexto"/>
+              <w:jc w:val="center"/>
+              <w:rPr>
+                <w:szCs w:val="24"/>
+              </w:rPr>
+            </w:pPr>
+          </w:p>
+        </w:tc>
+        <w:tc>
+          <w:tcPr>
+            <w:tcW w:w="1225" w:type="dxa"/>
+            <w:tcBorders>
+              <w:top w:val="single" w:sz="8" w:space="0" w:color="000000"/>
+              <w:left w:val="single" w:sz="8" w:space="0" w:color="000000"/>
+              <w:bottom w:val="single" w:sz="8" w:space="0" w:color="000000"/>
+              <w:right w:val="single" w:sz="8" w:space="0" w:color="000000"/>
+            </w:tcBorders>
+            <w:tcMar>
+              <w:top w:w="100" w:type="dxa"/>
+              <w:left w:w="100" w:type="dxa"/>
+              <w:bottom w:w="100" w:type="dxa"/>
+              <w:right w:w="100" w:type="dxa"/>
+            </w:tcMar>
+            <w:hideMark/>
+          </w:tcPr>
+          <w:p>
+            <w:pPr>
+              <w:pStyle w:val="CorpodoTexto"/>
+              <w:jc w:val="center"/>
+              <w:rPr>
+                <w:szCs w:val="24"/>
+              </w:rPr>
+            </w:pPr>
+          </w:p>
+        </w:tc>
+        <w:tc>
+          <w:tcPr>
+            <w:tcW w:w="0" w:type="auto"/>
+            <w:tcBorders>
+              <w:top w:val="single" w:sz="8" w:space="0" w:color="000000"/>
+              <w:left w:val="single" w:sz="8" w:space="0" w:color="000000"/>
+              <w:bottom w:val="single" w:sz="8" w:space="0" w:color="000000"/>
+              <w:right w:val="single" w:sz="8" w:space="0" w:color="000000"/>
+            </w:tcBorders>
+            <w:tcMar>
+              <w:top w:w="100" w:type="dxa"/>
+              <w:left w:w="100" w:type="dxa"/>
+              <w:bottom w:w="100" w:type="dxa"/>
+              <w:right w:w="100" w:type="dxa"/>
+            </w:tcMar>
+            <w:hideMark/>
+          </w:tcPr>
+          <w:p>
+            <w:pPr>
+              <w:pStyle w:val="CorpodoTexto"/>
+              <w:jc w:val="center"/>
+              <w:rPr>
+                <w:szCs w:val="24"/>
+              </w:rPr>
+            </w:pPr>
+          </w:p>
+        </w:tc>
+        <w:tc>
+          <w:tcPr>
+            <w:tcW w:w="0" w:type="auto"/>
+            <w:tcBorders>
+              <w:top w:val="single" w:sz="8" w:space="0" w:color="000000"/>
+              <w:left w:val="single" w:sz="8" w:space="0" w:color="000000"/>
+              <w:bottom w:val="single" w:sz="8" w:space="0" w:color="000000"/>
+              <w:right w:val="single" w:sz="8" w:space="0" w:color="000000"/>
+            </w:tcBorders>
+            <w:tcMar>
+              <w:top w:w="100" w:type="dxa"/>
+              <w:left w:w="100" w:type="dxa"/>
+              <w:bottom w:w="100" w:type="dxa"/>
+              <w:right w:w="100" w:type="dxa"/>
+            </w:tcMar>
+            <w:hideMark/>
+          </w:tcPr>
+          <w:p>
+            <w:pPr>
+              <w:pStyle w:val="CorpodoTexto"/>
+              <w:jc w:val="center"/>
+              <w:rPr>
+                <w:szCs w:val="24"/>
+              </w:rPr>
+            </w:pPr>
+          </w:p>
+        </w:tc>
+        <w:tc>
+          <w:tcPr>
+            <w:tcW w:w="0" w:type="auto"/>
+            <w:tcBorders>
+              <w:top w:val="single" w:sz="8" w:space="0" w:color="000000"/>
+              <w:left w:val="single" w:sz="8" w:space="0" w:color="000000"/>
+              <w:bottom w:val="single" w:sz="8" w:space="0" w:color="000000"/>
+              <w:right w:val="single" w:sz="8" w:space="0" w:color="000000"/>
+            </w:tcBorders>
+            <w:tcMar>
+              <w:top w:w="100" w:type="dxa"/>
+              <w:left w:w="100" w:type="dxa"/>
+              <w:bottom w:w="100" w:type="dxa"/>
+              <w:right w:w="100" w:type="dxa"/>
+            </w:tcMar>
+            <w:hideMark/>
+          </w:tcPr>
+          <w:p>
+            <w:pPr>
+              <w:pStyle w:val="CorpodoTexto"/>
+              <w:jc w:val="center"/>
+              <w:rPr>
+                <w:szCs w:val="24"/>
+              </w:rPr>
+            </w:pPr>
+          </w:p>
+        </w:tc>
+        <w:tc>
+          <w:tcPr>
+            <w:tcW w:w="0" w:type="auto"/>
+            <w:tcBorders>
+              <w:top w:val="single" w:sz="8" w:space="0" w:color="000000"/>
+              <w:left w:val="single" w:sz="8" w:space="0" w:color="000000"/>
+              <w:bottom w:val="single" w:sz="8" w:space="0" w:color="000000"/>
+              <w:right w:val="single" w:sz="8" w:space="0" w:color="000000"/>
+            </w:tcBorders>
+            <w:tcMar>
+              <w:top w:w="100" w:type="dxa"/>
+              <w:left w:w="100" w:type="dxa"/>
+              <w:bottom w:w="100" w:type="dxa"/>
+              <w:right w:w="100" w:type="dxa"/>
+            </w:tcMar>
+            <w:hideMark/>
+          </w:tcPr>
+          <w:p>
+            <w:pPr>
+              <w:pStyle w:val="CorpodoTexto"/>
+              <w:ind w:firstLine="0"/>
+              <w:jc w:val="center"/>
+              <w:rPr>
+                <w:szCs w:val="24"/>
+              </w:rPr>
+            </w:pPr>
+            <w:r>
+              <w:rPr>
+                <w:szCs w:val="24"/>
               </w:rPr>
               <w:t>X</w:t>
             </w:r>
@@ -9518,12 +10105,12 @@
         <w:tblLook w:val="04A0" w:firstRow="1" w:lastRow="0" w:firstColumn="1" w:lastColumn="0" w:noHBand="0" w:noVBand="1"/>
       </w:tblPr>
       <w:tblGrid>
-        <w:gridCol w:w="5741"/>
+        <w:gridCol w:w="5190"/>
         <w:gridCol w:w="674"/>
         <w:gridCol w:w="734"/>
         <w:gridCol w:w="647"/>
         <w:gridCol w:w="581"/>
-        <w:gridCol w:w="674"/>
+        <w:gridCol w:w="1225"/>
       </w:tblGrid>
       <w:tr>
         <w:tc>
@@ -9768,7 +10355,19 @@
               <w:rPr>
                 <w:szCs w:val="24"/>
               </w:rPr>
-              <w:t>Reuniões com as orientadoras</w:t>
+              <w:t>Reuniões com a</w:t>
+            </w:r>
+            <w:r>
+              <w:rPr>
+                <w:szCs w:val="24"/>
+              </w:rPr>
+              <w:t xml:space="preserve"> </w:t>
+            </w:r>
+            <w:r>
+              <w:rPr>
+                <w:szCs w:val="24"/>
+              </w:rPr>
+              <w:t>orientadora</w:t>
             </w:r>
           </w:p>
         </w:tc>
@@ -9976,7 +10575,13 @@
               <w:rPr>
                 <w:szCs w:val="24"/>
               </w:rPr>
-              <w:t>Aprofundamento do estudo de ontologia e engenharia de ontologia</w:t>
+              <w:t>Aprofundamento do estudo d</w:t>
+            </w:r>
+            <w:r>
+              <w:rPr>
+                <w:szCs w:val="24"/>
+              </w:rPr>
+              <w:t>o KDD</w:t>
             </w:r>
           </w:p>
         </w:tc>
@@ -10174,7 +10779,13 @@
               <w:rPr>
                 <w:szCs w:val="24"/>
               </w:rPr>
-              <w:t>Aprofundamento do estudo do domínio</w:t>
+              <w:t>Aprofundamento do estudo d</w:t>
+            </w:r>
+            <w:r>
+              <w:rPr>
+                <w:szCs w:val="24"/>
+              </w:rPr>
+              <w:t>as técnicas de Análise de dados</w:t>
             </w:r>
           </w:p>
         </w:tc>
@@ -10365,16 +10976,8 @@
               <w:rPr>
                 <w:szCs w:val="24"/>
               </w:rPr>
-              <w:t xml:space="preserve">Aplicação de </w:t>
-            </w:r>
-            <w:proofErr w:type="spellStart"/>
-            <w:r>
-              <w:rPr>
-                <w:szCs w:val="24"/>
-              </w:rPr>
-              <w:t>SABiOx</w:t>
-            </w:r>
-            <w:proofErr w:type="spellEnd"/>
+              <w:t>Processamento adequado dos Dados</w:t>
+            </w:r>
           </w:p>
         </w:tc>
         <w:tc>
@@ -10538,6 +11141,216 @@
                 <w:szCs w:val="24"/>
               </w:rPr>
             </w:pPr>
+          </w:p>
+        </w:tc>
+      </w:tr>
+      <w:tr>
+        <w:tc>
+          <w:tcPr>
+            <w:tcW w:w="0" w:type="auto"/>
+            <w:tcBorders>
+              <w:top w:val="single" w:sz="8" w:space="0" w:color="000000"/>
+              <w:left w:val="single" w:sz="8" w:space="0" w:color="000000"/>
+              <w:bottom w:val="single" w:sz="8" w:space="0" w:color="000000"/>
+              <w:right w:val="single" w:sz="8" w:space="0" w:color="000000"/>
+            </w:tcBorders>
+            <w:tcMar>
+              <w:top w:w="100" w:type="dxa"/>
+              <w:left w:w="100" w:type="dxa"/>
+              <w:bottom w:w="100" w:type="dxa"/>
+              <w:right w:w="100" w:type="dxa"/>
+            </w:tcMar>
+          </w:tcPr>
+          <w:p>
+            <w:pPr>
+              <w:pStyle w:val="CorpodoTexto"/>
+              <w:ind w:firstLine="0"/>
+              <w:rPr>
+                <w:szCs w:val="24"/>
+              </w:rPr>
+            </w:pPr>
+            <w:r>
+              <w:rPr>
+                <w:szCs w:val="24"/>
+              </w:rPr>
+              <w:t xml:space="preserve">Fazer a </w:t>
+            </w:r>
+            <w:r>
+              <w:rPr>
+                <w:szCs w:val="24"/>
+              </w:rPr>
+              <w:t>análise</w:t>
+            </w:r>
+            <w:r>
+              <w:rPr>
+                <w:szCs w:val="24"/>
+              </w:rPr>
+              <w:t xml:space="preserve"> de dados (Preditiva)</w:t>
+            </w:r>
+          </w:p>
+        </w:tc>
+        <w:tc>
+          <w:tcPr>
+            <w:tcW w:w="0" w:type="auto"/>
+            <w:tcBorders>
+              <w:top w:val="single" w:sz="8" w:space="0" w:color="000000"/>
+              <w:left w:val="single" w:sz="8" w:space="0" w:color="000000"/>
+              <w:bottom w:val="single" w:sz="8" w:space="0" w:color="000000"/>
+              <w:right w:val="single" w:sz="8" w:space="0" w:color="000000"/>
+            </w:tcBorders>
+            <w:tcMar>
+              <w:top w:w="100" w:type="dxa"/>
+              <w:left w:w="100" w:type="dxa"/>
+              <w:bottom w:w="100" w:type="dxa"/>
+              <w:right w:w="100" w:type="dxa"/>
+            </w:tcMar>
+          </w:tcPr>
+          <w:p>
+            <w:pPr>
+              <w:pStyle w:val="CorpodoTexto"/>
+              <w:ind w:firstLine="0"/>
+              <w:jc w:val="center"/>
+              <w:rPr>
+                <w:szCs w:val="24"/>
+              </w:rPr>
+            </w:pPr>
+            <w:r>
+              <w:rPr>
+                <w:szCs w:val="24"/>
+              </w:rPr>
+              <w:t>X</w:t>
+            </w:r>
+          </w:p>
+        </w:tc>
+        <w:tc>
+          <w:tcPr>
+            <w:tcW w:w="0" w:type="auto"/>
+            <w:tcBorders>
+              <w:top w:val="single" w:sz="8" w:space="0" w:color="000000"/>
+              <w:left w:val="single" w:sz="8" w:space="0" w:color="000000"/>
+              <w:bottom w:val="single" w:sz="8" w:space="0" w:color="000000"/>
+              <w:right w:val="single" w:sz="8" w:space="0" w:color="000000"/>
+            </w:tcBorders>
+            <w:tcMar>
+              <w:top w:w="100" w:type="dxa"/>
+              <w:left w:w="100" w:type="dxa"/>
+              <w:bottom w:w="100" w:type="dxa"/>
+              <w:right w:w="100" w:type="dxa"/>
+            </w:tcMar>
+          </w:tcPr>
+          <w:p>
+            <w:pPr>
+              <w:pStyle w:val="CorpodoTexto"/>
+              <w:ind w:firstLine="0"/>
+              <w:jc w:val="center"/>
+              <w:rPr>
+                <w:szCs w:val="24"/>
+              </w:rPr>
+            </w:pPr>
+            <w:r>
+              <w:rPr>
+                <w:szCs w:val="24"/>
+              </w:rPr>
+              <w:t>X</w:t>
+            </w:r>
+          </w:p>
+        </w:tc>
+        <w:tc>
+          <w:tcPr>
+            <w:tcW w:w="0" w:type="auto"/>
+            <w:tcBorders>
+              <w:top w:val="single" w:sz="8" w:space="0" w:color="000000"/>
+              <w:left w:val="single" w:sz="8" w:space="0" w:color="000000"/>
+              <w:bottom w:val="single" w:sz="8" w:space="0" w:color="000000"/>
+              <w:right w:val="single" w:sz="8" w:space="0" w:color="000000"/>
+            </w:tcBorders>
+            <w:tcMar>
+              <w:top w:w="100" w:type="dxa"/>
+              <w:left w:w="100" w:type="dxa"/>
+              <w:bottom w:w="100" w:type="dxa"/>
+              <w:right w:w="100" w:type="dxa"/>
+            </w:tcMar>
+          </w:tcPr>
+          <w:p>
+            <w:pPr>
+              <w:pStyle w:val="CorpodoTexto"/>
+              <w:ind w:firstLine="0"/>
+              <w:jc w:val="center"/>
+              <w:rPr>
+                <w:szCs w:val="24"/>
+              </w:rPr>
+            </w:pPr>
+            <w:r>
+              <w:rPr>
+                <w:szCs w:val="24"/>
+              </w:rPr>
+              <w:t>X</w:t>
+            </w:r>
+          </w:p>
+        </w:tc>
+        <w:tc>
+          <w:tcPr>
+            <w:tcW w:w="0" w:type="auto"/>
+            <w:tcBorders>
+              <w:top w:val="single" w:sz="8" w:space="0" w:color="000000"/>
+              <w:left w:val="single" w:sz="8" w:space="0" w:color="000000"/>
+              <w:bottom w:val="single" w:sz="8" w:space="0" w:color="000000"/>
+              <w:right w:val="single" w:sz="8" w:space="0" w:color="000000"/>
+            </w:tcBorders>
+            <w:tcMar>
+              <w:top w:w="100" w:type="dxa"/>
+              <w:left w:w="100" w:type="dxa"/>
+              <w:bottom w:w="100" w:type="dxa"/>
+              <w:right w:w="100" w:type="dxa"/>
+            </w:tcMar>
+          </w:tcPr>
+          <w:p>
+            <w:pPr>
+              <w:pStyle w:val="CorpodoTexto"/>
+              <w:ind w:firstLine="0"/>
+              <w:jc w:val="center"/>
+              <w:rPr>
+                <w:szCs w:val="24"/>
+              </w:rPr>
+            </w:pPr>
+            <w:r>
+              <w:rPr>
+                <w:szCs w:val="24"/>
+              </w:rPr>
+              <w:t>X</w:t>
+            </w:r>
+          </w:p>
+        </w:tc>
+        <w:tc>
+          <w:tcPr>
+            <w:tcW w:w="0" w:type="auto"/>
+            <w:tcBorders>
+              <w:top w:val="single" w:sz="8" w:space="0" w:color="000000"/>
+              <w:left w:val="single" w:sz="8" w:space="0" w:color="000000"/>
+              <w:bottom w:val="single" w:sz="8" w:space="0" w:color="000000"/>
+              <w:right w:val="single" w:sz="8" w:space="0" w:color="000000"/>
+            </w:tcBorders>
+            <w:tcMar>
+              <w:top w:w="100" w:type="dxa"/>
+              <w:left w:w="100" w:type="dxa"/>
+              <w:bottom w:w="100" w:type="dxa"/>
+              <w:right w:w="100" w:type="dxa"/>
+            </w:tcMar>
+          </w:tcPr>
+          <w:p>
+            <w:pPr>
+              <w:pStyle w:val="CorpodoTexto"/>
+              <w:jc w:val="center"/>
+              <w:rPr>
+                <w:szCs w:val="24"/>
+              </w:rPr>
+            </w:pPr>
+            <w:r>
+              <w:rPr>
+                <w:szCs w:val="24"/>
+              </w:rPr>
+              <w:t>X</w:t>
+            </w:r>
           </w:p>
         </w:tc>
       </w:tr>
@@ -10571,7 +11384,6 @@
               <w:rPr>
                 <w:szCs w:val="24"/>
               </w:rPr>
-              <w:lastRenderedPageBreak/>
               <w:t>Escrita da monografia</w:t>
             </w:r>
           </w:p>
@@ -11008,1936 +11820,1266 @@
     </w:p>
     <w:p/>
     <w:p>
-      <w:r>
-        <w:t xml:space="preserve">AGÊNCIA UNIVERSITÁRIA DE NOTÍCIAS. </w:t>
-      </w:r>
-      <w:r>
-        <w:rPr>
+      <w:pPr>
+        <w:spacing w:after="200" w:line="276" w:lineRule="auto"/>
+        <w:rPr>
+          <w:rFonts w:cs="Times New Roman"/>
+          <w:szCs w:val="24"/>
+        </w:rPr>
+      </w:pPr>
+      <w:r>
+        <w:rPr>
+          <w:rFonts w:cs="Times New Roman"/>
+          <w:szCs w:val="24"/>
+        </w:rPr>
+        <w:t xml:space="preserve">ALTINO, Rita de Cássia et al. </w:t>
+      </w:r>
+      <w:r>
+        <w:rPr>
+          <w:rFonts w:cs="Times New Roman"/>
           <w:b/>
           <w:bCs/>
-        </w:rPr>
-        <w:t>Museus da USP adotam diferentes políticas de digitalização de seus acervos</w:t>
-      </w:r>
-      <w:r>
-        <w:t>. São Paulo: Universidade de São Paulo, 28 mar. 2024. Disponível em:</w:t>
-      </w:r>
-      <w:hyperlink r:id="rId17" w:history="1">
-        <w:r>
-          <w:rPr>
-            <w:rStyle w:val="Hyperlink"/>
-          </w:rPr>
-          <w:t xml:space="preserve"> https://aun.webhostusp.sti.usp.br/index.php/2024/03/28/museus-da-usp-adotam-diferentes-politicas-de-digitalizacao-de-seus-acervos/</w:t>
-        </w:r>
-      </w:hyperlink>
-      <w:r>
-        <w:t>. Acesso em: 18 fev. 2025.</w:t>
-      </w:r>
-    </w:p>
-    <w:p>
-      <w:pPr>
-        <w:pStyle w:val="CorpodoTexto"/>
-      </w:pPr>
-    </w:p>
-    <w:p>
-      <w:r>
-        <w:t xml:space="preserve">AGUIAR, Camila </w:t>
+          <w:szCs w:val="24"/>
+        </w:rPr>
+        <w:t>A importância da notificação compulsória frente à Síndrome Respiratória Aguda Grave (SRAG) e Covid-19</w:t>
+      </w:r>
+      <w:r>
+        <w:rPr>
+          <w:rFonts w:cs="Times New Roman"/>
+          <w:szCs w:val="24"/>
+        </w:rPr>
+        <w:t xml:space="preserve">. Rev. </w:t>
       </w:r>
       <w:proofErr w:type="spellStart"/>
       <w:r>
-        <w:t>Zacche</w:t>
+        <w:rPr>
+          <w:rFonts w:cs="Times New Roman"/>
+          <w:szCs w:val="24"/>
+        </w:rPr>
+        <w:t>Salusvita</w:t>
       </w:r>
       <w:proofErr w:type="spellEnd"/>
       <w:r>
-        <w:t xml:space="preserve"> de; SOUZA, </w:t>
-      </w:r>
-      <w:proofErr w:type="spellStart"/>
-      <w:r>
-        <w:t>Vytor</w:t>
-      </w:r>
-      <w:proofErr w:type="spellEnd"/>
-      <w:r>
-        <w:t xml:space="preserve"> E. Silva. </w:t>
-      </w:r>
-      <w:r>
-        <w:rPr>
+        <w:rPr>
+          <w:rFonts w:cs="Times New Roman"/>
+          <w:szCs w:val="24"/>
+        </w:rPr>
+        <w:t xml:space="preserve"> (Online), p. 627-649, 2020.</w:t>
+      </w:r>
+    </w:p>
+    <w:p>
+      <w:pPr>
+        <w:spacing w:after="200" w:line="276" w:lineRule="auto"/>
+        <w:rPr>
+          <w:rFonts w:cs="Times New Roman"/>
+          <w:szCs w:val="24"/>
+        </w:rPr>
+      </w:pPr>
+      <w:r>
+        <w:rPr>
+          <w:rFonts w:cs="Times New Roman"/>
+          <w:szCs w:val="24"/>
+        </w:rPr>
+        <w:t xml:space="preserve">AMAZON WEB SERVICES. </w:t>
+      </w:r>
+      <w:r>
+        <w:rPr>
+          <w:rFonts w:cs="Times New Roman"/>
           <w:b/>
           <w:bCs/>
-        </w:rPr>
-        <w:t xml:space="preserve">Um guia para </w:t>
-      </w:r>
-      <w:proofErr w:type="spellStart"/>
-      <w:r>
-        <w:rPr>
+          <w:szCs w:val="24"/>
+        </w:rPr>
+        <w:t>O que é mineração de dados?</w:t>
+      </w:r>
+      <w:r>
+        <w:rPr>
+          <w:rFonts w:cs="Times New Roman"/>
+          <w:szCs w:val="24"/>
+        </w:rPr>
+        <w:t xml:space="preserve"> Disponível em: https://aws.amazon.com/pt/what-is/data-mining/. Acesso em: 08 mar. 2025.</w:t>
+      </w:r>
+    </w:p>
+    <w:p>
+      <w:pPr>
+        <w:spacing w:after="200" w:line="276" w:lineRule="auto"/>
+        <w:rPr>
+          <w:rFonts w:cs="Times New Roman"/>
+          <w:szCs w:val="24"/>
+        </w:rPr>
+      </w:pPr>
+      <w:r>
+        <w:rPr>
+          <w:rFonts w:cs="Times New Roman"/>
+          <w:szCs w:val="24"/>
+        </w:rPr>
+        <w:t xml:space="preserve">AMAZON WEB SERVICES. </w:t>
+      </w:r>
+      <w:r>
+        <w:rPr>
+          <w:rFonts w:cs="Times New Roman"/>
           <w:b/>
           <w:bCs/>
-        </w:rPr>
-        <w:t>SABiOx</w:t>
-      </w:r>
-      <w:proofErr w:type="spellEnd"/>
-      <w:r>
-        <w:rPr>
+          <w:szCs w:val="24"/>
+        </w:rPr>
+        <w:t xml:space="preserve">O que é regressão logística? </w:t>
+      </w:r>
+      <w:r>
+        <w:rPr>
+          <w:rFonts w:cs="Times New Roman"/>
+          <w:szCs w:val="24"/>
+        </w:rPr>
+        <w:t>Disponível em: https://aws.amazon.com/pt/what-is/logistic-regression/. Acesso em: 08 mar. 2025.</w:t>
+      </w:r>
+    </w:p>
+    <w:p>
+      <w:pPr>
+        <w:spacing w:after="200" w:line="276" w:lineRule="auto"/>
+        <w:rPr>
+          <w:rFonts w:cs="Times New Roman"/>
+          <w:szCs w:val="24"/>
+        </w:rPr>
+      </w:pPr>
+      <w:r>
+        <w:rPr>
+          <w:rFonts w:cs="Times New Roman"/>
+          <w:szCs w:val="24"/>
+        </w:rPr>
+        <w:t xml:space="preserve">BAHIA. Secretaria da Saúde. </w:t>
+      </w:r>
+      <w:r>
+        <w:rPr>
+          <w:rFonts w:cs="Times New Roman"/>
           <w:b/>
           <w:bCs/>
-        </w:rPr>
-        <w:t xml:space="preserve"> – a sistemática estendida abordagem para construção de ontologias</w:t>
-      </w:r>
-      <w:r>
-        <w:t>. 2024.</w:t>
-      </w:r>
-    </w:p>
-    <w:p>
-      <w:pPr>
-        <w:pStyle w:val="CorpodoTexto"/>
-      </w:pPr>
-    </w:p>
-    <w:p>
-      <w:r>
-        <w:t xml:space="preserve">ALMEIDA, Mauricio Barcellos. </w:t>
-      </w:r>
-      <w:r>
-        <w:rPr>
+          <w:szCs w:val="24"/>
+        </w:rPr>
+        <w:t>Guia rápido SIVEP-Gripe</w:t>
+      </w:r>
+      <w:r>
+        <w:rPr>
+          <w:rFonts w:cs="Times New Roman"/>
+          <w:szCs w:val="24"/>
+        </w:rPr>
+        <w:t>. Atualizado em maio de 2021. Disponível em: https://www.saude.ba.gov.br/wp-content/uploads/2021/05/GUIA-RAPIDO-SIVEP-GRIPE-atualizado-em-maio_2021.pdf. Acesso em: 04 mar. 2025.</w:t>
+      </w:r>
+    </w:p>
+    <w:p>
+      <w:pPr>
+        <w:spacing w:after="200" w:line="276" w:lineRule="auto"/>
+        <w:rPr>
+          <w:rFonts w:cs="Times New Roman"/>
+          <w:szCs w:val="24"/>
+        </w:rPr>
+      </w:pPr>
+      <w:r>
+        <w:rPr>
+          <w:rFonts w:cs="Times New Roman"/>
+          <w:szCs w:val="24"/>
+        </w:rPr>
+        <w:t xml:space="preserve">BARRETO, Evandro Fernandes. </w:t>
+      </w:r>
+      <w:r>
+        <w:rPr>
+          <w:rFonts w:cs="Times New Roman"/>
           <w:b/>
           <w:bCs/>
-        </w:rPr>
-        <w:t>Ontologia em Ciência da Informação: Tecnologia e Aplicações</w:t>
-      </w:r>
-      <w:r>
-        <w:t>. Curitiba: Editora CRV, 2021.</w:t>
-      </w:r>
-    </w:p>
-    <w:p>
-      <w:pPr>
-        <w:pStyle w:val="CorpodoTexto"/>
-      </w:pPr>
-    </w:p>
-    <w:p>
-      <w:pPr>
-        <w:rPr>
-          <w:lang w:val="en-US"/>
-        </w:rPr>
-      </w:pPr>
-      <w:r>
-        <w:t xml:space="preserve">ALMEIDA, Mauricio Barcellos. </w:t>
-      </w:r>
-      <w:r>
-        <w:rPr>
+          <w:szCs w:val="24"/>
+        </w:rPr>
+        <w:t>Ciência de dados aplicada à pandemia do coronavírus no Brasil, uma análise socioeconômica</w:t>
+      </w:r>
+      <w:r>
+        <w:rPr>
+          <w:rFonts w:cs="Times New Roman"/>
+          <w:szCs w:val="24"/>
+        </w:rPr>
+        <w:t>. 2021. Trabalho de Conclusão de Curso (Bacharelado em Ciência da Computação) – Universidade Estadual Paulista “Júlio de Mesquita Filho”, Faculdade de Ciências, Bauru, 2021.</w:t>
+      </w:r>
+    </w:p>
+    <w:p>
+      <w:pPr>
+        <w:spacing w:after="200" w:line="276" w:lineRule="auto"/>
+        <w:rPr>
+          <w:rFonts w:cs="Times New Roman"/>
+          <w:szCs w:val="24"/>
+        </w:rPr>
+      </w:pPr>
+      <w:r>
+        <w:rPr>
+          <w:rFonts w:cs="Times New Roman"/>
+          <w:szCs w:val="24"/>
+        </w:rPr>
+        <w:t xml:space="preserve">BELINI, Gustavo Torres; ATAIDE, Danilo da Silva; LOCHTER, Johannes Von. </w:t>
+      </w:r>
+      <w:r>
+        <w:rPr>
+          <w:rFonts w:cs="Times New Roman"/>
           <w:b/>
           <w:bCs/>
-        </w:rPr>
-        <w:t>Ontologia em Ciência da Informação: teoria e método</w:t>
-      </w:r>
-      <w:r>
-        <w:t xml:space="preserve">. </w:t>
-      </w:r>
-      <w:r>
-        <w:rPr>
-          <w:lang w:val="en-US"/>
-        </w:rPr>
-        <w:t xml:space="preserve">Curitiba: </w:t>
+          <w:szCs w:val="24"/>
+        </w:rPr>
+        <w:t xml:space="preserve">Modelo de </w:t>
       </w:r>
       <w:proofErr w:type="spellStart"/>
       <w:r>
         <w:rPr>
-          <w:lang w:val="en-US"/>
-        </w:rPr>
-        <w:t>Editora</w:t>
-      </w:r>
-      <w:proofErr w:type="spellEnd"/>
-      <w:r>
-        <w:rPr>
-          <w:lang w:val="en-US"/>
-        </w:rPr>
-        <w:t xml:space="preserve"> CRV, 2020.</w:t>
-      </w:r>
-    </w:p>
-    <w:p>
-      <w:pPr>
-        <w:pStyle w:val="CorpodoTexto"/>
-        <w:rPr>
-          <w:lang w:val="en-US"/>
-        </w:rPr>
-      </w:pPr>
-    </w:p>
-    <w:p>
-      <w:r>
-        <w:rPr>
-          <w:lang w:val="en-US"/>
-        </w:rPr>
-        <w:t xml:space="preserve">BACA, Murtha et al. </w:t>
-      </w:r>
-      <w:r>
-        <w:rPr>
+          <w:rFonts w:cs="Times New Roman"/>
           <w:b/>
           <w:bCs/>
-          <w:lang w:val="en-US"/>
-        </w:rPr>
-        <w:t>Cataloging Cultural Objects: A Guide to Describing Cultural Works and Their Images</w:t>
-      </w:r>
-      <w:r>
-        <w:rPr>
-          <w:lang w:val="en-US"/>
-        </w:rPr>
-        <w:t xml:space="preserve">. </w:t>
-      </w:r>
-      <w:r>
-        <w:t xml:space="preserve">Chicago: American Library </w:t>
-      </w:r>
-      <w:proofErr w:type="spellStart"/>
-      <w:r>
-        <w:t>Association</w:t>
+          <w:szCs w:val="24"/>
+        </w:rPr>
+        <w:t>Machine</w:t>
       </w:r>
       <w:proofErr w:type="spellEnd"/>
       <w:r>
-        <w:t>, 2006.</w:t>
-      </w:r>
-    </w:p>
-    <w:p>
-      <w:pPr>
-        <w:pStyle w:val="CorpodoTexto"/>
-      </w:pPr>
-    </w:p>
-    <w:p>
-      <w:r>
-        <w:t xml:space="preserve">BRASILIANA MUSEUS. </w:t>
-      </w:r>
-      <w:r>
-        <w:rPr>
+        <w:rPr>
+          <w:rFonts w:cs="Times New Roman"/>
           <w:b/>
           <w:bCs/>
-        </w:rPr>
-        <w:t>Sobre a Brasiliana Museus</w:t>
-      </w:r>
-      <w:r>
-        <w:t>. Disponível em:</w:t>
-      </w:r>
-      <w:hyperlink r:id="rId18" w:history="1">
-        <w:r>
-          <w:rPr>
-            <w:rStyle w:val="Hyperlink"/>
-          </w:rPr>
-          <w:t xml:space="preserve"> https://brasiliana.museus.gov.br/sobre-a-brasiliana-museus/</w:t>
-        </w:r>
-      </w:hyperlink>
-      <w:r>
-        <w:t>. Acesso em: 18 fev. 2025.</w:t>
-      </w:r>
-    </w:p>
-    <w:p>
-      <w:pPr>
-        <w:pStyle w:val="CorpodoTexto"/>
-      </w:pPr>
-    </w:p>
-    <w:p>
-      <w:pPr>
-        <w:rPr>
-          <w:lang w:val="en-US"/>
-        </w:rPr>
-      </w:pPr>
-      <w:r>
-        <w:t xml:space="preserve">Catalano, Chiara Eva, Valentina </w:t>
+          <w:szCs w:val="24"/>
+        </w:rPr>
+        <w:t xml:space="preserve"> Learning para Predição de Problemas Respiratórios</w:t>
+      </w:r>
+      <w:r>
+        <w:rPr>
+          <w:rFonts w:cs="Times New Roman"/>
+          <w:szCs w:val="24"/>
+        </w:rPr>
+        <w:t xml:space="preserve">. </w:t>
       </w:r>
       <w:proofErr w:type="spellStart"/>
       <w:r>
-        <w:t>Vassallo</w:t>
+        <w:rPr>
+          <w:rFonts w:cs="Times New Roman"/>
+          <w:szCs w:val="24"/>
+        </w:rPr>
+        <w:t>Facens</w:t>
       </w:r>
       <w:proofErr w:type="spellEnd"/>
       <w:r>
-        <w:t xml:space="preserve">, </w:t>
-      </w:r>
-      <w:proofErr w:type="spellStart"/>
-      <w:r>
-        <w:t>Sorin</w:t>
-      </w:r>
-      <w:proofErr w:type="spellEnd"/>
-      <w:r>
-        <w:t xml:space="preserve"> </w:t>
-      </w:r>
-      <w:proofErr w:type="spellStart"/>
-      <w:r>
-        <w:t>Hermon</w:t>
-      </w:r>
-      <w:proofErr w:type="spellEnd"/>
-      <w:r>
-        <w:t xml:space="preserve"> </w:t>
-      </w:r>
-      <w:proofErr w:type="spellStart"/>
-      <w:r>
-        <w:t>and</w:t>
-      </w:r>
-      <w:proofErr w:type="spellEnd"/>
-      <w:r>
-        <w:t xml:space="preserve"> Michela </w:t>
-      </w:r>
-      <w:proofErr w:type="spellStart"/>
-      <w:r>
-        <w:t>Spagnuolo</w:t>
-      </w:r>
-      <w:proofErr w:type="spellEnd"/>
-      <w:r>
-        <w:t xml:space="preserve">. </w:t>
-      </w:r>
-      <w:r>
-        <w:rPr>
-          <w:lang w:val="en-US"/>
-        </w:rPr>
-        <w:t xml:space="preserve">2020. </w:t>
-      </w:r>
-      <w:r>
-        <w:rPr>
+        <w:rPr>
+          <w:rFonts w:cs="Times New Roman"/>
+          <w:szCs w:val="24"/>
+        </w:rPr>
+        <w:t xml:space="preserve"> Centro Universitário, Sorocaba, 2024.</w:t>
+      </w:r>
+    </w:p>
+    <w:p>
+      <w:pPr>
+        <w:spacing w:after="200" w:line="276" w:lineRule="auto"/>
+        <w:rPr>
+          <w:rFonts w:cs="Times New Roman"/>
+          <w:szCs w:val="24"/>
+        </w:rPr>
+      </w:pPr>
+      <w:r>
+        <w:rPr>
+          <w:rFonts w:cs="Times New Roman"/>
+          <w:szCs w:val="24"/>
+        </w:rPr>
+        <w:t xml:space="preserve">BRASIL. Ministério da Saúde. </w:t>
+      </w:r>
+      <w:r>
+        <w:rPr>
+          <w:rFonts w:cs="Times New Roman"/>
           <w:b/>
           <w:bCs/>
+          <w:szCs w:val="24"/>
+        </w:rPr>
+        <w:t>COVID-19</w:t>
+      </w:r>
+      <w:r>
+        <w:rPr>
+          <w:rFonts w:cs="Times New Roman"/>
+          <w:szCs w:val="24"/>
+        </w:rPr>
+        <w:t>. Disponível em: https://www.gov.br/saude/pt-br/assuntos/saude-de-a-a-z/c/covid-19. Acesso em: 20 jan. 2025.</w:t>
+      </w:r>
+    </w:p>
+    <w:p>
+      <w:pPr>
+        <w:spacing w:after="200" w:line="276" w:lineRule="auto"/>
+        <w:rPr>
+          <w:rFonts w:cs="Times New Roman"/>
+          <w:szCs w:val="24"/>
           <w:lang w:val="en-US"/>
         </w:rPr>
-        <w:t xml:space="preserve">“Representing </w:t>
-      </w:r>
-      <w:proofErr w:type="spellStart"/>
-      <w:r>
-        <w:rPr>
+      </w:pPr>
+      <w:r>
+        <w:rPr>
+          <w:rFonts w:cs="Times New Roman"/>
+          <w:szCs w:val="24"/>
+        </w:rPr>
+        <w:t>BRASIL. Ministério da Saúde.</w:t>
+      </w:r>
+      <w:r>
+        <w:rPr>
+          <w:rFonts w:cs="Times New Roman"/>
           <w:b/>
           <w:bCs/>
+          <w:szCs w:val="24"/>
+        </w:rPr>
+        <w:t xml:space="preserve"> Gripe (Influenza)</w:t>
+      </w:r>
+      <w:r>
+        <w:rPr>
+          <w:rFonts w:cs="Times New Roman"/>
+          <w:szCs w:val="24"/>
+        </w:rPr>
+        <w:t xml:space="preserve">. Disponível em: https://www.gov.br/saude/pt-br/assuntos/saude-de-a-a-z/g/gripe-influenza. </w:t>
+      </w:r>
+      <w:r>
+        <w:rPr>
+          <w:rFonts w:cs="Times New Roman"/>
+          <w:szCs w:val="24"/>
           <w:lang w:val="en-US"/>
         </w:rPr>
-        <w:t>Quantita</w:t>
+        <w:t xml:space="preserve">Acesso </w:t>
+      </w:r>
+      <w:proofErr w:type="spellStart"/>
+      <w:r>
+        <w:rPr>
+          <w:rFonts w:cs="Times New Roman"/>
+          <w:szCs w:val="24"/>
+          <w:lang w:val="en-US"/>
+        </w:rPr>
+        <w:t>em</w:t>
       </w:r>
       <w:proofErr w:type="spellEnd"/>
       <w:r>
         <w:rPr>
+          <w:rFonts w:cs="Times New Roman"/>
+          <w:szCs w:val="24"/>
+          <w:lang w:val="en-US"/>
+        </w:rPr>
+        <w:t xml:space="preserve">: 20 </w:t>
+      </w:r>
+      <w:proofErr w:type="spellStart"/>
+      <w:r>
+        <w:rPr>
+          <w:rFonts w:cs="Times New Roman"/>
+          <w:szCs w:val="24"/>
+          <w:lang w:val="en-US"/>
+        </w:rPr>
+        <w:t>fev</w:t>
+      </w:r>
+      <w:proofErr w:type="spellEnd"/>
+      <w:r>
+        <w:rPr>
+          <w:rFonts w:cs="Times New Roman"/>
+          <w:szCs w:val="24"/>
+          <w:lang w:val="en-US"/>
+        </w:rPr>
+        <w:t>. 2025.</w:t>
+      </w:r>
+    </w:p>
+    <w:p>
+      <w:pPr>
+        <w:spacing w:after="200" w:line="276" w:lineRule="auto"/>
+        <w:rPr>
+          <w:rFonts w:cs="Times New Roman"/>
+          <w:szCs w:val="24"/>
+        </w:rPr>
+      </w:pPr>
+      <w:r>
+        <w:rPr>
+          <w:rFonts w:cs="Times New Roman"/>
+          <w:szCs w:val="24"/>
+          <w:lang w:val="en-US"/>
+        </w:rPr>
+        <w:t>FAYYAD, U.; PIATETSKY-SHAPIRO, G.; SMYTH, P.</w:t>
+      </w:r>
+      <w:r>
+        <w:rPr>
+          <w:rFonts w:cs="Times New Roman"/>
           <w:b/>
           <w:bCs/>
+          <w:szCs w:val="24"/>
           <w:lang w:val="en-US"/>
         </w:rPr>
-        <w:t xml:space="preserve"> </w:t>
-      </w:r>
-      <w:proofErr w:type="spellStart"/>
-      <w:r>
-        <w:rPr>
+        <w:t xml:space="preserve"> From data mining to knowledge discovery in databases</w:t>
+      </w:r>
+      <w:r>
+        <w:rPr>
+          <w:rFonts w:cs="Times New Roman"/>
+          <w:szCs w:val="24"/>
+          <w:lang w:val="en-US"/>
+        </w:rPr>
+        <w:t xml:space="preserve">. </w:t>
+      </w:r>
+      <w:r>
+        <w:rPr>
+          <w:rFonts w:cs="Times New Roman"/>
+          <w:szCs w:val="24"/>
+        </w:rPr>
+        <w:t>AI Magazine, v. 17, n. 3, p. 37-54, 1996.</w:t>
+      </w:r>
+    </w:p>
+    <w:p>
+      <w:pPr>
+        <w:spacing w:after="200" w:line="276" w:lineRule="auto"/>
+        <w:rPr>
+          <w:rFonts w:cs="Times New Roman"/>
+          <w:szCs w:val="24"/>
+        </w:rPr>
+      </w:pPr>
+      <w:r>
+        <w:rPr>
+          <w:rFonts w:cs="Times New Roman"/>
+          <w:szCs w:val="24"/>
+        </w:rPr>
+        <w:t xml:space="preserve">FIOCRUZ – Fundação Oswaldo Cruz. </w:t>
+      </w:r>
+      <w:r>
+        <w:rPr>
+          <w:rFonts w:cs="Times New Roman"/>
           <w:b/>
           <w:bCs/>
-          <w:lang w:val="en-US"/>
-        </w:rPr>
-        <w:t>tive</w:t>
-      </w:r>
-      <w:proofErr w:type="spellEnd"/>
-      <w:r>
-        <w:rPr>
+          <w:szCs w:val="24"/>
+        </w:rPr>
+        <w:t>Casos de síndrome respiratória continuam crescendo em todo o país</w:t>
+      </w:r>
+      <w:r>
+        <w:rPr>
+          <w:rFonts w:cs="Times New Roman"/>
+          <w:szCs w:val="24"/>
+        </w:rPr>
+        <w:t>. Agência Brasil, 2024. Disponível em: https://agenciabrasil.ebc.com.br/saude/noticia/2024-03/casos-de-sindrome-respiratoria-continuam-crescendo-em-todo-o-pais. Acesso em: 16 jan. 2025.</w:t>
+      </w:r>
+    </w:p>
+    <w:p>
+      <w:pPr>
+        <w:spacing w:after="200" w:line="276" w:lineRule="auto"/>
+        <w:rPr>
+          <w:rFonts w:cs="Times New Roman"/>
+          <w:szCs w:val="24"/>
+        </w:rPr>
+      </w:pPr>
+      <w:r>
+        <w:rPr>
+          <w:rFonts w:cs="Times New Roman"/>
+          <w:szCs w:val="24"/>
+        </w:rPr>
+        <w:t xml:space="preserve">IBM. </w:t>
+      </w:r>
+      <w:r>
+        <w:rPr>
+          <w:rFonts w:cs="Times New Roman"/>
           <w:b/>
           <w:bCs/>
-          <w:lang w:val="en-US"/>
-        </w:rPr>
-        <w:t xml:space="preserve"> Documentation of 3D Cultural Heritage Artifacts with CIDOC </w:t>
+          <w:szCs w:val="24"/>
+        </w:rPr>
+        <w:t xml:space="preserve">Algoritmo </w:t>
       </w:r>
       <w:proofErr w:type="spellStart"/>
       <w:r>
         <w:rPr>
+          <w:rFonts w:cs="Times New Roman"/>
           <w:b/>
           <w:bCs/>
-          <w:lang w:val="en-US"/>
-        </w:rPr>
-        <w:t>CRMdig</w:t>
+          <w:szCs w:val="24"/>
+        </w:rPr>
+        <w:t>Apriori</w:t>
       </w:r>
       <w:proofErr w:type="spellEnd"/>
       <w:r>
         <w:rPr>
+          <w:rFonts w:cs="Times New Roman"/>
+          <w:szCs w:val="24"/>
+        </w:rPr>
+        <w:t>. Disponível em: https://www.ibm.com/br-pt/think/topics/apriori-algorithm. Acesso em: 08 mar. 2025.</w:t>
+      </w:r>
+    </w:p>
+    <w:p>
+      <w:pPr>
+        <w:spacing w:after="200" w:line="276" w:lineRule="auto"/>
+        <w:rPr>
+          <w:rFonts w:cs="Times New Roman"/>
+          <w:szCs w:val="24"/>
+        </w:rPr>
+      </w:pPr>
+      <w:r>
+        <w:rPr>
+          <w:rFonts w:cs="Times New Roman"/>
+          <w:szCs w:val="24"/>
+        </w:rPr>
+        <w:t xml:space="preserve">IBM. </w:t>
+      </w:r>
+      <w:r>
+        <w:rPr>
+          <w:rFonts w:cs="Times New Roman"/>
           <w:b/>
           <w:bCs/>
-          <w:lang w:val="en-US"/>
-        </w:rPr>
-        <w:t>”</w:t>
-      </w:r>
-      <w:r>
-        <w:rPr>
-          <w:lang w:val="en-US"/>
-        </w:rPr>
-        <w:t xml:space="preserve">. International Journal on Digital Libraries 21, no. 4: 359-73. </w:t>
-      </w:r>
-      <w:hyperlink r:id="rId19" w:history="1">
-        <w:r>
-          <w:rPr>
-            <w:rStyle w:val="Hyperlink"/>
-            <w:lang w:val="en-US"/>
-          </w:rPr>
-          <w:t>https://doi.org/10.1007/s00799-020-00287-3</w:t>
-        </w:r>
-      </w:hyperlink>
-      <w:r>
-        <w:rPr>
-          <w:lang w:val="en-US"/>
-        </w:rPr>
-        <w:t>.</w:t>
-      </w:r>
-      <w:r>
-        <w:rPr>
-          <w:lang w:val="en-US"/>
-        </w:rPr>
-        <w:t>  </w:t>
-      </w:r>
-    </w:p>
-    <w:p>
-      <w:pPr>
-        <w:pStyle w:val="CorpodoTexto"/>
-        <w:rPr>
-          <w:lang w:val="en-US"/>
-        </w:rPr>
-      </w:pPr>
-    </w:p>
-    <w:p>
-      <w:pPr>
-        <w:rPr>
-          <w:lang w:val="en-US"/>
-        </w:rPr>
-      </w:pPr>
-      <w:r>
-        <w:rPr>
-          <w:lang w:val="en-US"/>
-        </w:rPr>
-        <w:t xml:space="preserve">CEUSTERS, W.; SMITH, B. </w:t>
-      </w:r>
-      <w:r>
-        <w:rPr>
+          <w:szCs w:val="24"/>
+        </w:rPr>
+        <w:t>K-</w:t>
+      </w:r>
+      <w:proofErr w:type="spellStart"/>
+      <w:proofErr w:type="gramStart"/>
+      <w:r>
+        <w:rPr>
+          <w:rFonts w:cs="Times New Roman"/>
           <w:b/>
           <w:bCs/>
-          <w:lang w:val="en-US"/>
-        </w:rPr>
-        <w:t>Aboutness: Towards foundations for the information artifact ontology</w:t>
-      </w:r>
-      <w:r>
-        <w:rPr>
-          <w:lang w:val="en-US"/>
-        </w:rPr>
-        <w:t xml:space="preserve">. </w:t>
-      </w:r>
-      <w:r>
-        <w:t>2015. Disponível em:</w:t>
-      </w:r>
-      <w:hyperlink r:id="rId20" w:history="1">
-        <w:r>
-          <w:rPr>
-            <w:rStyle w:val="Hyperlink"/>
-          </w:rPr>
-          <w:t xml:space="preserve"> https://philpapers.org/archive/CEUATF.pdf</w:t>
-        </w:r>
-      </w:hyperlink>
-      <w:r>
-        <w:t xml:space="preserve">. </w:t>
-      </w:r>
-      <w:proofErr w:type="spellStart"/>
-      <w:r>
-        <w:rPr>
-          <w:lang w:val="en-US"/>
-        </w:rPr>
-        <w:t>Acesso</w:t>
+          <w:szCs w:val="24"/>
+        </w:rPr>
+        <w:t>means</w:t>
       </w:r>
       <w:proofErr w:type="spellEnd"/>
-      <w:r>
-        <w:rPr>
-          <w:lang w:val="en-US"/>
-        </w:rPr>
-        <w:t xml:space="preserve"> </w:t>
-      </w:r>
-      <w:proofErr w:type="spellStart"/>
-      <w:r>
-        <w:rPr>
-          <w:lang w:val="en-US"/>
-        </w:rPr>
-        <w:t>em</w:t>
-      </w:r>
-      <w:proofErr w:type="spellEnd"/>
-      <w:r>
-        <w:rPr>
-          <w:lang w:val="en-US"/>
-        </w:rPr>
-        <w:t xml:space="preserve">: 18 </w:t>
-      </w:r>
-      <w:proofErr w:type="spellStart"/>
-      <w:r>
-        <w:rPr>
-          <w:lang w:val="en-US"/>
-        </w:rPr>
-        <w:t>fev</w:t>
-      </w:r>
-      <w:proofErr w:type="spellEnd"/>
-      <w:r>
-        <w:rPr>
-          <w:lang w:val="en-US"/>
-        </w:rPr>
-        <w:t>. 2025.</w:t>
-      </w:r>
-    </w:p>
-    <w:p>
-      <w:pPr>
-        <w:pStyle w:val="CorpodoTexto"/>
-        <w:rPr>
-          <w:lang w:val="en-US"/>
-        </w:rPr>
-      </w:pPr>
-    </w:p>
-    <w:p>
-      <w:r>
-        <w:rPr>
-          <w:lang w:val="en-US"/>
-        </w:rPr>
-        <w:t xml:space="preserve">CHAPMAN, A. D. </w:t>
-      </w:r>
-      <w:r>
-        <w:rPr>
+      <w:proofErr w:type="gramEnd"/>
+      <w:r>
+        <w:rPr>
+          <w:rFonts w:cs="Times New Roman"/>
           <w:b/>
           <w:bCs/>
-          <w:lang w:val="en-US"/>
-        </w:rPr>
-        <w:t>Principles of Data Quality</w:t>
-      </w:r>
-      <w:r>
-        <w:rPr>
-          <w:lang w:val="en-US"/>
-        </w:rPr>
-        <w:t xml:space="preserve">. </w:t>
-      </w:r>
-      <w:r>
-        <w:rPr>
-          <w:lang w:val="en-US"/>
-        </w:rPr>
-        <w:t xml:space="preserve">Copenhagen, 2005. </w:t>
-      </w:r>
-      <w:r>
-        <w:t xml:space="preserve">Disponível em: </w:t>
-      </w:r>
-      <w:hyperlink r:id="rId21" w:history="1">
-        <w:r>
-          <w:rPr>
-            <w:rStyle w:val="Hyperlink"/>
-          </w:rPr>
-          <w:t>https://www.gbif.org/document/80509</w:t>
-        </w:r>
-      </w:hyperlink>
-      <w:r>
-        <w:t>. Acesso em: 18 fev. 2025.</w:t>
-      </w:r>
-    </w:p>
-    <w:p>
-      <w:pPr>
-        <w:rPr>
-          <w:lang w:val="en-US"/>
-        </w:rPr>
-      </w:pPr>
-      <w:r>
-        <w:lastRenderedPageBreak/>
-        <w:t xml:space="preserve">CIDOC CRM. </w:t>
-      </w:r>
-      <w:r>
-        <w:rPr>
+          <w:szCs w:val="24"/>
+        </w:rPr>
+        <w:t xml:space="preserve"> </w:t>
+      </w:r>
+      <w:proofErr w:type="spellStart"/>
+      <w:r>
+        <w:rPr>
+          <w:rFonts w:cs="Times New Roman"/>
           <w:b/>
           <w:bCs/>
-        </w:rPr>
-        <w:t xml:space="preserve">CIDOC Conceptual </w:t>
-      </w:r>
-      <w:proofErr w:type="spellStart"/>
-      <w:r>
-        <w:rPr>
+          <w:szCs w:val="24"/>
+        </w:rPr>
+        <w:t>clustering</w:t>
+      </w:r>
+      <w:proofErr w:type="spellEnd"/>
+      <w:r>
+        <w:rPr>
+          <w:rFonts w:cs="Times New Roman"/>
+          <w:szCs w:val="24"/>
+        </w:rPr>
+        <w:t>. Disponível em: https://www.ibm.com/br-pt/topics/k-means-clustering. Acesso em: 08 mar. 2025.</w:t>
+      </w:r>
+    </w:p>
+    <w:p>
+      <w:pPr>
+        <w:spacing w:after="200" w:line="276" w:lineRule="auto"/>
+        <w:rPr>
+          <w:rFonts w:cs="Times New Roman"/>
+          <w:szCs w:val="24"/>
+        </w:rPr>
+      </w:pPr>
+      <w:r>
+        <w:rPr>
+          <w:rFonts w:cs="Times New Roman"/>
+          <w:szCs w:val="24"/>
+        </w:rPr>
+        <w:t xml:space="preserve">IBM. </w:t>
+      </w:r>
+      <w:r>
+        <w:rPr>
+          <w:rFonts w:cs="Times New Roman"/>
           <w:b/>
           <w:bCs/>
-        </w:rPr>
-        <w:t>Reference</w:t>
-      </w:r>
-      <w:proofErr w:type="spellEnd"/>
-      <w:r>
-        <w:rPr>
+          <w:szCs w:val="24"/>
+        </w:rPr>
+        <w:t xml:space="preserve">Redes neurais </w:t>
+      </w:r>
+      <w:proofErr w:type="spellStart"/>
+      <w:r>
+        <w:rPr>
+          <w:rFonts w:cs="Times New Roman"/>
           <w:b/>
           <w:bCs/>
-        </w:rPr>
-        <w:t xml:space="preserve"> Model</w:t>
-      </w:r>
-      <w:r>
-        <w:t>. Disponível em:</w:t>
-      </w:r>
-      <w:hyperlink r:id="rId22" w:history="1">
-        <w:r>
-          <w:rPr>
-            <w:rStyle w:val="Hyperlink"/>
-          </w:rPr>
-          <w:t xml:space="preserve"> https://cidoc-crm.org/</w:t>
-        </w:r>
-      </w:hyperlink>
-      <w:r>
-        <w:t xml:space="preserve">. </w:t>
-      </w:r>
-      <w:proofErr w:type="spellStart"/>
-      <w:r>
-        <w:rPr>
-          <w:lang w:val="en-US"/>
-        </w:rPr>
-        <w:t>Acesso</w:t>
+          <w:szCs w:val="24"/>
+        </w:rPr>
+        <w:t>convolucionais</w:t>
       </w:r>
       <w:proofErr w:type="spellEnd"/>
       <w:r>
         <w:rPr>
-          <w:lang w:val="en-US"/>
-        </w:rPr>
-        <w:t xml:space="preserve"> </w:t>
-      </w:r>
-      <w:proofErr w:type="spellStart"/>
-      <w:r>
-        <w:rPr>
-          <w:lang w:val="en-US"/>
-        </w:rPr>
-        <w:t>em</w:t>
-      </w:r>
-      <w:proofErr w:type="spellEnd"/>
-      <w:r>
-        <w:rPr>
-          <w:lang w:val="en-US"/>
-        </w:rPr>
-        <w:t xml:space="preserve">: 18 </w:t>
-      </w:r>
-      <w:proofErr w:type="spellStart"/>
-      <w:r>
-        <w:rPr>
-          <w:lang w:val="en-US"/>
-        </w:rPr>
-        <w:t>fev</w:t>
-      </w:r>
-      <w:proofErr w:type="spellEnd"/>
-      <w:r>
-        <w:rPr>
-          <w:lang w:val="en-US"/>
-        </w:rPr>
-        <w:t>. 2025.</w:t>
-      </w:r>
-    </w:p>
-    <w:p>
-      <w:pPr>
-        <w:pStyle w:val="CorpodoTexto"/>
-        <w:rPr>
-          <w:lang w:val="en-US"/>
-        </w:rPr>
-      </w:pPr>
-    </w:p>
-    <w:p>
-      <w:pPr>
-        <w:rPr>
-          <w:lang w:val="en-US"/>
-        </w:rPr>
-      </w:pPr>
-      <w:proofErr w:type="spellStart"/>
-      <w:r>
-        <w:rPr>
-          <w:lang w:val="en-US"/>
-        </w:rPr>
-        <w:t>Dijkshoorn</w:t>
-      </w:r>
-      <w:proofErr w:type="spellEnd"/>
-      <w:r>
-        <w:rPr>
-          <w:lang w:val="en-US"/>
-        </w:rPr>
-        <w:t xml:space="preserve">, Chris, Lizzy </w:t>
-      </w:r>
-      <w:proofErr w:type="spellStart"/>
-      <w:r>
-        <w:rPr>
-          <w:lang w:val="en-US"/>
-        </w:rPr>
-        <w:t>Jongma</w:t>
-      </w:r>
-      <w:proofErr w:type="spellEnd"/>
-      <w:r>
-        <w:rPr>
-          <w:lang w:val="en-US"/>
-        </w:rPr>
-        <w:t xml:space="preserve">, Lora </w:t>
-      </w:r>
-      <w:proofErr w:type="spellStart"/>
-      <w:r>
-        <w:rPr>
-          <w:lang w:val="en-US"/>
-        </w:rPr>
-        <w:t>Aroyo</w:t>
-      </w:r>
-      <w:proofErr w:type="spellEnd"/>
-      <w:r>
-        <w:rPr>
-          <w:lang w:val="en-US"/>
-        </w:rPr>
-        <w:t xml:space="preserve">, </w:t>
-      </w:r>
-      <w:proofErr w:type="spellStart"/>
-      <w:r>
-        <w:rPr>
-          <w:lang w:val="en-US"/>
-        </w:rPr>
-        <w:t>Jacco</w:t>
-      </w:r>
-      <w:proofErr w:type="spellEnd"/>
-      <w:r>
-        <w:rPr>
-          <w:lang w:val="en-US"/>
-        </w:rPr>
-        <w:t xml:space="preserve"> Van </w:t>
-      </w:r>
-      <w:proofErr w:type="spellStart"/>
-      <w:r>
-        <w:rPr>
-          <w:lang w:val="en-US"/>
-        </w:rPr>
-        <w:t>Ossenbruggen</w:t>
-      </w:r>
-      <w:proofErr w:type="spellEnd"/>
-      <w:r>
-        <w:rPr>
-          <w:lang w:val="en-US"/>
-        </w:rPr>
-        <w:t xml:space="preserve">, </w:t>
-      </w:r>
-      <w:proofErr w:type="spellStart"/>
-      <w:r>
-        <w:rPr>
-          <w:lang w:val="en-US"/>
-        </w:rPr>
-        <w:t>Guus</w:t>
-      </w:r>
-      <w:proofErr w:type="spellEnd"/>
-      <w:r>
-        <w:rPr>
-          <w:lang w:val="en-US"/>
-        </w:rPr>
-        <w:t xml:space="preserve"> Schreiber, Wesley Ter </w:t>
-      </w:r>
-      <w:proofErr w:type="spellStart"/>
-      <w:r>
-        <w:rPr>
-          <w:lang w:val="en-US"/>
-        </w:rPr>
-        <w:t>Weele</w:t>
-      </w:r>
-      <w:proofErr w:type="spellEnd"/>
-      <w:r>
-        <w:rPr>
-          <w:lang w:val="en-US"/>
-        </w:rPr>
-        <w:t xml:space="preserve"> and Jan </w:t>
-      </w:r>
-      <w:proofErr w:type="spellStart"/>
-      <w:r>
-        <w:rPr>
-          <w:lang w:val="en-US"/>
-        </w:rPr>
-        <w:t>Wielemaker</w:t>
-      </w:r>
-      <w:proofErr w:type="spellEnd"/>
-      <w:r>
-        <w:rPr>
-          <w:lang w:val="en-US"/>
-        </w:rPr>
-        <w:t xml:space="preserve">. 2018. </w:t>
-      </w:r>
-      <w:r>
-        <w:rPr>
+          <w:rFonts w:cs="Times New Roman"/>
+          <w:szCs w:val="24"/>
+        </w:rPr>
+        <w:t>. Disponível em: https://www.ibm.com/br-pt/think/topics/convolutional-neural-networks. Acesso em: 08 mar. 2025.</w:t>
+      </w:r>
+    </w:p>
+    <w:p>
+      <w:pPr>
+        <w:spacing w:after="200" w:line="276" w:lineRule="auto"/>
+        <w:rPr>
+          <w:rFonts w:cs="Times New Roman"/>
+          <w:szCs w:val="24"/>
+        </w:rPr>
+      </w:pPr>
+      <w:r>
+        <w:rPr>
+          <w:rFonts w:cs="Times New Roman"/>
+          <w:szCs w:val="24"/>
+        </w:rPr>
+        <w:lastRenderedPageBreak/>
+        <w:t xml:space="preserve">IBM. </w:t>
+      </w:r>
+      <w:r>
+        <w:rPr>
+          <w:rFonts w:cs="Times New Roman"/>
           <w:b/>
           <w:bCs/>
-          <w:lang w:val="en-US"/>
-        </w:rPr>
-        <w:t>“The Rijksmuseum Collection as Linked Data”</w:t>
-      </w:r>
-      <w:r>
-        <w:rPr>
-          <w:lang w:val="en-US"/>
-        </w:rPr>
-        <w:t xml:space="preserve">. Semantic Web 9, no. 2: 221-30. </w:t>
-      </w:r>
-      <w:hyperlink r:id="rId23" w:history="1">
-        <w:r>
-          <w:rPr>
-            <w:rStyle w:val="Hyperlink"/>
-            <w:lang w:val="en-US"/>
-          </w:rPr>
-          <w:t>https://doi.org/doi:10.3233/SW-170257</w:t>
-        </w:r>
-      </w:hyperlink>
-      <w:r>
-        <w:rPr>
-          <w:lang w:val="en-US"/>
-        </w:rPr>
-        <w:t>.</w:t>
-      </w:r>
-    </w:p>
-    <w:p>
-      <w:pPr>
-        <w:pStyle w:val="CorpodoTexto"/>
-        <w:rPr>
-          <w:lang w:val="en-US"/>
-        </w:rPr>
-      </w:pPr>
-    </w:p>
-    <w:p>
-      <w:r>
-        <w:rPr>
-          <w:lang w:val="en-US"/>
-        </w:rPr>
-        <w:t xml:space="preserve">EUROPEANA. </w:t>
-      </w:r>
-      <w:proofErr w:type="spellStart"/>
-      <w:r>
-        <w:rPr>
+          <w:szCs w:val="24"/>
+        </w:rPr>
+        <w:t>Redes neurais recorrentes</w:t>
+      </w:r>
+      <w:r>
+        <w:rPr>
+          <w:rFonts w:cs="Times New Roman"/>
+          <w:szCs w:val="24"/>
+        </w:rPr>
+        <w:t>. Disponível em: https://www.ibm.com/br-pt/think/topics/recurrent-neural-networks. Acesso em: 08 mar. 2025.</w:t>
+      </w:r>
+    </w:p>
+    <w:p>
+      <w:pPr>
+        <w:spacing w:after="200" w:line="276" w:lineRule="auto"/>
+        <w:rPr>
+          <w:rFonts w:cs="Times New Roman"/>
+          <w:szCs w:val="24"/>
+        </w:rPr>
+      </w:pPr>
+      <w:r>
+        <w:rPr>
+          <w:rFonts w:cs="Times New Roman"/>
+          <w:szCs w:val="24"/>
+        </w:rPr>
+        <w:t xml:space="preserve">IBM. </w:t>
+      </w:r>
+      <w:r>
+        <w:rPr>
+          <w:rFonts w:cs="Times New Roman"/>
           <w:b/>
           <w:bCs/>
-          <w:lang w:val="en-US"/>
-        </w:rPr>
-        <w:t>Europeana</w:t>
-      </w:r>
-      <w:proofErr w:type="spellEnd"/>
-      <w:r>
-        <w:rPr>
+          <w:szCs w:val="24"/>
+        </w:rPr>
+        <w:t>Regressão linear</w:t>
+      </w:r>
+      <w:r>
+        <w:rPr>
+          <w:rFonts w:cs="Times New Roman"/>
+          <w:szCs w:val="24"/>
+        </w:rPr>
+        <w:t>. Disponível em: https://www.ibm.com/br-pt/topics/linear-regression. Acesso em: 08 mar. 2025.</w:t>
+      </w:r>
+    </w:p>
+    <w:p>
+      <w:pPr>
+        <w:spacing w:after="200" w:line="276" w:lineRule="auto"/>
+        <w:rPr>
+          <w:rFonts w:cs="Times New Roman"/>
+          <w:szCs w:val="24"/>
+        </w:rPr>
+      </w:pPr>
+      <w:r>
+        <w:rPr>
+          <w:rFonts w:cs="Times New Roman"/>
+          <w:szCs w:val="24"/>
+        </w:rPr>
+        <w:t xml:space="preserve">INSTITUTO FEDERAL DE SANTA CATARINA (IFSC). </w:t>
+      </w:r>
+      <w:r>
+        <w:rPr>
+          <w:rFonts w:cs="Times New Roman"/>
           <w:b/>
           <w:bCs/>
-          <w:lang w:val="en-US"/>
-        </w:rPr>
-        <w:t xml:space="preserve"> Pro – Europe’s digital cultural heritage platform.</w:t>
-      </w:r>
-      <w:r>
-        <w:rPr>
-          <w:lang w:val="en-US"/>
-        </w:rPr>
-        <w:t xml:space="preserve"> 2024. </w:t>
-      </w:r>
-      <w:r>
-        <w:t>Disponível em:</w:t>
-      </w:r>
-      <w:hyperlink r:id="rId24" w:history="1">
-        <w:r>
-          <w:rPr>
-            <w:rStyle w:val="Hyperlink"/>
-          </w:rPr>
-          <w:t xml:space="preserve"> https://pro.europeana.eu/</w:t>
-        </w:r>
-      </w:hyperlink>
-      <w:r>
-        <w:t>. Acesso em: 18 fev. 2025.</w:t>
-      </w:r>
-    </w:p>
-    <w:p>
-      <w:pPr>
-        <w:pStyle w:val="CorpodoTexto"/>
-      </w:pPr>
-    </w:p>
-    <w:p>
-      <w:r>
-        <w:t xml:space="preserve">FALBO, Ricardo de Almeida. </w:t>
+          <w:szCs w:val="24"/>
+        </w:rPr>
+        <w:t>Como funciona uma Unidade de Terapia Intensiva</w:t>
+      </w:r>
+      <w:r>
+        <w:rPr>
+          <w:rFonts w:cs="Times New Roman"/>
+          <w:szCs w:val="24"/>
+        </w:rPr>
+        <w:t>. Disponível em: https://www.ifsc.edu.br/post-ifsc-verifica/-/asset_publisher/uII70Nv266Xk/content/id/1983737/como-funciona-uma-unidade-de-terapia-intensiva. Acesso em: 20 fev. 2025.</w:t>
+      </w:r>
+    </w:p>
+    <w:p>
+      <w:pPr>
+        <w:spacing w:after="200" w:line="276" w:lineRule="auto"/>
+        <w:rPr>
+          <w:rFonts w:cs="Times New Roman"/>
+          <w:szCs w:val="24"/>
+        </w:rPr>
+      </w:pPr>
+      <w:r>
+        <w:rPr>
+          <w:rFonts w:cs="Times New Roman"/>
+          <w:szCs w:val="24"/>
+          <w:highlight w:val="yellow"/>
+        </w:rPr>
+        <w:t xml:space="preserve">JÚNIOR, </w:t>
       </w:r>
       <w:proofErr w:type="spellStart"/>
       <w:r>
         <w:rPr>
+          <w:rFonts w:cs="Times New Roman"/>
+          <w:szCs w:val="24"/>
+          <w:highlight w:val="yellow"/>
+        </w:rPr>
+        <w:t>Uálaci</w:t>
+      </w:r>
+      <w:proofErr w:type="spellEnd"/>
+      <w:r>
+        <w:rPr>
+          <w:rFonts w:cs="Times New Roman"/>
+          <w:szCs w:val="24"/>
+          <w:highlight w:val="yellow"/>
+        </w:rPr>
+        <w:t xml:space="preserve"> dos Anjos. </w:t>
+      </w:r>
+      <w:commentRangeStart w:id="40"/>
+      <w:r>
+        <w:rPr>
+          <w:rFonts w:cs="Times New Roman"/>
           <w:b/>
           <w:bCs/>
-        </w:rPr>
-        <w:t>SABiO</w:t>
-      </w:r>
-      <w:proofErr w:type="spellEnd"/>
-      <w:r>
-        <w:rPr>
+          <w:szCs w:val="24"/>
+          <w:highlight w:val="yellow"/>
+        </w:rPr>
+        <w:t>Mineração</w:t>
+      </w:r>
+      <w:commentRangeEnd w:id="40"/>
+      <w:r>
+        <w:rPr>
+          <w:rStyle w:val="Refdecomentrio"/>
+        </w:rPr>
+        <w:commentReference w:id="40"/>
+      </w:r>
+      <w:r>
+        <w:rPr>
+          <w:rFonts w:cs="Times New Roman"/>
           <w:b/>
           <w:bCs/>
-        </w:rPr>
-        <w:t xml:space="preserve">: </w:t>
-      </w:r>
-      <w:proofErr w:type="spellStart"/>
-      <w:r>
-        <w:rPr>
+          <w:szCs w:val="24"/>
+          <w:highlight w:val="yellow"/>
+        </w:rPr>
+        <w:t xml:space="preserve"> de dados na base de dados de SRAG</w:t>
+      </w:r>
+      <w:r>
+        <w:rPr>
+          <w:rFonts w:cs="Times New Roman"/>
+          <w:szCs w:val="24"/>
+          <w:highlight w:val="yellow"/>
+        </w:rPr>
+        <w:t>. 2024. Trabalho de Conclusão de Curso (Bacharelado em Engenharia da Computação) – Universidade Federal do Espírito Santo, São Mateus, 2024.</w:t>
+      </w:r>
+    </w:p>
+    <w:p>
+      <w:pPr>
+        <w:spacing w:after="200" w:line="276" w:lineRule="auto"/>
+        <w:rPr>
+          <w:rFonts w:cs="Times New Roman"/>
+          <w:szCs w:val="24"/>
+        </w:rPr>
+      </w:pPr>
+      <w:r>
+        <w:rPr>
+          <w:rFonts w:cs="Times New Roman"/>
+          <w:szCs w:val="24"/>
+        </w:rPr>
+        <w:t xml:space="preserve">MARQUES, Iasmin. </w:t>
+      </w:r>
+      <w:r>
+        <w:rPr>
+          <w:rFonts w:cs="Times New Roman"/>
           <w:b/>
           <w:bCs/>
-        </w:rPr>
-        <w:t>Systematic</w:t>
-      </w:r>
-      <w:proofErr w:type="spellEnd"/>
-      <w:r>
-        <w:rPr>
+          <w:szCs w:val="24"/>
+        </w:rPr>
+        <w:t>Análise de Dados - Preditiva</w:t>
+      </w:r>
+      <w:r>
+        <w:rPr>
+          <w:rFonts w:cs="Times New Roman"/>
+          <w:szCs w:val="24"/>
+        </w:rPr>
+        <w:t>. Disponível em: https://colab.research.google.com/drive/1tg1hKxFYfgRVxRXTjPllKwhKSm_goi8P. Acesso em: 08 mar. 2025.</w:t>
+      </w:r>
+    </w:p>
+    <w:p>
+      <w:pPr>
+        <w:spacing w:after="200" w:line="276" w:lineRule="auto"/>
+        <w:rPr>
+          <w:rFonts w:cs="Times New Roman"/>
+          <w:szCs w:val="24"/>
+        </w:rPr>
+      </w:pPr>
+      <w:r>
+        <w:rPr>
+          <w:rFonts w:cs="Times New Roman"/>
+          <w:szCs w:val="24"/>
+        </w:rPr>
+        <w:t xml:space="preserve">MINISTÉRIO DA SAÚDE (Brasil). </w:t>
+      </w:r>
+      <w:proofErr w:type="spellStart"/>
+      <w:r>
+        <w:rPr>
+          <w:rFonts w:cs="Times New Roman"/>
           <w:b/>
           <w:bCs/>
-        </w:rPr>
-        <w:t xml:space="preserve"> Approach for Building </w:t>
-      </w:r>
-      <w:proofErr w:type="spellStart"/>
-      <w:r>
-        <w:rPr>
+          <w:szCs w:val="24"/>
+        </w:rPr>
+        <w:t>OpenDataSUS</w:t>
+      </w:r>
+      <w:proofErr w:type="spellEnd"/>
+      <w:r>
+        <w:rPr>
+          <w:rFonts w:cs="Times New Roman"/>
           <w:b/>
           <w:bCs/>
-        </w:rPr>
-        <w:t>Ontologies</w:t>
-      </w:r>
-      <w:proofErr w:type="spellEnd"/>
-      <w:r>
-        <w:rPr>
+          <w:szCs w:val="24"/>
+        </w:rPr>
+        <w:t xml:space="preserve"> – Sobre</w:t>
+      </w:r>
+      <w:r>
+        <w:rPr>
+          <w:rFonts w:cs="Times New Roman"/>
+          <w:szCs w:val="24"/>
+        </w:rPr>
+        <w:t>. Disponível em: https://opendatasus.saude.gov.br/about. Acesso em: 04 mar. 2025.</w:t>
+      </w:r>
+    </w:p>
+    <w:p>
+      <w:pPr>
+        <w:spacing w:after="200" w:line="276" w:lineRule="auto"/>
+        <w:rPr>
+          <w:rFonts w:cs="Times New Roman"/>
+          <w:szCs w:val="24"/>
+        </w:rPr>
+      </w:pPr>
+      <w:r>
+        <w:rPr>
+          <w:rFonts w:cs="Times New Roman"/>
+          <w:szCs w:val="24"/>
+        </w:rPr>
+        <w:t xml:space="preserve">MINISTÉRIO DA SAÚDE (Brasil). </w:t>
+      </w:r>
+      <w:r>
+        <w:rPr>
+          <w:rFonts w:cs="Times New Roman"/>
           <w:b/>
           <w:bCs/>
-        </w:rPr>
-        <w:t xml:space="preserve">. </w:t>
-      </w:r>
-      <w:proofErr w:type="spellStart"/>
-      <w:r>
-        <w:rPr>
+          <w:szCs w:val="24"/>
+        </w:rPr>
+        <w:t>Síndrome Respiratória Aguda Grave – SRAG 2021 a 2024</w:t>
+      </w:r>
+      <w:r>
+        <w:rPr>
+          <w:rFonts w:cs="Times New Roman"/>
+          <w:szCs w:val="24"/>
+        </w:rPr>
+        <w:t>. Disponível em: https://opendatasus.saude.gov.br/dataset/srag-2021-a-2024/resource/8cb52f73-0184-41d5-8a8f-87d8f415652c. Acesso em: 10 fev. 2025.</w:t>
+      </w:r>
+    </w:p>
+    <w:p>
+      <w:pPr>
+        <w:spacing w:after="200" w:line="276" w:lineRule="auto"/>
+        <w:rPr>
+          <w:rFonts w:cs="Times New Roman"/>
+          <w:szCs w:val="24"/>
+        </w:rPr>
+      </w:pPr>
+      <w:r>
+        <w:rPr>
+          <w:rFonts w:cs="Times New Roman"/>
+          <w:szCs w:val="24"/>
+        </w:rPr>
+        <w:t xml:space="preserve">PAIM, J. S. </w:t>
+      </w:r>
+      <w:r>
+        <w:rPr>
+          <w:rFonts w:cs="Times New Roman"/>
           <w:b/>
           <w:bCs/>
-        </w:rPr>
-        <w:t>Ontology</w:t>
-      </w:r>
-      <w:proofErr w:type="spellEnd"/>
-      <w:r>
-        <w:rPr>
+          <w:szCs w:val="24"/>
+        </w:rPr>
+        <w:t>O Sistema Único de Saúde (SUS) aos 30 anos</w:t>
+      </w:r>
+      <w:r>
+        <w:rPr>
+          <w:rFonts w:cs="Times New Roman"/>
+          <w:szCs w:val="24"/>
+        </w:rPr>
+        <w:t>. Ciência &amp; Saúde Coletiva, v. 25, n. 3, p. 357-364, 2020. Disponível em: https://www.scielo.br/j/csc/a/Qg7SJFjWPjvdQjvnRzxS6Mg/?lang=pt. Acesso em: 16 jan. 2025.</w:t>
+      </w:r>
+    </w:p>
+    <w:p>
+      <w:pPr>
+        <w:spacing w:after="200" w:line="276" w:lineRule="auto"/>
+        <w:rPr>
+          <w:rFonts w:cs="Times New Roman"/>
+          <w:szCs w:val="24"/>
+        </w:rPr>
+      </w:pPr>
+      <w:r>
+        <w:rPr>
+          <w:rFonts w:cs="Times New Roman"/>
+          <w:szCs w:val="24"/>
+        </w:rPr>
+        <w:t xml:space="preserve">SEBRAE. </w:t>
+      </w:r>
+      <w:r>
+        <w:rPr>
+          <w:rFonts w:cs="Times New Roman"/>
           <w:b/>
           <w:bCs/>
-        </w:rPr>
-        <w:t xml:space="preserve"> </w:t>
-      </w:r>
-      <w:proofErr w:type="spellStart"/>
-      <w:r>
-        <w:rPr>
+          <w:szCs w:val="24"/>
+        </w:rPr>
+        <w:t>O que é e como funciona a análise preditiva na saúde? Entenda</w:t>
+      </w:r>
+      <w:r>
+        <w:rPr>
+          <w:rFonts w:cs="Times New Roman"/>
+          <w:szCs w:val="24"/>
+        </w:rPr>
+        <w:t>. Disponível em: https://sebrae.com.br/sites/PortalSebrae/ufs/pe/artigos/o-que-e-e-como-funciona-a-analise-preditiva-na-saude-entenda. Acesso em: 16 jan. 2025.</w:t>
+      </w:r>
+    </w:p>
+    <w:p>
+      <w:pPr>
+        <w:spacing w:after="200" w:line="276" w:lineRule="auto"/>
+        <w:rPr>
+          <w:rFonts w:cs="Times New Roman"/>
+          <w:szCs w:val="24"/>
+        </w:rPr>
+      </w:pPr>
+      <w:r>
+        <w:rPr>
+          <w:rFonts w:cs="Times New Roman"/>
+          <w:szCs w:val="24"/>
+        </w:rPr>
+        <w:t xml:space="preserve">SENA, Gabrielle Ribeiro. </w:t>
+      </w:r>
+      <w:r>
+        <w:rPr>
+          <w:rFonts w:cs="Times New Roman"/>
           <w:b/>
           <w:bCs/>
-        </w:rPr>
-        <w:t>and</w:t>
+          <w:szCs w:val="24"/>
+        </w:rPr>
+        <w:t>Modelos preditivos de óbito para pacientes com COVID-19</w:t>
+      </w:r>
+      <w:r>
+        <w:rPr>
+          <w:rFonts w:cs="Times New Roman"/>
+          <w:szCs w:val="24"/>
+        </w:rPr>
+        <w:t>. 2021. Tese (Doutorado em Saúde Integral) – Instituto de Medicina Integral Prof. Fernando Figueira (IMIP), Recife, 2021.</w:t>
+      </w:r>
+    </w:p>
+    <w:p>
+      <w:pPr>
+        <w:spacing w:after="200" w:line="276" w:lineRule="auto"/>
+        <w:rPr>
+          <w:rFonts w:cs="Times New Roman"/>
+          <w:szCs w:val="24"/>
+        </w:rPr>
+      </w:pPr>
+      <w:r>
+        <w:rPr>
+          <w:rFonts w:cs="Times New Roman"/>
+          <w:szCs w:val="24"/>
+        </w:rPr>
+        <w:t xml:space="preserve">SILVA, Amauri </w:t>
+      </w:r>
+      <w:proofErr w:type="spellStart"/>
+      <w:r>
+        <w:rPr>
+          <w:rFonts w:cs="Times New Roman"/>
+          <w:szCs w:val="24"/>
+        </w:rPr>
+        <w:t>Ornellas</w:t>
       </w:r>
       <w:proofErr w:type="spellEnd"/>
       <w:r>
         <w:rPr>
+          <w:rFonts w:cs="Times New Roman"/>
+          <w:szCs w:val="24"/>
+        </w:rPr>
+        <w:t xml:space="preserve"> da. </w:t>
+      </w:r>
+      <w:r>
+        <w:rPr>
+          <w:rFonts w:cs="Times New Roman"/>
           <w:b/>
           <w:bCs/>
-        </w:rPr>
-        <w:t xml:space="preserve"> Conceptual </w:t>
+          <w:szCs w:val="24"/>
+        </w:rPr>
+        <w:t xml:space="preserve">Uso de </w:t>
       </w:r>
       <w:proofErr w:type="spellStart"/>
       <w:r>
         <w:rPr>
+          <w:rFonts w:cs="Times New Roman"/>
           <w:b/>
           <w:bCs/>
-        </w:rPr>
-        <w:t>Modeling</w:t>
+          <w:szCs w:val="24"/>
+        </w:rPr>
+        <w:t>Machine</w:t>
       </w:r>
       <w:proofErr w:type="spellEnd"/>
       <w:r>
         <w:rPr>
+          <w:rFonts w:cs="Times New Roman"/>
           <w:b/>
           <w:bCs/>
-        </w:rPr>
-        <w:t xml:space="preserve"> </w:t>
+          <w:szCs w:val="24"/>
+        </w:rPr>
+        <w:t xml:space="preserve"> Learning para previsão da evolução de casos de SRAG incluindo casos de COVID-19 considerando variáveis clínicas e demográficas</w:t>
+      </w:r>
+      <w:r>
+        <w:rPr>
+          <w:rFonts w:cs="Times New Roman"/>
+          <w:szCs w:val="24"/>
+        </w:rPr>
+        <w:t>. 2021. Trabalho de Conclusão de Curso (Bacharelado em Engenharia de Produção) – Universidade Tecnológica Federal do Paraná, Londrina, 2021. Disponível em: https://repositorio.utfpr.edu.br/jspui/handle/1/26211. Acesso em: 16 jan. 2025.</w:t>
+      </w:r>
+    </w:p>
+    <w:p>
+      <w:pPr>
+        <w:spacing w:after="200" w:line="276" w:lineRule="auto"/>
+        <w:rPr>
+          <w:rFonts w:cs="Times New Roman"/>
+          <w:szCs w:val="24"/>
+        </w:rPr>
+      </w:pPr>
+      <w:r>
+        <w:rPr>
+          <w:rFonts w:cs="Times New Roman"/>
+          <w:szCs w:val="24"/>
+        </w:rPr>
+        <w:t xml:space="preserve">SILVA, </w:t>
       </w:r>
       <w:proofErr w:type="spellStart"/>
       <w:r>
         <w:rPr>
+          <w:rFonts w:cs="Times New Roman"/>
+          <w:szCs w:val="24"/>
+        </w:rPr>
+        <w:t>Risomario</w:t>
+      </w:r>
+      <w:proofErr w:type="spellEnd"/>
+      <w:r>
+        <w:rPr>
+          <w:rFonts w:cs="Times New Roman"/>
+          <w:szCs w:val="24"/>
+        </w:rPr>
+        <w:t xml:space="preserve">; SILVA NETO, Darcy Ramos da. </w:t>
+      </w:r>
+      <w:r>
+        <w:rPr>
+          <w:rFonts w:cs="Times New Roman"/>
           <w:b/>
           <w:bCs/>
-        </w:rPr>
-        <w:t>Research</w:t>
-      </w:r>
-      <w:proofErr w:type="spellEnd"/>
-      <w:r>
-        <w:rPr>
+          <w:szCs w:val="24"/>
+        </w:rPr>
+        <w:t xml:space="preserve">Inteligência artificial e previsão de óbito por Covid-19 no Brasil: uma análise comparativa entre os algoritmos </w:t>
+      </w:r>
+      <w:proofErr w:type="spellStart"/>
+      <w:r>
+        <w:rPr>
+          <w:rFonts w:cs="Times New Roman"/>
           <w:b/>
           <w:bCs/>
-        </w:rPr>
-        <w:t xml:space="preserve"> </w:t>
-      </w:r>
-      <w:proofErr w:type="spellStart"/>
-      <w:r>
-        <w:rPr>
+          <w:szCs w:val="24"/>
+        </w:rPr>
+        <w:t>Logistic</w:t>
+      </w:r>
+      <w:proofErr w:type="spellEnd"/>
+      <w:r>
+        <w:rPr>
+          <w:rFonts w:cs="Times New Roman"/>
           <w:b/>
           <w:bCs/>
-        </w:rPr>
-        <w:t>Group</w:t>
-      </w:r>
-      <w:proofErr w:type="spellEnd"/>
-      <w:r>
-        <w:rPr>
+          <w:szCs w:val="24"/>
+        </w:rPr>
+        <w:t xml:space="preserve"> </w:t>
+      </w:r>
+      <w:proofErr w:type="spellStart"/>
+      <w:r>
+        <w:rPr>
+          <w:rFonts w:cs="Times New Roman"/>
           <w:b/>
           <w:bCs/>
-        </w:rPr>
-        <w:t xml:space="preserve"> (NEMO)</w:t>
-      </w:r>
-      <w:r>
-        <w:t xml:space="preserve">, Federal </w:t>
-      </w:r>
-      <w:proofErr w:type="spellStart"/>
-      <w:r>
-        <w:t>University</w:t>
+          <w:szCs w:val="24"/>
+        </w:rPr>
+        <w:lastRenderedPageBreak/>
+        <w:t>Regression</w:t>
       </w:r>
       <w:proofErr w:type="spellEnd"/>
       <w:r>
-        <w:t xml:space="preserve"> </w:t>
-      </w:r>
-      <w:proofErr w:type="spellStart"/>
-      <w:r>
-        <w:t>of</w:t>
-      </w:r>
-      <w:proofErr w:type="spellEnd"/>
-      <w:r>
-        <w:t xml:space="preserve"> Espírito Santo, Vitória, ES, 2014.</w:t>
-      </w:r>
-    </w:p>
-    <w:p>
-      <w:pPr>
-        <w:pStyle w:val="CorpodoTexto"/>
-      </w:pPr>
-    </w:p>
-    <w:p>
-      <w:r>
-        <w:t xml:space="preserve">FARINELLI, Fernanda; ALMEIDA, Mauricio B. </w:t>
-      </w:r>
-      <w:r>
-        <w:rPr>
+        <w:rPr>
+          <w:rFonts w:cs="Times New Roman"/>
           <w:b/>
           <w:bCs/>
-        </w:rPr>
-        <w:t>Ontologias biomédicas: teoria e prática</w:t>
-      </w:r>
-      <w:r>
-        <w:t>. 2021.</w:t>
-      </w:r>
-    </w:p>
-    <w:p>
-      <w:pPr>
-        <w:pStyle w:val="CorpodoTexto"/>
-      </w:pPr>
-    </w:p>
-    <w:p>
-      <w:pPr>
-        <w:rPr>
-          <w:lang w:val="en-US"/>
-        </w:rPr>
-      </w:pPr>
-      <w:r>
-        <w:t xml:space="preserve">GOVERNO FEDERAL. </w:t>
-      </w:r>
-      <w:r>
-        <w:rPr>
+          <w:szCs w:val="24"/>
+        </w:rPr>
+        <w:t xml:space="preserve">, </w:t>
+      </w:r>
+      <w:proofErr w:type="spellStart"/>
+      <w:r>
+        <w:rPr>
+          <w:rFonts w:cs="Times New Roman"/>
           <w:b/>
           <w:bCs/>
-        </w:rPr>
-        <w:t>Aprovada nova definição de museu</w:t>
-      </w:r>
-      <w:r>
-        <w:t>. 2022. Disponível em:</w:t>
-      </w:r>
-      <w:hyperlink r:id="rId25" w:anchor=":~:text=O%20museu%20%C3%A9%20uma%20institui%C3%A7%C3%A3o,de%20educa%C3%A7%C3%A3o%2C%20estudo%20e%20deleite" w:history="1">
-        <w:r>
-          <w:rPr>
-            <w:rStyle w:val="Hyperlink"/>
-          </w:rPr>
-          <w:t xml:space="preserve"> https://www.gov.br/museudoindio/pt-br/assuntos/noticias/2022/2022-noticias-durante-o-periodo-de-defeso-eleitoral/aprovada-nova-definicao-de-museu#:~:text=O%20museu%20%C3%A9%20uma%20institui%C3%A7%C3%A3o,de%20educa%C3%A7%C3%A3o%2C%20estudo%20e%20deleite</w:t>
-        </w:r>
-      </w:hyperlink>
-      <w:r>
-        <w:t xml:space="preserve">. </w:t>
-      </w:r>
-      <w:proofErr w:type="spellStart"/>
-      <w:r>
-        <w:rPr>
-          <w:lang w:val="en-US"/>
-        </w:rPr>
-        <w:t>Acesso</w:t>
+          <w:szCs w:val="24"/>
+        </w:rPr>
+        <w:t>Decision</w:t>
       </w:r>
       <w:proofErr w:type="spellEnd"/>
       <w:r>
         <w:rPr>
-          <w:lang w:val="en-US"/>
-        </w:rPr>
-        <w:t xml:space="preserve"> </w:t>
-      </w:r>
-      <w:proofErr w:type="spellStart"/>
-      <w:r>
-        <w:rPr>
-          <w:lang w:val="en-US"/>
-        </w:rPr>
-        <w:t>em</w:t>
-      </w:r>
-      <w:proofErr w:type="spellEnd"/>
-      <w:r>
-        <w:rPr>
-          <w:lang w:val="en-US"/>
-        </w:rPr>
-        <w:t xml:space="preserve">: 18 </w:t>
-      </w:r>
-      <w:proofErr w:type="spellStart"/>
-      <w:r>
-        <w:rPr>
-          <w:lang w:val="en-US"/>
-        </w:rPr>
-        <w:t>fev</w:t>
-      </w:r>
-      <w:proofErr w:type="spellEnd"/>
-      <w:r>
-        <w:rPr>
-          <w:lang w:val="en-US"/>
-        </w:rPr>
-        <w:t>. 2025.</w:t>
-      </w:r>
-    </w:p>
-    <w:p>
-      <w:pPr>
-        <w:pStyle w:val="CorpodoTexto"/>
-        <w:rPr>
-          <w:lang w:val="en-US"/>
-        </w:rPr>
-      </w:pPr>
-    </w:p>
-    <w:p>
-      <w:pPr>
-        <w:rPr>
-          <w:lang w:val="en-US"/>
-        </w:rPr>
-      </w:pPr>
-      <w:r>
-        <w:rPr>
-          <w:lang w:val="en-US"/>
-        </w:rPr>
-        <w:t xml:space="preserve">GUARINO, N. </w:t>
-      </w:r>
-      <w:r>
-        <w:rPr>
+          <w:rFonts w:cs="Times New Roman"/>
           <w:b/>
           <w:bCs/>
-          <w:lang w:val="en-US"/>
-        </w:rPr>
-        <w:t>The Ontological Level</w:t>
-      </w:r>
-      <w:r>
-        <w:rPr>
-          <w:lang w:val="en-US"/>
-        </w:rPr>
-        <w:t>. International Workshop on Formal Ontology in Conceptual Analysis and Knowledge Representation, Padova, 1998.</w:t>
-      </w:r>
-    </w:p>
-    <w:p>
-      <w:pPr>
-        <w:pStyle w:val="CorpodoTexto"/>
-        <w:rPr>
-          <w:lang w:val="en-US"/>
-        </w:rPr>
-      </w:pPr>
-    </w:p>
-    <w:p>
-      <w:r>
-        <w:rPr>
-          <w:lang w:val="en-US"/>
-        </w:rPr>
-        <w:t xml:space="preserve">GUIZZARDI, G. </w:t>
-      </w:r>
-      <w:r>
-        <w:rPr>
+          <w:szCs w:val="24"/>
+        </w:rPr>
+        <w:t xml:space="preserve"> </w:t>
+      </w:r>
+      <w:proofErr w:type="spellStart"/>
+      <w:r>
+        <w:rPr>
+          <w:rFonts w:cs="Times New Roman"/>
           <w:b/>
           <w:bCs/>
-          <w:lang w:val="en-US"/>
-        </w:rPr>
-        <w:t>Ontological Foundations for Structural Conceptual Models</w:t>
-      </w:r>
-      <w:r>
-        <w:rPr>
-          <w:lang w:val="en-US"/>
-        </w:rPr>
-        <w:t xml:space="preserve">. </w:t>
-      </w:r>
-      <w:r>
-        <w:t>Universal Press, The Netherlands, 2005.</w:t>
-      </w:r>
-    </w:p>
-    <w:p>
-      <w:pPr>
-        <w:pStyle w:val="CorpodoTexto"/>
-      </w:pPr>
-    </w:p>
-    <w:p>
-      <w:r>
-        <w:t xml:space="preserve">IPHAN. </w:t>
-      </w:r>
-      <w:r>
-        <w:rPr>
+          <w:szCs w:val="24"/>
+        </w:rPr>
+        <w:t>Tree</w:t>
+      </w:r>
+      <w:proofErr w:type="spellEnd"/>
+      <w:r>
+        <w:rPr>
+          <w:rFonts w:cs="Times New Roman"/>
           <w:b/>
           <w:bCs/>
-        </w:rPr>
-        <w:t>Educação Patrimonial: Histórico, conceitos e processos</w:t>
-      </w:r>
-      <w:r>
-        <w:t>. Brasília: Instituto do Patrimônio Histórico e Artístico Nacional, 2014.</w:t>
-      </w:r>
-    </w:p>
-    <w:p>
-      <w:pPr>
-        <w:pStyle w:val="CorpodoTexto"/>
-      </w:pPr>
-    </w:p>
-    <w:p>
-      <w:pPr>
-        <w:pStyle w:val="CorpodoTexto"/>
-      </w:pPr>
-    </w:p>
-    <w:p>
-      <w:r>
-        <w:lastRenderedPageBreak/>
-        <w:t xml:space="preserve">LEMOS, Daniela Lucas da Silva; COELHO JÚNIOR, </w:t>
+          <w:szCs w:val="24"/>
+        </w:rPr>
+        <w:t xml:space="preserve"> e </w:t>
       </w:r>
       <w:proofErr w:type="spellStart"/>
       <w:r>
-        <w:t>Abeil</w:t>
-      </w:r>
-      <w:proofErr w:type="spellEnd"/>
-      <w:r>
-        <w:t xml:space="preserve">. </w:t>
-      </w:r>
-      <w:r>
-        <w:rPr>
+        <w:rPr>
+          <w:rFonts w:cs="Times New Roman"/>
           <w:b/>
           <w:bCs/>
-        </w:rPr>
-        <w:t>Qualidade de dados em acervos do patrimônio cultural: uma avaliação diagnóstica semiautomática nos objetos culturais sob gestão do Instituto Brasileiro de Museus</w:t>
-      </w:r>
-      <w:r>
-        <w:t xml:space="preserve">. </w:t>
-      </w:r>
-      <w:r>
-        <w:rPr>
-          <w:i/>
-          <w:iCs/>
-        </w:rPr>
-        <w:t xml:space="preserve">Encontros </w:t>
-      </w:r>
-      <w:proofErr w:type="spellStart"/>
-      <w:r>
-        <w:rPr>
-          <w:i/>
-          <w:iCs/>
-        </w:rPr>
-        <w:t>Bibli</w:t>
+          <w:szCs w:val="24"/>
+        </w:rPr>
+        <w:t>Random</w:t>
       </w:r>
       <w:proofErr w:type="spellEnd"/>
       <w:r>
-        <w:t>, Florianópolis, v. 28, 2023. DOI:</w:t>
-      </w:r>
-      <w:hyperlink r:id="rId26" w:history="1">
-        <w:r>
-          <w:rPr>
-            <w:rStyle w:val="Hyperlink"/>
-          </w:rPr>
-          <w:t xml:space="preserve"> 10.5007/1518-2924.2023.e90510</w:t>
-        </w:r>
-      </w:hyperlink>
-      <w:r>
-        <w:t>.</w:t>
-      </w:r>
-    </w:p>
-    <w:p>
-      <w:pPr>
-        <w:pStyle w:val="CorpodoTexto"/>
-      </w:pPr>
-    </w:p>
-    <w:p>
-      <w:r>
-        <w:t xml:space="preserve">LEMOS, Daniela Lucas da Silva et al. </w:t>
-      </w:r>
-      <w:r>
-        <w:rPr>
+        <w:rPr>
+          <w:rFonts w:cs="Times New Roman"/>
           <w:b/>
           <w:bCs/>
-          <w:lang w:val="en-US"/>
-        </w:rPr>
-        <w:t>A Proposal in Creating a Semantic Repository for Digital 3D Replicas: The Case of Modernist Sculptures in Public Spaces of Rio De Janeiro</w:t>
-      </w:r>
-      <w:r>
-        <w:rPr>
-          <w:lang w:val="en-US"/>
-        </w:rPr>
-        <w:t xml:space="preserve">. </w:t>
+          <w:szCs w:val="24"/>
+        </w:rPr>
+        <w:t xml:space="preserve"> Forest</w:t>
+      </w:r>
+      <w:r>
+        <w:rPr>
+          <w:rFonts w:cs="Times New Roman"/>
+          <w:szCs w:val="24"/>
+        </w:rPr>
+        <w:t>. Saúde em Debate, v. 46, n. especial 8, p. 118-129, dez. 2022.</w:t>
+      </w:r>
+    </w:p>
+    <w:p>
+      <w:pPr>
+        <w:spacing w:after="200" w:line="276" w:lineRule="auto"/>
+        <w:rPr>
+          <w:rFonts w:cs="Times New Roman"/>
+          <w:szCs w:val="24"/>
+        </w:rPr>
+      </w:pPr>
+      <w:r>
+        <w:rPr>
+          <w:rFonts w:cs="Times New Roman"/>
+          <w:szCs w:val="24"/>
+        </w:rPr>
+        <w:t xml:space="preserve">VITORIA, Sergio Ricardo Pacheco da. </w:t>
       </w:r>
       <w:proofErr w:type="spellStart"/>
       <w:r>
         <w:rPr>
-          <w:i/>
-          <w:iCs/>
-        </w:rPr>
-        <w:t>Knowledge</w:t>
-      </w:r>
-      <w:proofErr w:type="spellEnd"/>
-      <w:r>
-        <w:rPr>
-          <w:i/>
-          <w:iCs/>
-        </w:rPr>
-        <w:t xml:space="preserve"> </w:t>
-      </w:r>
-      <w:proofErr w:type="spellStart"/>
-      <w:r>
-        <w:rPr>
-          <w:i/>
-          <w:iCs/>
-        </w:rPr>
-        <w:t>Organization</w:t>
-      </w:r>
-      <w:proofErr w:type="spellEnd"/>
-      <w:r>
-        <w:t>, v. 49, n. 3, 2022.</w:t>
-      </w:r>
-    </w:p>
-    <w:p>
-      <w:pPr>
-        <w:pStyle w:val="CorpodoTexto"/>
-      </w:pPr>
-    </w:p>
-    <w:p>
-      <w:r>
-        <w:t xml:space="preserve">LEMOS, Daniela Lucas da Silva; MARTINS, D. L.; SOUZA, R. R. </w:t>
-      </w:r>
-      <w:r>
-        <w:rPr>
+          <w:rFonts w:cs="Times New Roman"/>
           <w:b/>
           <w:bCs/>
-        </w:rPr>
-        <w:t>Organização e representação da informação e do conhecimento em contextos informacionais: uma proposta de um modelo teórico-conceitual para a qualidade de objetos culturais digitais</w:t>
-      </w:r>
-      <w:r>
-        <w:t>. Fronteiras da Representação do Conhecimento, v. 2, p. 86-124, 2023.</w:t>
-      </w:r>
-    </w:p>
-    <w:p>
-      <w:pPr>
-        <w:pStyle w:val="CorpodoTexto"/>
-      </w:pPr>
-    </w:p>
-    <w:p>
-      <w:r>
-        <w:t xml:space="preserve">MARCONDES, Carlos H. </w:t>
-      </w:r>
-      <w:r>
-        <w:rPr>
+          <w:szCs w:val="24"/>
+        </w:rPr>
+        <w:t>Machine</w:t>
+      </w:r>
+      <w:proofErr w:type="spellEnd"/>
+      <w:r>
+        <w:rPr>
+          <w:rFonts w:cs="Times New Roman"/>
           <w:b/>
           <w:bCs/>
-        </w:rPr>
-        <w:t xml:space="preserve">Cultural </w:t>
-      </w:r>
-      <w:proofErr w:type="spellStart"/>
-      <w:r>
-        <w:rPr>
+          <w:szCs w:val="24"/>
+        </w:rPr>
+        <w:t xml:space="preserve"> Learning e Análise Preditiva em Saúde: um estudo de caso sobre detecção de anomalias em contas médicas do Exército</w:t>
+      </w:r>
+      <w:r>
+        <w:rPr>
+          <w:rFonts w:cs="Times New Roman"/>
+          <w:szCs w:val="24"/>
+        </w:rPr>
+        <w:t>. 2022. Dissertação (Mestrado em Governança, Tecnologia e Inovação) – Pontifícia Universidade Católica de Minas Gerais, Brasília, 2022.</w:t>
+      </w:r>
+    </w:p>
+    <w:p>
+      <w:pPr>
+        <w:spacing w:after="200" w:line="276" w:lineRule="auto"/>
+      </w:pPr>
+      <w:r>
+        <w:rPr>
+          <w:rFonts w:cs="Times New Roman"/>
+          <w:szCs w:val="24"/>
+          <w:lang w:val="en-US"/>
+        </w:rPr>
+        <w:t xml:space="preserve">ZOUZA. </w:t>
+      </w:r>
+      <w:r>
+        <w:rPr>
+          <w:rFonts w:cs="Times New Roman"/>
           <w:b/>
           <w:bCs/>
-        </w:rPr>
-        <w:t>Heritage</w:t>
+          <w:szCs w:val="24"/>
+          <w:lang w:val="en-US"/>
+        </w:rPr>
+        <w:t>Knowledge Discovery in Databases (KDD)</w:t>
+      </w:r>
+      <w:r>
+        <w:rPr>
+          <w:rFonts w:cs="Times New Roman"/>
+          <w:szCs w:val="24"/>
+          <w:lang w:val="en-US"/>
+        </w:rPr>
+        <w:t xml:space="preserve">. </w:t>
+      </w:r>
+      <w:proofErr w:type="spellStart"/>
+      <w:r>
+        <w:rPr>
+          <w:rFonts w:cs="Times New Roman"/>
+          <w:szCs w:val="24"/>
+        </w:rPr>
+        <w:t>Medium</w:t>
       </w:r>
       <w:proofErr w:type="spellEnd"/>
       <w:r>
         <w:rPr>
-          <w:b/>
-          <w:bCs/>
-        </w:rPr>
+          <w:rFonts w:cs="Times New Roman"/>
+          <w:szCs w:val="24"/>
+        </w:rPr>
+        <w:t>, 2025. Disponível em: https://medium.com/blog-do-zouza/knowledge-discovery-in-databases-kdd-462ea2775715. Acesso em: 08 mar. 2025.</w:t>
+      </w:r>
+      <w:r>
         <w:t xml:space="preserve"> </w:t>
       </w:r>
-      <w:proofErr w:type="spellStart"/>
-      <w:r>
-        <w:rPr>
-          <w:b/>
-          <w:bCs/>
-        </w:rPr>
-        <w:t>Objects</w:t>
-      </w:r>
-      <w:proofErr w:type="spellEnd"/>
-      <w:r>
-        <w:rPr>
-          <w:b/>
-          <w:bCs/>
-        </w:rPr>
-        <w:t xml:space="preserve">: a model </w:t>
-      </w:r>
-      <w:proofErr w:type="spellStart"/>
-      <w:r>
-        <w:rPr>
-          <w:b/>
-          <w:bCs/>
-        </w:rPr>
-        <w:t>of</w:t>
-      </w:r>
-      <w:proofErr w:type="spellEnd"/>
-      <w:r>
-        <w:rPr>
-          <w:b/>
-          <w:bCs/>
-        </w:rPr>
-        <w:t xml:space="preserve"> </w:t>
-      </w:r>
-      <w:proofErr w:type="spellStart"/>
-      <w:r>
-        <w:rPr>
-          <w:b/>
-          <w:bCs/>
-        </w:rPr>
-        <w:t>the</w:t>
-      </w:r>
-      <w:proofErr w:type="spellEnd"/>
-      <w:r>
-        <w:rPr>
-          <w:b/>
-          <w:bCs/>
-        </w:rPr>
-        <w:t xml:space="preserve"> </w:t>
-      </w:r>
-      <w:proofErr w:type="spellStart"/>
-      <w:r>
-        <w:rPr>
-          <w:b/>
-          <w:bCs/>
-        </w:rPr>
-        <w:t>patrimonialization</w:t>
-      </w:r>
-      <w:proofErr w:type="spellEnd"/>
-      <w:r>
-        <w:rPr>
-          <w:b/>
-          <w:bCs/>
-        </w:rPr>
-        <w:t xml:space="preserve"> </w:t>
-      </w:r>
-      <w:proofErr w:type="spellStart"/>
-      <w:r>
-        <w:rPr>
-          <w:b/>
-          <w:bCs/>
-        </w:rPr>
-        <w:t>process</w:t>
-      </w:r>
-      <w:proofErr w:type="spellEnd"/>
-      <w:r>
-        <w:t xml:space="preserve">. </w:t>
-      </w:r>
-      <w:r>
-        <w:rPr>
-          <w:i/>
-          <w:iCs/>
-        </w:rPr>
-        <w:t>ONTOBRAS 2024</w:t>
-      </w:r>
-      <w:r>
-        <w:t>. Belo Horizonte: Universidade Federal de Minas Gerais, 2024.</w:t>
-      </w:r>
-    </w:p>
-    <w:p>
-      <w:pPr>
-        <w:pStyle w:val="CorpodoTexto"/>
-      </w:pPr>
-    </w:p>
-    <w:p>
-      <w:pPr>
-        <w:rPr>
-          <w:lang w:val="en-US"/>
-        </w:rPr>
-      </w:pPr>
-      <w:r>
-        <w:t xml:space="preserve">MARTINS, Dalton Lopes; LEMOS, Daniela Lucas da Silva; OLIVEIRA, </w:t>
-      </w:r>
-      <w:proofErr w:type="spellStart"/>
-      <w:r>
-        <w:t>Luis</w:t>
-      </w:r>
-      <w:proofErr w:type="spellEnd"/>
-      <w:r>
-        <w:t xml:space="preserve"> Felipe Rosa; SIQUEIRA, Joyce; CARMO, Danielle; MEDEIROS, Vinicius Nunes. </w:t>
-      </w:r>
-      <w:r>
-        <w:rPr>
-          <w:b/>
-          <w:bCs/>
-          <w:lang w:val="en-US"/>
-        </w:rPr>
-        <w:t>Information organization and representation in digital cultural heritage in Brazil: Systematic mapping of information infrastructure in digital collections for data science applications.</w:t>
-      </w:r>
-      <w:r>
-        <w:rPr>
-          <w:lang w:val="en-US"/>
-        </w:rPr>
-        <w:t xml:space="preserve"> Journal of the Association for Information Science and Technology, [S. l.], p. asi.24650, 2022. </w:t>
-      </w:r>
-    </w:p>
-    <w:p>
-      <w:pPr>
-        <w:pStyle w:val="CorpodoTexto"/>
-        <w:rPr>
-          <w:lang w:val="en-US"/>
-        </w:rPr>
-      </w:pPr>
-    </w:p>
-    <w:p>
-      <w:r>
-        <w:t xml:space="preserve">MINISTÉRIO DA CULTURA. </w:t>
-      </w:r>
-      <w:r>
-        <w:rPr>
-          <w:b/>
-          <w:bCs/>
-        </w:rPr>
-        <w:t>Resolução Normativa</w:t>
-      </w:r>
-      <w:r>
-        <w:t xml:space="preserve"> n. 6, de 31 de agosto de 2021. Disponível:</w:t>
-      </w:r>
-      <w:hyperlink r:id="rId27" w:history="1">
-        <w:r>
-          <w:rPr>
-            <w:rStyle w:val="Hyperlink"/>
-          </w:rPr>
-          <w:t>https://www.in.gov.br/web/dou/-/resolucao-normativa-ibram-n-6-de-31-de-agosto-de-2021-342359740</w:t>
-        </w:r>
-      </w:hyperlink>
-      <w:r>
-        <w:t xml:space="preserve"> . Acesso em: 18 fev. 2025.</w:t>
-      </w:r>
-    </w:p>
-    <w:p>
-      <w:pPr>
-        <w:pStyle w:val="CorpodoTexto"/>
-      </w:pPr>
-    </w:p>
-    <w:p>
-      <w:pPr>
-        <w:rPr>
-          <w:lang w:val="en-US"/>
-        </w:rPr>
-      </w:pPr>
-      <w:r>
-        <w:t xml:space="preserve">MUSEU DA ABOLIÇÃO. </w:t>
-      </w:r>
-      <w:r>
-        <w:rPr>
-          <w:b/>
-          <w:bCs/>
-        </w:rPr>
-        <w:t>Acervo do Museu da Abolição</w:t>
-      </w:r>
-      <w:r>
-        <w:t>. Disponível em:</w:t>
-      </w:r>
-      <w:hyperlink r:id="rId28" w:history="1">
-        <w:r>
-          <w:rPr>
-            <w:rStyle w:val="Hyperlink"/>
-          </w:rPr>
-          <w:t xml:space="preserve"> https://museudaabolicao.acervos.museus.gov.br/</w:t>
-        </w:r>
-      </w:hyperlink>
-      <w:r>
-        <w:t xml:space="preserve">. </w:t>
-      </w:r>
-      <w:proofErr w:type="spellStart"/>
-      <w:r>
-        <w:rPr>
-          <w:lang w:val="en-US"/>
-        </w:rPr>
-        <w:t>Acesso</w:t>
-      </w:r>
-      <w:proofErr w:type="spellEnd"/>
-      <w:r>
-        <w:rPr>
-          <w:lang w:val="en-US"/>
-        </w:rPr>
-        <w:t xml:space="preserve"> </w:t>
-      </w:r>
-      <w:proofErr w:type="spellStart"/>
-      <w:r>
-        <w:rPr>
-          <w:lang w:val="en-US"/>
-        </w:rPr>
-        <w:t>em</w:t>
-      </w:r>
-      <w:proofErr w:type="spellEnd"/>
-      <w:r>
-        <w:rPr>
-          <w:lang w:val="en-US"/>
-        </w:rPr>
-        <w:t xml:space="preserve">: 18 </w:t>
-      </w:r>
-      <w:proofErr w:type="spellStart"/>
-      <w:r>
-        <w:rPr>
-          <w:lang w:val="en-US"/>
-        </w:rPr>
-        <w:t>fev</w:t>
-      </w:r>
-      <w:proofErr w:type="spellEnd"/>
-      <w:r>
-        <w:rPr>
-          <w:lang w:val="en-US"/>
-        </w:rPr>
-        <w:t>. 2025.</w:t>
-      </w:r>
-    </w:p>
-    <w:p>
-      <w:pPr>
-        <w:pStyle w:val="CorpodoTexto"/>
-        <w:rPr>
-          <w:lang w:val="en-US"/>
-        </w:rPr>
-      </w:pPr>
-    </w:p>
-    <w:p>
-      <w:r>
-        <w:rPr>
-          <w:lang w:val="en-US"/>
-        </w:rPr>
-        <w:t xml:space="preserve">NGUYEN, Eloisa; AMITH, Muhammad; NORDBERG, Anne; TANG, Lu; HARRIS, </w:t>
-      </w:r>
-      <w:proofErr w:type="spellStart"/>
-      <w:r>
-        <w:rPr>
-          <w:lang w:val="en-US"/>
-        </w:rPr>
-        <w:t>Marcelline</w:t>
-      </w:r>
-      <w:proofErr w:type="spellEnd"/>
-      <w:r>
-        <w:rPr>
-          <w:lang w:val="en-US"/>
-        </w:rPr>
-        <w:t xml:space="preserve"> R.; TAO, Cui. </w:t>
-      </w:r>
-      <w:r>
-        <w:rPr>
-          <w:b/>
-          <w:bCs/>
-          <w:lang w:val="en-US"/>
-        </w:rPr>
-        <w:t>CRENO: An ontology to model concepts relating to culture, race, ethnicity, and nationality for health data</w:t>
-      </w:r>
-      <w:r>
-        <w:rPr>
-          <w:lang w:val="en-US"/>
-        </w:rPr>
-        <w:t xml:space="preserve">. </w:t>
-      </w:r>
-      <w:r>
-        <w:t>2023.</w:t>
-      </w:r>
-    </w:p>
-    <w:p>
-      <w:pPr>
-        <w:pStyle w:val="CorpodoTexto"/>
-      </w:pPr>
-    </w:p>
-    <w:p>
-      <w:pPr>
-        <w:rPr>
-          <w:lang w:val="en-US"/>
-        </w:rPr>
-      </w:pPr>
-      <w:proofErr w:type="spellStart"/>
-      <w:r>
-        <w:t>Robledano-Arillo</w:t>
-      </w:r>
-      <w:proofErr w:type="spellEnd"/>
-      <w:r>
-        <w:t xml:space="preserve">, </w:t>
-      </w:r>
-      <w:proofErr w:type="spellStart"/>
-      <w:r>
-        <w:t>Jesús</w:t>
-      </w:r>
-      <w:proofErr w:type="spellEnd"/>
-      <w:r>
-        <w:t>, Diego Navarro-</w:t>
-      </w:r>
-      <w:proofErr w:type="spellStart"/>
-      <w:r>
-        <w:t>Bonilla</w:t>
-      </w:r>
-      <w:proofErr w:type="spellEnd"/>
-      <w:r>
-        <w:t xml:space="preserve"> </w:t>
-      </w:r>
-      <w:proofErr w:type="spellStart"/>
-      <w:r>
-        <w:t>and</w:t>
-      </w:r>
-      <w:proofErr w:type="spellEnd"/>
-      <w:r>
-        <w:t xml:space="preserve"> </w:t>
-      </w:r>
-      <w:proofErr w:type="spellStart"/>
-      <w:r>
-        <w:t>Julio</w:t>
-      </w:r>
-      <w:proofErr w:type="spellEnd"/>
-      <w:r>
-        <w:t xml:space="preserve"> </w:t>
-      </w:r>
-      <w:proofErr w:type="spellStart"/>
-      <w:r>
-        <w:t>Cerdá</w:t>
-      </w:r>
-      <w:proofErr w:type="spellEnd"/>
-      <w:r>
-        <w:t xml:space="preserve">-Díaz. </w:t>
-      </w:r>
-      <w:r>
-        <w:rPr>
-          <w:lang w:val="en-US"/>
-        </w:rPr>
-        <w:t xml:space="preserve">2020. </w:t>
-      </w:r>
-      <w:r>
-        <w:rPr>
-          <w:b/>
-          <w:bCs/>
-          <w:lang w:val="en-US"/>
-        </w:rPr>
-        <w:t xml:space="preserve">"Application of Linked Open Data to The Coding and Dissemination of Spanish Civil War Pho </w:t>
-      </w:r>
-      <w:proofErr w:type="spellStart"/>
-      <w:r>
-        <w:rPr>
-          <w:b/>
-          <w:bCs/>
-          <w:lang w:val="en-US"/>
-        </w:rPr>
-        <w:t>tographic</w:t>
-      </w:r>
-      <w:proofErr w:type="spellEnd"/>
-      <w:r>
-        <w:rPr>
-          <w:b/>
-          <w:bCs/>
-          <w:lang w:val="en-US"/>
-        </w:rPr>
-        <w:t xml:space="preserve"> Archives."</w:t>
-      </w:r>
-      <w:r>
-        <w:rPr>
-          <w:lang w:val="en-US"/>
-        </w:rPr>
-        <w:t xml:space="preserve"> Journal of Documentation 76, no. 21: 67-95. </w:t>
-      </w:r>
-      <w:hyperlink r:id="rId29" w:history="1">
-        <w:r>
-          <w:rPr>
-            <w:rStyle w:val="Hyperlink"/>
-            <w:lang w:val="en-US"/>
-          </w:rPr>
-          <w:t>https://doi.org/10.1108/JD-06-2019-0112</w:t>
-        </w:r>
-      </w:hyperlink>
-      <w:r>
-        <w:rPr>
-          <w:lang w:val="en-US"/>
-        </w:rPr>
-        <w:t>.</w:t>
-      </w:r>
-    </w:p>
-    <w:p>
-      <w:pPr>
-        <w:pStyle w:val="CorpodoTexto"/>
-        <w:rPr>
-          <w:lang w:val="en-US"/>
-        </w:rPr>
-      </w:pPr>
-    </w:p>
-    <w:p>
-      <w:pPr>
-        <w:rPr>
-          <w:lang w:val="en-US"/>
-        </w:rPr>
-      </w:pPr>
-      <w:r>
-        <w:rPr>
-          <w:lang w:val="en-US"/>
-        </w:rPr>
-        <w:t xml:space="preserve">SUCHÁNEK, Marek. </w:t>
-      </w:r>
-      <w:proofErr w:type="spellStart"/>
-      <w:r>
-        <w:rPr>
-          <w:b/>
-          <w:bCs/>
-          <w:lang w:val="en-US"/>
-        </w:rPr>
-        <w:t>OntoUML</w:t>
-      </w:r>
-      <w:proofErr w:type="spellEnd"/>
-      <w:r>
-        <w:rPr>
-          <w:b/>
-          <w:bCs/>
-          <w:lang w:val="en-US"/>
-        </w:rPr>
-        <w:t xml:space="preserve"> specification Documentation</w:t>
-      </w:r>
-      <w:r>
-        <w:rPr>
-          <w:lang w:val="en-US"/>
-        </w:rPr>
-        <w:t xml:space="preserve">. </w:t>
-      </w:r>
-      <w:r>
-        <w:rPr>
-          <w:lang w:val="en-US"/>
-        </w:rPr>
-        <w:t xml:space="preserve">2022. </w:t>
-      </w:r>
-      <w:proofErr w:type="spellStart"/>
-      <w:r>
-        <w:rPr>
-          <w:lang w:val="en-US"/>
-        </w:rPr>
-        <w:t>Disponível</w:t>
-      </w:r>
-      <w:proofErr w:type="spellEnd"/>
-      <w:r>
-        <w:rPr>
-          <w:lang w:val="en-US"/>
-        </w:rPr>
-        <w:t xml:space="preserve"> </w:t>
-      </w:r>
-      <w:proofErr w:type="spellStart"/>
-      <w:r>
-        <w:rPr>
-          <w:lang w:val="en-US"/>
-        </w:rPr>
-        <w:t>em</w:t>
-      </w:r>
-      <w:proofErr w:type="spellEnd"/>
-      <w:r>
-        <w:rPr>
-          <w:lang w:val="en-US"/>
-        </w:rPr>
-        <w:t>:</w:t>
-      </w:r>
-      <w:hyperlink r:id="rId30" w:history="1">
-        <w:r>
-          <w:rPr>
-            <w:rStyle w:val="Hyperlink"/>
-            <w:lang w:val="en-US"/>
-          </w:rPr>
-          <w:t xml:space="preserve"> https://ontouml.readthedocs.io/en/latest//</w:t>
-        </w:r>
-      </w:hyperlink>
-      <w:r>
-        <w:rPr>
-          <w:lang w:val="en-US"/>
-        </w:rPr>
-        <w:t xml:space="preserve">. </w:t>
-      </w:r>
-      <w:proofErr w:type="spellStart"/>
-      <w:r>
-        <w:rPr>
-          <w:lang w:val="en-US"/>
-        </w:rPr>
-        <w:t>Acesso</w:t>
-      </w:r>
-      <w:proofErr w:type="spellEnd"/>
-      <w:r>
-        <w:rPr>
-          <w:lang w:val="en-US"/>
-        </w:rPr>
-        <w:t xml:space="preserve"> </w:t>
-      </w:r>
-      <w:proofErr w:type="spellStart"/>
-      <w:r>
-        <w:rPr>
-          <w:lang w:val="en-US"/>
-        </w:rPr>
-        <w:t>em</w:t>
-      </w:r>
-      <w:proofErr w:type="spellEnd"/>
-      <w:r>
-        <w:rPr>
-          <w:lang w:val="en-US"/>
-        </w:rPr>
-        <w:t xml:space="preserve">: 18 </w:t>
-      </w:r>
-      <w:proofErr w:type="spellStart"/>
-      <w:r>
-        <w:rPr>
-          <w:lang w:val="en-US"/>
-        </w:rPr>
-        <w:t>fev</w:t>
-      </w:r>
-      <w:proofErr w:type="spellEnd"/>
-      <w:r>
-        <w:rPr>
-          <w:lang w:val="en-US"/>
-        </w:rPr>
-        <w:t>. 2025.</w:t>
-      </w:r>
-    </w:p>
-    <w:p>
-      <w:pPr>
-        <w:pStyle w:val="CorpodoTexto"/>
-        <w:rPr>
-          <w:lang w:val="en-US"/>
-        </w:rPr>
-      </w:pPr>
-    </w:p>
-    <w:p>
-      <w:r>
-        <w:rPr>
-          <w:lang w:val="en-US"/>
-        </w:rPr>
-        <w:t xml:space="preserve">VISUAL PARADIGM. </w:t>
-      </w:r>
-      <w:r>
-        <w:rPr>
-          <w:b/>
-          <w:bCs/>
-          <w:lang w:val="en-US"/>
-        </w:rPr>
-        <w:t>UML Modeling, Software Process and Tool</w:t>
-      </w:r>
-      <w:r>
-        <w:rPr>
-          <w:lang w:val="en-US"/>
-        </w:rPr>
-        <w:t xml:space="preserve">. 2024. </w:t>
-      </w:r>
-      <w:r>
-        <w:t>Disponível em:</w:t>
-      </w:r>
-      <w:hyperlink r:id="rId31" w:history="1">
-        <w:r>
-          <w:rPr>
-            <w:rStyle w:val="Hyperlink"/>
-          </w:rPr>
-          <w:t xml:space="preserve"> https://www.visual-paradigm.com/</w:t>
-        </w:r>
-      </w:hyperlink>
-      <w:r>
-        <w:t>. Acesso em: 24 fev. 2025.</w:t>
-      </w:r>
-    </w:p>
-    <w:p>
-      <w:pPr>
-        <w:pStyle w:val="CorpodoTexto"/>
-      </w:pPr>
-    </w:p>
-    <w:p>
-      <w:r>
-        <w:t xml:space="preserve">ZAMBORLINI, Veruska Carretta. </w:t>
-      </w:r>
-      <w:r>
-        <w:rPr>
-          <w:b/>
-          <w:bCs/>
-        </w:rPr>
-        <w:t xml:space="preserve">Estudo de alternativas de mapeamento de ontologias da linguagem </w:t>
-      </w:r>
-      <w:proofErr w:type="spellStart"/>
-      <w:r>
-        <w:rPr>
-          <w:b/>
-          <w:bCs/>
-        </w:rPr>
-        <w:t>OntoUML</w:t>
-      </w:r>
-      <w:proofErr w:type="spellEnd"/>
-      <w:r>
-        <w:rPr>
-          <w:b/>
-          <w:bCs/>
-        </w:rPr>
-        <w:t xml:space="preserve"> para OWL: abordagens para representação de informação temporal</w:t>
-      </w:r>
-      <w:r>
-        <w:t>. 2011. Dissertação (Mestrado em Informática) – Universidade Federal do Espírito Santo, Vitória, ES.</w:t>
-      </w:r>
     </w:p>
     <w:sectPr>
-      <w:headerReference w:type="default" r:id="rId32"/>
+      <w:headerReference w:type="default" r:id="rId17"/>
       <w:pgSz w:w="11906" w:h="16838"/>
       <w:pgMar w:top="1701" w:right="1134" w:bottom="1134" w:left="1701" w:header="1134" w:footer="708" w:gutter="0"/>
       <w:pgNumType w:start="1"/>
@@ -13046,8 +13188,13 @@
         <w:annotationRef/>
       </w:r>
       <w:r>
-        <w:t>Explicar o que é Hiperplano ?</w:t>
-      </w:r>
+        <w:t xml:space="preserve">Explicar o que é </w:t>
+      </w:r>
+      <w:proofErr w:type="gramStart"/>
+      <w:r>
+        <w:t>Hiperplano ?</w:t>
+      </w:r>
+      <w:proofErr w:type="gramEnd"/>
     </w:p>
     <w:p>
       <w:pPr>
@@ -13105,6 +13252,30 @@
       </w:r>
       <w:r>
         <w:t>ATUALIZAR</w:t>
+      </w:r>
+    </w:p>
+  </w:comment>
+  <w:comment w:id="40" w:author="Iasmin Marques" w:date="2025-03-14T13:21:00Z" w:initials="IM">
+    <w:p>
+      <w:pPr>
+        <w:pStyle w:val="Textodecomentrio"/>
+      </w:pPr>
+      <w:r>
+        <w:rPr>
+          <w:rStyle w:val="Refdecomentrio"/>
+        </w:rPr>
+        <w:annotationRef/>
+      </w:r>
+      <w:r>
+        <w:t xml:space="preserve">Pode utilizar o de </w:t>
+      </w:r>
+      <w:proofErr w:type="spellStart"/>
+      <w:r>
+        <w:t>Uálaci</w:t>
+      </w:r>
+      <w:proofErr w:type="spellEnd"/>
+      <w:r>
+        <w:t xml:space="preserve"> como referência?</w:t>
       </w:r>
     </w:p>
   </w:comment>
@@ -13121,6 +13292,7 @@
   <w15:commentEx w15:paraId="661276E3" w15:done="1"/>
   <w15:commentEx w15:paraId="7E577935" w15:done="0"/>
   <w15:commentEx w15:paraId="7EAEEAFD" w15:done="0"/>
+  <w15:commentEx w15:paraId="1FBD871C" w15:done="0"/>
 </w15:commentsEx>
 </file>
 
@@ -13134,6 +13306,7 @@
   <w16cex:commentExtensible w16cex:durableId="2B7D1A03" w16cex:dateUtc="2025-03-13T00:17:00Z"/>
   <w16cex:commentExtensible w16cex:durableId="2B7D20E4" w16cex:dateUtc="2025-03-13T12:16:00Z"/>
   <w16cex:commentExtensible w16cex:durableId="2B7D2514" w16cex:dateUtc="2025-03-13T12:34:00Z"/>
+  <w16cex:commentExtensible w16cex:durableId="2B7EABD7" w16cex:dateUtc="2025-03-14T16:21:00Z"/>
 </w16cex:commentsExtensible>
 </file>
 
@@ -13147,6 +13320,7 @@
   <w16cid:commentId w16cid:paraId="661276E3" w16cid:durableId="2B7D1A03"/>
   <w16cid:commentId w16cid:paraId="7E577935" w16cid:durableId="2B7D20E4"/>
   <w16cid:commentId w16cid:paraId="7EAEEAFD" w16cid:durableId="2B7D2514"/>
+  <w16cid:commentId w16cid:paraId="1FBD871C" w16cid:durableId="2B7EABD7"/>
 </w16cid:commentsIds>
 </file>
 

--- a/documentos - tcc/TCC 1 - IasminMarquesPereira.docx
+++ b/documentos - tcc/TCC 1 - IasminMarquesPereira.docx
@@ -182,15 +182,7 @@
         <w:t xml:space="preserve"> </w:t>
       </w:r>
       <w:r>
-        <w:t xml:space="preserve">– </w:t>
-      </w:r>
-      <w:proofErr w:type="spellStart"/>
-      <w:r>
-        <w:t>DataSUS</w:t>
-      </w:r>
-      <w:proofErr w:type="spellEnd"/>
-      <w:r>
-        <w:t xml:space="preserve"> sobre a Síndrome Respiratória Aguda Grave</w:t>
+        <w:t>– DataSUS sobre a Síndrome Respiratória Aguda Grave</w:t>
       </w:r>
     </w:p>
     <w:bookmarkEnd w:id="0"/>
@@ -320,15 +312,7 @@
         <w:pStyle w:val="Ttulocapa"/>
       </w:pPr>
       <w:r>
-        <w:t xml:space="preserve">Análise de Dados – </w:t>
-      </w:r>
-      <w:proofErr w:type="spellStart"/>
-      <w:r>
-        <w:t>DataSUS</w:t>
-      </w:r>
-      <w:proofErr w:type="spellEnd"/>
-      <w:r>
-        <w:t xml:space="preserve"> sobre a Síndrome Respiratória Aguda Grave</w:t>
+        <w:t>Análise de Dados – DataSUS sobre a Síndrome Respiratória Aguda Grave</w:t>
       </w:r>
     </w:p>
     <w:p>
@@ -595,7 +579,7 @@
           <w:r>
             <w:fldChar w:fldCharType="separate"/>
           </w:r>
-          <w:hyperlink w:anchor="_Toc192957094" w:history="1">
+          <w:hyperlink w:anchor="_Toc193304949" w:history="1">
             <w:r>
               <w:rPr>
                 <w:rStyle w:val="Hyperlink"/>
@@ -640,7 +624,7 @@
                 <w:noProof/>
                 <w:webHidden/>
               </w:rPr>
-              <w:instrText xml:space="preserve"> PAGEREF _Toc192957094 \h </w:instrText>
+              <w:instrText xml:space="preserve"> PAGEREF _Toc193304949 \h </w:instrText>
             </w:r>
             <w:r>
               <w:rPr>
@@ -681,7 +665,7 @@
               <w:lang w:eastAsia="pt-BR"/>
             </w:rPr>
           </w:pPr>
-          <w:hyperlink w:anchor="_Toc192957095" w:history="1">
+          <w:hyperlink w:anchor="_Toc193304950" w:history="1">
             <w:r>
               <w:rPr>
                 <w:rStyle w:val="Hyperlink"/>
@@ -724,7 +708,7 @@
                 <w:noProof/>
                 <w:webHidden/>
               </w:rPr>
-              <w:instrText xml:space="preserve"> PAGEREF _Toc192957095 \h </w:instrText>
+              <w:instrText xml:space="preserve"> PAGEREF _Toc193304950 \h </w:instrText>
             </w:r>
             <w:r>
               <w:rPr>
@@ -765,7 +749,7 @@
               <w:lang w:eastAsia="pt-BR"/>
             </w:rPr>
           </w:pPr>
-          <w:hyperlink w:anchor="_Toc192957096" w:history="1">
+          <w:hyperlink w:anchor="_Toc193304951" w:history="1">
             <w:r>
               <w:rPr>
                 <w:rStyle w:val="Hyperlink"/>
@@ -808,7 +792,7 @@
                 <w:noProof/>
                 <w:webHidden/>
               </w:rPr>
-              <w:instrText xml:space="preserve"> PAGEREF _Toc192957096 \h </w:instrText>
+              <w:instrText xml:space="preserve"> PAGEREF _Toc193304951 \h </w:instrText>
             </w:r>
             <w:r>
               <w:rPr>
@@ -849,7 +833,7 @@
               <w:lang w:eastAsia="pt-BR"/>
             </w:rPr>
           </w:pPr>
-          <w:hyperlink w:anchor="_Toc192957097" w:history="1">
+          <w:hyperlink w:anchor="_Toc193304952" w:history="1">
             <w:r>
               <w:rPr>
                 <w:rStyle w:val="Hyperlink"/>
@@ -892,7 +876,7 @@
                 <w:noProof/>
                 <w:webHidden/>
               </w:rPr>
-              <w:instrText xml:space="preserve"> PAGEREF _Toc192957097 \h </w:instrText>
+              <w:instrText xml:space="preserve"> PAGEREF _Toc193304952 \h </w:instrText>
             </w:r>
             <w:r>
               <w:rPr>
@@ -933,7 +917,7 @@
               <w:lang w:eastAsia="pt-BR"/>
             </w:rPr>
           </w:pPr>
-          <w:hyperlink w:anchor="_Toc192957098" w:history="1">
+          <w:hyperlink w:anchor="_Toc193304953" w:history="1">
             <w:r>
               <w:rPr>
                 <w:rStyle w:val="Hyperlink"/>
@@ -976,7 +960,7 @@
                 <w:noProof/>
                 <w:webHidden/>
               </w:rPr>
-              <w:instrText xml:space="preserve"> PAGEREF _Toc192957098 \h </w:instrText>
+              <w:instrText xml:space="preserve"> PAGEREF _Toc193304953 \h </w:instrText>
             </w:r>
             <w:r>
               <w:rPr>
@@ -1017,7 +1001,7 @@
               <w:lang w:eastAsia="pt-BR"/>
             </w:rPr>
           </w:pPr>
-          <w:hyperlink w:anchor="_Toc192957099" w:history="1">
+          <w:hyperlink w:anchor="_Toc193304954" w:history="1">
             <w:r>
               <w:rPr>
                 <w:rStyle w:val="Hyperlink"/>
@@ -1060,7 +1044,7 @@
                 <w:noProof/>
                 <w:webHidden/>
               </w:rPr>
-              <w:instrText xml:space="preserve"> PAGEREF _Toc192957099 \h </w:instrText>
+              <w:instrText xml:space="preserve"> PAGEREF _Toc193304954 \h </w:instrText>
             </w:r>
             <w:r>
               <w:rPr>
@@ -1101,7 +1085,7 @@
               <w:lang w:eastAsia="pt-BR"/>
             </w:rPr>
           </w:pPr>
-          <w:hyperlink w:anchor="_Toc192957100" w:history="1">
+          <w:hyperlink w:anchor="_Toc193304955" w:history="1">
             <w:r>
               <w:rPr>
                 <w:rStyle w:val="Hyperlink"/>
@@ -1144,7 +1128,7 @@
                 <w:noProof/>
                 <w:webHidden/>
               </w:rPr>
-              <w:instrText xml:space="preserve"> PAGEREF _Toc192957100 \h </w:instrText>
+              <w:instrText xml:space="preserve"> PAGEREF _Toc193304955 \h </w:instrText>
             </w:r>
             <w:r>
               <w:rPr>
@@ -1185,7 +1169,7 @@
               <w:lang w:eastAsia="pt-BR"/>
             </w:rPr>
           </w:pPr>
-          <w:hyperlink w:anchor="_Toc192957101" w:history="1">
+          <w:hyperlink w:anchor="_Toc193304956" w:history="1">
             <w:r>
               <w:rPr>
                 <w:rStyle w:val="Hyperlink"/>
@@ -1228,7 +1212,7 @@
                 <w:noProof/>
                 <w:webHidden/>
               </w:rPr>
-              <w:instrText xml:space="preserve"> PAGEREF _Toc192957101 \h </w:instrText>
+              <w:instrText xml:space="preserve"> PAGEREF _Toc193304956 \h </w:instrText>
             </w:r>
             <w:r>
               <w:rPr>
@@ -1269,7 +1253,7 @@
               <w:lang w:eastAsia="pt-BR"/>
             </w:rPr>
           </w:pPr>
-          <w:hyperlink w:anchor="_Toc192957102" w:history="1">
+          <w:hyperlink w:anchor="_Toc193304957" w:history="1">
             <w:r>
               <w:rPr>
                 <w:rStyle w:val="Hyperlink"/>
@@ -1312,7 +1296,7 @@
                 <w:noProof/>
                 <w:webHidden/>
               </w:rPr>
-              <w:instrText xml:space="preserve"> PAGEREF _Toc192957102 \h </w:instrText>
+              <w:instrText xml:space="preserve"> PAGEREF _Toc193304957 \h </w:instrText>
             </w:r>
             <w:r>
               <w:rPr>
@@ -1353,7 +1337,7 @@
               <w:lang w:eastAsia="pt-BR"/>
             </w:rPr>
           </w:pPr>
-          <w:hyperlink w:anchor="_Toc192957103" w:history="1">
+          <w:hyperlink w:anchor="_Toc193304958" w:history="1">
             <w:r>
               <w:rPr>
                 <w:rStyle w:val="Hyperlink"/>
@@ -1396,7 +1380,7 @@
                 <w:noProof/>
                 <w:webHidden/>
               </w:rPr>
-              <w:instrText xml:space="preserve"> PAGEREF _Toc192957103 \h </w:instrText>
+              <w:instrText xml:space="preserve"> PAGEREF _Toc193304958 \h </w:instrText>
             </w:r>
             <w:r>
               <w:rPr>
@@ -1437,7 +1421,7 @@
               <w:lang w:eastAsia="pt-BR"/>
             </w:rPr>
           </w:pPr>
-          <w:hyperlink w:anchor="_Toc192957104" w:history="1">
+          <w:hyperlink w:anchor="_Toc193304959" w:history="1">
             <w:r>
               <w:rPr>
                 <w:rStyle w:val="Hyperlink"/>
@@ -1480,7 +1464,7 @@
                 <w:noProof/>
                 <w:webHidden/>
               </w:rPr>
-              <w:instrText xml:space="preserve"> PAGEREF _Toc192957104 \h </w:instrText>
+              <w:instrText xml:space="preserve"> PAGEREF _Toc193304959 \h </w:instrText>
             </w:r>
             <w:r>
               <w:rPr>
@@ -1521,7 +1505,7 @@
               <w:lang w:eastAsia="pt-BR"/>
             </w:rPr>
           </w:pPr>
-          <w:hyperlink w:anchor="_Toc192957105" w:history="1">
+          <w:hyperlink w:anchor="_Toc193304960" w:history="1">
             <w:r>
               <w:rPr>
                 <w:rStyle w:val="Hyperlink"/>
@@ -1564,7 +1548,7 @@
                 <w:noProof/>
                 <w:webHidden/>
               </w:rPr>
-              <w:instrText xml:space="preserve"> PAGEREF _Toc192957105 \h </w:instrText>
+              <w:instrText xml:space="preserve"> PAGEREF _Toc193304960 \h </w:instrText>
             </w:r>
             <w:r>
               <w:rPr>
@@ -1605,7 +1589,7 @@
               <w:lang w:eastAsia="pt-BR"/>
             </w:rPr>
           </w:pPr>
-          <w:hyperlink w:anchor="_Toc192957106" w:history="1">
+          <w:hyperlink w:anchor="_Toc193304961" w:history="1">
             <w:r>
               <w:rPr>
                 <w:rStyle w:val="Hyperlink"/>
@@ -1648,7 +1632,7 @@
                 <w:noProof/>
                 <w:webHidden/>
               </w:rPr>
-              <w:instrText xml:space="preserve"> PAGEREF _Toc192957106 \h </w:instrText>
+              <w:instrText xml:space="preserve"> PAGEREF _Toc193304961 \h </w:instrText>
             </w:r>
             <w:r>
               <w:rPr>
@@ -1689,7 +1673,7 @@
               <w:lang w:eastAsia="pt-BR"/>
             </w:rPr>
           </w:pPr>
-          <w:hyperlink w:anchor="_Toc192957107" w:history="1">
+          <w:hyperlink w:anchor="_Toc193304962" w:history="1">
             <w:r>
               <w:rPr>
                 <w:rStyle w:val="Hyperlink"/>
@@ -1732,7 +1716,7 @@
                 <w:noProof/>
                 <w:webHidden/>
               </w:rPr>
-              <w:instrText xml:space="preserve"> PAGEREF _Toc192957107 \h </w:instrText>
+              <w:instrText xml:space="preserve"> PAGEREF _Toc193304962 \h </w:instrText>
             </w:r>
             <w:r>
               <w:rPr>
@@ -1773,7 +1757,7 @@
               <w:lang w:eastAsia="pt-BR"/>
             </w:rPr>
           </w:pPr>
-          <w:hyperlink w:anchor="_Toc192957108" w:history="1">
+          <w:hyperlink w:anchor="_Toc193304963" w:history="1">
             <w:r>
               <w:rPr>
                 <w:rStyle w:val="Hyperlink"/>
@@ -1816,7 +1800,7 @@
                 <w:noProof/>
                 <w:webHidden/>
               </w:rPr>
-              <w:instrText xml:space="preserve"> PAGEREF _Toc192957108 \h </w:instrText>
+              <w:instrText xml:space="preserve"> PAGEREF _Toc193304963 \h </w:instrText>
             </w:r>
             <w:r>
               <w:rPr>
@@ -1857,7 +1841,7 @@
               <w:lang w:eastAsia="pt-BR"/>
             </w:rPr>
           </w:pPr>
-          <w:hyperlink w:anchor="_Toc192957109" w:history="1">
+          <w:hyperlink w:anchor="_Toc193304964" w:history="1">
             <w:r>
               <w:rPr>
                 <w:rStyle w:val="Hyperlink"/>
@@ -1879,7 +1863,21 @@
                 <w:rStyle w:val="Hyperlink"/>
                 <w:noProof/>
               </w:rPr>
-              <w:t>MINERAÇÃO DE DADOS</w:t>
+              <w:t>MINERA</w:t>
+            </w:r>
+            <w:r>
+              <w:rPr>
+                <w:rStyle w:val="Hyperlink"/>
+                <w:noProof/>
+              </w:rPr>
+              <w:t>Ç</w:t>
+            </w:r>
+            <w:r>
+              <w:rPr>
+                <w:rStyle w:val="Hyperlink"/>
+                <w:noProof/>
+              </w:rPr>
+              <w:t>ÃO DE DADOS</w:t>
             </w:r>
             <w:r>
               <w:rPr>
@@ -1900,7 +1898,7 @@
                 <w:noProof/>
                 <w:webHidden/>
               </w:rPr>
-              <w:instrText xml:space="preserve"> PAGEREF _Toc192957109 \h </w:instrText>
+              <w:instrText xml:space="preserve"> PAGEREF _Toc193304964 \h </w:instrText>
             </w:r>
             <w:r>
               <w:rPr>
@@ -1941,7 +1939,7 @@
               <w:lang w:eastAsia="pt-BR"/>
             </w:rPr>
           </w:pPr>
-          <w:hyperlink w:anchor="_Toc192957110" w:history="1">
+          <w:hyperlink w:anchor="_Toc193304965" w:history="1">
             <w:r>
               <w:rPr>
                 <w:rStyle w:val="Hyperlink"/>
@@ -1984,7 +1982,7 @@
                 <w:noProof/>
                 <w:webHidden/>
               </w:rPr>
-              <w:instrText xml:space="preserve"> PAGEREF _Toc192957110 \h </w:instrText>
+              <w:instrText xml:space="preserve"> PAGEREF _Toc193304965 \h </w:instrText>
             </w:r>
             <w:r>
               <w:rPr>
@@ -2025,7 +2023,7 @@
               <w:lang w:eastAsia="pt-BR"/>
             </w:rPr>
           </w:pPr>
-          <w:hyperlink w:anchor="_Toc192957111" w:history="1">
+          <w:hyperlink w:anchor="_Toc193304966" w:history="1">
             <w:r>
               <w:rPr>
                 <w:rStyle w:val="Hyperlink"/>
@@ -2068,7 +2066,7 @@
                 <w:noProof/>
                 <w:webHidden/>
               </w:rPr>
-              <w:instrText xml:space="preserve"> PAGEREF _Toc192957111 \h </w:instrText>
+              <w:instrText xml:space="preserve"> PAGEREF _Toc193304966 \h </w:instrText>
             </w:r>
             <w:r>
               <w:rPr>
@@ -2109,7 +2107,7 @@
               <w:lang w:eastAsia="pt-BR"/>
             </w:rPr>
           </w:pPr>
-          <w:hyperlink w:anchor="_Toc192957112" w:history="1">
+          <w:hyperlink w:anchor="_Toc193304967" w:history="1">
             <w:r>
               <w:rPr>
                 <w:rStyle w:val="Hyperlink"/>
@@ -2152,7 +2150,7 @@
                 <w:noProof/>
                 <w:webHidden/>
               </w:rPr>
-              <w:instrText xml:space="preserve"> PAGEREF _Toc192957112 \h </w:instrText>
+              <w:instrText xml:space="preserve"> PAGEREF _Toc193304967 \h </w:instrText>
             </w:r>
             <w:r>
               <w:rPr>
@@ -2193,7 +2191,7 @@
               <w:lang w:eastAsia="pt-BR"/>
             </w:rPr>
           </w:pPr>
-          <w:hyperlink w:anchor="_Toc192957113" w:history="1">
+          <w:hyperlink w:anchor="_Toc193304968" w:history="1">
             <w:r>
               <w:rPr>
                 <w:rStyle w:val="Hyperlink"/>
@@ -2236,7 +2234,7 @@
                 <w:noProof/>
                 <w:webHidden/>
               </w:rPr>
-              <w:instrText xml:space="preserve"> PAGEREF _Toc192957113 \h </w:instrText>
+              <w:instrText xml:space="preserve"> PAGEREF _Toc193304968 \h </w:instrText>
             </w:r>
             <w:r>
               <w:rPr>
@@ -2277,7 +2275,7 @@
               <w:lang w:eastAsia="pt-BR"/>
             </w:rPr>
           </w:pPr>
-          <w:hyperlink w:anchor="_Toc192957114" w:history="1">
+          <w:hyperlink w:anchor="_Toc193304969" w:history="1">
             <w:r>
               <w:rPr>
                 <w:rStyle w:val="Hyperlink"/>
@@ -2320,7 +2318,7 @@
                 <w:noProof/>
                 <w:webHidden/>
               </w:rPr>
-              <w:instrText xml:space="preserve"> PAGEREF _Toc192957114 \h </w:instrText>
+              <w:instrText xml:space="preserve"> PAGEREF _Toc193304969 \h </w:instrText>
             </w:r>
             <w:r>
               <w:rPr>
@@ -2361,7 +2359,7 @@
               <w:lang w:eastAsia="pt-BR"/>
             </w:rPr>
           </w:pPr>
-          <w:hyperlink w:anchor="_Toc192957115" w:history="1">
+          <w:hyperlink w:anchor="_Toc193304970" w:history="1">
             <w:r>
               <w:rPr>
                 <w:rStyle w:val="Hyperlink"/>
@@ -2404,7 +2402,7 @@
                 <w:noProof/>
                 <w:webHidden/>
               </w:rPr>
-              <w:instrText xml:space="preserve"> PAGEREF _Toc192957115 \h </w:instrText>
+              <w:instrText xml:space="preserve"> PAGEREF _Toc193304970 \h </w:instrText>
             </w:r>
             <w:r>
               <w:rPr>
@@ -2445,7 +2443,7 @@
               <w:lang w:eastAsia="pt-BR"/>
             </w:rPr>
           </w:pPr>
-          <w:hyperlink w:anchor="_Toc192957116" w:history="1">
+          <w:hyperlink w:anchor="_Toc193304971" w:history="1">
             <w:r>
               <w:rPr>
                 <w:rStyle w:val="Hyperlink"/>
@@ -2488,7 +2486,7 @@
                 <w:noProof/>
                 <w:webHidden/>
               </w:rPr>
-              <w:instrText xml:space="preserve"> PAGEREF _Toc192957116 \h </w:instrText>
+              <w:instrText xml:space="preserve"> PAGEREF _Toc193304971 \h </w:instrText>
             </w:r>
             <w:r>
               <w:rPr>
@@ -2529,7 +2527,7 @@
               <w:lang w:eastAsia="pt-BR"/>
             </w:rPr>
           </w:pPr>
-          <w:hyperlink w:anchor="_Toc192957117" w:history="1">
+          <w:hyperlink w:anchor="_Toc193304972" w:history="1">
             <w:r>
               <w:rPr>
                 <w:rStyle w:val="Hyperlink"/>
@@ -2572,7 +2570,7 @@
                 <w:noProof/>
                 <w:webHidden/>
               </w:rPr>
-              <w:instrText xml:space="preserve"> PAGEREF _Toc192957117 \h </w:instrText>
+              <w:instrText xml:space="preserve"> PAGEREF _Toc193304972 \h </w:instrText>
             </w:r>
             <w:r>
               <w:rPr>
@@ -2613,7 +2611,7 @@
               <w:lang w:eastAsia="pt-BR"/>
             </w:rPr>
           </w:pPr>
-          <w:hyperlink w:anchor="_Toc192957118" w:history="1">
+          <w:hyperlink w:anchor="_Toc193304973" w:history="1">
             <w:r>
               <w:rPr>
                 <w:rStyle w:val="Hyperlink"/>
@@ -2656,7 +2654,7 @@
                 <w:noProof/>
                 <w:webHidden/>
               </w:rPr>
-              <w:instrText xml:space="preserve"> PAGEREF _Toc192957118 \h </w:instrText>
+              <w:instrText xml:space="preserve"> PAGEREF _Toc193304973 \h </w:instrText>
             </w:r>
             <w:r>
               <w:rPr>
@@ -2697,7 +2695,7 @@
               <w:lang w:eastAsia="pt-BR"/>
             </w:rPr>
           </w:pPr>
-          <w:hyperlink w:anchor="_Toc192957119" w:history="1">
+          <w:hyperlink w:anchor="_Toc193304974" w:history="1">
             <w:r>
               <w:rPr>
                 <w:rStyle w:val="Hyperlink"/>
@@ -2740,7 +2738,7 @@
                 <w:noProof/>
                 <w:webHidden/>
               </w:rPr>
-              <w:instrText xml:space="preserve"> PAGEREF _Toc192957119 \h </w:instrText>
+              <w:instrText xml:space="preserve"> PAGEREF _Toc193304974 \h </w:instrText>
             </w:r>
             <w:r>
               <w:rPr>
@@ -2781,7 +2779,7 @@
               <w:lang w:eastAsia="pt-BR"/>
             </w:rPr>
           </w:pPr>
-          <w:hyperlink w:anchor="_Toc192957120" w:history="1">
+          <w:hyperlink w:anchor="_Toc193304975" w:history="1">
             <w:r>
               <w:rPr>
                 <w:rStyle w:val="Hyperlink"/>
@@ -2824,7 +2822,7 @@
                 <w:noProof/>
                 <w:webHidden/>
               </w:rPr>
-              <w:instrText xml:space="preserve"> PAGEREF _Toc192957120 \h </w:instrText>
+              <w:instrText xml:space="preserve"> PAGEREF _Toc193304975 \h </w:instrText>
             </w:r>
             <w:r>
               <w:rPr>
@@ -2882,7 +2880,7 @@
         </w:rPr>
       </w:pPr>
       <w:bookmarkStart w:id="1" w:name="_Toc471561137"/>
-      <w:bookmarkStart w:id="2" w:name="_Toc192957094"/>
+      <w:bookmarkStart w:id="2" w:name="_Toc193304949"/>
       <w:r>
         <w:rPr>
           <w:lang w:val="en-US"/>
@@ -2952,372 +2950,328 @@
           <w:i/>
           <w:iCs/>
         </w:rPr>
-        <w:t xml:space="preserve">Artificial </w:t>
-      </w:r>
-      <w:proofErr w:type="spellStart"/>
+        <w:t>Artificial Intelligence</w:t>
+      </w:r>
+      <w:r>
+        <w:t xml:space="preserve"> - AI) e o aprendizado de máquina (</w:t>
+      </w:r>
       <w:r>
         <w:rPr>
           <w:i/>
           <w:iCs/>
         </w:rPr>
-        <w:t>Intelligence</w:t>
-      </w:r>
-      <w:proofErr w:type="spellEnd"/>
-      <w:r>
-        <w:t xml:space="preserve"> - AI) e o aprendizado de máquina (</w:t>
-      </w:r>
-      <w:proofErr w:type="spellStart"/>
+        <w:t>Machine Learning</w:t>
+      </w:r>
+      <w:r>
+        <w:t xml:space="preserve"> - ML) vem sendo muito utilizadas para detectar padrões em pequeno e grandes volumes de dados, auxiliando no desenvolvimento de estratégias preventivas e na tomada de decisões clínicas (Sena, 2021). </w:t>
+      </w:r>
+    </w:p>
+    <w:p>
+      <w:pPr>
+        <w:pStyle w:val="CorpodoTexto"/>
+        <w:ind w:firstLine="0"/>
+      </w:pPr>
+    </w:p>
+    <w:p>
+      <w:pPr>
+        <w:pStyle w:val="CorpodoTexto"/>
+        <w:ind w:firstLine="0"/>
+      </w:pPr>
+      <w:r>
+        <w:t xml:space="preserve">A utilização de tecnologias como o </w:t>
+      </w:r>
+      <w:r>
+        <w:t>A</w:t>
+      </w:r>
+      <w:r>
+        <w:t xml:space="preserve">prendizado de </w:t>
+      </w:r>
+      <w:r>
+        <w:t>M</w:t>
+      </w:r>
+      <w:r>
+        <w:t xml:space="preserve">áquina e </w:t>
+      </w:r>
+      <w:r>
+        <w:t>I</w:t>
+      </w:r>
+      <w:r>
+        <w:t xml:space="preserve">nteligência </w:t>
+      </w:r>
+      <w:r>
+        <w:t>A</w:t>
+      </w:r>
+      <w:r>
+        <w:t>rtificial tornam-se cada vez mais relevantes diante de doenças, como por exemplo a Síndrome Respiratória Aguda Grave (SRAG), que apresentam altos índices de hospitalização e mortalidade (Belini, Ataide e Lochter, 2024).</w:t>
+      </w:r>
+    </w:p>
+    <w:p>
+      <w:pPr>
+        <w:pStyle w:val="CorpodoTexto"/>
+        <w:ind w:firstLine="0"/>
+      </w:pPr>
+    </w:p>
+    <w:p>
+      <w:pPr>
+        <w:pStyle w:val="CorpodoTexto"/>
+        <w:ind w:firstLine="0"/>
+      </w:pPr>
+      <w:r>
+        <w:lastRenderedPageBreak/>
+        <w:t xml:space="preserve">A Síndrome Respiratória Aguda Grave (SRAG) é uma condição respiratória severa causada por diferentes agentes infecciosos, incluindo </w:t>
+      </w:r>
+      <w:r>
+        <w:t>SARS-CoV-2</w:t>
+      </w:r>
+      <w:r>
+        <w:rPr>
+          <w:rStyle w:val="Refdenotaderodap"/>
+        </w:rPr>
+        <w:footnoteReference w:id="1"/>
+      </w:r>
+      <w:r>
+        <w:t>, Influenza</w:t>
+      </w:r>
+      <w:r>
+        <w:rPr>
+          <w:rStyle w:val="Refdenotaderodap"/>
+        </w:rPr>
+        <w:footnoteReference w:id="2"/>
+      </w:r>
+      <w:r>
+        <w:t xml:space="preserve"> e Vírus Sincicial</w:t>
+      </w:r>
+      <w:r>
+        <w:t xml:space="preserve"> Respiratório. O SRAG possui um impacto que tem sido crítico sobre o sistema de saúde, reforçando a necessidade de abordagens de prevenção e previsão para otimizar o atendimento e reduzir a mortalidade da população. </w:t>
+      </w:r>
+    </w:p>
+    <w:p>
+      <w:pPr>
+        <w:pStyle w:val="CorpodoTexto"/>
+      </w:pPr>
+    </w:p>
+    <w:p>
+      <w:pPr>
+        <w:pStyle w:val="CorpodoTexto"/>
+        <w:ind w:firstLine="0"/>
+      </w:pPr>
+      <w:r>
+        <w:t xml:space="preserve">Estudos apontam que a SRAG afeta predominantemente grupos vulneráveis, como por exemplo em idosos e indivíduos com comorbidades, como por exemplo doenças cardiovasculares, diabetes, doenças renais crônicas, doenças pulmonares crônicas, obesidade; e que pode levar a complicações graves que demandam suporte maior, como internação </w:t>
+      </w:r>
+      <w:r>
+        <w:t>em UTI</w:t>
+      </w:r>
+      <w:r>
+        <w:rPr>
+          <w:rStyle w:val="Refdenotaderodap"/>
+        </w:rPr>
+        <w:footnoteReference w:id="3"/>
+      </w:r>
+      <w:r>
+        <w:t xml:space="preserve"> e ventilação mecânica (Silva, 2021). Uma ferramenta que auxilia na previsão de casos de risco da Síndrome (SRAG) é a análise preditiva, é através dela que temos a possibilidade de uma resposta mais rápida e eficaz do sistema de saúde (Júnior, 2024).</w:t>
+      </w:r>
+    </w:p>
+    <w:p>
+      <w:pPr>
+        <w:pStyle w:val="CorpodoTexto"/>
+      </w:pPr>
+    </w:p>
+    <w:p>
+      <w:pPr>
+        <w:pStyle w:val="CorpodoTexto"/>
+        <w:ind w:firstLine="0"/>
+      </w:pPr>
+      <w:r>
+        <w:t xml:space="preserve">A capacidade de prever casos graves de SRAG pode contribuir para uma resposta mais eficiente e rápida, permitindo um melhor direcionamento de recursos hospitalares, como por exemplo os leitos de </w:t>
+      </w:r>
+      <w:r>
+        <w:t>UTI</w:t>
+      </w:r>
+      <w:r>
+        <w:t xml:space="preserve"> e ventiladores mecânicos. Modelos preditivos baseados em aprendizado de máquina vêm sendo utilizados para identificar fatores de risco e prever desfechos clínicos, possibilitando intervenções </w:t>
+      </w:r>
+      <w:r>
+        <w:t>precoces</w:t>
+      </w:r>
+      <w:r>
+        <w:t xml:space="preserve"> (Sena, 2021). Abordagens como esta são fundamentais para otimizar a gestão hospitalar e aprimorar as políticas de saúde pública. A aplicação desses modelos tem mostrado resultados positivos na alocação eficiente de recursos, melhoria da gestão hospitalar e consequentemente reduzir a mortalidade em pacientes críticos (Silva e Silva Neto, 2022).</w:t>
+      </w:r>
+    </w:p>
+    <w:p>
+      <w:pPr>
+        <w:pStyle w:val="CorpodoTexto"/>
+        <w:ind w:firstLine="0"/>
+      </w:pPr>
+    </w:p>
+    <w:p>
+      <w:pPr>
+        <w:pStyle w:val="CorpodoTexto"/>
+        <w:ind w:firstLine="0"/>
+      </w:pPr>
+      <w:r>
+        <w:t xml:space="preserve">O processo de análise de dados para predição de doenças segue a abordagem do </w:t>
+      </w:r>
       <w:r>
         <w:rPr>
           <w:i/>
           <w:iCs/>
         </w:rPr>
-        <w:t>Machine</w:t>
-      </w:r>
-      <w:proofErr w:type="spellEnd"/>
+        <w:t xml:space="preserve">Knowledge Discovery in Databases </w:t>
+      </w:r>
+      <w:r>
+        <w:t>(KDD), em português a Descoberta de Conhecimento em Bases de Dados, que possui diversas etapas interdependentes para a extração de conhecimento útil a partir de grandes volumes de dados (</w:t>
+      </w:r>
+      <w:r>
+        <w:t>Fayyad, Piatetsky-Shapiro e Smyth</w:t>
+      </w:r>
+      <w:r>
+        <w:t>, 1996). As etapas que serão utilizadas, a partir da abordagem do KDD, são a seleção de dados, pré-processamento, a transformação de dados, mineração de dados, interpretação e avaliação dos resultados.</w:t>
+      </w:r>
+    </w:p>
+    <w:p>
+      <w:pPr>
+        <w:pStyle w:val="CorpodoTexto"/>
+        <w:ind w:firstLine="0"/>
+      </w:pPr>
+    </w:p>
+    <w:p>
+      <w:pPr>
+        <w:pStyle w:val="CorpodoTexto"/>
+        <w:ind w:firstLine="0"/>
+      </w:pPr>
+      <w:r>
+        <w:t>Embora o processo de KDD siga uma sequência estruturada de etapas, ele não é estritamente linear. Durante a análise pode ser necessário retornar a etapas anteriores para fazer ajustes, como por exemplo: refinar o pré-processamento, modificar a seleção de algumas variáveis ou testar novos modelos de aprendizagem. Essas iterações ocorrem para garantir que os insights extraídos dos dados sejam mais precisos e úteis para a tomada de decisão (Fayyad, Piatetsky-Shapiro e Smyth, 1996).</w:t>
+      </w:r>
+    </w:p>
+    <w:p>
+      <w:pPr>
+        <w:pStyle w:val="CorpodoTexto"/>
+        <w:ind w:firstLine="0"/>
+      </w:pPr>
+    </w:p>
+    <w:p>
+      <w:pPr>
+        <w:pStyle w:val="CorpodoTexto"/>
+        <w:ind w:firstLine="0"/>
+      </w:pPr>
+      <w:r>
+        <w:t xml:space="preserve">Este estudo tem como objetivo investigar metodologias para análise de desfechos clínicos em pacientes diagnosticados com SRAG, utilizando dados do DataSUS de 2024. Para isso, serão revisadas técnicas de aprendizado de máquina, como Regressão Logística, </w:t>
+      </w:r>
       <w:r>
         <w:rPr>
           <w:i/>
           <w:iCs/>
         </w:rPr>
-        <w:t xml:space="preserve"> Learning</w:t>
-      </w:r>
-      <w:r>
-        <w:t xml:space="preserve"> - ML) vem sendo muito utilizadas para detectar padrões em pequeno e grandes volumes de dados, auxiliando no desenvolvimento de estratégias preventivas e na tomada de decisões clínicas (Sena, 2021). </w:t>
-      </w:r>
-    </w:p>
+        <w:t>Random Forest</w:t>
+      </w:r>
+      <w:r>
+        <w:t xml:space="preserve"> e </w:t>
+      </w:r>
+      <w:r>
+        <w:rPr>
+          <w:i/>
+          <w:iCs/>
+        </w:rPr>
+        <w:t xml:space="preserve">XGBoost </w:t>
+      </w:r>
+      <w:r>
+        <w:t>e além disso, busca-se identificar quais variáveis são mais relevantes na predição do desfecho clínico dos pacientes, contribuindo para futuras aplicações no TCC 2.</w:t>
+      </w:r>
+    </w:p>
+    <w:p>
+      <w:pPr>
+        <w:pStyle w:val="CorpodoTexto"/>
+      </w:pPr>
+      <w:r>
+        <w:br w:type="page"/>
+      </w:r>
+    </w:p>
+    <w:p>
+      <w:pPr>
+        <w:pStyle w:val="Ttulo1"/>
+      </w:pPr>
+      <w:bookmarkStart w:id="3" w:name="_Toc193304950"/>
+      <w:r>
+        <w:lastRenderedPageBreak/>
+        <w:t>PROBLEMA E HIPÓTESE</w:t>
+      </w:r>
+      <w:bookmarkEnd w:id="3"/>
+    </w:p>
+    <w:p/>
+    <w:p>
+      <w:pPr>
+        <w:pStyle w:val="Ttulo2"/>
+        <w:rPr>
+          <w:lang w:val="pt-BR"/>
+        </w:rPr>
+      </w:pPr>
+      <w:bookmarkStart w:id="4" w:name="_Toc193304951"/>
+      <w:r>
+        <w:rPr>
+          <w:lang w:val="pt-BR"/>
+        </w:rPr>
+        <w:t>PROBLEMA DE PESQUISA</w:t>
+      </w:r>
+      <w:bookmarkEnd w:id="4"/>
+    </w:p>
+    <w:p/>
     <w:p>
       <w:pPr>
         <w:pStyle w:val="CorpodoTexto"/>
         <w:ind w:firstLine="0"/>
       </w:pPr>
+      <w:r>
+        <w:t xml:space="preserve">O aumento constante dos casos de Síndrome Respiratória Aguda Grave (SRAG) reforça a necessidade de aprimorar as estratégias de monitoramento e previsão de desfechos clínicos, visando otimizar a assistência aos pacientes e a tomada de decisão na saúde pública. Diante disso, como as técnicas de análise preditiva podem ser aplicadas aos dados do DataSUS para prever desfechos clínicos de pacientes com SRAG? E quais </w:t>
+      </w:r>
+      <w:r>
+        <w:t>as variáveis</w:t>
+      </w:r>
+      <w:r>
+        <w:t xml:space="preserve"> disponíveis no conjunto de dados do DataSUS (SRAG 2021 a 2024) estão mais associadas ao desfecho clínico de óbito?</w:t>
+      </w:r>
+      <w:r>
+        <w:t xml:space="preserve"> </w:t>
+      </w:r>
     </w:p>
     <w:p>
       <w:pPr>
         <w:pStyle w:val="CorpodoTexto"/>
         <w:ind w:firstLine="0"/>
-      </w:pPr>
-      <w:r>
-        <w:t xml:space="preserve">A utilização de tecnologias como o </w:t>
-      </w:r>
-      <w:r>
-        <w:t>A</w:t>
-      </w:r>
-      <w:r>
-        <w:t xml:space="preserve">prendizado de </w:t>
-      </w:r>
-      <w:r>
-        <w:t>M</w:t>
-      </w:r>
-      <w:r>
-        <w:t xml:space="preserve">áquina e </w:t>
-      </w:r>
-      <w:r>
-        <w:t>I</w:t>
-      </w:r>
-      <w:r>
-        <w:t xml:space="preserve">nteligência </w:t>
-      </w:r>
-      <w:r>
-        <w:t>A</w:t>
-      </w:r>
-      <w:r>
-        <w:t>rtificial tornam-se cada vez mais relevantes diante de doenças, como por exemplo a Síndrome Respiratória Aguda Grave (SRAG), que apresentam altos índices de hospitalização e mortalidade (</w:t>
-      </w:r>
-      <w:proofErr w:type="spellStart"/>
-      <w:r>
-        <w:t>Belini</w:t>
-      </w:r>
-      <w:proofErr w:type="spellEnd"/>
-      <w:r>
-        <w:t xml:space="preserve">, </w:t>
-      </w:r>
-      <w:proofErr w:type="spellStart"/>
-      <w:r>
-        <w:t>Ataide</w:t>
-      </w:r>
-      <w:proofErr w:type="spellEnd"/>
-      <w:r>
-        <w:t xml:space="preserve"> e </w:t>
-      </w:r>
-      <w:proofErr w:type="spellStart"/>
-      <w:r>
-        <w:t>Lochter</w:t>
-      </w:r>
-      <w:proofErr w:type="spellEnd"/>
-      <w:r>
-        <w:t>, 2024).</w:t>
-      </w:r>
+        <w:rPr>
+          <w:rFonts w:cs="Times New Roman"/>
+          <w:b/>
+        </w:rPr>
+      </w:pPr>
+    </w:p>
+    <w:p>
+      <w:pPr>
+        <w:pStyle w:val="Ttulo2"/>
+      </w:pPr>
+      <w:bookmarkStart w:id="5" w:name="_Toc193304952"/>
+      <w:r>
+        <w:t>HIPÓTESE</w:t>
+      </w:r>
+      <w:bookmarkEnd w:id="5"/>
+    </w:p>
+    <w:p>
+      <w:pPr>
+        <w:rPr>
+          <w:lang w:val="en-US"/>
+        </w:rPr>
+      </w:pPr>
     </w:p>
     <w:p>
       <w:pPr>
         <w:pStyle w:val="CorpodoTexto"/>
         <w:ind w:firstLine="0"/>
       </w:pPr>
+      <w:r>
+        <w:t>Através da utilização de técnicas de mineração de dados para análise de desfechos clínicos de pacientes com SRAG em dados clínicos processados, comparados e exibidos de modo a gerar previsões mais precisas e completas que podem facilitar a tomada de decisões clínicas mais assertivas e aprimorando as estratégias de monitoramento e intervenção em saúde pública.</w:t>
+      </w:r>
     </w:p>
     <w:p>
       <w:pPr>
         <w:pStyle w:val="CorpodoTexto"/>
-        <w:ind w:firstLine="0"/>
-      </w:pPr>
-      <w:r>
-        <w:lastRenderedPageBreak/>
-        <w:t xml:space="preserve">A Síndrome Respiratória Aguda Grave (SRAG) é uma condição respiratória severa causada por diferentes agentes infecciosos, incluindo </w:t>
-      </w:r>
-      <w:r>
-        <w:t>SARS-CoV-2</w:t>
-      </w:r>
-      <w:r>
-        <w:rPr>
-          <w:rStyle w:val="Refdenotaderodap"/>
-        </w:rPr>
-        <w:footnoteReference w:id="1"/>
-      </w:r>
-      <w:r>
-        <w:t>, Influenza</w:t>
-      </w:r>
-      <w:r>
-        <w:rPr>
-          <w:rStyle w:val="Refdenotaderodap"/>
-        </w:rPr>
-        <w:footnoteReference w:id="2"/>
-      </w:r>
-      <w:r>
-        <w:t xml:space="preserve"> e Vírus Sincicial</w:t>
-      </w:r>
-      <w:r>
-        <w:t xml:space="preserve"> Respiratório. O SRAG possui um impacto que tem sido crítico sobre o sistema de saúde, reforçando a necessidade de abordagens de prevenção e previsão para otimizar o atendimento e reduzir a mortalidade da população. </w:t>
-      </w:r>
-    </w:p>
-    <w:p>
-      <w:pPr>
-        <w:pStyle w:val="CorpodoTexto"/>
-      </w:pPr>
-    </w:p>
-    <w:p>
-      <w:pPr>
-        <w:pStyle w:val="CorpodoTexto"/>
-        <w:ind w:firstLine="0"/>
-      </w:pPr>
-      <w:r>
-        <w:t xml:space="preserve">Estudos apontam que a SRAG afeta predominantemente grupos vulneráveis, como por exemplo em idosos e indivíduos com comorbidades, como por exemplo doenças cardiovasculares, diabetes, doenças renais crônicas, doenças pulmonares crônicas, obesidade; e que pode levar a complicações graves que demandam suporte maior, como internação </w:t>
-      </w:r>
-      <w:r>
-        <w:t>em UTI</w:t>
-      </w:r>
-      <w:r>
-        <w:rPr>
-          <w:rStyle w:val="Refdenotaderodap"/>
-        </w:rPr>
-        <w:footnoteReference w:id="3"/>
-      </w:r>
-      <w:r>
-        <w:t xml:space="preserve"> e ventilação mecânica (Silva, 2021). Uma ferramenta que auxilia na previsão de casos de risco da Síndrome (SRAG) é a análise preditiva, é através dela que temos a possibilidade de uma resposta mais rápida e eficaz do sistema de saúde (Júnior, 2024).</w:t>
-      </w:r>
-    </w:p>
-    <w:p>
-      <w:pPr>
-        <w:pStyle w:val="CorpodoTexto"/>
-      </w:pPr>
-    </w:p>
-    <w:p>
-      <w:pPr>
-        <w:pStyle w:val="CorpodoTexto"/>
-        <w:ind w:firstLine="0"/>
-      </w:pPr>
-      <w:r>
-        <w:t xml:space="preserve">A capacidade de prever casos graves de SRAG pode contribuir para uma resposta mais eficiente e rápida, permitindo um melhor direcionamento de recursos hospitalares, como por exemplo os leitos de </w:t>
-      </w:r>
-      <w:r>
-        <w:t>UTI</w:t>
-      </w:r>
-      <w:r>
-        <w:t xml:space="preserve"> e ventiladores mecânicos. Modelos preditivos baseados em aprendizado de máquina vêm sendo utilizados para identificar fatores de risco e prever desfechos clínicos, possibilitando intervenções </w:t>
-      </w:r>
-      <w:r>
-        <w:t>precoces</w:t>
-      </w:r>
-      <w:r>
-        <w:t xml:space="preserve"> (Sena, 2021). Abordagens como esta são fundamentais para otimizar a gestão hospitalar e aprimorar as políticas de saúde pública. A aplicação desses modelos tem mostrado resultados positivos na alocação eficiente de recursos, melhoria da gestão hospitalar e consequentemente reduzir a mortalidade em pacientes críticos (Silva e Silva Neto, 2022).</w:t>
-      </w:r>
-    </w:p>
-    <w:p>
-      <w:pPr>
-        <w:pStyle w:val="CorpodoTexto"/>
-        <w:ind w:firstLine="0"/>
-      </w:pPr>
-    </w:p>
-    <w:p>
-      <w:pPr>
-        <w:pStyle w:val="CorpodoTexto"/>
-        <w:ind w:firstLine="0"/>
-      </w:pPr>
-      <w:r>
-        <w:t xml:space="preserve">O processo de análise de dados para predição de doenças segue a abordagem do </w:t>
-      </w:r>
-      <w:proofErr w:type="spellStart"/>
-      <w:r>
-        <w:rPr>
-          <w:i/>
-          <w:iCs/>
-        </w:rPr>
-        <w:t>Knowledge</w:t>
-      </w:r>
-      <w:proofErr w:type="spellEnd"/>
-      <w:r>
-        <w:rPr>
-          <w:i/>
-          <w:iCs/>
-        </w:rPr>
-        <w:t xml:space="preserve"> Discovery in </w:t>
-      </w:r>
-      <w:proofErr w:type="spellStart"/>
-      <w:r>
-        <w:rPr>
-          <w:i/>
-          <w:iCs/>
-        </w:rPr>
-        <w:t>Databases</w:t>
-      </w:r>
-      <w:proofErr w:type="spellEnd"/>
-      <w:r>
-        <w:rPr>
-          <w:i/>
-          <w:iCs/>
-        </w:rPr>
-        <w:t xml:space="preserve"> </w:t>
-      </w:r>
-      <w:r>
-        <w:t>(KDD), em português a Descoberta de Conhecimento em Bases de Dados, que possui diversas etapas interdependentes para a extração de conhecimento útil a partir de grandes volumes de dados (</w:t>
-      </w:r>
-      <w:proofErr w:type="spellStart"/>
-      <w:r>
-        <w:t>Fayyad</w:t>
-      </w:r>
-      <w:proofErr w:type="spellEnd"/>
-      <w:r>
-        <w:t xml:space="preserve">, </w:t>
-      </w:r>
-      <w:proofErr w:type="spellStart"/>
-      <w:r>
-        <w:t>Piatetsky</w:t>
-      </w:r>
-      <w:proofErr w:type="spellEnd"/>
-      <w:r>
-        <w:t xml:space="preserve">-Shapiro e </w:t>
-      </w:r>
-      <w:proofErr w:type="spellStart"/>
-      <w:r>
-        <w:t>Smyth</w:t>
-      </w:r>
-      <w:proofErr w:type="spellEnd"/>
-      <w:r>
-        <w:t>, 1996). As etapas que serão utilizadas, a partir da abordagem do KDD, são a seleção de dados, pré-processamento, a transformação de dados, mineração de dados, interpretação e avaliação dos resultados.</w:t>
-      </w:r>
-    </w:p>
-    <w:p>
-      <w:pPr>
-        <w:pStyle w:val="CorpodoTexto"/>
-        <w:ind w:firstLine="0"/>
-      </w:pPr>
-    </w:p>
-    <w:p>
-      <w:pPr>
-        <w:pStyle w:val="CorpodoTexto"/>
-        <w:ind w:firstLine="0"/>
-      </w:pPr>
-      <w:r>
-        <w:t>Embora o processo de KDD siga uma sequência estruturada de etapas, ele não é estritamente linear. Durante a análise pode ser necessário retornar a etapas anteriores para fazer ajustes, como por exemplo: refinar o pré-processamento, modificar a seleção de algumas variáveis ou testar novos modelos de aprendizagem. Essas iterações ocorrem para garantir que os insights extraídos dos dados sejam mais precisos e úteis para a tomada de decisão (</w:t>
-      </w:r>
-      <w:proofErr w:type="spellStart"/>
-      <w:r>
-        <w:t>Fayyad</w:t>
-      </w:r>
-      <w:proofErr w:type="spellEnd"/>
-      <w:r>
-        <w:t xml:space="preserve">, </w:t>
-      </w:r>
-      <w:proofErr w:type="spellStart"/>
-      <w:r>
-        <w:t>Piatetsky</w:t>
-      </w:r>
-      <w:proofErr w:type="spellEnd"/>
-      <w:r>
-        <w:t xml:space="preserve">-Shapiro e </w:t>
-      </w:r>
-      <w:proofErr w:type="spellStart"/>
-      <w:r>
-        <w:t>Smyth</w:t>
-      </w:r>
-      <w:proofErr w:type="spellEnd"/>
-      <w:r>
-        <w:t>, 1996).</w:t>
-      </w:r>
-    </w:p>
-    <w:p>
-      <w:pPr>
-        <w:pStyle w:val="CorpodoTexto"/>
-        <w:ind w:firstLine="0"/>
-      </w:pPr>
-    </w:p>
-    <w:p>
-      <w:pPr>
-        <w:pStyle w:val="CorpodoTexto"/>
-        <w:ind w:firstLine="0"/>
-      </w:pPr>
-      <w:r>
-        <w:t xml:space="preserve">Este estudo tem como objetivo investigar metodologias para análise de desfechos clínicos em pacientes diagnosticados com SRAG, utilizando dados do </w:t>
-      </w:r>
-      <w:proofErr w:type="spellStart"/>
-      <w:r>
-        <w:t>DataSUS</w:t>
-      </w:r>
-      <w:proofErr w:type="spellEnd"/>
-      <w:r>
-        <w:t xml:space="preserve"> de 2024. Para isso, serão revisadas técnicas de aprendizado de máquina, como Regressão Logística, </w:t>
-      </w:r>
-      <w:proofErr w:type="spellStart"/>
-      <w:r>
-        <w:rPr>
-          <w:i/>
-          <w:iCs/>
-        </w:rPr>
-        <w:t>Random</w:t>
-      </w:r>
-      <w:proofErr w:type="spellEnd"/>
-      <w:r>
-        <w:rPr>
-          <w:i/>
-          <w:iCs/>
-        </w:rPr>
-        <w:t xml:space="preserve"> Forest</w:t>
-      </w:r>
-      <w:r>
-        <w:t xml:space="preserve"> e </w:t>
-      </w:r>
-      <w:proofErr w:type="spellStart"/>
-      <w:r>
-        <w:rPr>
-          <w:i/>
-          <w:iCs/>
-        </w:rPr>
-        <w:t>XGBoost</w:t>
-      </w:r>
-      <w:proofErr w:type="spellEnd"/>
-      <w:r>
-        <w:rPr>
-          <w:i/>
-          <w:iCs/>
-        </w:rPr>
-        <w:t xml:space="preserve"> </w:t>
-      </w:r>
-      <w:r>
-        <w:t>e além disso, busca-se identificar quais variáveis são mais relevantes na predição do desfecho clínico dos pacientes, contribuindo para futuras aplicações no TCC 2.</w:t>
-      </w:r>
-    </w:p>
-    <w:p>
-      <w:pPr>
-        <w:pStyle w:val="CorpodoTexto"/>
       </w:pPr>
       <w:r>
         <w:br w:type="page"/>
@@ -3327,114 +3281,7 @@
       <w:pPr>
         <w:pStyle w:val="Ttulo1"/>
       </w:pPr>
-      <w:bookmarkStart w:id="3" w:name="_Toc192957095"/>
-      <w:r>
-        <w:lastRenderedPageBreak/>
-        <w:t>PROBLEMA E HIPÓTESE</w:t>
-      </w:r>
-      <w:bookmarkEnd w:id="3"/>
-    </w:p>
-    <w:p/>
-    <w:p>
-      <w:pPr>
-        <w:pStyle w:val="Ttulo2"/>
-        <w:rPr>
-          <w:lang w:val="pt-BR"/>
-        </w:rPr>
-      </w:pPr>
-      <w:bookmarkStart w:id="4" w:name="_Toc192957096"/>
-      <w:r>
-        <w:rPr>
-          <w:lang w:val="pt-BR"/>
-        </w:rPr>
-        <w:t>PROBLEMA DE PESQUISA</w:t>
-      </w:r>
-      <w:bookmarkEnd w:id="4"/>
-    </w:p>
-    <w:p/>
-    <w:p>
-      <w:pPr>
-        <w:pStyle w:val="CorpodoTexto"/>
-        <w:ind w:firstLine="0"/>
-      </w:pPr>
-      <w:r>
-        <w:t xml:space="preserve">O aumento constante dos casos de Síndrome Respiratória Aguda Grave (SRAG) reforça a necessidade de aprimorar as estratégias de monitoramento e previsão de desfechos clínicos, visando otimizar a assistência aos pacientes e a tomada de decisão na saúde pública. Diante disso, como as técnicas de análise preditiva podem ser aplicadas aos dados do </w:t>
-      </w:r>
-      <w:proofErr w:type="spellStart"/>
-      <w:r>
-        <w:t>DataSUS</w:t>
-      </w:r>
-      <w:proofErr w:type="spellEnd"/>
-      <w:r>
-        <w:t xml:space="preserve"> para prever desfechos clínicos de pacientes com SRAG? E quais </w:t>
-      </w:r>
-      <w:r>
-        <w:t>as variáveis</w:t>
-      </w:r>
-      <w:r>
-        <w:t xml:space="preserve"> disponíveis no conjunto de dados do </w:t>
-      </w:r>
-      <w:proofErr w:type="spellStart"/>
-      <w:r>
-        <w:t>DataSUS</w:t>
-      </w:r>
-      <w:proofErr w:type="spellEnd"/>
-      <w:r>
-        <w:t xml:space="preserve"> (SRAG 2021 a 2024) estão mais associadas ao desfecho clínico de óbito?</w:t>
-      </w:r>
-      <w:r>
-        <w:t xml:space="preserve"> </w:t>
-      </w:r>
-    </w:p>
-    <w:p>
-      <w:pPr>
-        <w:pStyle w:val="CorpodoTexto"/>
-        <w:ind w:firstLine="0"/>
-        <w:rPr>
-          <w:rFonts w:cs="Times New Roman"/>
-          <w:b/>
-        </w:rPr>
-      </w:pPr>
-    </w:p>
-    <w:p>
-      <w:pPr>
-        <w:pStyle w:val="Ttulo2"/>
-      </w:pPr>
-      <w:bookmarkStart w:id="5" w:name="_Toc192957097"/>
-      <w:r>
-        <w:t>HIPÓTESE</w:t>
-      </w:r>
-      <w:bookmarkEnd w:id="5"/>
-    </w:p>
-    <w:p>
-      <w:pPr>
-        <w:rPr>
-          <w:lang w:val="en-US"/>
-        </w:rPr>
-      </w:pPr>
-    </w:p>
-    <w:p>
-      <w:pPr>
-        <w:pStyle w:val="CorpodoTexto"/>
-        <w:ind w:firstLine="0"/>
-      </w:pPr>
-      <w:r>
-        <w:t>Através da utilização de técnicas de mineração de dados para análise de desfechos clínicos de pacientes com SRAG em dados clínicos processados, comparados e exibidos de modo a gerar previsões mais precisas e completas que podem facilitar a tomada de decisões clínicas mais assertivas e aprimorando as estratégias de monitoramento e intervenção em saúde pública.</w:t>
-      </w:r>
-    </w:p>
-    <w:p>
-      <w:pPr>
-        <w:pStyle w:val="CorpodoTexto"/>
-      </w:pPr>
-      <w:r>
-        <w:br w:type="page"/>
-      </w:r>
-    </w:p>
-    <w:p>
-      <w:pPr>
-        <w:pStyle w:val="Ttulo1"/>
-      </w:pPr>
-      <w:bookmarkStart w:id="6" w:name="_Toc192957098"/>
+      <w:bookmarkStart w:id="6" w:name="_Toc193304953"/>
       <w:r>
         <w:lastRenderedPageBreak/>
         <w:t>REFERENCIAL TEÓRICO</w:t>
@@ -3449,7 +3296,7 @@
           <w:lang w:val="pt-BR"/>
         </w:rPr>
       </w:pPr>
-      <w:bookmarkStart w:id="7" w:name="_Toc192957099"/>
+      <w:bookmarkStart w:id="7" w:name="_Toc193304954"/>
       <w:r>
         <w:rPr>
           <w:lang w:val="pt-BR"/>
@@ -3482,31 +3329,7 @@
         <w:t xml:space="preserve"> está</w:t>
       </w:r>
       <w:r>
-        <w:t xml:space="preserve"> relacionada a diversos agentes infecciosos, como por exemplo: vírus, Influenza, SARS-CoV-2 e Vírus Sincicial Respiratório (</w:t>
-      </w:r>
-      <w:proofErr w:type="spellStart"/>
-      <w:r>
-        <w:t>Belini</w:t>
-      </w:r>
-      <w:proofErr w:type="spellEnd"/>
-      <w:r>
-        <w:t xml:space="preserve">, </w:t>
-      </w:r>
-      <w:proofErr w:type="spellStart"/>
-      <w:r>
-        <w:t>Ataide</w:t>
-      </w:r>
-      <w:proofErr w:type="spellEnd"/>
-      <w:r>
-        <w:t xml:space="preserve"> e </w:t>
-      </w:r>
-      <w:proofErr w:type="spellStart"/>
-      <w:r>
-        <w:t>Lochter</w:t>
-      </w:r>
-      <w:proofErr w:type="spellEnd"/>
-      <w:r>
-        <w:t xml:space="preserve">, 2024). </w:t>
+        <w:t xml:space="preserve"> relacionada a diversos agentes infecciosos, como por exemplo: vírus, Influenza, SARS-CoV-2 e Vírus Sincicial Respiratório (Belini, Ataide e Lochter, 2024). </w:t>
       </w:r>
     </w:p>
     <w:p>
@@ -3531,31 +3354,7 @@
         <w:footnoteReference w:id="5"/>
       </w:r>
       <w:r>
-        <w:t>(</w:t>
-      </w:r>
-      <w:proofErr w:type="spellStart"/>
-      <w:r>
-        <w:t>Belini</w:t>
-      </w:r>
-      <w:proofErr w:type="spellEnd"/>
-      <w:r>
-        <w:t xml:space="preserve">, </w:t>
-      </w:r>
-      <w:proofErr w:type="spellStart"/>
-      <w:r>
-        <w:t>Ataide</w:t>
-      </w:r>
-      <w:proofErr w:type="spellEnd"/>
-      <w:r>
-        <w:t xml:space="preserve"> e </w:t>
-      </w:r>
-      <w:proofErr w:type="spellStart"/>
-      <w:r>
-        <w:t>Lochter</w:t>
-      </w:r>
-      <w:proofErr w:type="spellEnd"/>
-      <w:r>
-        <w:t>, 2024).</w:t>
+        <w:t>(Belini, Ataide e Lochter, 2024).</w:t>
       </w:r>
     </w:p>
     <w:p>
@@ -3588,7 +3387,7 @@
           <w:lang w:val="pt-BR"/>
         </w:rPr>
       </w:pPr>
-      <w:bookmarkStart w:id="8" w:name="_Toc192957100"/>
+      <w:bookmarkStart w:id="8" w:name="_Toc193304955"/>
       <w:r>
         <w:rPr>
           <w:lang w:val="pt-BR"/>
@@ -3602,7 +3401,7 @@
       <w:pPr>
         <w:pStyle w:val="Ttulo3"/>
       </w:pPr>
-      <w:bookmarkStart w:id="9" w:name="_Toc192957101"/>
+      <w:bookmarkStart w:id="9" w:name="_Toc193304956"/>
       <w:r>
         <w:t>KDD</w:t>
       </w:r>
@@ -3625,40 +3424,72 @@
       <w:r>
         <w:t xml:space="preserve">A descoberta de conhecimento em banco de dados, mas também conhecido como KDD, </w:t>
       </w:r>
-      <w:proofErr w:type="spellStart"/>
       <w:r>
         <w:rPr>
           <w:i/>
           <w:iCs/>
         </w:rPr>
-        <w:t>Knowledge</w:t>
-      </w:r>
-      <w:proofErr w:type="spellEnd"/>
+        <w:t>Knowledge Discovery in Databases</w:t>
+      </w:r>
+      <w:r>
+        <w:t>, é um processo que permite a identificação de padrões, informações e conhecimentos através de etapas que são interdependentes. As etapas que serão utilizadas para auxiliar na interpretação do conjunto de dados são: seleção de dados, pré</w:t>
+      </w:r>
+      <w:r>
+        <w:t>-</w:t>
+      </w:r>
+      <w:r>
+        <w:lastRenderedPageBreak/>
+        <w:t>processamento, a transformação de dados, mineração de dados, interpretação e avaliação dos resultados.</w:t>
+      </w:r>
+    </w:p>
+    <w:p>
+      <w:pPr>
+        <w:pStyle w:val="CorpodoTexto"/>
+        <w:ind w:firstLine="0"/>
+      </w:pPr>
+    </w:p>
+    <w:p>
+      <w:pPr>
+        <w:pStyle w:val="CorpodoTexto"/>
+        <w:ind w:firstLine="0"/>
+      </w:pPr>
+      <w:r>
+        <w:t>Esse processo inicia-se com na etapa de seleção dos dados, onde informações relevantes são extraídas de bases públicas, como a que será utilizada será a do DataSUS. Na segunda etapa é realizado o pré-processamento de dados garantindo sempre a qualidade do conjunto de dados, nela ocorre a normalização, limpeza e tratamento de valores nulos, duplicados, ausentes e irrelevantes (Júnior, 2024).</w:t>
+      </w:r>
+    </w:p>
+    <w:p>
+      <w:pPr>
+        <w:pStyle w:val="CorpodoTexto"/>
+        <w:ind w:firstLine="0"/>
+      </w:pPr>
+    </w:p>
+    <w:p>
+      <w:pPr>
+        <w:pStyle w:val="CorpodoTexto"/>
+        <w:ind w:firstLine="0"/>
+      </w:pPr>
+      <w:r>
+        <w:t xml:space="preserve">A próxima fase envolve a transformação dos dados, onde são aplicadas técnicas como, por exemplo, engenharia de atributos para destacar variáveis importantes para a modelagem. Em seguida, ocorre a mineração de dados, etapa onde algoritmos de aprendizado de máquina são utilizados para prever desfechos clínicos e identificar padrões. Modelos como Regressão Logística, </w:t>
+      </w:r>
       <w:r>
         <w:rPr>
           <w:i/>
           <w:iCs/>
         </w:rPr>
-        <w:t xml:space="preserve"> Discovery in </w:t>
-      </w:r>
-      <w:proofErr w:type="spellStart"/>
+        <w:t>Decision Tree</w:t>
+      </w:r>
+      <w:r>
+        <w:t xml:space="preserve"> e </w:t>
+      </w:r>
       <w:r>
         <w:rPr>
           <w:i/>
           <w:iCs/>
         </w:rPr>
-        <w:t>Databases</w:t>
-      </w:r>
-      <w:proofErr w:type="spellEnd"/>
-      <w:r>
-        <w:t>, é um processo que permite a identificação de padrões, informações e conhecimentos através de etapas que são interdependentes. As etapas que serão utilizadas para auxiliar na interpretação do conjunto de dados são: seleção de dados, pré</w:t>
-      </w:r>
-      <w:r>
-        <w:t>-</w:t>
-      </w:r>
-      <w:r>
-        <w:lastRenderedPageBreak/>
-        <w:t>processamento, a transformação de dados, mineração de dados, interpretação e avaliação dos resultados.</w:t>
+        <w:t>Random Forest</w:t>
+      </w:r>
+      <w:r>
+        <w:t xml:space="preserve"> são amplamente utilizados nesse contexto, apresentando um alto desempenho na predição de mortalidade em pacientes com SRAG (Silva e Silva Neto, 2022).</w:t>
       </w:r>
     </w:p>
     <w:p>
@@ -3671,148 +3502,39 @@
       <w:pPr>
         <w:pStyle w:val="CorpodoTexto"/>
         <w:ind w:firstLine="0"/>
-      </w:pPr>
-      <w:r>
-        <w:t xml:space="preserve">Esse processo inicia-se com na etapa de seleção dos dados, onde informações relevantes são extraídas de bases públicas, como a que será utilizada será a do </w:t>
-      </w:r>
-      <w:proofErr w:type="spellStart"/>
-      <w:r>
-        <w:t>DataSUS</w:t>
-      </w:r>
-      <w:proofErr w:type="spellEnd"/>
-      <w:r>
-        <w:t>. Na segunda etapa é realizado o pré-processamento de dados garantindo sempre a qualidade do conjunto de dados, nela ocorre a normalização, limpeza e tratamento de valores nulos, duplicados, ausentes e irrelevantes (Júnior, 2024).</w:t>
-      </w:r>
-    </w:p>
-    <w:p>
-      <w:pPr>
-        <w:pStyle w:val="CorpodoTexto"/>
-        <w:ind w:firstLine="0"/>
-      </w:pPr>
-    </w:p>
-    <w:p>
-      <w:pPr>
-        <w:pStyle w:val="CorpodoTexto"/>
-        <w:ind w:firstLine="0"/>
-      </w:pPr>
-      <w:r>
-        <w:t xml:space="preserve">A próxima fase envolve a transformação dos dados, onde são aplicadas técnicas como, por exemplo, engenharia de atributos para destacar variáveis importantes para a modelagem. Em seguida, ocorre a mineração de dados, etapa onde algoritmos de aprendizado de máquina são utilizados para prever desfechos clínicos e identificar padrões. Modelos como Regressão Logística, </w:t>
-      </w:r>
-      <w:proofErr w:type="spellStart"/>
+        <w:rPr>
+          <w:sz w:val="20"/>
+          <w:szCs w:val="20"/>
+        </w:rPr>
+      </w:pPr>
+      <w:r>
+        <w:t xml:space="preserve">Na última etapa ocorre a interpretação e avaliação dos resultados através da utilização de métricas, como por exemplo </w:t>
+      </w:r>
+      <w:r>
+        <w:t xml:space="preserve">acurácia, precisão, </w:t>
+      </w:r>
       <w:r>
         <w:rPr>
           <w:i/>
           <w:iCs/>
         </w:rPr>
-        <w:t>Decision</w:t>
-      </w:r>
-      <w:proofErr w:type="spellEnd"/>
+        <w:t>recall</w:t>
+      </w:r>
+      <w:r>
+        <w:t xml:space="preserve"> e AUC-ROC</w:t>
+      </w:r>
+      <w:r>
+        <w:t xml:space="preserve"> para validar a eficácia dos modelos. A análise desses resultados possibilita a extração de </w:t>
+      </w:r>
       <w:r>
         <w:rPr>
           <w:i/>
           <w:iCs/>
         </w:rPr>
-        <w:t xml:space="preserve"> </w:t>
-      </w:r>
-      <w:proofErr w:type="spellStart"/>
-      <w:r>
-        <w:rPr>
-          <w:i/>
-          <w:iCs/>
-        </w:rPr>
-        <w:t>Tree</w:t>
-      </w:r>
-      <w:proofErr w:type="spellEnd"/>
-      <w:r>
-        <w:t xml:space="preserve"> e </w:t>
-      </w:r>
-      <w:proofErr w:type="spellStart"/>
-      <w:r>
-        <w:rPr>
-          <w:i/>
-          <w:iCs/>
-        </w:rPr>
-        <w:t>Random</w:t>
-      </w:r>
-      <w:proofErr w:type="spellEnd"/>
-      <w:r>
-        <w:rPr>
-          <w:i/>
-          <w:iCs/>
-        </w:rPr>
-        <w:t xml:space="preserve"> Forest</w:t>
-      </w:r>
-      <w:r>
-        <w:t xml:space="preserve"> são amplamente utilizados nesse contexto, apresentando um alto desempenho na predição de mortalidade em pacientes com SRAG (Silva e Silva Neto, 2022).</w:t>
-      </w:r>
-    </w:p>
-    <w:p>
-      <w:pPr>
-        <w:pStyle w:val="CorpodoTexto"/>
-        <w:ind w:firstLine="0"/>
-      </w:pPr>
-    </w:p>
-    <w:p>
-      <w:pPr>
-        <w:pStyle w:val="CorpodoTexto"/>
-        <w:ind w:firstLine="0"/>
-        <w:rPr>
-          <w:sz w:val="20"/>
-          <w:szCs w:val="20"/>
-        </w:rPr>
-      </w:pPr>
-      <w:r>
-        <w:t xml:space="preserve">Na última etapa ocorre a interpretação e avaliação dos resultados através da utilização de métricas, como por exemplo </w:t>
-      </w:r>
-      <w:r>
-        <w:t xml:space="preserve">acurácia, precisão, </w:t>
-      </w:r>
-      <w:r>
-        <w:rPr>
-          <w:i/>
-          <w:iCs/>
-        </w:rPr>
-        <w:t>recall</w:t>
-      </w:r>
-      <w:r>
-        <w:t xml:space="preserve"> e AUC-ROC</w:t>
-      </w:r>
-      <w:r>
-        <w:t xml:space="preserve"> para validar a eficácia dos modelos. A análise desses resultados possibilita a extração de </w:t>
-      </w:r>
-      <w:r>
-        <w:rPr>
-          <w:i/>
-          <w:iCs/>
-        </w:rPr>
         <w:t>insights</w:t>
       </w:r>
       <w:r>
-        <w:t xml:space="preserve"> clínicos valiosos, contribuindo para a tomada de decisão na gestão hospitalar e saúde pública (</w:t>
-      </w:r>
-      <w:proofErr w:type="spellStart"/>
-      <w:r>
-        <w:t>Belini</w:t>
-      </w:r>
-      <w:proofErr w:type="spellEnd"/>
-      <w:r>
-        <w:t xml:space="preserve">, </w:t>
-      </w:r>
-      <w:proofErr w:type="spellStart"/>
-      <w:r>
-        <w:t>Ataide</w:t>
-      </w:r>
-      <w:proofErr w:type="spellEnd"/>
-      <w:r>
-        <w:t xml:space="preserve"> e </w:t>
-      </w:r>
-      <w:proofErr w:type="spellStart"/>
-      <w:r>
-        <w:t>Lochter</w:t>
-      </w:r>
-      <w:proofErr w:type="spellEnd"/>
-      <w:r>
-        <w:t>, 2024).</w:t>
+        <w:t xml:space="preserve"> clínicos valiosos, contribuindo para a tomada de decisão na gestão hospitalar e saúde pública (Belini, Ataide e Lochter, 2024).</w:t>
       </w:r>
     </w:p>
     <w:p>
@@ -3822,14 +3544,27 @@
       <w:r>
         <w:t xml:space="preserve">Figura </w:t>
       </w:r>
-      <w:fldSimple w:instr=" SEQ Figura \* ARABIC ">
-        <w:r>
-          <w:rPr>
-            <w:noProof/>
-          </w:rPr>
-          <w:t>1</w:t>
-        </w:r>
-      </w:fldSimple>
+      <w:r>
+        <w:fldChar w:fldCharType="begin"/>
+      </w:r>
+      <w:r>
+        <w:instrText xml:space="preserve"> SEQ Figura \* ARABIC </w:instrText>
+      </w:r>
+      <w:r>
+        <w:fldChar w:fldCharType="separate"/>
+      </w:r>
+      <w:r>
+        <w:rPr>
+          <w:noProof/>
+        </w:rPr>
+        <w:t>1</w:t>
+      </w:r>
+      <w:r>
+        <w:rPr>
+          <w:noProof/>
+        </w:rPr>
+        <w:fldChar w:fldCharType="end"/>
+      </w:r>
       <w:r>
         <w:t xml:space="preserve"> </w:t>
       </w:r>
@@ -3914,96 +3649,77 @@
       <w:pPr>
         <w:pStyle w:val="Legenda"/>
       </w:pPr>
-      <w:commentRangeStart w:id="10"/>
-      <w:r>
-        <w:t>Fonte: ZOUZA (2025, online).</w:t>
-      </w:r>
-      <w:commentRangeEnd w:id="10"/>
-      <w:r>
-        <w:rPr>
-          <w:rStyle w:val="Refdecomentrio"/>
-        </w:rPr>
-        <w:commentReference w:id="10"/>
+      <w:r>
+        <w:t>Fonte: ZOUZA (2025, online)</w:t>
+      </w:r>
+      <w:r>
+        <w:t xml:space="preserve"> </w:t>
       </w:r>
     </w:p>
     <w:p>
       <w:pPr>
         <w:pStyle w:val="Ttulo3"/>
       </w:pPr>
-      <w:bookmarkStart w:id="11" w:name="_Toc192957102"/>
+      <w:bookmarkStart w:id="10" w:name="_Toc193304957"/>
       <w:r>
         <w:lastRenderedPageBreak/>
         <w:t>DADOS ABERTOS</w:t>
       </w:r>
+      <w:bookmarkEnd w:id="10"/>
+    </w:p>
+    <w:p>
+      <w:pPr>
+        <w:rPr>
+          <w:lang w:val="en-US"/>
+        </w:rPr>
+      </w:pPr>
+    </w:p>
+    <w:p>
+      <w:r>
+        <w:t xml:space="preserve">Dados abertos referem-se a conjuntos de informações disponibilizados sem restrições e com transparência para o público, possibilitando sua reutilização para pesquisas científicas e desenvolvimento de políticas públicas. Essas bases de dados possuem quatro principais características: disponibilidade de acesso, reutilização, redistribuição e participação universal (Júnior, 2024). </w:t>
+      </w:r>
+    </w:p>
+    <w:p>
+      <w:pPr>
+        <w:pStyle w:val="CorpodoTexto"/>
+      </w:pPr>
+    </w:p>
+    <w:p>
+      <w:r>
+        <w:t>Bases de dados abertas podem representar informações importantes em diversas áreas, como por exemplo, saúde, educação, desenvolvimento, economia, negócios, entre outras áreas. No contexto da saúde, os dados abertos viabilizam estudos epidemiológicos e a construção de modelos preditivos (Silva, 2021).</w:t>
+      </w:r>
+      <w:r>
+        <w:t xml:space="preserve"> </w:t>
+      </w:r>
+    </w:p>
+    <w:p/>
+    <w:p>
+      <w:pPr>
+        <w:pStyle w:val="Ttulo3"/>
+        <w:rPr>
+          <w:lang w:val="pt-BR"/>
+        </w:rPr>
+      </w:pPr>
+      <w:bookmarkStart w:id="11" w:name="_Toc193304958"/>
+      <w:r>
+        <w:rPr>
+          <w:lang w:val="pt-BR"/>
+        </w:rPr>
+        <w:t>BASE DE DADOS</w:t>
+      </w:r>
+      <w:r>
+        <w:rPr>
+          <w:lang w:val="pt-BR"/>
+        </w:rPr>
+        <w:t xml:space="preserve"> SRAG</w:t>
+      </w:r>
+      <w:r>
+        <w:rPr>
+          <w:lang w:val="pt-BR"/>
+        </w:rPr>
+        <w:t xml:space="preserve"> (DataSUS)</w:t>
+      </w:r>
       <w:bookmarkEnd w:id="11"/>
-    </w:p>
-    <w:p>
-      <w:pPr>
-        <w:rPr>
-          <w:lang w:val="en-US"/>
-        </w:rPr>
-      </w:pPr>
-    </w:p>
-    <w:p>
-      <w:r>
-        <w:t xml:space="preserve">Dados abertos referem-se a conjuntos de informações disponibilizados sem restrições e com transparência para o público, possibilitando sua reutilização para pesquisas científicas e desenvolvimento de políticas públicas. Essas bases de dados possuem quatro principais características: disponibilidade de acesso, reutilização, redistribuição e participação universal (Júnior, 2024). </w:t>
-      </w:r>
-    </w:p>
-    <w:p>
-      <w:pPr>
-        <w:pStyle w:val="CorpodoTexto"/>
-      </w:pPr>
-    </w:p>
-    <w:p>
-      <w:r>
-        <w:t>Bases de dados abertas podem representar informações importantes em diversas áreas, como por exemplo, saúde, educação, desenvolvimento, economia, negócios, entre outras áreas. No contexto da saúde, os dados abertos viabilizam estudos epidemiológicos e a construção de modelos preditivos (Silva, 2021).</w:t>
-      </w:r>
-      <w:r>
-        <w:t xml:space="preserve"> </w:t>
-      </w:r>
-    </w:p>
-    <w:p/>
-    <w:p>
-      <w:pPr>
-        <w:pStyle w:val="Ttulo3"/>
-        <w:rPr>
-          <w:lang w:val="pt-BR"/>
-        </w:rPr>
-      </w:pPr>
-      <w:bookmarkStart w:id="12" w:name="_Toc192957103"/>
-      <w:r>
-        <w:rPr>
-          <w:lang w:val="pt-BR"/>
-        </w:rPr>
-        <w:t>BASE DE DADOS</w:t>
-      </w:r>
-      <w:r>
-        <w:rPr>
-          <w:lang w:val="pt-BR"/>
-        </w:rPr>
-        <w:t xml:space="preserve"> SRAG</w:t>
-      </w:r>
-      <w:r>
-        <w:rPr>
-          <w:lang w:val="pt-BR"/>
-        </w:rPr>
-        <w:t xml:space="preserve"> (</w:t>
-      </w:r>
-      <w:proofErr w:type="spellStart"/>
-      <w:r>
-        <w:rPr>
-          <w:lang w:val="pt-BR"/>
-        </w:rPr>
-        <w:t>DataSUS</w:t>
-      </w:r>
-      <w:proofErr w:type="spellEnd"/>
-      <w:r>
-        <w:rPr>
-          <w:lang w:val="pt-BR"/>
-        </w:rPr>
-        <w:t>)</w:t>
-      </w:r>
-      <w:bookmarkEnd w:id="12"/>
     </w:p>
     <w:p>
       <w:pPr>
@@ -4040,15 +3756,7 @@
         <w:ind w:firstLine="0"/>
       </w:pPr>
       <w:r>
-        <w:t xml:space="preserve">Atualmente o </w:t>
-      </w:r>
-      <w:proofErr w:type="spellStart"/>
-      <w:r>
-        <w:t>DataSUS</w:t>
-      </w:r>
-      <w:proofErr w:type="spellEnd"/>
-      <w:r>
-        <w:t xml:space="preserve"> é a principal plataforma de dados abertos em saúde no Brasil, disponibilizando informações epidemiológicas, hospitalares e ambulatoriais que podem servir para análises objetivas que podem facilitar na tomada de decisões. O acesso a esses dados permite análises aprofundadas sobre a incidência de doenças e os impactos no sistema de saúde (Júnior, 2024).</w:t>
+        <w:t>Atualmente o DataSUS é a principal plataforma de dados abertos em saúde no Brasil, disponibilizando informações epidemiológicas, hospitalares e ambulatoriais que podem servir para análises objetivas que podem facilitar na tomada de decisões. O acesso a esses dados permite análises aprofundadas sobre a incidência de doenças e os impactos no sistema de saúde (Júnior, 2024).</w:t>
       </w:r>
     </w:p>
     <w:p>
@@ -4064,14 +3772,14 @@
           <w:lang w:val="pt-BR"/>
         </w:rPr>
       </w:pPr>
-      <w:bookmarkStart w:id="13" w:name="_Toc192957104"/>
+      <w:bookmarkStart w:id="12" w:name="_Toc193304959"/>
       <w:r>
         <w:rPr>
           <w:lang w:val="pt-BR"/>
         </w:rPr>
         <w:t>PRÉ-PROCESSAMENTO DE DADOS</w:t>
       </w:r>
-      <w:bookmarkEnd w:id="13"/>
+      <w:bookmarkEnd w:id="12"/>
     </w:p>
     <w:p/>
     <w:p>
@@ -4139,48 +3847,15 @@
         <w:ind w:firstLine="0"/>
       </w:pPr>
       <w:r>
-        <w:t>Na etapa de normalização de variáveis é onde ocorre a padronização para que fiquem dentro de uma mesma escala, evitando que atributos com valores numéricos altos influenciem desproporcionalmente os modelos preditivos (</w:t>
-      </w:r>
-      <w:proofErr w:type="spellStart"/>
-      <w:r>
-        <w:t>Belini</w:t>
-      </w:r>
-      <w:proofErr w:type="spellEnd"/>
-      <w:r>
-        <w:t xml:space="preserve">, </w:t>
-      </w:r>
-      <w:proofErr w:type="spellStart"/>
-      <w:r>
-        <w:t>Ataide</w:t>
-      </w:r>
-      <w:proofErr w:type="spellEnd"/>
-      <w:r>
-        <w:t xml:space="preserve"> e </w:t>
-      </w:r>
-      <w:proofErr w:type="spellStart"/>
-      <w:r>
-        <w:t>Lochter</w:t>
-      </w:r>
-      <w:proofErr w:type="spellEnd"/>
-      <w:r>
-        <w:t xml:space="preserve">, 2024). Como por exemplo a normalização </w:t>
+        <w:t xml:space="preserve">Na etapa de normalização de variáveis é onde ocorre a padronização para que fiquem dentro de uma mesma escala, evitando que atributos com valores numéricos altos influenciem desproporcionalmente os modelos preditivos (Belini, Ataide e Lochter, 2024). Como por exemplo a normalização </w:t>
       </w:r>
       <w:r>
         <w:rPr>
           <w:i/>
           <w:iCs/>
         </w:rPr>
-        <w:t>min-</w:t>
-      </w:r>
-      <w:proofErr w:type="spellStart"/>
-      <w:r>
-        <w:rPr>
-          <w:i/>
-          <w:iCs/>
-        </w:rPr>
-        <w:t>max</w:t>
-      </w:r>
-      <w:proofErr w:type="spellEnd"/>
+        <w:t>min-max</w:t>
+      </w:r>
       <w:r>
         <w:t xml:space="preserve">, que transforma os valores de uma variável para uma escala específica, geralmente entre 0 e 1), o que facilita a comparação entre as variáveis de diferentes magnitudes; pode ser utilizada na idade dos pacientes, </w:t>
       </w:r>
@@ -4367,27 +4042,14 @@
             <w:r>
               <w:t>(</w:t>
             </w:r>
-            <w:r>
-              <w:fldChar w:fldCharType="begin"/>
-            </w:r>
-            <w:r>
-              <w:instrText xml:space="preserve"> SEQ Eqn \* MERGEFORMAT </w:instrText>
-            </w:r>
-            <w:r>
-              <w:fldChar w:fldCharType="separate"/>
-            </w:r>
-            <w:r>
-              <w:rPr>
-                <w:noProof/>
-              </w:rPr>
-              <w:t>1</w:t>
-            </w:r>
-            <w:r>
-              <w:rPr>
-                <w:noProof/>
-              </w:rPr>
-              <w:fldChar w:fldCharType="end"/>
-            </w:r>
+            <w:fldSimple w:instr=" SEQ Eqn \* MERGEFORMAT ">
+              <w:r>
+                <w:rPr>
+                  <w:noProof/>
+                </w:rPr>
+                <w:t>1</w:t>
+              </w:r>
+            </w:fldSimple>
             <w:r>
               <w:t>)</w:t>
             </w:r>
@@ -4427,23 +4089,26 @@
       <w:r>
         <w:t xml:space="preserve">O desbalanceamento de classes ocorre quando há uma disparidade significativa entre as categorias de um conjunto de dados, com a utilização de técnicas como </w:t>
       </w:r>
-      <w:proofErr w:type="spellStart"/>
       <w:r>
         <w:rPr>
           <w:i/>
           <w:iCs/>
         </w:rPr>
-        <w:t>Random</w:t>
-      </w:r>
-      <w:proofErr w:type="spellEnd"/>
+        <w:t xml:space="preserve">Random UnderSampling </w:t>
+      </w:r>
+      <w:r>
+        <w:t>e SMOTE (</w:t>
+      </w:r>
       <w:r>
         <w:rPr>
           <w:i/>
           <w:iCs/>
         </w:rPr>
-        <w:t xml:space="preserve"> </w:t>
-      </w:r>
-      <w:proofErr w:type="spellStart"/>
+        <w:t>Synthetic Minority Over-sampling Technique</w:t>
+      </w:r>
+      <w:r>
+        <w:t xml:space="preserve">) pode-se corrigir esse problema. O </w:t>
+      </w:r>
       <w:r>
         <w:rPr>
           <w:i/>
@@ -4451,336 +4116,211 @@
         </w:rPr>
         <w:t>UnderSampling</w:t>
       </w:r>
-      <w:proofErr w:type="spellEnd"/>
+      <w:r>
+        <w:t xml:space="preserve"> reduz a quantidade de </w:t>
+      </w:r>
+      <w:r>
+        <w:t>dados,</w:t>
+      </w:r>
+      <w:r>
+        <w:t xml:space="preserve"> mas ainda mantém a qualidade, enquanto o SMOTE pode gerar dados sintéticos que não representam a realidade, proporcionando um melhor equilíbrio na aprendizagem do modelo (Júnior, 2024).</w:t>
+      </w:r>
+    </w:p>
+    <w:p>
+      <w:pPr>
+        <w:pStyle w:val="Ttulo2"/>
+        <w:rPr>
+          <w:lang w:val="pt-BR"/>
+        </w:rPr>
+      </w:pPr>
+      <w:bookmarkStart w:id="13" w:name="_Toc193304960"/>
+      <w:r>
+        <w:rPr>
+          <w:lang w:val="pt-BR"/>
+        </w:rPr>
+        <w:lastRenderedPageBreak/>
+        <w:t>ANÁLISE DE DADOS</w:t>
+      </w:r>
+      <w:bookmarkEnd w:id="13"/>
+    </w:p>
+    <w:p/>
+    <w:p>
+      <w:pPr>
+        <w:pStyle w:val="CorpodoTexto"/>
+        <w:ind w:firstLine="0"/>
+      </w:pPr>
+      <w:r>
+        <w:t xml:space="preserve">A análise de dados é um processo que possui como principal objetivo transformar informações e números em insights que auxiliam na otimização e descoberta de conhecimento para tomada de decisões mais assertivas. Métodos como o aprendizado de máquina e mineração de dados são amplamente utilizados para identificar padrões ocultos e </w:t>
+      </w:r>
+      <w:r>
+        <w:t>gerar</w:t>
+      </w:r>
       <w:r>
         <w:rPr>
           <w:i/>
           <w:iCs/>
         </w:rPr>
-        <w:t xml:space="preserve"> </w:t>
-      </w:r>
-      <w:r>
-        <w:t>e SMOTE (</w:t>
-      </w:r>
-      <w:proofErr w:type="spellStart"/>
+        <w:t xml:space="preserve"> insights</w:t>
+      </w:r>
+      <w:r>
+        <w:t xml:space="preserve"> estratégicos a partir de grandes volumes de informação. </w:t>
+      </w:r>
+    </w:p>
+    <w:p>
+      <w:pPr>
+        <w:pStyle w:val="CorpodoTexto"/>
+        <w:ind w:firstLine="0"/>
+      </w:pPr>
+    </w:p>
+    <w:p>
+      <w:pPr>
+        <w:pStyle w:val="CorpodoTexto"/>
+        <w:ind w:firstLine="0"/>
+      </w:pPr>
+      <w:r>
+        <w:t>Na área da saúde, a análise de dados tem se tornado um campo fundamental para o monitoramento e tomada de decisões clínicas e epidemiológicas. O uso de dados estruturados permite a criação de modelos, como por exemplo modelos preditivos capazes de identificar padrões em grandes volumes de informações, auxiliando na prevenção e controle de doenças (Belini, Ataide e Lochter, 2024).</w:t>
+      </w:r>
+    </w:p>
+    <w:p>
+      <w:pPr>
+        <w:pStyle w:val="CorpodoTexto"/>
+        <w:ind w:firstLine="0"/>
+      </w:pPr>
+    </w:p>
+    <w:p>
+      <w:pPr>
+        <w:pStyle w:val="Ttulo2"/>
+        <w:rPr>
+          <w:lang w:val="pt-BR"/>
+        </w:rPr>
+      </w:pPr>
+      <w:bookmarkStart w:id="14" w:name="_Toc193304961"/>
+      <w:r>
+        <w:rPr>
+          <w:lang w:val="pt-BR"/>
+        </w:rPr>
+        <w:t>TÉCNICAS DE ANÁLISE</w:t>
+      </w:r>
+      <w:bookmarkEnd w:id="14"/>
+    </w:p>
+    <w:p/>
+    <w:p>
+      <w:pPr>
+        <w:pStyle w:val="CorpodoTexto"/>
+        <w:ind w:firstLine="0"/>
+      </w:pPr>
+      <w:r>
+        <w:t xml:space="preserve">A análise de dados envolve muitas abordagens que permitem extrair informações relevantes de grandes volumes de dados. Técnicas estatísticas e de aprendizado de máquina desempenham um papel fundamental nesse processo, pois possibilitam </w:t>
+      </w:r>
+      <w:r>
+        <w:t>a construção</w:t>
+      </w:r>
+      <w:r>
+        <w:t xml:space="preserve"> de modelos e identificação de padrões diferentes aplicações, desde classificação e previsão até agrupamento e detecção de anomalias (Sena, 2021).</w:t>
+      </w:r>
+    </w:p>
+    <w:p>
+      <w:pPr>
+        <w:pStyle w:val="CorpodoTexto"/>
+        <w:ind w:firstLine="0"/>
+      </w:pPr>
+    </w:p>
+    <w:p>
+      <w:pPr>
+        <w:pStyle w:val="Ttulo2"/>
+        <w:rPr>
+          <w:lang w:val="pt-BR"/>
+        </w:rPr>
+      </w:pPr>
+      <w:bookmarkStart w:id="15" w:name="_Toc193304962"/>
+      <w:r>
+        <w:rPr>
+          <w:lang w:val="pt-BR"/>
+        </w:rPr>
+        <w:t>ALGORITMOS</w:t>
+      </w:r>
+      <w:bookmarkEnd w:id="15"/>
+    </w:p>
+    <w:p/>
+    <w:p>
+      <w:pPr>
+        <w:pStyle w:val="CorpodoTexto"/>
+        <w:ind w:firstLine="0"/>
+        <w:rPr>
+          <w:rFonts w:cs="Times New Roman"/>
+          <w:b/>
+        </w:rPr>
+      </w:pPr>
+      <w:r>
+        <w:t xml:space="preserve">Existem diversas técnicas de </w:t>
+      </w:r>
+      <w:r>
+        <w:t>A</w:t>
+      </w:r>
+      <w:r>
+        <w:t xml:space="preserve">nálise de </w:t>
+      </w:r>
+      <w:r>
+        <w:t>D</w:t>
+      </w:r>
+      <w:r>
+        <w:t xml:space="preserve">ados que utilizam diferentes algoritmos, como por exemplo a análise estatística, mineração de dados, </w:t>
+      </w:r>
+      <w:r>
+        <w:t>A</w:t>
+      </w:r>
+      <w:r>
+        <w:t xml:space="preserve">prendizado de </w:t>
+      </w:r>
+      <w:r>
+        <w:t>M</w:t>
+      </w:r>
+      <w:r>
+        <w:t xml:space="preserve">áquina, redes neurais e </w:t>
+      </w:r>
       <w:r>
         <w:rPr>
           <w:i/>
           <w:iCs/>
         </w:rPr>
-        <w:t>Synthetic</w:t>
-      </w:r>
-      <w:proofErr w:type="spellEnd"/>
+        <w:t>D</w:t>
+      </w:r>
       <w:r>
         <w:rPr>
           <w:i/>
           <w:iCs/>
         </w:rPr>
-        <w:t xml:space="preserve"> </w:t>
-      </w:r>
-      <w:proofErr w:type="spellStart"/>
+        <w:t xml:space="preserve">eep </w:t>
+      </w:r>
       <w:r>
         <w:rPr>
           <w:i/>
           <w:iCs/>
         </w:rPr>
-        <w:t>Minority</w:t>
-      </w:r>
-      <w:proofErr w:type="spellEnd"/>
+        <w:t>L</w:t>
+      </w:r>
       <w:r>
         <w:rPr>
           <w:i/>
           <w:iCs/>
         </w:rPr>
-        <w:t xml:space="preserve"> Over-</w:t>
-      </w:r>
-      <w:proofErr w:type="spellStart"/>
-      <w:r>
-        <w:rPr>
-          <w:i/>
-          <w:iCs/>
-        </w:rPr>
-        <w:t>sampling</w:t>
-      </w:r>
-      <w:proofErr w:type="spellEnd"/>
-      <w:r>
-        <w:rPr>
-          <w:i/>
-          <w:iCs/>
-        </w:rPr>
-        <w:t xml:space="preserve"> </w:t>
-      </w:r>
-      <w:proofErr w:type="spellStart"/>
-      <w:r>
-        <w:rPr>
-          <w:i/>
-          <w:iCs/>
-        </w:rPr>
-        <w:t>Technique</w:t>
-      </w:r>
-      <w:proofErr w:type="spellEnd"/>
-      <w:r>
-        <w:t xml:space="preserve">) pode-se corrigir esse problema. O </w:t>
-      </w:r>
-      <w:proofErr w:type="spellStart"/>
-      <w:r>
-        <w:rPr>
-          <w:i/>
-          <w:iCs/>
-        </w:rPr>
-        <w:t>UnderSampling</w:t>
-      </w:r>
-      <w:proofErr w:type="spellEnd"/>
-      <w:r>
-        <w:t xml:space="preserve"> reduz a quantidade de </w:t>
-      </w:r>
-      <w:r>
-        <w:t>dados,</w:t>
-      </w:r>
-      <w:r>
-        <w:t xml:space="preserve"> mas ainda mantém a qualidade, enquanto o SMOTE pode gerar dados sintéticos que não representam a realidade, proporcionando um melhor equilíbrio na aprendizagem do modelo (Júnior, 2024).</w:t>
-      </w:r>
-    </w:p>
-    <w:p>
-      <w:pPr>
-        <w:pStyle w:val="Ttulo2"/>
+        <w:t>earning</w:t>
+      </w:r>
+      <w:r>
+        <w:t>.</w:t>
+      </w:r>
+      <w:r>
+        <w:br w:type="page"/>
+      </w:r>
+    </w:p>
+    <w:p>
+      <w:pPr>
+        <w:pStyle w:val="Ttulo3"/>
         <w:rPr>
           <w:lang w:val="pt-BR"/>
         </w:rPr>
       </w:pPr>
-      <w:bookmarkStart w:id="14" w:name="_Toc192957105"/>
-      <w:r>
-        <w:rPr>
-          <w:lang w:val="pt-BR"/>
-        </w:rPr>
-        <w:lastRenderedPageBreak/>
-        <w:t>ANÁLISE DE DADOS</w:t>
-      </w:r>
-      <w:bookmarkEnd w:id="14"/>
-    </w:p>
-    <w:p/>
-    <w:p>
-      <w:pPr>
-        <w:pStyle w:val="CorpodoTexto"/>
-        <w:ind w:firstLine="0"/>
-      </w:pPr>
-      <w:r>
-        <w:t xml:space="preserve">A análise de dados é um processo que possui como principal objetivo transformar informações e números em insights que auxiliam na otimização e descoberta de conhecimento para tomada de decisões mais assertivas. Métodos como o aprendizado de máquina e mineração de dados são amplamente utilizados para identificar padrões ocultos e </w:t>
-      </w:r>
-      <w:r>
-        <w:t>gerar</w:t>
-      </w:r>
-      <w:r>
-        <w:rPr>
-          <w:i/>
-          <w:iCs/>
-        </w:rPr>
-        <w:t xml:space="preserve"> insights</w:t>
-      </w:r>
-      <w:r>
-        <w:t xml:space="preserve"> estratégicos a partir de grandes volumes de informação. </w:t>
-      </w:r>
-    </w:p>
-    <w:p>
-      <w:pPr>
-        <w:pStyle w:val="CorpodoTexto"/>
-        <w:ind w:firstLine="0"/>
-      </w:pPr>
-    </w:p>
-    <w:p>
-      <w:pPr>
-        <w:pStyle w:val="CorpodoTexto"/>
-        <w:ind w:firstLine="0"/>
-      </w:pPr>
-      <w:r>
-        <w:t>Na área da saúde, a análise de dados tem se tornado um campo fundamental para o monitoramento e tomada de decisões clínicas e epidemiológicas. O uso de dados estruturados permite a criação de modelos, como por exemplo modelos preditivos capazes de identificar padrões em grandes volumes de informações, auxiliando na prevenção e controle de doenças (</w:t>
-      </w:r>
-      <w:proofErr w:type="spellStart"/>
-      <w:r>
-        <w:t>Belini</w:t>
-      </w:r>
-      <w:proofErr w:type="spellEnd"/>
-      <w:r>
-        <w:t xml:space="preserve">, </w:t>
-      </w:r>
-      <w:proofErr w:type="spellStart"/>
-      <w:r>
-        <w:t>Ataide</w:t>
-      </w:r>
-      <w:proofErr w:type="spellEnd"/>
-      <w:r>
-        <w:t xml:space="preserve"> e </w:t>
-      </w:r>
-      <w:proofErr w:type="spellStart"/>
-      <w:r>
-        <w:t>Lochter</w:t>
-      </w:r>
-      <w:proofErr w:type="spellEnd"/>
-      <w:r>
-        <w:t>, 2024).</w:t>
-      </w:r>
-    </w:p>
-    <w:p>
-      <w:pPr>
-        <w:pStyle w:val="CorpodoTexto"/>
-        <w:ind w:firstLine="0"/>
-      </w:pPr>
-    </w:p>
-    <w:p>
-      <w:pPr>
-        <w:pStyle w:val="Ttulo2"/>
-        <w:rPr>
-          <w:lang w:val="pt-BR"/>
-        </w:rPr>
-      </w:pPr>
-      <w:bookmarkStart w:id="15" w:name="_Toc192957106"/>
-      <w:r>
-        <w:rPr>
-          <w:lang w:val="pt-BR"/>
-        </w:rPr>
-        <w:t>TÉCNICAS DE ANÁLISE</w:t>
-      </w:r>
-      <w:bookmarkEnd w:id="15"/>
-    </w:p>
-    <w:p/>
-    <w:p>
-      <w:pPr>
-        <w:pStyle w:val="CorpodoTexto"/>
-        <w:ind w:firstLine="0"/>
-      </w:pPr>
-      <w:r>
-        <w:t xml:space="preserve">A análise de dados envolve muitas abordagens que permitem extrair informações relevantes de grandes volumes de dados. Técnicas estatísticas e de aprendizado de máquina desempenham um papel fundamental nesse processo, pois possibilitam </w:t>
-      </w:r>
-      <w:r>
-        <w:t>a construção</w:t>
-      </w:r>
-      <w:r>
-        <w:t xml:space="preserve"> de modelos e identificação de padrões diferentes aplicações, desde classificação e previsão até agrupamento e detecção de anomalias (Sena, 2021).</w:t>
-      </w:r>
-    </w:p>
-    <w:p>
-      <w:pPr>
-        <w:pStyle w:val="CorpodoTexto"/>
-        <w:ind w:firstLine="0"/>
-      </w:pPr>
-    </w:p>
-    <w:p>
-      <w:pPr>
-        <w:pStyle w:val="Ttulo2"/>
-        <w:rPr>
-          <w:lang w:val="pt-BR"/>
-        </w:rPr>
-      </w:pPr>
-      <w:bookmarkStart w:id="16" w:name="_Toc192957107"/>
-      <w:r>
-        <w:rPr>
-          <w:lang w:val="pt-BR"/>
-        </w:rPr>
-        <w:t>ALGORITMOS</w:t>
-      </w:r>
-      <w:bookmarkEnd w:id="16"/>
-    </w:p>
-    <w:p/>
-    <w:p>
-      <w:pPr>
-        <w:pStyle w:val="CorpodoTexto"/>
-        <w:ind w:firstLine="0"/>
-      </w:pPr>
-      <w:r>
-        <w:t xml:space="preserve">Existem diversas técnicas de </w:t>
-      </w:r>
-      <w:r>
-        <w:t>A</w:t>
-      </w:r>
-      <w:r>
-        <w:t xml:space="preserve">nálise de </w:t>
-      </w:r>
-      <w:r>
-        <w:t>D</w:t>
-      </w:r>
-      <w:r>
-        <w:t xml:space="preserve">ados que utilizam diferentes algoritmos, como por exemplo a análise estatística, mineração de dados, </w:t>
-      </w:r>
-      <w:r>
-        <w:t>A</w:t>
-      </w:r>
-      <w:r>
-        <w:t xml:space="preserve">prendizado de </w:t>
-      </w:r>
-      <w:r>
-        <w:t>M</w:t>
-      </w:r>
-      <w:r>
-        <w:t xml:space="preserve">áquina, redes neurais e </w:t>
-      </w:r>
-      <w:proofErr w:type="spellStart"/>
-      <w:r>
-        <w:rPr>
-          <w:i/>
-          <w:iCs/>
-        </w:rPr>
-        <w:t>D</w:t>
-      </w:r>
-      <w:r>
-        <w:rPr>
-          <w:i/>
-          <w:iCs/>
-        </w:rPr>
-        <w:t>eep</w:t>
-      </w:r>
-      <w:proofErr w:type="spellEnd"/>
-      <w:r>
-        <w:rPr>
-          <w:i/>
-          <w:iCs/>
-        </w:rPr>
-        <w:t xml:space="preserve"> </w:t>
-      </w:r>
-      <w:r>
-        <w:rPr>
-          <w:i/>
-          <w:iCs/>
-        </w:rPr>
-        <w:t>L</w:t>
-      </w:r>
-      <w:r>
-        <w:rPr>
-          <w:i/>
-          <w:iCs/>
-        </w:rPr>
-        <w:t>earning</w:t>
-      </w:r>
-      <w:r>
-        <w:t>.</w:t>
-      </w:r>
-    </w:p>
-    <w:p>
-      <w:pPr>
-        <w:pStyle w:val="CorpodoTexto"/>
-        <w:ind w:firstLine="0"/>
-      </w:pPr>
-    </w:p>
-    <w:p>
-      <w:pPr>
-        <w:spacing w:after="200" w:line="276" w:lineRule="auto"/>
-        <w:jc w:val="left"/>
-        <w:rPr>
-          <w:rFonts w:cs="Times New Roman"/>
-          <w:b/>
-        </w:rPr>
-      </w:pPr>
-      <w:r>
-        <w:br w:type="page"/>
-      </w:r>
-    </w:p>
-    <w:p>
-      <w:pPr>
-        <w:pStyle w:val="Ttulo3"/>
-        <w:rPr>
-          <w:lang w:val="pt-BR"/>
-        </w:rPr>
-      </w:pPr>
-      <w:bookmarkStart w:id="17" w:name="_Toc192957108"/>
+      <w:bookmarkStart w:id="16" w:name="_Toc193304963"/>
       <w:r>
         <w:rPr>
           <w:lang w:val="pt-BR"/>
@@ -4788,28 +4328,23 @@
         <w:lastRenderedPageBreak/>
         <w:t>ANÁLISE ESTATÍSTICA</w:t>
       </w:r>
-      <w:bookmarkEnd w:id="17"/>
+      <w:bookmarkEnd w:id="16"/>
     </w:p>
     <w:p/>
     <w:p>
       <w:pPr>
         <w:pStyle w:val="Ttulo4"/>
       </w:pPr>
-      <w:commentRangeStart w:id="18"/>
-      <w:proofErr w:type="spellStart"/>
-      <w:r>
-        <w:t>Regressão</w:t>
-      </w:r>
-      <w:proofErr w:type="spellEnd"/>
-      <w:r>
-        <w:t xml:space="preserve"> Linear</w:t>
-      </w:r>
-      <w:commentRangeEnd w:id="18"/>
+      <w:commentRangeStart w:id="17"/>
+      <w:r>
+        <w:t>Regressão Linear</w:t>
+      </w:r>
+      <w:commentRangeEnd w:id="17"/>
       <w:r>
         <w:rPr>
           <w:rStyle w:val="Refdecomentrio"/>
         </w:rPr>
-        <w:commentReference w:id="18"/>
+        <w:commentReference w:id="17"/>
       </w:r>
     </w:p>
     <w:p>
@@ -4938,27 +4473,14 @@
             <w:r>
               <w:t>(</w:t>
             </w:r>
-            <w:r>
-              <w:fldChar w:fldCharType="begin"/>
-            </w:r>
-            <w:r>
-              <w:instrText xml:space="preserve"> SEQ Eqn \* MERGEFORMAT </w:instrText>
-            </w:r>
-            <w:r>
-              <w:fldChar w:fldCharType="separate"/>
-            </w:r>
-            <w:r>
-              <w:rPr>
-                <w:noProof/>
-              </w:rPr>
-              <w:t>2</w:t>
-            </w:r>
-            <w:r>
-              <w:rPr>
-                <w:noProof/>
-              </w:rPr>
-              <w:fldChar w:fldCharType="end"/>
-            </w:r>
+            <w:fldSimple w:instr=" SEQ Eqn \* MERGEFORMAT ">
+              <w:r>
+                <w:rPr>
+                  <w:noProof/>
+                </w:rPr>
+                <w:t>2</w:t>
+              </w:r>
+            </w:fldSimple>
             <w:r>
               <w:t>)</w:t>
             </w:r>
@@ -5057,19 +4579,9 @@
         <w:spacing w:after="200" w:line="276" w:lineRule="auto"/>
         <w:jc w:val="left"/>
       </w:pPr>
-      <w:proofErr w:type="spellStart"/>
-      <w:r>
-        <w:t>Regressão</w:t>
-      </w:r>
-      <w:proofErr w:type="spellEnd"/>
-      <w:r>
-        <w:t xml:space="preserve"> </w:t>
-      </w:r>
-      <w:proofErr w:type="spellStart"/>
-      <w:r>
-        <w:t>Logística</w:t>
-      </w:r>
-      <w:proofErr w:type="spellEnd"/>
+      <w:r>
+        <w:t>Regressão Logística</w:t>
+      </w:r>
     </w:p>
     <w:p>
       <w:pPr>
@@ -5347,30 +4859,14 @@
             <w:r>
               <w:t>(</w:t>
             </w:r>
-            <w:r>
-              <w:fldChar w:fldCharType="begin"/>
-            </w:r>
-            <w:r>
-              <w:instrText xml:space="preserve"> SEQ</w:instrText>
-            </w:r>
-            <w:r>
-              <w:instrText xml:space="preserve"> Eqn \* MERGEFORMAT </w:instrText>
-            </w:r>
-            <w:r>
-              <w:fldChar w:fldCharType="separate"/>
-            </w:r>
-            <w:r>
-              <w:rPr>
-                <w:noProof/>
-              </w:rPr>
-              <w:t>3</w:t>
-            </w:r>
-            <w:r>
-              <w:rPr>
-                <w:noProof/>
-              </w:rPr>
-              <w:fldChar w:fldCharType="end"/>
-            </w:r>
+            <w:fldSimple w:instr=" SEQ Eqn \* MERGEFORMAT ">
+              <w:r>
+                <w:rPr>
+                  <w:noProof/>
+                </w:rPr>
+                <w:t>3</w:t>
+              </w:r>
+            </w:fldSimple>
             <w:r>
               <w:t>)</w:t>
             </w:r>
@@ -5574,14 +5070,14 @@
           <w:lang w:val="pt-BR"/>
         </w:rPr>
       </w:pPr>
-      <w:bookmarkStart w:id="19" w:name="_Toc192957109"/>
+      <w:bookmarkStart w:id="18" w:name="_Toc193304964"/>
       <w:r>
         <w:rPr>
           <w:lang w:val="pt-BR"/>
         </w:rPr>
         <w:t>MINERAÇÃO DE DADOS</w:t>
       </w:r>
-      <w:bookmarkEnd w:id="19"/>
+      <w:bookmarkEnd w:id="18"/>
     </w:p>
     <w:p/>
     <w:p>
@@ -5725,46 +5221,177 @@
           <w:i/>
           <w:iCs/>
         </w:rPr>
-        <w:t>K-</w:t>
-      </w:r>
-      <w:proofErr w:type="spellStart"/>
+        <w:t>K-Means</w:t>
+      </w:r>
+      <w:r>
+        <w:t xml:space="preserve"> é um algoritmo de agrupamento que divide dados, não rotulados, em “</w:t>
+      </w:r>
       <w:r>
         <w:rPr>
           <w:i/>
           <w:iCs/>
         </w:rPr>
-        <w:t>Means</w:t>
-      </w:r>
-      <w:proofErr w:type="spellEnd"/>
-      <w:r>
-        <w:t xml:space="preserve"> é um algoritmo de agrupamento que divide dados, não rotulados, em “</w:t>
+        <w:t>K</w:t>
+      </w:r>
+      <w:r>
+        <w:t xml:space="preserve">” </w:t>
       </w:r>
       <w:r>
         <w:rPr>
           <w:i/>
           <w:iCs/>
         </w:rPr>
-        <w:t>K</w:t>
-      </w:r>
-      <w:r>
-        <w:t xml:space="preserve">” </w:t>
+        <w:t>clusters</w:t>
+      </w:r>
+      <w:r>
+        <w:t xml:space="preserve"> com base em características semelhantes, é muito utilizado em ciência de dados para segmentação de mercado, segmentação de imagens, agrupamento de documentos e compactação de imagens (IBM, 2024).</w:t>
+      </w:r>
+    </w:p>
+    <w:p>
+      <w:pPr>
+        <w:spacing w:line="240" w:lineRule="auto"/>
+        <w:textAlignment w:val="baseline"/>
+      </w:pPr>
+    </w:p>
+    <w:p>
+      <w:pPr>
+        <w:spacing w:line="240" w:lineRule="auto"/>
+        <w:textAlignment w:val="baseline"/>
+      </w:pPr>
+    </w:p>
+    <w:p>
+      <w:pPr>
+        <w:pStyle w:val="Ttulo3"/>
+        <w:rPr>
+          <w:lang w:val="pt-BR"/>
+        </w:rPr>
+      </w:pPr>
+      <w:bookmarkStart w:id="19" w:name="_Toc193304965"/>
+      <w:r>
+        <w:rPr>
+          <w:lang w:val="pt-BR"/>
+        </w:rPr>
+        <w:t>APRENDIZADO DE MÁQUINA</w:t>
+      </w:r>
+      <w:bookmarkEnd w:id="19"/>
+    </w:p>
+    <w:p/>
+    <w:p>
+      <w:pPr>
+        <w:pStyle w:val="Ttulo4"/>
+      </w:pPr>
+      <w:r>
+        <w:t>Random Forest</w:t>
+      </w:r>
+    </w:p>
+    <w:p>
+      <w:pPr>
+        <w:rPr>
+          <w:lang w:val="en-US"/>
+        </w:rPr>
+      </w:pPr>
+    </w:p>
+    <w:p>
+      <w:pPr>
+        <w:spacing w:after="200" w:line="276" w:lineRule="auto"/>
+      </w:pPr>
+      <w:r>
+        <w:t xml:space="preserve">O algoritmo </w:t>
       </w:r>
       <w:r>
         <w:rPr>
           <w:i/>
           <w:iCs/>
         </w:rPr>
-        <w:t>clusters</w:t>
-      </w:r>
-      <w:r>
-        <w:t xml:space="preserve"> com base em características semelhantes, é muito utilizado em ciência de dados para segmentação de mercado, segmentação de imagens, agrupamento de documentos e compactação de imagens (IBM, 2024).</w:t>
-      </w:r>
+        <w:t>Random Forest</w:t>
+      </w:r>
+      <w:r>
+        <w:t xml:space="preserve"> (traduzido para Floresta Aleatória) é uma técnica baseada em um conjunto de árvores de decisão, sendo eficaz para problemas de </w:t>
+      </w:r>
+      <w:r>
+        <w:t>classificação, previsão</w:t>
+      </w:r>
+      <w:r>
+        <w:t xml:space="preserve"> e regressão. Estudos indicam que esse método tem alto desempenho na predição de desfechos clínicos (Belini, Ataide e Lochter, 2024). Através dele é possível melhorar a precisão e reduzir o</w:t>
+      </w:r>
+      <w:r>
+        <w:rPr>
+          <w:i/>
+          <w:iCs/>
+        </w:rPr>
+        <w:t xml:space="preserve"> </w:t>
+      </w:r>
+      <w:r>
+        <w:rPr>
+          <w:i/>
+          <w:iCs/>
+        </w:rPr>
+        <w:t>overfitting</w:t>
+      </w:r>
+      <w:r>
+        <w:rPr>
+          <w:rStyle w:val="Refdenotaderodap"/>
+        </w:rPr>
+        <w:footnoteReference w:id="7"/>
+      </w:r>
+      <w:r>
+        <w:t>, como por exemplo na previsão de uma espécie de uma flor com base em suas características.</w:t>
+      </w:r>
+    </w:p>
+    <w:p>
+      <w:pPr>
+        <w:pStyle w:val="Ttulo4"/>
+      </w:pPr>
+      <w:r>
+        <w:lastRenderedPageBreak/>
+        <w:t>XGBoost</w:t>
+      </w:r>
+    </w:p>
+    <w:p>
+      <w:pPr>
+        <w:rPr>
+          <w:lang w:val="en-US"/>
+        </w:rPr>
+      </w:pPr>
     </w:p>
     <w:p>
       <w:pPr>
         <w:spacing w:line="240" w:lineRule="auto"/>
         <w:textAlignment w:val="baseline"/>
       </w:pPr>
+      <w:r>
+        <w:t xml:space="preserve">O </w:t>
+      </w:r>
+      <w:r>
+        <w:rPr>
+          <w:i/>
+          <w:iCs/>
+        </w:rPr>
+        <w:t>XGBoost</w:t>
+      </w:r>
+      <w:r>
+        <w:t xml:space="preserve"> (</w:t>
+      </w:r>
+      <w:r>
+        <w:rPr>
+          <w:i/>
+          <w:iCs/>
+        </w:rPr>
+        <w:t>Extreme Gradient Boosting</w:t>
+      </w:r>
+      <w:r>
+        <w:t xml:space="preserve"> - traduzido para aumento de gradiente extremo) é um algoritmo baseado em árvores de decisão (que será explicado mais à frente) que utiliza </w:t>
+      </w:r>
+      <w:r>
+        <w:rPr>
+          <w:i/>
+          <w:iCs/>
+        </w:rPr>
+        <w:t>boosting</w:t>
+      </w:r>
+      <w:r>
+        <w:t xml:space="preserve"> para aumentar a precisão preditiva. Ele é altamente otimizado e frequentemente utilizado em disciplinas do curso de ciência de dados, como por exemplo computação paralela e distribuída, devido ao seu alto desempenho e eficiência computacional (Silva, 2021). Um exemplo de utilização desse algoritmo pode ser para previsão de preço de ações com base em indicadores financeiros.</w:t>
+      </w:r>
     </w:p>
     <w:p>
       <w:pPr>
@@ -5774,27 +5401,19 @@
     </w:p>
     <w:p>
       <w:pPr>
-        <w:pStyle w:val="Ttulo3"/>
-        <w:rPr>
-          <w:lang w:val="pt-BR"/>
-        </w:rPr>
-      </w:pPr>
-      <w:bookmarkStart w:id="20" w:name="_Toc192957110"/>
-      <w:r>
-        <w:rPr>
-          <w:lang w:val="pt-BR"/>
-        </w:rPr>
-        <w:t>APRENDIZADO DE MÁQUINA</w:t>
-      </w:r>
-      <w:bookmarkEnd w:id="20"/>
-    </w:p>
-    <w:p/>
+        <w:spacing w:line="240" w:lineRule="auto"/>
+        <w:textAlignment w:val="baseline"/>
+      </w:pPr>
+    </w:p>
     <w:p>
       <w:pPr>
         <w:pStyle w:val="Ttulo4"/>
       </w:pPr>
       <w:r>
-        <w:t>Random Forest</w:t>
+        <w:t>K</w:t>
+      </w:r>
+      <w:r>
+        <w:t xml:space="preserve"> -Nearest Neighbors (KNN)</w:t>
       </w:r>
     </w:p>
     <w:p>
@@ -5806,177 +5425,405 @@
     </w:p>
     <w:p>
       <w:pPr>
-        <w:spacing w:after="200" w:line="276" w:lineRule="auto"/>
+        <w:spacing w:line="240" w:lineRule="auto"/>
+        <w:textAlignment w:val="baseline"/>
       </w:pPr>
       <w:r>
         <w:t xml:space="preserve">O algoritmo </w:t>
       </w:r>
-      <w:proofErr w:type="spellStart"/>
       <w:r>
         <w:rPr>
           <w:i/>
           <w:iCs/>
         </w:rPr>
-        <w:t>Random</w:t>
-      </w:r>
-      <w:proofErr w:type="spellEnd"/>
+        <w:t>k-Nearest Neighbors</w:t>
+      </w:r>
+      <w:r>
+        <w:t xml:space="preserve"> (kNN - traduzido para </w:t>
+      </w:r>
       <w:r>
         <w:rPr>
           <w:i/>
           <w:iCs/>
         </w:rPr>
-        <w:t xml:space="preserve"> Forest</w:t>
-      </w:r>
-      <w:r>
-        <w:t xml:space="preserve"> (traduzido para Floresta Aleatória) é uma técnica baseada em um conjunto de árvores de decisão, sendo eficaz para problemas de </w:t>
-      </w:r>
-      <w:r>
-        <w:t>classificação, previsão</w:t>
-      </w:r>
-      <w:r>
-        <w:t xml:space="preserve"> e regressão. Estudos indicam que esse método tem alto desempenho na predição de desfechos clínicos (</w:t>
-      </w:r>
-      <w:proofErr w:type="spellStart"/>
-      <w:r>
-        <w:t>Belini</w:t>
-      </w:r>
-      <w:proofErr w:type="spellEnd"/>
-      <w:r>
-        <w:t xml:space="preserve">, </w:t>
-      </w:r>
-      <w:proofErr w:type="spellStart"/>
-      <w:r>
-        <w:t>Ataide</w:t>
-      </w:r>
-      <w:proofErr w:type="spellEnd"/>
-      <w:r>
-        <w:t xml:space="preserve"> e </w:t>
-      </w:r>
-      <w:proofErr w:type="spellStart"/>
-      <w:r>
-        <w:t>Lochter</w:t>
-      </w:r>
-      <w:proofErr w:type="spellEnd"/>
-      <w:r>
-        <w:t>, 2024). Através dele é possível melhorar a precisão e reduzir o</w:t>
+        <w:t>k</w:t>
+      </w:r>
+      <w:r>
+        <w:t>-vizinhos mais próximos) classifica novas amostras com base na proximidade em relação aos vizinhos mais próximos, muito utilizado para tarefas de reconhecimento de padrões. Ele classifica um novo dado considerando os "</w:t>
       </w:r>
       <w:r>
         <w:rPr>
           <w:i/>
           <w:iCs/>
         </w:rPr>
-        <w:t xml:space="preserve"> </w:t>
-      </w:r>
-      <w:proofErr w:type="spellStart"/>
+        <w:t>k</w:t>
+      </w:r>
+      <w:r>
+        <w:t>" vizinhos mais próximos no espaço multidimensional, concedendo a ele o rótulo mais frequente entre os vizinhos. Como por exemplo, recomendar filmes a um usuário com base nas preferências de usuários semelhantes.</w:t>
+      </w:r>
+    </w:p>
+    <w:p>
+      <w:pPr>
+        <w:spacing w:line="240" w:lineRule="auto"/>
+        <w:textAlignment w:val="baseline"/>
+      </w:pPr>
+    </w:p>
+    <w:p>
+      <w:pPr>
+        <w:spacing w:line="240" w:lineRule="auto"/>
+        <w:textAlignment w:val="baseline"/>
+      </w:pPr>
+      <w:r>
+        <w:t xml:space="preserve">O método é simples e eficaz para reconhecimento de padrões, sendo utilizado em diversas aplicações, incluindo análises na área da saúde. Para calcular a proximidade entre instâncias, o </w:t>
+      </w:r>
       <w:r>
         <w:rPr>
           <w:i/>
           <w:iCs/>
         </w:rPr>
-        <w:t>overfitting</w:t>
-      </w:r>
-      <w:proofErr w:type="spellEnd"/>
-      <w:r>
-        <w:rPr>
-          <w:rStyle w:val="Refdenotaderodap"/>
-        </w:rPr>
-        <w:footnoteReference w:id="7"/>
-      </w:r>
-      <w:r>
-        <w:t>, como por exemplo na previsão de uma espécie de uma flor com base em suas características.</w:t>
-      </w:r>
-    </w:p>
-    <w:p>
-      <w:pPr>
-        <w:pStyle w:val="Ttulo4"/>
-      </w:pPr>
-      <w:proofErr w:type="spellStart"/>
-      <w:r>
-        <w:lastRenderedPageBreak/>
-        <w:t>XGBoost</w:t>
-      </w:r>
-      <w:proofErr w:type="spellEnd"/>
-    </w:p>
-    <w:p>
-      <w:pPr>
-        <w:rPr>
-          <w:lang w:val="en-US"/>
-        </w:rPr>
-      </w:pPr>
+        <w:t>KNN</w:t>
+      </w:r>
+      <w:r>
+        <w:t xml:space="preserve"> faz a utilização </w:t>
+      </w:r>
+      <w:r>
+        <w:t>de métricas</w:t>
+      </w:r>
+      <w:r>
+        <w:t xml:space="preserve"> como a distância euclidiana, o que pode impactar diretamente na acurácia do modelo (Silva, 2021). </w:t>
+      </w:r>
     </w:p>
     <w:p>
       <w:pPr>
         <w:spacing w:line="240" w:lineRule="auto"/>
         <w:textAlignment w:val="baseline"/>
       </w:pPr>
-      <w:r>
-        <w:t xml:space="preserve">O </w:t>
-      </w:r>
-      <w:proofErr w:type="spellStart"/>
+    </w:p>
+    <w:p>
+      <w:pPr>
+        <w:spacing w:line="240" w:lineRule="auto"/>
+        <w:textAlignment w:val="baseline"/>
+      </w:pPr>
+    </w:p>
+    <w:p>
+      <w:pPr>
+        <w:pStyle w:val="Ttulo4"/>
+      </w:pPr>
+      <w:r>
+        <w:t>Support Vector Machine (SVM)</w:t>
+      </w:r>
+    </w:p>
+    <w:p>
+      <w:pPr>
+        <w:rPr>
+          <w:lang w:val="en-US"/>
+        </w:rPr>
+      </w:pPr>
+    </w:p>
+    <w:p>
+      <w:pPr>
+        <w:spacing w:line="240" w:lineRule="auto"/>
+        <w:textAlignment w:val="baseline"/>
+      </w:pPr>
       <w:r>
         <w:rPr>
           <w:i/>
           <w:iCs/>
         </w:rPr>
-        <w:t>XGBoost</w:t>
-      </w:r>
-      <w:proofErr w:type="spellEnd"/>
-      <w:r>
-        <w:t xml:space="preserve"> (</w:t>
+        <w:t>Support Vector Machine</w:t>
+      </w:r>
+      <w:r>
+        <w:t xml:space="preserve"> (SVM - traduzido para máquina de vetores de suporte) é um algoritmo que encontra um hiperplano que faz a separação de classes de dados amplamente utilizados para tarefas de classificação e regressão. O principal objetivo do algoritmo é encontrar um </w:t>
+      </w:r>
+      <w:commentRangeStart w:id="20"/>
+      <w:r>
+        <w:t>hiperplano</w:t>
+      </w:r>
+      <w:commentRangeEnd w:id="20"/>
+      <w:r>
+        <w:rPr>
+          <w:rStyle w:val="Refdecomentrio"/>
+        </w:rPr>
+        <w:commentReference w:id="20"/>
+      </w:r>
+      <w:r>
+        <w:t xml:space="preserve"> ótimo que maximize a margem entre diferentes classes, permitindo uma separação eficiente dos dados. Esse método é frequentemente empregado em problemas médicos e de detecção de padrões devido à sua capacidade de generalização, boa seleção de atributos e alta acurácia (Silva, 2021).</w:t>
+      </w:r>
+    </w:p>
+    <w:p>
+      <w:pPr>
+        <w:spacing w:line="240" w:lineRule="auto"/>
+        <w:textAlignment w:val="baseline"/>
+      </w:pPr>
+    </w:p>
+    <w:p>
+      <w:pPr>
+        <w:spacing w:line="240" w:lineRule="auto"/>
+        <w:textAlignment w:val="baseline"/>
+      </w:pPr>
+    </w:p>
+    <w:p>
+      <w:pPr>
+        <w:pStyle w:val="Ttulo3"/>
+      </w:pPr>
+      <w:bookmarkStart w:id="21" w:name="_Toc193304966"/>
+      <w:r>
+        <w:t>REDES NEURAIS E DEEP LEARNING</w:t>
+      </w:r>
+      <w:bookmarkEnd w:id="21"/>
+    </w:p>
+    <w:p>
+      <w:pPr>
+        <w:rPr>
+          <w:lang w:val="en-US"/>
+        </w:rPr>
+      </w:pPr>
+    </w:p>
+    <w:p>
+      <w:pPr>
+        <w:pStyle w:val="Ttulo4"/>
+      </w:pPr>
+      <w:r>
+        <w:t xml:space="preserve">Artificial Neural Networks </w:t>
+      </w:r>
+      <w:r>
+        <w:t>(ANNs)</w:t>
+      </w:r>
+    </w:p>
+    <w:p>
+      <w:pPr>
+        <w:rPr>
+          <w:lang w:val="en-US"/>
+        </w:rPr>
+      </w:pPr>
+    </w:p>
+    <w:p>
+      <w:pPr>
+        <w:spacing w:line="240" w:lineRule="auto"/>
+        <w:textAlignment w:val="baseline"/>
+      </w:pPr>
+      <w:r>
+        <w:t xml:space="preserve">As </w:t>
       </w:r>
       <w:r>
         <w:rPr>
           <w:i/>
           <w:iCs/>
         </w:rPr>
-        <w:t xml:space="preserve">Extreme </w:t>
-      </w:r>
-      <w:proofErr w:type="spellStart"/>
+        <w:t>Artificial Neural Networks</w:t>
+      </w:r>
+      <w:r>
+        <w:t xml:space="preserve"> </w:t>
+      </w:r>
+      <w:r>
+        <w:t>(</w:t>
+      </w:r>
       <w:r>
         <w:rPr>
           <w:i/>
           <w:iCs/>
         </w:rPr>
-        <w:t>Gradient</w:t>
-      </w:r>
-      <w:proofErr w:type="spellEnd"/>
+        <w:t>RNAs</w:t>
+      </w:r>
+      <w:r>
+        <w:t xml:space="preserve"> - </w:t>
+      </w:r>
+      <w:r>
+        <w:t>Redes Neurais Artificiais</w:t>
+      </w:r>
+      <w:r>
+        <w:t>)</w:t>
+      </w:r>
+      <w:r>
+        <w:t xml:space="preserve"> são modelos inspirados no funcionamento do cérebro humano e têm sido aplicadas com sucesso na predição de doenças, especialmente em problemas complexos como diagnóstico por imagem (Júnior, 2024). Um exemplo de utilização é o reconhecimento de escrita manual.</w:t>
+      </w:r>
+    </w:p>
+    <w:p>
+      <w:pPr>
+        <w:spacing w:line="240" w:lineRule="auto"/>
+        <w:textAlignment w:val="baseline"/>
+      </w:pPr>
+    </w:p>
+    <w:p>
+      <w:pPr>
+        <w:pStyle w:val="Ttulo4"/>
+      </w:pPr>
+      <w:r>
+        <w:t>Redes Neurais Convolucionais (CNNs)</w:t>
+      </w:r>
+      <w:commentRangeStart w:id="22"/>
+      <w:r>
+        <w:rPr>
+          <w:highlight w:val="yellow"/>
+        </w:rPr>
+        <w:t xml:space="preserve"> </w:t>
+      </w:r>
+      <w:commentRangeEnd w:id="22"/>
+      <w:r>
+        <w:rPr>
+          <w:rStyle w:val="Refdecomentrio"/>
+        </w:rPr>
+        <w:commentReference w:id="22"/>
+      </w:r>
+    </w:p>
+    <w:p>
+      <w:pPr>
+        <w:rPr>
+          <w:lang w:val="en-US"/>
+        </w:rPr>
+      </w:pPr>
+    </w:p>
+    <w:p>
+      <w:pPr>
+        <w:spacing w:line="240" w:lineRule="auto"/>
+        <w:textAlignment w:val="baseline"/>
+      </w:pPr>
+      <w:r>
+        <w:t xml:space="preserve">As </w:t>
+      </w:r>
+      <w:r>
+        <w:t>R</w:t>
+      </w:r>
+      <w:r>
+        <w:t xml:space="preserve">edes </w:t>
+      </w:r>
+      <w:r>
+        <w:t>N</w:t>
+      </w:r>
+      <w:r>
+        <w:t xml:space="preserve">eurais </w:t>
+      </w:r>
+      <w:r>
+        <w:t>C</w:t>
+      </w:r>
+      <w:r>
+        <w:t xml:space="preserve">onvolucionais (CNNs - </w:t>
+      </w:r>
       <w:r>
         <w:rPr>
           <w:i/>
           <w:iCs/>
         </w:rPr>
-        <w:t xml:space="preserve"> </w:t>
-      </w:r>
-      <w:proofErr w:type="spellStart"/>
+        <w:t xml:space="preserve">Convolutional </w:t>
+      </w:r>
       <w:r>
         <w:rPr>
           <w:i/>
           <w:iCs/>
         </w:rPr>
-        <w:t>Boosting</w:t>
-      </w:r>
-      <w:proofErr w:type="spellEnd"/>
-      <w:r>
-        <w:t xml:space="preserve"> - traduzido para aumento de gradiente extremo) é um algoritmo baseado em árvores de decisão (que será explicado mais à frente) que utiliza </w:t>
-      </w:r>
-      <w:proofErr w:type="spellStart"/>
+        <w:t>N</w:t>
+      </w:r>
       <w:r>
         <w:rPr>
           <w:i/>
           <w:iCs/>
         </w:rPr>
-        <w:t>boosting</w:t>
-      </w:r>
-      <w:proofErr w:type="spellEnd"/>
-      <w:r>
-        <w:t xml:space="preserve"> para aumentar a precisão preditiva. Ele é altamente otimizado e frequentemente utilizado em disciplinas do curso de ciência de dados, como por exemplo computação paralela e distribuída, devido ao seu alto desempenho e eficiência computacional (Silva, 2021). Um exemplo de utilização desse algoritmo pode ser para previsão de preço de ações com base em indicadores financeiros.</w:t>
-      </w:r>
+        <w:t xml:space="preserve">eural </w:t>
+      </w:r>
+      <w:r>
+        <w:rPr>
+          <w:i/>
+          <w:iCs/>
+        </w:rPr>
+        <w:t>N</w:t>
+      </w:r>
+      <w:r>
+        <w:rPr>
+          <w:i/>
+          <w:iCs/>
+        </w:rPr>
+        <w:t>etwork</w:t>
+      </w:r>
+      <w:r>
+        <w:t>) é um subconjunto do aprendizado de máquina muito utilizado para tarefas de classificação e visão computacional, como por exemplo identificação de objetos em uma imagem (IBM, 2024).</w:t>
+      </w:r>
+    </w:p>
+    <w:p>
+      <w:pPr>
+        <w:rPr>
+          <w:b/>
+        </w:rPr>
+      </w:pPr>
+    </w:p>
+    <w:p>
+      <w:pPr>
+        <w:pStyle w:val="Ttulo4"/>
+      </w:pPr>
+      <w:r>
+        <w:t>Redes Neurais Recorrentes (RNNs)</w:t>
+      </w:r>
+    </w:p>
+    <w:p>
+      <w:pPr>
+        <w:rPr>
+          <w:lang w:val="en-US"/>
+        </w:rPr>
+      </w:pPr>
     </w:p>
     <w:p>
       <w:pPr>
         <w:spacing w:line="240" w:lineRule="auto"/>
         <w:textAlignment w:val="baseline"/>
       </w:pPr>
+      <w:r>
+        <w:t xml:space="preserve">A </w:t>
+      </w:r>
+      <w:r>
+        <w:t>R</w:t>
+      </w:r>
+      <w:r>
+        <w:t xml:space="preserve">ede </w:t>
+      </w:r>
+      <w:r>
+        <w:t>N</w:t>
+      </w:r>
+      <w:r>
+        <w:t xml:space="preserve">eural </w:t>
+      </w:r>
+      <w:r>
+        <w:t>R</w:t>
+      </w:r>
+      <w:r>
+        <w:t xml:space="preserve">ecorrente (RNN - </w:t>
+      </w:r>
+      <w:r>
+        <w:rPr>
+          <w:i/>
+          <w:iCs/>
+        </w:rPr>
+        <w:t>Convolutional Neural Network</w:t>
+      </w:r>
+      <w:r>
+        <w:t xml:space="preserve">) é uma rede neural profunda treinada com a utilização de dados sequenciais ou com séries temporais, com o objetivo de criar um modelo de </w:t>
+      </w:r>
+      <w:r>
+        <w:t>A</w:t>
+      </w:r>
+      <w:r>
+        <w:t xml:space="preserve">prendizado de </w:t>
+      </w:r>
+      <w:r>
+        <w:t>M</w:t>
+      </w:r>
+      <w:r>
+        <w:t xml:space="preserve">áquina (ML) sendo capaz de fazer previsões com base em </w:t>
+      </w:r>
+      <w:r>
+        <w:rPr>
+          <w:i/>
+          <w:iCs/>
+        </w:rPr>
+        <w:t>inputs</w:t>
+      </w:r>
+      <w:r>
+        <w:t xml:space="preserve"> sequenciais. Podem ser utilizadas, como por exemplo, </w:t>
+      </w:r>
+      <w:r>
+        <w:t>para prever</w:t>
+      </w:r>
+      <w:r>
+        <w:t xml:space="preserve"> níveis diários de inundação com base em dados anteriores de enchentes, marés e informações meteorológicas (IBM, 2024).</w:t>
+      </w:r>
     </w:p>
     <w:p>
       <w:pPr>
@@ -5986,885 +5833,263 @@
     </w:p>
     <w:p>
       <w:pPr>
-        <w:pStyle w:val="Ttulo4"/>
-      </w:pPr>
-      <w:r>
-        <w:t>K</w:t>
-      </w:r>
-      <w:r>
-        <w:t xml:space="preserve"> -Nearest Neighbors (KNN)</w:t>
-      </w:r>
-    </w:p>
-    <w:p>
-      <w:pPr>
-        <w:rPr>
-          <w:lang w:val="en-US"/>
-        </w:rPr>
-      </w:pPr>
-    </w:p>
-    <w:p>
-      <w:pPr>
         <w:spacing w:line="240" w:lineRule="auto"/>
         <w:textAlignment w:val="baseline"/>
       </w:pPr>
-      <w:r>
-        <w:t xml:space="preserve">O algoritmo </w:t>
+    </w:p>
+    <w:p>
+      <w:pPr>
+        <w:pStyle w:val="Ttulo3"/>
+      </w:pPr>
+      <w:bookmarkStart w:id="23" w:name="_Toc193304967"/>
+      <w:r>
+        <w:t>ÁRVORES DE DECISÃO</w:t>
+      </w:r>
+      <w:bookmarkEnd w:id="23"/>
+    </w:p>
+    <w:p>
+      <w:pPr>
+        <w:rPr>
+          <w:lang w:val="en-US"/>
+        </w:rPr>
+      </w:pPr>
+    </w:p>
+    <w:p>
+      <w:pPr>
+        <w:spacing w:line="240" w:lineRule="auto"/>
+        <w:textAlignment w:val="baseline"/>
+      </w:pPr>
+      <w:r>
+        <w:t xml:space="preserve">Como </w:t>
+      </w:r>
+      <w:r>
+        <w:t>Á</w:t>
+      </w:r>
+      <w:r>
+        <w:t xml:space="preserve">rvore de </w:t>
+      </w:r>
+      <w:r>
+        <w:t>D</w:t>
+      </w:r>
+      <w:r>
+        <w:t xml:space="preserve">ecisão </w:t>
+      </w:r>
+      <w:r>
+        <w:t>(em inglês</w:t>
+      </w:r>
+      <w:r>
+        <w:t xml:space="preserve"> </w:t>
       </w:r>
       <w:r>
         <w:rPr>
           <w:i/>
           <w:iCs/>
         </w:rPr>
-        <w:t>k-</w:t>
-      </w:r>
-      <w:proofErr w:type="spellStart"/>
+        <w:t>Decision Tree</w:t>
+      </w:r>
+      <w:r>
+        <w:t>)</w:t>
+      </w:r>
+      <w:r>
+        <w:t xml:space="preserve"> </w:t>
+      </w:r>
+      <w:r>
+        <w:t>é um algoritmo de aprendizado de máquina e ao mesmo tempo uma técnica de mineração de dados, utilizada para prever, classificar e extrair conhecimento a partir de dados foi criada esta seção para detalhar sua aplicação e importância. Pode-se dizer que as Árvores de Decisão são modelos hierárquicos que segmentam os dados com base em condições lógicas sucessivas. Elas são eficientes e interpretáveis para tarefas de classificação e regressão, sendo frequentemente utilizadas em conjunto com outros métodos para aumentar a robustez dos modelos (Silva e Silva Neto, 2022).</w:t>
+      </w:r>
+    </w:p>
+    <w:p/>
+    <w:p>
+      <w:pPr>
+        <w:pStyle w:val="Ttulo2"/>
+        <w:rPr>
+          <w:lang w:val="pt-BR"/>
+        </w:rPr>
+      </w:pPr>
+      <w:bookmarkStart w:id="24" w:name="_Toc193304968"/>
+      <w:r>
+        <w:rPr>
+          <w:lang w:val="pt-BR"/>
+        </w:rPr>
+        <w:t>APRENDIZADO DE MÁQUINA</w:t>
+      </w:r>
+      <w:bookmarkEnd w:id="24"/>
+    </w:p>
+    <w:p/>
+    <w:p>
+      <w:pPr>
+        <w:pStyle w:val="CorpodoTexto"/>
+        <w:ind w:firstLine="0"/>
+      </w:pPr>
+      <w:r>
+        <w:t>A Inteligência Artificial (</w:t>
+      </w:r>
       <w:r>
         <w:rPr>
           <w:i/>
           <w:iCs/>
         </w:rPr>
-        <w:t>Nearest</w:t>
-      </w:r>
-      <w:proofErr w:type="spellEnd"/>
+        <w:t>IA</w:t>
+      </w:r>
+      <w:r>
+        <w:t xml:space="preserve">) ou </w:t>
+      </w:r>
       <w:r>
         <w:rPr>
           <w:i/>
           <w:iCs/>
         </w:rPr>
-        <w:t xml:space="preserve"> </w:t>
-      </w:r>
-      <w:proofErr w:type="spellStart"/>
+        <w:t>Machine Learning</w:t>
+      </w:r>
+      <w:r>
+        <w:t xml:space="preserve"> é um campo da ciência da computação que imita o pensamento humano na capacidade de aprender e tomar decisões. Atualmente, a medicina tem utilizado </w:t>
+      </w:r>
       <w:r>
         <w:rPr>
           <w:i/>
           <w:iCs/>
         </w:rPr>
-        <w:t>Neighbors</w:t>
-      </w:r>
-      <w:proofErr w:type="spellEnd"/>
-      <w:r>
-        <w:t xml:space="preserve"> (</w:t>
-      </w:r>
-      <w:proofErr w:type="spellStart"/>
-      <w:r>
-        <w:t>kNN</w:t>
-      </w:r>
-      <w:proofErr w:type="spellEnd"/>
-      <w:r>
-        <w:t xml:space="preserve"> - traduzido para </w:t>
+        <w:t>ML</w:t>
+      </w:r>
+      <w:r>
+        <w:t xml:space="preserve"> para aprimorar diagnósticos, prognósticos e no auxílio aos médicos para tratamentos em diversas especialidades como cardiologia, neurologia, oncologia e dermatologia (Vitoria, 2022).</w:t>
+      </w:r>
+    </w:p>
+    <w:p>
+      <w:pPr>
+        <w:pStyle w:val="CorpodoTexto"/>
+        <w:ind w:firstLine="0"/>
+      </w:pPr>
+    </w:p>
+    <w:p>
+      <w:pPr>
+        <w:pStyle w:val="CorpodoTexto"/>
+        <w:ind w:firstLine="0"/>
+      </w:pPr>
+      <w:r>
+        <w:t xml:space="preserve">Esses modelos podem ser aprendidos de maneira supervisionada ou não supervisionada. </w:t>
+      </w:r>
+    </w:p>
+    <w:p>
+      <w:pPr>
+        <w:pStyle w:val="CorpodoTexto"/>
+        <w:ind w:firstLine="0"/>
+      </w:pPr>
+    </w:p>
+    <w:p>
+      <w:pPr>
+        <w:pStyle w:val="CorpodoTexto"/>
+        <w:ind w:firstLine="0"/>
+      </w:pPr>
+      <w:r>
+        <w:t xml:space="preserve">O aprendizado supervisionado envolve o treinamento de modelos com dados rotulados, sendo amplamente utilizado na predição de doenças e no apoio à decisão médica. </w:t>
+      </w:r>
+      <w:commentRangeStart w:id="25"/>
+      <w:r>
+        <w:t xml:space="preserve">De acordo com Vitoria (2022) </w:t>
+      </w:r>
+      <w:commentRangeEnd w:id="25"/>
+      <w:r>
+        <w:rPr>
+          <w:rStyle w:val="Refdecomentrio"/>
+        </w:rPr>
+        <w:commentReference w:id="25"/>
+      </w:r>
+      <w:r>
+        <w:t xml:space="preserve">o objetivo central do aprendizado supervisionado é verificar qual é o modelo </w:t>
+      </w:r>
+      <w:r>
+        <w:lastRenderedPageBreak/>
+        <w:t xml:space="preserve">que, a partir de dados rotulados anteriormente em treinamentos, permita fazer previsões sobre os dados futuros. Modelos como Regressão Logística, </w:t>
       </w:r>
       <w:r>
         <w:rPr>
           <w:i/>
           <w:iCs/>
         </w:rPr>
-        <w:t>k</w:t>
-      </w:r>
-      <w:r>
-        <w:t>-vizinhos mais próximos) classifica novas amostras com base na proximidade em relação aos vizinhos mais próximos, muito utilizado para tarefas de reconhecimento de padrões. Ele classifica um novo dado considerando os "</w:t>
-      </w:r>
-      <w:r>
-        <w:rPr>
-          <w:i/>
-          <w:iCs/>
-        </w:rPr>
-        <w:t>k</w:t>
-      </w:r>
-      <w:r>
-        <w:t>" vizinhos mais próximos no espaço multidimensional, concedendo a ele o rótulo mais frequente entre os vizinhos. Como por exemplo, recomendar filmes a um usuário com base nas preferências de usuários semelhantes.</w:t>
-      </w:r>
-    </w:p>
-    <w:p>
-      <w:pPr>
-        <w:spacing w:line="240" w:lineRule="auto"/>
-        <w:textAlignment w:val="baseline"/>
-      </w:pPr>
-    </w:p>
-    <w:p>
-      <w:pPr>
-        <w:spacing w:line="240" w:lineRule="auto"/>
-        <w:textAlignment w:val="baseline"/>
-      </w:pPr>
-      <w:r>
-        <w:t xml:space="preserve">O método é simples e eficaz para reconhecimento de padrões, sendo utilizado em diversas aplicações, incluindo análises na área da saúde. Para calcular a proximidade entre instâncias, o </w:t>
-      </w:r>
-      <w:r>
-        <w:rPr>
-          <w:i/>
-          <w:iCs/>
-        </w:rPr>
-        <w:t>KNN</w:t>
-      </w:r>
-      <w:r>
-        <w:t xml:space="preserve"> faz a utilização </w:t>
-      </w:r>
-      <w:r>
-        <w:t>de métricas</w:t>
-      </w:r>
-      <w:r>
-        <w:t xml:space="preserve"> como a distância euclidiana, o que pode impactar diretamente na acurácia do modelo (Silva, 2021). </w:t>
-      </w:r>
-    </w:p>
-    <w:p>
-      <w:pPr>
-        <w:spacing w:line="240" w:lineRule="auto"/>
-        <w:textAlignment w:val="baseline"/>
-      </w:pPr>
-    </w:p>
-    <w:p>
-      <w:pPr>
-        <w:spacing w:line="240" w:lineRule="auto"/>
-        <w:textAlignment w:val="baseline"/>
-      </w:pPr>
-    </w:p>
-    <w:p>
-      <w:pPr>
-        <w:pStyle w:val="Ttulo4"/>
-      </w:pPr>
-      <w:r>
-        <w:t>Support Vector Machine (SVM)</w:t>
-      </w:r>
-    </w:p>
-    <w:p>
-      <w:pPr>
-        <w:rPr>
-          <w:lang w:val="en-US"/>
-        </w:rPr>
-      </w:pPr>
-    </w:p>
-    <w:p>
-      <w:pPr>
-        <w:spacing w:line="240" w:lineRule="auto"/>
-        <w:textAlignment w:val="baseline"/>
-      </w:pPr>
-      <w:proofErr w:type="spellStart"/>
-      <w:r>
-        <w:rPr>
-          <w:i/>
-          <w:iCs/>
-        </w:rPr>
-        <w:t>Support</w:t>
-      </w:r>
-      <w:proofErr w:type="spellEnd"/>
-      <w:r>
-        <w:rPr>
-          <w:i/>
-          <w:iCs/>
-        </w:rPr>
-        <w:t xml:space="preserve"> Vector </w:t>
-      </w:r>
-      <w:proofErr w:type="spellStart"/>
-      <w:r>
-        <w:rPr>
-          <w:i/>
-          <w:iCs/>
-        </w:rPr>
-        <w:t>Machine</w:t>
-      </w:r>
-      <w:proofErr w:type="spellEnd"/>
-      <w:r>
-        <w:t xml:space="preserve"> (SVM - traduzido para máquina de vetores de suporte) é um algoritmo que encontra um hiperplano que faz a separação de classes de dados amplamente utilizados para tarefas de classificação e regressão. O principal objetivo do algoritmo é encontrar um </w:t>
-      </w:r>
-      <w:commentRangeStart w:id="21"/>
-      <w:r>
-        <w:t>hiperplano</w:t>
-      </w:r>
-      <w:commentRangeEnd w:id="21"/>
-      <w:r>
-        <w:rPr>
-          <w:rStyle w:val="Refdecomentrio"/>
-        </w:rPr>
-        <w:commentReference w:id="21"/>
-      </w:r>
-      <w:r>
-        <w:t xml:space="preserve"> ótimo que maximize a margem entre diferentes classes, permitindo uma separação eficiente dos dados. Esse método é frequentemente empregado em problemas médicos e de detecção de padrões devido à sua capacidade de generalização, boa seleção de atributos e alta acurácia (Silva, 2021).</w:t>
-      </w:r>
-    </w:p>
-    <w:p>
-      <w:pPr>
-        <w:spacing w:line="240" w:lineRule="auto"/>
-        <w:textAlignment w:val="baseline"/>
-      </w:pPr>
-    </w:p>
-    <w:p>
-      <w:pPr>
-        <w:spacing w:line="240" w:lineRule="auto"/>
-        <w:textAlignment w:val="baseline"/>
-      </w:pPr>
-    </w:p>
-    <w:p>
-      <w:pPr>
-        <w:pStyle w:val="Ttulo3"/>
-      </w:pPr>
-      <w:bookmarkStart w:id="22" w:name="_Toc192957111"/>
-      <w:r>
-        <w:t>REDES NEURAIS E DEEP LEARNING</w:t>
-      </w:r>
-      <w:bookmarkEnd w:id="22"/>
-    </w:p>
-    <w:p>
-      <w:pPr>
-        <w:rPr>
-          <w:lang w:val="en-US"/>
-        </w:rPr>
-      </w:pPr>
-    </w:p>
-    <w:p>
-      <w:pPr>
-        <w:pStyle w:val="Ttulo4"/>
-      </w:pPr>
-      <w:r>
-        <w:t xml:space="preserve">Artificial Neural Networks </w:t>
-      </w:r>
-      <w:r>
-        <w:t>(ANNs)</w:t>
-      </w:r>
-    </w:p>
-    <w:p>
-      <w:pPr>
-        <w:rPr>
-          <w:lang w:val="en-US"/>
-        </w:rPr>
-      </w:pPr>
-    </w:p>
-    <w:p>
-      <w:pPr>
-        <w:spacing w:line="240" w:lineRule="auto"/>
-        <w:textAlignment w:val="baseline"/>
-      </w:pPr>
-      <w:r>
-        <w:t xml:space="preserve">As </w:t>
-      </w:r>
-      <w:r>
-        <w:rPr>
-          <w:i/>
-          <w:iCs/>
-        </w:rPr>
-        <w:t>Artificial Neural Networks</w:t>
-      </w:r>
-      <w:r>
-        <w:t xml:space="preserve"> </w:t>
-      </w:r>
-      <w:r>
-        <w:t>(</w:t>
-      </w:r>
-      <w:proofErr w:type="spellStart"/>
-      <w:r>
-        <w:rPr>
-          <w:i/>
-          <w:iCs/>
-        </w:rPr>
-        <w:t>RNAs</w:t>
-      </w:r>
-      <w:proofErr w:type="spellEnd"/>
-      <w:r>
-        <w:t xml:space="preserve"> - </w:t>
-      </w:r>
-      <w:r>
-        <w:t>Redes Neurais Artificiais</w:t>
-      </w:r>
-      <w:r>
-        <w:t>)</w:t>
-      </w:r>
-      <w:r>
-        <w:t xml:space="preserve"> são modelos inspirados no funcionamento do cérebro humano e têm sido aplicadas com sucesso na predição de doenças, especialmente em problemas complexos como diagnóstico por imagem (Júnior, 2024). Um exemplo de utilização é o reconhecimento de escrita manual.</w:t>
-      </w:r>
-    </w:p>
-    <w:p>
-      <w:pPr>
-        <w:pStyle w:val="Ttulo4"/>
-      </w:pPr>
-      <w:r>
-        <w:lastRenderedPageBreak/>
-        <w:t xml:space="preserve">Redes </w:t>
-      </w:r>
-      <w:proofErr w:type="spellStart"/>
-      <w:r>
-        <w:t>Neurais</w:t>
-      </w:r>
-      <w:proofErr w:type="spellEnd"/>
-      <w:r>
-        <w:t xml:space="preserve"> </w:t>
-      </w:r>
-      <w:proofErr w:type="spellStart"/>
-      <w:r>
-        <w:t>Convolucionais</w:t>
-      </w:r>
-      <w:proofErr w:type="spellEnd"/>
-      <w:r>
-        <w:t xml:space="preserve"> (CNNs)</w:t>
-      </w:r>
-      <w:commentRangeStart w:id="23"/>
-      <w:r>
-        <w:rPr>
-          <w:highlight w:val="yellow"/>
-        </w:rPr>
-        <w:t xml:space="preserve"> </w:t>
-      </w:r>
-      <w:commentRangeEnd w:id="23"/>
-      <w:r>
-        <w:rPr>
-          <w:rStyle w:val="Refdecomentrio"/>
-        </w:rPr>
-        <w:commentReference w:id="23"/>
-      </w:r>
-    </w:p>
-    <w:p>
-      <w:pPr>
-        <w:rPr>
-          <w:lang w:val="en-US"/>
-        </w:rPr>
-      </w:pPr>
-    </w:p>
-    <w:p>
-      <w:pPr>
-        <w:spacing w:line="240" w:lineRule="auto"/>
-        <w:textAlignment w:val="baseline"/>
-      </w:pPr>
-      <w:r>
-        <w:t xml:space="preserve">As </w:t>
-      </w:r>
-      <w:r>
-        <w:t>R</w:t>
-      </w:r>
-      <w:r>
-        <w:t xml:space="preserve">edes </w:t>
-      </w:r>
-      <w:r>
-        <w:t>N</w:t>
-      </w:r>
-      <w:r>
-        <w:t xml:space="preserve">eurais </w:t>
-      </w:r>
-      <w:proofErr w:type="spellStart"/>
-      <w:r>
-        <w:t>C</w:t>
-      </w:r>
-      <w:r>
-        <w:t>onvolucionais</w:t>
-      </w:r>
-      <w:proofErr w:type="spellEnd"/>
-      <w:r>
-        <w:t xml:space="preserve"> (</w:t>
-      </w:r>
-      <w:proofErr w:type="spellStart"/>
-      <w:r>
-        <w:t>CNNs</w:t>
-      </w:r>
-      <w:proofErr w:type="spellEnd"/>
-      <w:r>
-        <w:t xml:space="preserve"> - </w:t>
-      </w:r>
-      <w:proofErr w:type="spellStart"/>
-      <w:r>
-        <w:rPr>
-          <w:i/>
-          <w:iCs/>
-        </w:rPr>
-        <w:t>Convolutional</w:t>
-      </w:r>
-      <w:proofErr w:type="spellEnd"/>
-      <w:r>
-        <w:rPr>
-          <w:i/>
-          <w:iCs/>
-        </w:rPr>
-        <w:t xml:space="preserve"> </w:t>
-      </w:r>
-      <w:r>
-        <w:rPr>
-          <w:i/>
-          <w:iCs/>
-        </w:rPr>
-        <w:t>N</w:t>
-      </w:r>
-      <w:r>
-        <w:rPr>
-          <w:i/>
-          <w:iCs/>
-        </w:rPr>
-        <w:t xml:space="preserve">eural </w:t>
-      </w:r>
-      <w:r>
-        <w:rPr>
-          <w:i/>
-          <w:iCs/>
-        </w:rPr>
-        <w:t>N</w:t>
-      </w:r>
-      <w:r>
-        <w:rPr>
-          <w:i/>
-          <w:iCs/>
-        </w:rPr>
-        <w:t>etwork</w:t>
-      </w:r>
-      <w:r>
-        <w:t>) é um subconjunto do aprendizado de máquina muito utilizado para tarefas de classificação e visão computacional, como por exemplo identificação de objetos em uma imagem (IBM, 2024).</w:t>
-      </w:r>
-    </w:p>
-    <w:p>
-      <w:pPr>
-        <w:rPr>
-          <w:b/>
-        </w:rPr>
-      </w:pPr>
-    </w:p>
-    <w:p>
-      <w:pPr>
-        <w:pStyle w:val="Ttulo4"/>
-      </w:pPr>
-      <w:r>
-        <w:t xml:space="preserve">Redes </w:t>
-      </w:r>
-      <w:proofErr w:type="spellStart"/>
-      <w:r>
-        <w:t>Neurais</w:t>
-      </w:r>
-      <w:proofErr w:type="spellEnd"/>
-      <w:r>
-        <w:t xml:space="preserve"> </w:t>
-      </w:r>
-      <w:proofErr w:type="spellStart"/>
-      <w:r>
-        <w:t>Recorrentes</w:t>
-      </w:r>
-      <w:proofErr w:type="spellEnd"/>
-      <w:r>
-        <w:t xml:space="preserve"> (RNNs)</w:t>
-      </w:r>
-    </w:p>
-    <w:p>
-      <w:pPr>
-        <w:rPr>
-          <w:lang w:val="en-US"/>
-        </w:rPr>
-      </w:pPr>
-    </w:p>
-    <w:p>
-      <w:pPr>
-        <w:spacing w:line="240" w:lineRule="auto"/>
-        <w:textAlignment w:val="baseline"/>
-      </w:pPr>
-      <w:r>
-        <w:t xml:space="preserve">A </w:t>
-      </w:r>
-      <w:r>
-        <w:t>R</w:t>
-      </w:r>
-      <w:r>
-        <w:t xml:space="preserve">ede </w:t>
-      </w:r>
-      <w:r>
-        <w:t>N</w:t>
-      </w:r>
-      <w:r>
-        <w:t xml:space="preserve">eural </w:t>
-      </w:r>
-      <w:r>
-        <w:t>R</w:t>
-      </w:r>
-      <w:r>
-        <w:t xml:space="preserve">ecorrente (RNN - </w:t>
-      </w:r>
-      <w:proofErr w:type="spellStart"/>
-      <w:r>
-        <w:rPr>
-          <w:i/>
-          <w:iCs/>
-        </w:rPr>
-        <w:t>Convolutional</w:t>
-      </w:r>
-      <w:proofErr w:type="spellEnd"/>
-      <w:r>
-        <w:rPr>
-          <w:i/>
-          <w:iCs/>
-        </w:rPr>
-        <w:t xml:space="preserve"> Neural Network</w:t>
-      </w:r>
-      <w:r>
-        <w:t xml:space="preserve">) é uma rede neural profunda treinada com a utilização de dados sequenciais ou com séries temporais, com o objetivo de criar um modelo de </w:t>
-      </w:r>
-      <w:r>
-        <w:t>A</w:t>
-      </w:r>
-      <w:r>
-        <w:t xml:space="preserve">prendizado de </w:t>
-      </w:r>
-      <w:r>
-        <w:t>M</w:t>
-      </w:r>
-      <w:r>
-        <w:t xml:space="preserve">áquina (ML) sendo capaz de fazer previsões com base em </w:t>
-      </w:r>
-      <w:r>
-        <w:rPr>
-          <w:i/>
-          <w:iCs/>
-        </w:rPr>
-        <w:t>inputs</w:t>
-      </w:r>
-      <w:r>
-        <w:t xml:space="preserve"> sequenciais. Podem ser utilizadas, como por exemplo, </w:t>
-      </w:r>
-      <w:r>
-        <w:t>para prever</w:t>
-      </w:r>
-      <w:r>
-        <w:t xml:space="preserve"> níveis diários de inundação com base em dados anteriores de enchentes, marés e informações meteorológicas (IBM, 2024).</w:t>
-      </w:r>
-    </w:p>
-    <w:p>
-      <w:pPr>
-        <w:spacing w:line="240" w:lineRule="auto"/>
-        <w:textAlignment w:val="baseline"/>
-      </w:pPr>
-    </w:p>
-    <w:p>
-      <w:pPr>
-        <w:spacing w:line="240" w:lineRule="auto"/>
-        <w:textAlignment w:val="baseline"/>
-      </w:pPr>
-    </w:p>
-    <w:p>
-      <w:pPr>
-        <w:pStyle w:val="Ttulo3"/>
-      </w:pPr>
-      <w:bookmarkStart w:id="24" w:name="_Toc192957112"/>
-      <w:r>
-        <w:t>ÁRVORES DE DECISÃO</w:t>
-      </w:r>
-      <w:bookmarkEnd w:id="24"/>
-    </w:p>
-    <w:p>
-      <w:pPr>
-        <w:rPr>
-          <w:lang w:val="en-US"/>
-        </w:rPr>
-      </w:pPr>
-    </w:p>
-    <w:p>
-      <w:pPr>
-        <w:spacing w:line="240" w:lineRule="auto"/>
-        <w:textAlignment w:val="baseline"/>
-      </w:pPr>
-      <w:r>
-        <w:t xml:space="preserve">Como </w:t>
-      </w:r>
-      <w:r>
-        <w:t>Á</w:t>
-      </w:r>
-      <w:r>
-        <w:t xml:space="preserve">rvore de </w:t>
-      </w:r>
-      <w:r>
-        <w:t>D</w:t>
-      </w:r>
-      <w:r>
-        <w:t xml:space="preserve">ecisão </w:t>
-      </w:r>
-      <w:r>
-        <w:t>(em inglês</w:t>
-      </w:r>
-      <w:r>
-        <w:t xml:space="preserve"> </w:t>
-      </w:r>
-      <w:proofErr w:type="spellStart"/>
-      <w:r>
-        <w:rPr>
-          <w:i/>
-          <w:iCs/>
-        </w:rPr>
-        <w:t>Decision</w:t>
-      </w:r>
-      <w:proofErr w:type="spellEnd"/>
-      <w:r>
-        <w:rPr>
-          <w:i/>
-          <w:iCs/>
-        </w:rPr>
-        <w:t xml:space="preserve"> </w:t>
-      </w:r>
-      <w:proofErr w:type="spellStart"/>
-      <w:r>
-        <w:rPr>
-          <w:i/>
-          <w:iCs/>
-        </w:rPr>
-        <w:t>Tree</w:t>
-      </w:r>
-      <w:proofErr w:type="spellEnd"/>
-      <w:r>
-        <w:t>)</w:t>
-      </w:r>
-      <w:r>
-        <w:t xml:space="preserve"> </w:t>
-      </w:r>
-      <w:r>
-        <w:t xml:space="preserve">é um algoritmo de aprendizado de máquina e ao mesmo tempo uma técnica de mineração de dados, utilizada para prever, classificar e extrair conhecimento a partir de dados foi criada esta seção para detalhar sua aplicação e importância. Pode-se dizer que as Árvores de Decisão são modelos hierárquicos que segmentam os dados com base em condições lógicas sucessivas. Elas são </w:t>
-      </w:r>
-      <w:proofErr w:type="gramStart"/>
-      <w:r>
-        <w:t>eficientes e interpretáveis</w:t>
-      </w:r>
-      <w:proofErr w:type="gramEnd"/>
-      <w:r>
-        <w:t xml:space="preserve"> para tarefas de classificação e regressão, sendo frequentemente utilizadas em conjunto com outros métodos para aumentar a robustez dos modelos (Silva e Silva Neto, 2022).</w:t>
-      </w:r>
-    </w:p>
-    <w:p/>
-    <w:p>
-      <w:pPr>
-        <w:pStyle w:val="Ttulo2"/>
-        <w:rPr>
-          <w:lang w:val="pt-BR"/>
-        </w:rPr>
-      </w:pPr>
-      <w:bookmarkStart w:id="25" w:name="_Toc192957113"/>
-      <w:r>
-        <w:rPr>
-          <w:lang w:val="pt-BR"/>
-        </w:rPr>
-        <w:t>APRENDIZADO DE MÁQUINA</w:t>
-      </w:r>
-      <w:bookmarkEnd w:id="25"/>
-    </w:p>
-    <w:p/>
+        <w:t>Random Forest</w:t>
+      </w:r>
+      <w:r>
+        <w:t xml:space="preserve"> e Redes Neurais são frequentemente aplicados para classificação e predição de desfechos clínicos, proporcionando insights valiosos para profissionais de saúde (Belini, Ataide e Lochter, 2024).</w:t>
+      </w:r>
+    </w:p>
     <w:p>
       <w:pPr>
         <w:pStyle w:val="CorpodoTexto"/>
         <w:ind w:firstLine="0"/>
       </w:pPr>
-      <w:r>
-        <w:t>A Inteligência Artificial (</w:t>
-      </w:r>
-      <w:r>
-        <w:rPr>
-          <w:i/>
-          <w:iCs/>
-        </w:rPr>
-        <w:t>IA</w:t>
-      </w:r>
-      <w:r>
-        <w:t xml:space="preserve">) ou </w:t>
-      </w:r>
-      <w:proofErr w:type="spellStart"/>
-      <w:r>
-        <w:rPr>
-          <w:i/>
-          <w:iCs/>
-        </w:rPr>
-        <w:t>Machine</w:t>
-      </w:r>
-      <w:proofErr w:type="spellEnd"/>
-      <w:r>
-        <w:rPr>
-          <w:i/>
-          <w:iCs/>
-        </w:rPr>
-        <w:t xml:space="preserve"> Learning</w:t>
-      </w:r>
-      <w:r>
-        <w:t xml:space="preserve"> é um campo da ciência da computação que imita o pensamento humano na capacidade de aprender e tomar decisões. Atualmente, a medicina tem utilizado </w:t>
-      </w:r>
-      <w:r>
-        <w:rPr>
-          <w:i/>
-          <w:iCs/>
-        </w:rPr>
-        <w:t>ML</w:t>
-      </w:r>
-      <w:r>
-        <w:t xml:space="preserve"> para aprimorar diagnósticos, prognósticos e no auxílio aos médicos para tratamentos em diversas especialidades como cardiologia, neurologia, oncologia e dermatologia (Vitoria, 2022).</w:t>
-      </w:r>
     </w:p>
     <w:p>
       <w:pPr>
         <w:pStyle w:val="CorpodoTexto"/>
         <w:ind w:firstLine="0"/>
       </w:pPr>
-    </w:p>
+      <w:r>
+        <w:t xml:space="preserve">Já o aprendizado não supervisionado é aplicado para identificar padrões ocultos nos dados sem a necessidade de rótulos predefinidos. </w:t>
+      </w:r>
+      <w:r>
+        <w:t>De acordo com Vitoria (2022),</w:t>
+      </w:r>
+      <w:r>
+        <w:t xml:space="preserve"> ao contrário do aprendizado supervisionado, os dados não têm rótulos identificadores, apenas os preditores estão disponíveis no conjunto de dados e não as saídas especificadas.</w:t>
+      </w:r>
+    </w:p>
+    <w:p>
+      <w:pPr>
+        <w:spacing w:after="200" w:line="276" w:lineRule="auto"/>
+        <w:jc w:val="left"/>
+      </w:pPr>
+      <w:r>
+        <w:br w:type="page"/>
+      </w:r>
+    </w:p>
+    <w:p>
+      <w:pPr>
+        <w:pStyle w:val="Ttulo1"/>
+      </w:pPr>
+      <w:bookmarkStart w:id="26" w:name="_Toc193304969"/>
+      <w:r>
+        <w:lastRenderedPageBreak/>
+        <w:t>OBJETIVOS</w:t>
+      </w:r>
+      <w:bookmarkEnd w:id="26"/>
+    </w:p>
+    <w:p/>
+    <w:p>
+      <w:pPr>
+        <w:pStyle w:val="Ttulo2"/>
+        <w:rPr>
+          <w:lang w:val="pt-BR"/>
+        </w:rPr>
+      </w:pPr>
+      <w:bookmarkStart w:id="27" w:name="_Toc193304970"/>
+      <w:r>
+        <w:rPr>
+          <w:lang w:val="pt-BR"/>
+        </w:rPr>
+        <w:t>OBEJETIVO GERAL</w:t>
+      </w:r>
+      <w:bookmarkEnd w:id="27"/>
+    </w:p>
+    <w:p/>
     <w:p>
       <w:pPr>
         <w:pStyle w:val="CorpodoTexto"/>
         <w:ind w:firstLine="0"/>
       </w:pPr>
       <w:r>
-        <w:t xml:space="preserve">Esses modelos podem ser aprendidos de maneira supervisionada ou não supervisionada. </w:t>
+        <w:t>Investigar e definir uma abordagem metodológica para a análise preditiva de desfechos clínicos em pacientes com Síndrome Respiratória Aguda Grave (SRAG), por meio de técnicas de Ciência</w:t>
+      </w:r>
+      <w:r>
+        <w:t xml:space="preserve"> </w:t>
+      </w:r>
+      <w:r>
+        <w:t>de Dados e aprendizado de máquina, utilizando dados do DataSUS.</w:t>
       </w:r>
     </w:p>
     <w:p>
       <w:pPr>
         <w:pStyle w:val="CorpodoTexto"/>
         <w:ind w:firstLine="0"/>
-      </w:pPr>
-    </w:p>
-    <w:p>
-      <w:pPr>
-        <w:pStyle w:val="CorpodoTexto"/>
-        <w:ind w:firstLine="0"/>
-      </w:pPr>
-      <w:r>
-        <w:t xml:space="preserve">O aprendizado supervisionado envolve o treinamento de modelos com dados rotulados, sendo amplamente utilizado na predição de doenças e no apoio à decisão médica. </w:t>
-      </w:r>
-      <w:commentRangeStart w:id="26"/>
-      <w:r>
-        <w:rPr>
-          <w:highlight w:val="yellow"/>
-        </w:rPr>
-        <w:t>De acordo com Vitoria (2022)</w:t>
-      </w:r>
-      <w:r>
-        <w:t xml:space="preserve"> </w:t>
-      </w:r>
-      <w:commentRangeEnd w:id="26"/>
-      <w:r>
-        <w:rPr>
-          <w:rStyle w:val="Refdecomentrio"/>
-        </w:rPr>
-        <w:commentReference w:id="26"/>
-      </w:r>
-      <w:r>
-        <w:t xml:space="preserve">o objetivo central do aprendizado supervisionado é verificar qual é o modelo </w:t>
-      </w:r>
-      <w:r>
-        <w:lastRenderedPageBreak/>
-        <w:t xml:space="preserve">que, a partir de dados rotulados anteriormente em treinamentos, permita fazer previsões sobre os dados futuros. Modelos como Regressão Logística, </w:t>
-      </w:r>
-      <w:proofErr w:type="spellStart"/>
-      <w:r>
-        <w:rPr>
-          <w:i/>
-          <w:iCs/>
-        </w:rPr>
-        <w:t>Random</w:t>
-      </w:r>
-      <w:proofErr w:type="spellEnd"/>
-      <w:r>
-        <w:rPr>
-          <w:i/>
-          <w:iCs/>
-        </w:rPr>
-        <w:t xml:space="preserve"> Forest</w:t>
-      </w:r>
-      <w:r>
-        <w:t xml:space="preserve"> e Redes Neurais são frequentemente aplicados para classificação e predição de desfechos clínicos, proporcionando insights valiosos para profissionais de saúde (</w:t>
-      </w:r>
-      <w:proofErr w:type="spellStart"/>
-      <w:r>
-        <w:t>Belini</w:t>
-      </w:r>
-      <w:proofErr w:type="spellEnd"/>
-      <w:r>
-        <w:t xml:space="preserve">, </w:t>
-      </w:r>
-      <w:proofErr w:type="spellStart"/>
-      <w:r>
-        <w:t>Ataide</w:t>
-      </w:r>
-      <w:proofErr w:type="spellEnd"/>
-      <w:r>
-        <w:t xml:space="preserve"> e </w:t>
-      </w:r>
-      <w:proofErr w:type="spellStart"/>
-      <w:r>
-        <w:t>Lochter</w:t>
-      </w:r>
-      <w:proofErr w:type="spellEnd"/>
-      <w:r>
-        <w:t>, 2024).</w:t>
-      </w:r>
-    </w:p>
-    <w:p>
-      <w:pPr>
-        <w:pStyle w:val="CorpodoTexto"/>
-        <w:ind w:firstLine="0"/>
-      </w:pPr>
-    </w:p>
-    <w:p>
-      <w:pPr>
-        <w:pStyle w:val="CorpodoTexto"/>
-        <w:ind w:firstLine="0"/>
-      </w:pPr>
-      <w:r>
-        <w:t xml:space="preserve">Já o aprendizado não supervisionado é aplicado para identificar padrões ocultos nos dados sem a necessidade de rótulos predefinidos. </w:t>
-      </w:r>
-      <w:r>
-        <w:rPr>
-          <w:highlight w:val="yellow"/>
-        </w:rPr>
-        <w:t>De acordo com Vitoria (2022),</w:t>
-      </w:r>
-      <w:r>
-        <w:t xml:space="preserve"> ao contrário do aprendizado supervisionado, os dados não têm rótulos identificadores, apenas os preditores estão disponíveis no conjunto de dados e não as saídas especificadas.</w:t>
-      </w:r>
-    </w:p>
-    <w:p>
-      <w:pPr>
-        <w:spacing w:after="200" w:line="276" w:lineRule="auto"/>
-        <w:jc w:val="left"/>
-      </w:pPr>
-      <w:r>
-        <w:br w:type="page"/>
-      </w:r>
-    </w:p>
-    <w:p>
-      <w:pPr>
-        <w:pStyle w:val="Ttulo1"/>
-      </w:pPr>
-      <w:bookmarkStart w:id="27" w:name="_Toc192957114"/>
-      <w:r>
-        <w:lastRenderedPageBreak/>
-        <w:t>OBJETIVOS</w:t>
-      </w:r>
-      <w:bookmarkEnd w:id="27"/>
-    </w:p>
-    <w:p/>
-    <w:p>
-      <w:pPr>
-        <w:pStyle w:val="Ttulo2"/>
-        <w:rPr>
-          <w:lang w:val="pt-BR"/>
-        </w:rPr>
-      </w:pPr>
-      <w:bookmarkStart w:id="28" w:name="_Toc192957115"/>
-      <w:r>
-        <w:rPr>
-          <w:lang w:val="pt-BR"/>
-        </w:rPr>
-        <w:t>OBEJETIVO GERAL</w:t>
-      </w:r>
-      <w:bookmarkEnd w:id="28"/>
-    </w:p>
-    <w:p/>
-    <w:p>
-      <w:pPr>
-        <w:pStyle w:val="CorpodoTexto"/>
-        <w:ind w:firstLine="0"/>
-      </w:pPr>
-      <w:r>
-        <w:t>Investigar e definir uma abordagem metodológica para a análise preditiva de desfechos clínicos em pacientes com Síndrome Respiratória Aguda Grave (SRAG), por meio de técnicas de Ciência</w:t>
-      </w:r>
-      <w:r>
-        <w:t xml:space="preserve"> </w:t>
-      </w:r>
-      <w:r>
-        <w:t xml:space="preserve">de Dados e aprendizado de máquina, utilizando dados do </w:t>
-      </w:r>
-      <w:proofErr w:type="spellStart"/>
-      <w:r>
-        <w:t>DataSUS</w:t>
-      </w:r>
-      <w:proofErr w:type="spellEnd"/>
-      <w:r>
-        <w:t>.</w:t>
-      </w:r>
-    </w:p>
-    <w:p>
-      <w:pPr>
-        <w:pStyle w:val="CorpodoTexto"/>
-        <w:ind w:firstLine="0"/>
         <w:rPr>
           <w:rFonts w:cs="Times New Roman"/>
           <w:b/>
@@ -6875,14 +6100,14 @@
       <w:pPr>
         <w:pStyle w:val="Ttulo2"/>
       </w:pPr>
-      <w:bookmarkStart w:id="29" w:name="_Toc192957116"/>
+      <w:bookmarkStart w:id="28" w:name="_Toc193304971"/>
       <w:r>
         <w:t>OB</w:t>
       </w:r>
       <w:r>
         <w:t>JETIVOS ESPECÍFICOS</w:t>
       </w:r>
-      <w:bookmarkEnd w:id="29"/>
+      <w:bookmarkEnd w:id="28"/>
     </w:p>
     <w:p>
       <w:pPr>
@@ -6941,7 +6166,6 @@
       <w:r>
         <w:t xml:space="preserve">Investigar o banco de dados do </w:t>
       </w:r>
-      <w:proofErr w:type="spellStart"/>
       <w:r>
         <w:rPr>
           <w:i/>
@@ -6949,7 +6173,6 @@
         </w:rPr>
         <w:t>DataSUS</w:t>
       </w:r>
-      <w:proofErr w:type="spellEnd"/>
       <w:r>
         <w:t>, compreendendo sua estrutura, variáveis disponíveis e possíveis desafios na manipulação dos dados.</w:t>
       </w:r>
@@ -6987,12 +6210,12 @@
       <w:pPr>
         <w:pStyle w:val="Ttulo1"/>
       </w:pPr>
-      <w:bookmarkStart w:id="30" w:name="_Toc192957117"/>
+      <w:bookmarkStart w:id="29" w:name="_Toc193304972"/>
       <w:r>
         <w:lastRenderedPageBreak/>
         <w:t>METODOLOGIA</w:t>
       </w:r>
-      <w:bookmarkEnd w:id="30"/>
+      <w:bookmarkEnd w:id="29"/>
     </w:p>
     <w:p/>
     <w:p>
@@ -7083,7 +6306,6 @@
       <w:r>
         <w:t xml:space="preserve"> SRAG 2021 a 2024 (disponíveis no </w:t>
       </w:r>
-      <w:proofErr w:type="spellStart"/>
       <w:r>
         <w:rPr>
           <w:i/>
@@ -7091,11 +6313,9 @@
         </w:rPr>
         <w:t>DataSUS</w:t>
       </w:r>
-      <w:proofErr w:type="spellEnd"/>
       <w:r>
         <w:t xml:space="preserve">) e desenvolver um modelo preditivo para análise de desfechos clínicos em pacientes diagnosticados com SRAG através da identificação e comparação de variáveis (relevantes, ou seja, que influenciam os desfechos clínicos) presentes no </w:t>
       </w:r>
-      <w:proofErr w:type="spellStart"/>
       <w:r>
         <w:rPr>
           <w:i/>
@@ -7110,7 +6330,6 @@
         </w:rPr>
         <w:t>ataset</w:t>
       </w:r>
-      <w:proofErr w:type="spellEnd"/>
       <w:r>
         <w:t>,</w:t>
       </w:r>
@@ -7136,7 +6355,6 @@
         <w:lastRenderedPageBreak/>
         <w:t xml:space="preserve">Os dados utilizados neste estudo serão extraídos do banco de dados do </w:t>
       </w:r>
-      <w:proofErr w:type="spellStart"/>
       <w:r>
         <w:rPr>
           <w:i/>
@@ -7144,7 +6362,6 @@
         </w:rPr>
         <w:t>DataSUS</w:t>
       </w:r>
-      <w:proofErr w:type="spellEnd"/>
       <w:r>
         <w:t xml:space="preserve">, com o foco principal na base histórica SRAG 2021 a 2024, que disponibiliza informações de saúde pública no Brasil. O conjunto de dados contém registros de pacientes diagnosticados com SRAG incluindo variáveis clínicas, epidemiológicas e demográficas. Serão levadas </w:t>
       </w:r>
@@ -7228,19 +6445,20 @@
           <w:i/>
           <w:iCs/>
         </w:rPr>
-        <w:t xml:space="preserve">Google </w:t>
-      </w:r>
-      <w:proofErr w:type="spellStart"/>
+        <w:t>Google Colaboratory</w:t>
+      </w:r>
+      <w:r>
+        <w:t xml:space="preserve"> será utilizado como ambiente principal de desenvolvimento, permitindo a execução de código </w:t>
+      </w:r>
       <w:r>
         <w:rPr>
           <w:i/>
           <w:iCs/>
         </w:rPr>
-        <w:t>Colaboratory</w:t>
-      </w:r>
-      <w:proofErr w:type="spellEnd"/>
-      <w:r>
-        <w:t xml:space="preserve"> será utilizado como ambiente principal de desenvolvimento, permitindo a execução de código </w:t>
+        <w:t>Python</w:t>
+      </w:r>
+      <w:r>
+        <w:t xml:space="preserve"> na nuvem, sem necessidade de configuração local e com suporte a bibliotecas de aprendizado de máquina. A linguagem de programação principal que será adotada é o </w:t>
       </w:r>
       <w:r>
         <w:rPr>
@@ -7250,96 +6468,126 @@
         <w:t>Python</w:t>
       </w:r>
       <w:r>
-        <w:t xml:space="preserve"> na nuvem, sem necessidade de configuração local e com suporte a bibliotecas de aprendizado de máquina. A linguagem de programação principal que será adotada é o </w:t>
+        <w:t xml:space="preserve">, devido à sua ampla utilização na análise de dados e aprendizado de máquina, sua sintaxe acessível e vasta comunidade garantem suporte contínuo e atualizações frequentes. Com a possível utilização dos pacotes </w:t>
       </w:r>
       <w:r>
         <w:rPr>
           <w:i/>
           <w:iCs/>
         </w:rPr>
-        <w:t>Python</w:t>
-      </w:r>
-      <w:r>
-        <w:t xml:space="preserve">, devido à sua ampla utilização na análise de dados e aprendizado de máquina, sua sintaxe acessível e vasta comunidade garantem suporte contínuo e atualizações frequentes. Com a possível utilização dos pacotes </w:t>
-      </w:r>
-      <w:proofErr w:type="spellStart"/>
+        <w:t>Numpy, Math</w:t>
+      </w:r>
+      <w:r>
+        <w:t xml:space="preserve"> e </w:t>
+      </w:r>
       <w:r>
         <w:rPr>
           <w:i/>
           <w:iCs/>
         </w:rPr>
-        <w:t>Numpy</w:t>
-      </w:r>
-      <w:proofErr w:type="spellEnd"/>
+        <w:t>SciPy</w:t>
+      </w:r>
+      <w:r>
+        <w:t xml:space="preserve"> que disponibilizam diversas funções e operações matemáticas envolvendo vetores, matrizes, cálculos de dispersão, medidas de posição e centralidade, entre outras funcionalidades.</w:t>
+      </w:r>
+    </w:p>
+    <w:p>
+      <w:pPr>
+        <w:pStyle w:val="CorpodoTexto"/>
+        <w:ind w:firstLine="0"/>
+      </w:pPr>
+    </w:p>
+    <w:p>
+      <w:pPr>
+        <w:pStyle w:val="CorpodoTexto"/>
+        <w:ind w:firstLine="0"/>
+      </w:pPr>
+      <w:r>
+        <w:t xml:space="preserve">A biblioteca </w:t>
+      </w:r>
       <w:r>
         <w:rPr>
           <w:i/>
           <w:iCs/>
         </w:rPr>
-        <w:t xml:space="preserve">, </w:t>
-      </w:r>
-      <w:proofErr w:type="spellStart"/>
+        <w:t>Pandas</w:t>
+      </w:r>
+      <w:r>
+        <w:t xml:space="preserve"> será utilizada para manipulação e análise dos dados, permitindo a leitura, filtragem e transformação do conjunto de dados de forma eficiente. O </w:t>
+      </w:r>
       <w:r>
         <w:rPr>
           <w:i/>
           <w:iCs/>
         </w:rPr>
-        <w:t>Math</w:t>
-      </w:r>
-      <w:proofErr w:type="spellEnd"/>
-      <w:r>
-        <w:t xml:space="preserve"> e </w:t>
-      </w:r>
-      <w:proofErr w:type="spellStart"/>
+        <w:t>DataFrame</w:t>
+      </w:r>
+      <w:r>
+        <w:t xml:space="preserve">, estrutura de dados fornecida pelo Pandas, será utilizado para armazenar e processar os registros extraídos da base histórica SRAG 2021 a 2024 do </w:t>
+      </w:r>
       <w:r>
         <w:rPr>
           <w:i/>
           <w:iCs/>
         </w:rPr>
-        <w:t>SciPy</w:t>
-      </w:r>
-      <w:proofErr w:type="spellEnd"/>
-      <w:r>
-        <w:t xml:space="preserve"> que disponibilizam diversas funções e operações matemáticas envolvendo vetores, matrizes, cálculos de dispersão, medidas de posição e centralidade, entre outras funcionalidades.</w:t>
-      </w:r>
-    </w:p>
-    <w:p>
-      <w:pPr>
-        <w:pStyle w:val="CorpodoTexto"/>
-        <w:ind w:firstLine="0"/>
-      </w:pPr>
-    </w:p>
-    <w:p>
-      <w:pPr>
-        <w:pStyle w:val="CorpodoTexto"/>
-        <w:ind w:firstLine="0"/>
-      </w:pPr>
-      <w:r>
-        <w:t xml:space="preserve">A biblioteca </w:t>
+        <w:t>DataSUS</w:t>
+      </w:r>
+      <w:r>
+        <w:t xml:space="preserve">. Caso haja necessidade de análise geoespacial, o </w:t>
       </w:r>
       <w:r>
         <w:rPr>
           <w:i/>
           <w:iCs/>
         </w:rPr>
-        <w:t>Pandas</w:t>
-      </w:r>
-      <w:r>
-        <w:t xml:space="preserve"> será utilizada para manipulação e análise dos dados, permitindo a leitura, filtragem e transformação do conjunto de dados de forma eficiente. O </w:t>
-      </w:r>
-      <w:proofErr w:type="spellStart"/>
+        <w:t>GeoDataFrame</w:t>
+      </w:r>
+      <w:r>
+        <w:t xml:space="preserve"> poderá ser empregado para lidar com informações geográficas </w:t>
+      </w:r>
+      <w:r>
+        <w:lastRenderedPageBreak/>
+        <w:t xml:space="preserve">e distribuição espacial dos casos de SRAG. A biblioteca </w:t>
+      </w:r>
       <w:r>
         <w:rPr>
           <w:i/>
           <w:iCs/>
         </w:rPr>
-        <w:t>DataFrame</w:t>
-      </w:r>
-      <w:proofErr w:type="spellEnd"/>
-      <w:r>
-        <w:t xml:space="preserve">, estrutura de dados fornecida pelo Pandas, será utilizado para armazenar e processar os registros extraídos da base histórica SRAG 2021 a 2024 do </w:t>
-      </w:r>
-      <w:proofErr w:type="spellStart"/>
+        <w:t>Matplotlib</w:t>
+      </w:r>
+      <w:r>
+        <w:t xml:space="preserve"> será utilizada para visualização gráfica dos dados, possibilitando a criação de histogramas, gráficos de dispersão e outras representações visuais que auxiliem na interpretação dos resultados.</w:t>
+      </w:r>
+    </w:p>
+    <w:p>
+      <w:pPr>
+        <w:spacing w:after="200" w:line="276" w:lineRule="auto"/>
+        <w:jc w:val="left"/>
+      </w:pPr>
+      <w:r>
+        <w:br w:type="page"/>
+      </w:r>
+    </w:p>
+    <w:p>
+      <w:pPr>
+        <w:pStyle w:val="Ttulo1"/>
+      </w:pPr>
+      <w:bookmarkStart w:id="30" w:name="_Toc193304973"/>
+      <w:r>
+        <w:lastRenderedPageBreak/>
+        <w:t>RESULTADOS INICIAIS</w:t>
+      </w:r>
+      <w:bookmarkEnd w:id="30"/>
+    </w:p>
+    <w:p/>
+    <w:p>
+      <w:pPr>
+        <w:pStyle w:val="CorpodoTexto"/>
+      </w:pPr>
+      <w:r>
+        <w:t xml:space="preserve">A análise exploratória dos dados da Síndrome Respiratória Aguda Grave (SRAG) foi realizada com o objetivo de identificar padrões e tendências relevantes para modelagem preditiva. Os dados foram obtidos do Open </w:t>
+      </w:r>
       <w:r>
         <w:rPr>
           <w:i/>
@@ -7347,76 +6595,6 @@
         </w:rPr>
         <w:t>DataSUS</w:t>
       </w:r>
-      <w:proofErr w:type="spellEnd"/>
-      <w:r>
-        <w:t xml:space="preserve">. Caso haja necessidade de análise geoespacial, o </w:t>
-      </w:r>
-      <w:proofErr w:type="spellStart"/>
-      <w:r>
-        <w:rPr>
-          <w:i/>
-          <w:iCs/>
-        </w:rPr>
-        <w:t>GeoDataFrame</w:t>
-      </w:r>
-      <w:proofErr w:type="spellEnd"/>
-      <w:r>
-        <w:t xml:space="preserve"> poderá ser empregado para lidar com informações geográficas </w:t>
-      </w:r>
-      <w:r>
-        <w:lastRenderedPageBreak/>
-        <w:t xml:space="preserve">e distribuição espacial dos casos de SRAG. A biblioteca </w:t>
-      </w:r>
-      <w:proofErr w:type="spellStart"/>
-      <w:r>
-        <w:rPr>
-          <w:i/>
-          <w:iCs/>
-        </w:rPr>
-        <w:t>Matplotlib</w:t>
-      </w:r>
-      <w:proofErr w:type="spellEnd"/>
-      <w:r>
-        <w:t xml:space="preserve"> será utilizada para visualização gráfica dos dados, possibilitando a criação de histogramas, gráficos de dispersão e outras representações visuais que auxiliem na interpretação dos resultados.</w:t>
-      </w:r>
-    </w:p>
-    <w:p>
-      <w:pPr>
-        <w:spacing w:after="200" w:line="276" w:lineRule="auto"/>
-        <w:jc w:val="left"/>
-      </w:pPr>
-      <w:r>
-        <w:br w:type="page"/>
-      </w:r>
-    </w:p>
-    <w:p>
-      <w:pPr>
-        <w:pStyle w:val="Ttulo1"/>
-      </w:pPr>
-      <w:bookmarkStart w:id="31" w:name="_Toc192957118"/>
-      <w:r>
-        <w:lastRenderedPageBreak/>
-        <w:t>RESULTADOS INICIAIS</w:t>
-      </w:r>
-      <w:bookmarkEnd w:id="31"/>
-    </w:p>
-    <w:p/>
-    <w:p>
-      <w:pPr>
-        <w:pStyle w:val="CorpodoTexto"/>
-      </w:pPr>
-      <w:r>
-        <w:t xml:space="preserve">A análise exploratória dos dados da Síndrome Respiratória Aguda Grave (SRAG) foi realizada com o objetivo de identificar padrões e tendências relevantes para modelagem preditiva. Os dados foram obtidos do Open </w:t>
-      </w:r>
-      <w:proofErr w:type="spellStart"/>
-      <w:r>
-        <w:rPr>
-          <w:i/>
-          <w:iCs/>
-        </w:rPr>
-        <w:t>DataSUS</w:t>
-      </w:r>
-      <w:proofErr w:type="spellEnd"/>
       <w:r>
         <w:t xml:space="preserve"> e passaram por um processo de limpeza e tratamento para remoção de valores inconsistentes e preenchimento de dados ausentes. Principais achados:</w:t>
       </w:r>
@@ -7456,21 +6634,12 @@
       <w:r>
         <w:t xml:space="preserve">Modelagem preditiva: Um modelo de </w:t>
       </w:r>
-      <w:proofErr w:type="spellStart"/>
       <w:r>
         <w:rPr>
           <w:i/>
           <w:iCs/>
         </w:rPr>
-        <w:t>Random</w:t>
-      </w:r>
-      <w:proofErr w:type="spellEnd"/>
-      <w:r>
-        <w:rPr>
-          <w:i/>
-          <w:iCs/>
-        </w:rPr>
-        <w:t xml:space="preserve"> Forest </w:t>
+        <w:t xml:space="preserve">Random Forest </w:t>
       </w:r>
       <w:r>
         <w:t>foi treinado para prever os desfechos dos pacientes (cura, óbito ou indefinido). O desempenho inicial do modelo apresentou uma acurácia satisfatória, mas melhorias podem ser feitas através do ajuste de hiperparâmetros e seleção de variáveis mais relevantes.</w:t>
@@ -7516,14 +6685,27 @@
       <w:r>
         <w:t xml:space="preserve">Figura </w:t>
       </w:r>
-      <w:fldSimple w:instr=" SEQ Figura \* ARABIC ">
-        <w:r>
-          <w:rPr>
-            <w:noProof/>
-          </w:rPr>
-          <w:t>2</w:t>
-        </w:r>
-      </w:fldSimple>
+      <w:r>
+        <w:fldChar w:fldCharType="begin"/>
+      </w:r>
+      <w:r>
+        <w:instrText xml:space="preserve"> SEQ Figura \* ARABIC </w:instrText>
+      </w:r>
+      <w:r>
+        <w:fldChar w:fldCharType="separate"/>
+      </w:r>
+      <w:r>
+        <w:rPr>
+          <w:noProof/>
+        </w:rPr>
+        <w:t>2</w:t>
+      </w:r>
+      <w:r>
+        <w:rPr>
+          <w:noProof/>
+        </w:rPr>
+        <w:fldChar w:fldCharType="end"/>
+      </w:r>
       <w:r>
         <w:t xml:space="preserve"> - </w:t>
       </w:r>
@@ -7634,14 +6816,27 @@
         <w:lastRenderedPageBreak/>
         <w:t xml:space="preserve">Figura </w:t>
       </w:r>
-      <w:fldSimple w:instr=" SEQ Figura \* ARABIC ">
-        <w:r>
-          <w:rPr>
-            <w:noProof/>
-          </w:rPr>
-          <w:t>3</w:t>
-        </w:r>
-      </w:fldSimple>
+      <w:r>
+        <w:fldChar w:fldCharType="begin"/>
+      </w:r>
+      <w:r>
+        <w:instrText xml:space="preserve"> SEQ Figura \* ARABIC </w:instrText>
+      </w:r>
+      <w:r>
+        <w:fldChar w:fldCharType="separate"/>
+      </w:r>
+      <w:r>
+        <w:rPr>
+          <w:noProof/>
+        </w:rPr>
+        <w:t>3</w:t>
+      </w:r>
+      <w:r>
+        <w:rPr>
+          <w:noProof/>
+        </w:rPr>
+        <w:fldChar w:fldCharType="end"/>
+      </w:r>
       <w:r>
         <w:t xml:space="preserve"> </w:t>
       </w:r>
@@ -7755,14 +6950,27 @@
       <w:r>
         <w:t xml:space="preserve">Figura </w:t>
       </w:r>
-      <w:fldSimple w:instr=" SEQ Figura \* ARABIC ">
-        <w:r>
-          <w:rPr>
-            <w:noProof/>
-          </w:rPr>
-          <w:t>4</w:t>
-        </w:r>
-      </w:fldSimple>
+      <w:r>
+        <w:fldChar w:fldCharType="begin"/>
+      </w:r>
+      <w:r>
+        <w:instrText xml:space="preserve"> SEQ Figura \* ARABIC </w:instrText>
+      </w:r>
+      <w:r>
+        <w:fldChar w:fldCharType="separate"/>
+      </w:r>
+      <w:r>
+        <w:rPr>
+          <w:noProof/>
+        </w:rPr>
+        <w:t>4</w:t>
+      </w:r>
+      <w:r>
+        <w:rPr>
+          <w:noProof/>
+        </w:rPr>
+        <w:fldChar w:fldCharType="end"/>
+      </w:r>
       <w:r>
         <w:t xml:space="preserve"> - </w:t>
       </w:r>
@@ -7859,12 +7067,12 @@
       <w:pPr>
         <w:pStyle w:val="Ttulo1"/>
       </w:pPr>
-      <w:bookmarkStart w:id="32" w:name="_Toc192957119"/>
+      <w:bookmarkStart w:id="31" w:name="_Toc193304974"/>
       <w:r>
         <w:lastRenderedPageBreak/>
         <w:t>CRONOGRAMA</w:t>
       </w:r>
-      <w:bookmarkEnd w:id="32"/>
+      <w:bookmarkEnd w:id="31"/>
     </w:p>
     <w:p/>
     <w:p>
@@ -9790,20 +8998,19 @@
                 <w:szCs w:val="24"/>
               </w:rPr>
             </w:pPr>
-            <w:commentRangeStart w:id="33"/>
-            <w:r>
-              <w:rPr>
-                <w:szCs w:val="24"/>
-                <w:highlight w:val="yellow"/>
+            <w:commentRangeStart w:id="32"/>
+            <w:r>
+              <w:rPr>
+                <w:szCs w:val="24"/>
               </w:rPr>
               <w:t>Analise Superficial/ Inicial dos Dados</w:t>
             </w:r>
-            <w:commentRangeEnd w:id="33"/>
+            <w:commentRangeEnd w:id="32"/>
             <w:r>
               <w:rPr>
                 <w:rStyle w:val="Refdecomentrio"/>
               </w:rPr>
-              <w:commentReference w:id="33"/>
+              <w:commentReference w:id="32"/>
             </w:r>
           </w:p>
         </w:tc>
@@ -12210,9 +11417,9 @@
           <w:b/>
         </w:rPr>
       </w:pPr>
-      <w:bookmarkStart w:id="34" w:name="_Toc501452038"/>
-      <w:bookmarkStart w:id="35" w:name="_Toc506198222"/>
-      <w:bookmarkStart w:id="36" w:name="_Toc506198418"/>
+      <w:bookmarkStart w:id="33" w:name="_Toc501452038"/>
+      <w:bookmarkStart w:id="34" w:name="_Toc506198222"/>
+      <w:bookmarkStart w:id="35" w:name="_Toc506198418"/>
       <w:r>
         <w:br w:type="page"/>
       </w:r>
@@ -12221,15 +11428,15 @@
       <w:pPr>
         <w:pStyle w:val="Ttulo1"/>
       </w:pPr>
-      <w:bookmarkStart w:id="37" w:name="_Toc192957120"/>
+      <w:bookmarkStart w:id="36" w:name="_Toc193304975"/>
       <w:r>
         <w:lastRenderedPageBreak/>
         <w:t>REFERÊNCIAS BIBLIOGRÁFICAS</w:t>
       </w:r>
+      <w:bookmarkEnd w:id="33"/>
       <w:bookmarkEnd w:id="34"/>
       <w:bookmarkEnd w:id="35"/>
       <w:bookmarkEnd w:id="36"/>
-      <w:bookmarkEnd w:id="37"/>
     </w:p>
     <w:p/>
     <w:p>
@@ -12261,23 +11468,7 @@
           <w:rFonts w:cs="Times New Roman"/>
           <w:szCs w:val="24"/>
         </w:rPr>
-        <w:t xml:space="preserve">. Rev. </w:t>
-      </w:r>
-      <w:proofErr w:type="spellStart"/>
-      <w:r>
-        <w:rPr>
-          <w:rFonts w:cs="Times New Roman"/>
-          <w:szCs w:val="24"/>
-        </w:rPr>
-        <w:t>Salusvita</w:t>
-      </w:r>
-      <w:proofErr w:type="spellEnd"/>
-      <w:r>
-        <w:rPr>
-          <w:rFonts w:cs="Times New Roman"/>
-          <w:szCs w:val="24"/>
-        </w:rPr>
-        <w:t xml:space="preserve"> (Online), p. 627-649, 2020.</w:t>
+        <w:t>. Rev. Salusvita (Online), p. 627-649, 2020.</w:t>
       </w:r>
     </w:p>
     <w:p>
@@ -12475,9 +11666,40 @@
           <w:bCs/>
           <w:szCs w:val="24"/>
         </w:rPr>
-        <w:t xml:space="preserve">Modelo de </w:t>
-      </w:r>
-      <w:proofErr w:type="spellStart"/>
+        <w:t>Modelo de Machine Learning para Predição de Problemas Respiratórios</w:t>
+      </w:r>
+      <w:r>
+        <w:rPr>
+          <w:rFonts w:cs="Times New Roman"/>
+          <w:szCs w:val="24"/>
+        </w:rPr>
+        <w:t>. Facens Centro Universitário, Sorocaba, 2024.</w:t>
+      </w:r>
+    </w:p>
+    <w:p>
+      <w:pPr>
+        <w:spacing w:after="200" w:line="276" w:lineRule="auto"/>
+        <w:rPr>
+          <w:rFonts w:cs="Times New Roman"/>
+          <w:szCs w:val="24"/>
+        </w:rPr>
+      </w:pPr>
+    </w:p>
+    <w:p>
+      <w:pPr>
+        <w:spacing w:after="200" w:line="276" w:lineRule="auto"/>
+        <w:rPr>
+          <w:rFonts w:cs="Times New Roman"/>
+          <w:szCs w:val="24"/>
+        </w:rPr>
+      </w:pPr>
+      <w:r>
+        <w:rPr>
+          <w:rFonts w:cs="Times New Roman"/>
+          <w:szCs w:val="24"/>
+        </w:rPr>
+        <w:t xml:space="preserve">BRASIL. Ministério da Saúde. </w:t>
+      </w:r>
       <w:r>
         <w:rPr>
           <w:rFonts w:cs="Times New Roman"/>
@@ -12485,9 +11707,41 @@
           <w:bCs/>
           <w:szCs w:val="24"/>
         </w:rPr>
-        <w:t>Machine</w:t>
-      </w:r>
-      <w:proofErr w:type="spellEnd"/>
+        <w:t>COVID-19</w:t>
+      </w:r>
+      <w:r>
+        <w:rPr>
+          <w:rFonts w:cs="Times New Roman"/>
+          <w:szCs w:val="24"/>
+        </w:rPr>
+        <w:t>. Disponível em: https://www.gov.br/saude/pt-br/assuntos/saude-de-a-a-z/c/covid-19. Acesso em: 20 jan. 2025.</w:t>
+      </w:r>
+    </w:p>
+    <w:p>
+      <w:pPr>
+        <w:spacing w:after="200" w:line="276" w:lineRule="auto"/>
+        <w:rPr>
+          <w:rFonts w:cs="Times New Roman"/>
+          <w:szCs w:val="24"/>
+        </w:rPr>
+      </w:pPr>
+    </w:p>
+    <w:p>
+      <w:pPr>
+        <w:spacing w:after="200" w:line="276" w:lineRule="auto"/>
+        <w:rPr>
+          <w:rFonts w:cs="Times New Roman"/>
+          <w:szCs w:val="24"/>
+          <w:lang w:val="en-US"/>
+        </w:rPr>
+      </w:pPr>
+      <w:r>
+        <w:rPr>
+          <w:rFonts w:cs="Times New Roman"/>
+          <w:szCs w:val="24"/>
+        </w:rPr>
+        <w:t>BRASIL. Ministério da Saúde.</w:t>
+      </w:r>
       <w:r>
         <w:rPr>
           <w:rFonts w:cs="Times New Roman"/>
@@ -12495,167 +11749,22 @@
           <w:bCs/>
           <w:szCs w:val="24"/>
         </w:rPr>
-        <w:t xml:space="preserve"> Learning para Predição de Problemas Respiratórios</w:t>
+        <w:t xml:space="preserve"> Gripe (Influenza)</w:t>
       </w:r>
       <w:r>
         <w:rPr>
           <w:rFonts w:cs="Times New Roman"/>
           <w:szCs w:val="24"/>
         </w:rPr>
-        <w:t xml:space="preserve">. </w:t>
-      </w:r>
-      <w:proofErr w:type="spellStart"/>
-      <w:r>
-        <w:rPr>
-          <w:rFonts w:cs="Times New Roman"/>
-          <w:szCs w:val="24"/>
-        </w:rPr>
-        <w:t>Facens</w:t>
-      </w:r>
-      <w:proofErr w:type="spellEnd"/>
-      <w:r>
-        <w:rPr>
-          <w:rFonts w:cs="Times New Roman"/>
-          <w:szCs w:val="24"/>
-        </w:rPr>
-        <w:t xml:space="preserve"> Centro Universitário, Sorocaba, 2024.</w:t>
-      </w:r>
-    </w:p>
-    <w:p>
-      <w:pPr>
-        <w:spacing w:after="200" w:line="276" w:lineRule="auto"/>
-        <w:rPr>
-          <w:rFonts w:cs="Times New Roman"/>
-          <w:szCs w:val="24"/>
-        </w:rPr>
-      </w:pPr>
-    </w:p>
-    <w:p>
-      <w:pPr>
-        <w:spacing w:after="200" w:line="276" w:lineRule="auto"/>
-        <w:rPr>
-          <w:rFonts w:cs="Times New Roman"/>
-          <w:szCs w:val="24"/>
-        </w:rPr>
-      </w:pPr>
-      <w:r>
-        <w:rPr>
-          <w:rFonts w:cs="Times New Roman"/>
-          <w:szCs w:val="24"/>
-        </w:rPr>
-        <w:t xml:space="preserve">BRASIL. Ministério da Saúde. </w:t>
-      </w:r>
-      <w:r>
-        <w:rPr>
-          <w:rFonts w:cs="Times New Roman"/>
-          <w:b/>
-          <w:bCs/>
-          <w:szCs w:val="24"/>
-        </w:rPr>
-        <w:t>COVID-19</w:t>
-      </w:r>
-      <w:r>
-        <w:rPr>
-          <w:rFonts w:cs="Times New Roman"/>
-          <w:szCs w:val="24"/>
-        </w:rPr>
-        <w:t>. Disponível em: https://www.gov.br/saude/pt-br/assuntos/saude-de-a-a-z/c/covid-19. Acesso em: 20 jan. 2025.</w:t>
-      </w:r>
-    </w:p>
-    <w:p>
-      <w:pPr>
-        <w:spacing w:after="200" w:line="276" w:lineRule="auto"/>
-        <w:rPr>
-          <w:rFonts w:cs="Times New Roman"/>
-          <w:szCs w:val="24"/>
-        </w:rPr>
-      </w:pPr>
-    </w:p>
-    <w:p>
-      <w:pPr>
-        <w:spacing w:after="200" w:line="276" w:lineRule="auto"/>
+        <w:t xml:space="preserve">. Disponível em: https://www.gov.br/saude/pt-br/assuntos/saude-de-a-a-z/g/gripe-influenza. </w:t>
+      </w:r>
+      <w:r>
         <w:rPr>
           <w:rFonts w:cs="Times New Roman"/>
           <w:szCs w:val="24"/>
           <w:lang w:val="en-US"/>
         </w:rPr>
-      </w:pPr>
-      <w:r>
-        <w:rPr>
-          <w:rFonts w:cs="Times New Roman"/>
-          <w:szCs w:val="24"/>
-        </w:rPr>
-        <w:t>BRASIL. Ministério da Saúde.</w:t>
-      </w:r>
-      <w:r>
-        <w:rPr>
-          <w:rFonts w:cs="Times New Roman"/>
-          <w:b/>
-          <w:bCs/>
-          <w:szCs w:val="24"/>
-        </w:rPr>
-        <w:t xml:space="preserve"> Gripe (Influenza)</w:t>
-      </w:r>
-      <w:r>
-        <w:rPr>
-          <w:rFonts w:cs="Times New Roman"/>
-          <w:szCs w:val="24"/>
-        </w:rPr>
-        <w:t xml:space="preserve">. Disponível em: https://www.gov.br/saude/pt-br/assuntos/saude-de-a-a-z/g/gripe-influenza. </w:t>
-      </w:r>
-      <w:proofErr w:type="spellStart"/>
-      <w:r>
-        <w:rPr>
-          <w:rFonts w:cs="Times New Roman"/>
-          <w:szCs w:val="24"/>
-          <w:lang w:val="en-US"/>
-        </w:rPr>
-        <w:t>Acesso</w:t>
-      </w:r>
-      <w:proofErr w:type="spellEnd"/>
-      <w:r>
-        <w:rPr>
-          <w:rFonts w:cs="Times New Roman"/>
-          <w:szCs w:val="24"/>
-          <w:lang w:val="en-US"/>
-        </w:rPr>
-        <w:t xml:space="preserve"> </w:t>
-      </w:r>
-      <w:proofErr w:type="spellStart"/>
-      <w:r>
-        <w:rPr>
-          <w:rFonts w:cs="Times New Roman"/>
-          <w:szCs w:val="24"/>
-          <w:lang w:val="en-US"/>
-        </w:rPr>
-        <w:t>em</w:t>
-      </w:r>
-      <w:proofErr w:type="spellEnd"/>
-      <w:r>
-        <w:rPr>
-          <w:rFonts w:cs="Times New Roman"/>
-          <w:szCs w:val="24"/>
-          <w:lang w:val="en-US"/>
-        </w:rPr>
-        <w:t xml:space="preserve">: 20 </w:t>
-      </w:r>
-      <w:proofErr w:type="spellStart"/>
-      <w:r>
-        <w:rPr>
-          <w:rFonts w:cs="Times New Roman"/>
-          <w:szCs w:val="24"/>
-          <w:lang w:val="en-US"/>
-        </w:rPr>
-        <w:t>fev</w:t>
-      </w:r>
-      <w:proofErr w:type="spellEnd"/>
-      <w:r>
-        <w:rPr>
-          <w:rFonts w:cs="Times New Roman"/>
-          <w:szCs w:val="24"/>
-          <w:lang w:val="en-US"/>
-        </w:rPr>
-        <w:t>. 2025.</w:t>
+        <w:t>Acesso em: 20 fev. 2025.</w:t>
       </w:r>
     </w:p>
     <w:p>
@@ -12817,7 +11926,6 @@
         </w:rPr>
         <w:t>K-</w:t>
       </w:r>
-      <w:proofErr w:type="spellStart"/>
       <w:proofErr w:type="gramStart"/>
       <w:r>
         <w:rPr>
@@ -12828,7 +11936,6 @@
         </w:rPr>
         <w:t>means</w:t>
       </w:r>
-      <w:proofErr w:type="spellEnd"/>
       <w:proofErr w:type="gramEnd"/>
       <w:r>
         <w:rPr>
@@ -12837,9 +11944,40 @@
           <w:bCs/>
           <w:szCs w:val="24"/>
         </w:rPr>
-        <w:t xml:space="preserve"> </w:t>
-      </w:r>
-      <w:proofErr w:type="spellStart"/>
+        <w:t xml:space="preserve"> clustering</w:t>
+      </w:r>
+      <w:r>
+        <w:rPr>
+          <w:rFonts w:cs="Times New Roman"/>
+          <w:szCs w:val="24"/>
+        </w:rPr>
+        <w:t>. Disponível em: https://www.ibm.com/br-pt/topics/k-means-clustering. Acesso em: 08 mar. 2025.</w:t>
+      </w:r>
+    </w:p>
+    <w:p>
+      <w:pPr>
+        <w:spacing w:after="200" w:line="276" w:lineRule="auto"/>
+        <w:rPr>
+          <w:rFonts w:cs="Times New Roman"/>
+          <w:szCs w:val="24"/>
+        </w:rPr>
+      </w:pPr>
+    </w:p>
+    <w:p>
+      <w:pPr>
+        <w:spacing w:after="200" w:line="276" w:lineRule="auto"/>
+        <w:rPr>
+          <w:rFonts w:cs="Times New Roman"/>
+          <w:szCs w:val="24"/>
+        </w:rPr>
+      </w:pPr>
+      <w:r>
+        <w:rPr>
+          <w:rFonts w:cs="Times New Roman"/>
+          <w:szCs w:val="24"/>
+        </w:rPr>
+        <w:t xml:space="preserve">IBM. </w:t>
+      </w:r>
       <w:r>
         <w:rPr>
           <w:rFonts w:cs="Times New Roman"/>
@@ -12847,15 +11985,14 @@
           <w:bCs/>
           <w:szCs w:val="24"/>
         </w:rPr>
-        <w:t>clustering</w:t>
-      </w:r>
-      <w:proofErr w:type="spellEnd"/>
+        <w:t>Redes neurais convolucionais</w:t>
+      </w:r>
       <w:r>
         <w:rPr>
           <w:rFonts w:cs="Times New Roman"/>
           <w:szCs w:val="24"/>
         </w:rPr>
-        <w:t>. Disponível em: https://www.ibm.com/br-pt/topics/k-means-clustering. Acesso em: 08 mar. 2025.</w:t>
+        <w:t>. Disponível em: https://www.ibm.com/br-pt/think/topics/convolutional-neural-networks. Acesso em: 08 mar. 2025.</w:t>
       </w:r>
     </w:p>
     <w:p>
@@ -12889,9 +12026,40 @@
           <w:bCs/>
           <w:szCs w:val="24"/>
         </w:rPr>
-        <w:t xml:space="preserve">Redes neurais </w:t>
-      </w:r>
-      <w:proofErr w:type="spellStart"/>
+        <w:t>Redes neurais recorrentes</w:t>
+      </w:r>
+      <w:r>
+        <w:rPr>
+          <w:rFonts w:cs="Times New Roman"/>
+          <w:szCs w:val="24"/>
+        </w:rPr>
+        <w:t>. Disponível em: https://www.ibm.com/br-pt/think/topics/recurrent-neural-networks. Acesso em: 08 mar. 2025.</w:t>
+      </w:r>
+    </w:p>
+    <w:p>
+      <w:pPr>
+        <w:spacing w:after="200" w:line="276" w:lineRule="auto"/>
+        <w:rPr>
+          <w:rFonts w:cs="Times New Roman"/>
+          <w:szCs w:val="24"/>
+        </w:rPr>
+      </w:pPr>
+    </w:p>
+    <w:p>
+      <w:pPr>
+        <w:spacing w:after="200" w:line="276" w:lineRule="auto"/>
+        <w:rPr>
+          <w:rFonts w:cs="Times New Roman"/>
+          <w:szCs w:val="24"/>
+        </w:rPr>
+      </w:pPr>
+      <w:r>
+        <w:rPr>
+          <w:rFonts w:cs="Times New Roman"/>
+          <w:szCs w:val="24"/>
+        </w:rPr>
+        <w:t xml:space="preserve">IBM. </w:t>
+      </w:r>
       <w:r>
         <w:rPr>
           <w:rFonts w:cs="Times New Roman"/>
@@ -12899,15 +12067,14 @@
           <w:bCs/>
           <w:szCs w:val="24"/>
         </w:rPr>
-        <w:t>convolucionais</w:t>
-      </w:r>
-      <w:proofErr w:type="spellEnd"/>
+        <w:t>Regressão linear</w:t>
+      </w:r>
       <w:r>
         <w:rPr>
           <w:rFonts w:cs="Times New Roman"/>
           <w:szCs w:val="24"/>
         </w:rPr>
-        <w:t>. Disponível em: https://www.ibm.com/br-pt/think/topics/convolutional-neural-networks. Acesso em: 08 mar. 2025.</w:t>
+        <w:t>. Disponível em: https://www.ibm.com/br-pt/topics/linear-regression. Acesso em: 08 mar. 2025.</w:t>
       </w:r>
     </w:p>
     <w:p>
@@ -12932,7 +12099,7 @@
           <w:rFonts w:cs="Times New Roman"/>
           <w:szCs w:val="24"/>
         </w:rPr>
-        <w:t xml:space="preserve">IBM. </w:t>
+        <w:t xml:space="preserve">INSTITUTO FEDERAL DE SANTA CATARINA (IFSC). </w:t>
       </w:r>
       <w:r>
         <w:rPr>
@@ -12941,14 +12108,14 @@
           <w:bCs/>
           <w:szCs w:val="24"/>
         </w:rPr>
-        <w:t>Redes neurais recorrentes</w:t>
+        <w:t>Como funciona uma Unidade de Terapia Intensiva</w:t>
       </w:r>
       <w:r>
         <w:rPr>
           <w:rFonts w:cs="Times New Roman"/>
           <w:szCs w:val="24"/>
         </w:rPr>
-        <w:t>. Disponível em: https://www.ibm.com/br-pt/think/topics/recurrent-neural-networks. Acesso em: 08 mar. 2025.</w:t>
+        <w:t>. Disponível em: https://www.ifsc.edu.br/post-ifsc-verifica/-/asset_publisher/uII70Nv266Xk/content/id/1983737/como-funciona-uma-unidade-de-terapia-intensiva. Acesso em: 20 fev. 2025.</w:t>
       </w:r>
     </w:p>
     <w:p>
@@ -12973,8 +12140,9 @@
           <w:rFonts w:cs="Times New Roman"/>
           <w:szCs w:val="24"/>
         </w:rPr>
-        <w:t xml:space="preserve">IBM. </w:t>
-      </w:r>
+        <w:t xml:space="preserve">JÚNIOR, Uálaci dos Anjos. </w:t>
+      </w:r>
+      <w:commentRangeStart w:id="37"/>
       <w:r>
         <w:rPr>
           <w:rFonts w:cs="Times New Roman"/>
@@ -12982,39 +12150,14 @@
           <w:bCs/>
           <w:szCs w:val="24"/>
         </w:rPr>
-        <w:t>Regressão linear</w:t>
-      </w:r>
-      <w:r>
-        <w:rPr>
-          <w:rFonts w:cs="Times New Roman"/>
-          <w:szCs w:val="24"/>
-        </w:rPr>
-        <w:t>. Disponível em: https://www.ibm.com/br-pt/topics/linear-regression. Acesso em: 08 mar. 2025.</w:t>
-      </w:r>
-    </w:p>
-    <w:p>
-      <w:pPr>
-        <w:spacing w:after="200" w:line="276" w:lineRule="auto"/>
-        <w:rPr>
-          <w:rFonts w:cs="Times New Roman"/>
-          <w:szCs w:val="24"/>
-        </w:rPr>
-      </w:pPr>
-    </w:p>
-    <w:p>
-      <w:pPr>
-        <w:spacing w:after="200" w:line="276" w:lineRule="auto"/>
-        <w:rPr>
-          <w:rFonts w:cs="Times New Roman"/>
-          <w:szCs w:val="24"/>
-        </w:rPr>
-      </w:pPr>
-      <w:r>
-        <w:rPr>
-          <w:rFonts w:cs="Times New Roman"/>
-          <w:szCs w:val="24"/>
-        </w:rPr>
-        <w:t xml:space="preserve">INSTITUTO FEDERAL DE SANTA CATARINA (IFSC). </w:t>
+        <w:t>Mineração</w:t>
+      </w:r>
+      <w:commentRangeEnd w:id="37"/>
+      <w:r>
+        <w:rPr>
+          <w:rStyle w:val="Refdecomentrio"/>
+        </w:rPr>
+        <w:commentReference w:id="37"/>
       </w:r>
       <w:r>
         <w:rPr>
@@ -13023,14 +12166,14 @@
           <w:bCs/>
           <w:szCs w:val="24"/>
         </w:rPr>
-        <w:t>Como funciona uma Unidade de Terapia Intensiva</w:t>
+        <w:t xml:space="preserve"> de dados na base de dados de SRAG</w:t>
       </w:r>
       <w:r>
         <w:rPr>
           <w:rFonts w:cs="Times New Roman"/>
           <w:szCs w:val="24"/>
         </w:rPr>
-        <w:t>. Disponível em: https://www.ifsc.edu.br/post-ifsc-verifica/-/asset_publisher/uII70Nv266Xk/content/id/1983737/como-funciona-uma-unidade-de-terapia-intensiva. Acesso em: 20 fev. 2025.</w:t>
+        <w:t>. 2024. Trabalho de Conclusão de Curso (Bacharelado em Engenharia da Computação) – Universidade Federal do Espírito Santo, São Mateus, 2024.</w:t>
       </w:r>
     </w:p>
     <w:p>
@@ -13054,45 +12197,41 @@
         <w:rPr>
           <w:rFonts w:cs="Times New Roman"/>
           <w:szCs w:val="24"/>
-          <w:highlight w:val="yellow"/>
-        </w:rPr>
-        <w:t xml:space="preserve">JÚNIOR, </w:t>
-      </w:r>
-      <w:proofErr w:type="spellStart"/>
-      <w:r>
-        <w:rPr>
-          <w:rFonts w:cs="Times New Roman"/>
-          <w:szCs w:val="24"/>
-          <w:highlight w:val="yellow"/>
-        </w:rPr>
-        <w:t>Uálaci</w:t>
-      </w:r>
-      <w:proofErr w:type="spellEnd"/>
-      <w:r>
-        <w:rPr>
-          <w:rFonts w:cs="Times New Roman"/>
-          <w:szCs w:val="24"/>
-          <w:highlight w:val="yellow"/>
-        </w:rPr>
-        <w:t xml:space="preserve"> dos Anjos. </w:t>
-      </w:r>
-      <w:commentRangeStart w:id="38"/>
+        </w:rPr>
+        <w:t xml:space="preserve">MARQUES, Iasmin. </w:t>
+      </w:r>
       <w:r>
         <w:rPr>
           <w:rFonts w:cs="Times New Roman"/>
           <w:b/>
           <w:bCs/>
           <w:szCs w:val="24"/>
-          <w:highlight w:val="yellow"/>
-        </w:rPr>
-        <w:t>Mineração</w:t>
-      </w:r>
-      <w:commentRangeEnd w:id="38"/>
-      <w:r>
-        <w:rPr>
-          <w:rStyle w:val="Refdecomentrio"/>
-        </w:rPr>
-        <w:commentReference w:id="38"/>
+        </w:rPr>
+        <w:t>Análise de Dados - Preditiva</w:t>
+      </w:r>
+      <w:r>
+        <w:rPr>
+          <w:rFonts w:cs="Times New Roman"/>
+          <w:szCs w:val="24"/>
+        </w:rPr>
+        <w:t>. Disponível em: https://colab.research.google.com/drive/1tg1hKxFYfgRVxRXTjPllKwhKSm_goi8P. Acesso em: 08 mar. 2025.</w:t>
+      </w:r>
+    </w:p>
+    <w:p>
+      <w:pPr>
+        <w:spacing w:after="200" w:line="276" w:lineRule="auto"/>
+        <w:rPr>
+          <w:rFonts w:cs="Times New Roman"/>
+          <w:szCs w:val="24"/>
+        </w:rPr>
+      </w:pPr>
+      <w:r>
+        <w:rPr>
+          <w:rFonts w:cs="Times New Roman"/>
+          <w:szCs w:val="24"/>
+        </w:rPr>
+        <w:lastRenderedPageBreak/>
+        <w:t xml:space="preserve">MINISTÉRIO DA SAÚDE (Brasil). </w:t>
       </w:r>
       <w:r>
         <w:rPr>
@@ -13100,17 +12239,15 @@
           <w:b/>
           <w:bCs/>
           <w:szCs w:val="24"/>
-          <w:highlight w:val="yellow"/>
-        </w:rPr>
-        <w:t xml:space="preserve"> de dados na base de dados de SRAG</w:t>
+        </w:rPr>
+        <w:t>OpenDataSUS – Sobre</w:t>
       </w:r>
       <w:r>
         <w:rPr>
           <w:rFonts w:cs="Times New Roman"/>
           <w:szCs w:val="24"/>
-          <w:highlight w:val="yellow"/>
-        </w:rPr>
-        <w:t>. 2024. Trabalho de Conclusão de Curso (Bacharelado em Engenharia da Computação) – Universidade Federal do Espírito Santo, São Mateus, 2024.</w:t>
+        </w:rPr>
+        <w:t>. Disponível em: https://opendatasus.saude.gov.br/about. Acesso em: 04 mar. 2025.</w:t>
       </w:r>
     </w:p>
     <w:p>
@@ -13135,7 +12272,7 @@
           <w:rFonts w:cs="Times New Roman"/>
           <w:szCs w:val="24"/>
         </w:rPr>
-        <w:t xml:space="preserve">MARQUES, Iasmin. </w:t>
+        <w:t xml:space="preserve">MINISTÉRIO DA SAÚDE (Brasil). </w:t>
       </w:r>
       <w:r>
         <w:rPr>
@@ -13144,14 +12281,14 @@
           <w:bCs/>
           <w:szCs w:val="24"/>
         </w:rPr>
-        <w:t>Análise de Dados - Preditiva</w:t>
+        <w:t>Síndrome Respiratória Aguda Grave – SRAG 2021 a 2024</w:t>
       </w:r>
       <w:r>
         <w:rPr>
           <w:rFonts w:cs="Times New Roman"/>
           <w:szCs w:val="24"/>
         </w:rPr>
-        <w:t>. Disponível em: https://colab.research.google.com/drive/1tg1hKxFYfgRVxRXTjPllKwhKSm_goi8P. Acesso em: 08 mar. 2025.</w:t>
+        <w:t>. Disponível em: https://opendatasus.saude.gov.br/dataset/srag-2021-a-2024/resource/8cb52f73-0184-41d5-8a8f-87d8f415652c. Acesso em: 10 fev. 2025.</w:t>
       </w:r>
     </w:p>
     <w:p>
@@ -13162,15 +12299,22 @@
           <w:szCs w:val="24"/>
         </w:rPr>
       </w:pPr>
-      <w:r>
+    </w:p>
+    <w:p>
+      <w:pPr>
+        <w:spacing w:after="200" w:line="276" w:lineRule="auto"/>
         <w:rPr>
           <w:rFonts w:cs="Times New Roman"/>
           <w:szCs w:val="24"/>
         </w:rPr>
-        <w:lastRenderedPageBreak/>
-        <w:t xml:space="preserve">MINISTÉRIO DA SAÚDE (Brasil). </w:t>
-      </w:r>
-      <w:proofErr w:type="spellStart"/>
+      </w:pPr>
+      <w:r>
+        <w:rPr>
+          <w:rFonts w:cs="Times New Roman"/>
+          <w:szCs w:val="24"/>
+        </w:rPr>
+        <w:t xml:space="preserve">PAIM, J. S. </w:t>
+      </w:r>
       <w:r>
         <w:rPr>
           <w:rFonts w:cs="Times New Roman"/>
@@ -13178,9 +12322,40 @@
           <w:bCs/>
           <w:szCs w:val="24"/>
         </w:rPr>
-        <w:t>OpenDataSUS</w:t>
-      </w:r>
-      <w:proofErr w:type="spellEnd"/>
+        <w:t>O Sistema Único de Saúde (SUS) aos 30 anos</w:t>
+      </w:r>
+      <w:r>
+        <w:rPr>
+          <w:rFonts w:cs="Times New Roman"/>
+          <w:szCs w:val="24"/>
+        </w:rPr>
+        <w:t>. Ciência &amp; Saúde Coletiva, v. 25, n. 3, p. 357-364, 2020. Disponível em: https://www.scielo.br/j/csc/a/Qg7SJFjWPjvdQjvnRzxS6Mg/?lang=pt. Acesso em: 16 jan. 2025.</w:t>
+      </w:r>
+    </w:p>
+    <w:p>
+      <w:pPr>
+        <w:spacing w:after="200" w:line="276" w:lineRule="auto"/>
+        <w:rPr>
+          <w:rFonts w:cs="Times New Roman"/>
+          <w:szCs w:val="24"/>
+        </w:rPr>
+      </w:pPr>
+    </w:p>
+    <w:p>
+      <w:pPr>
+        <w:spacing w:after="200" w:line="276" w:lineRule="auto"/>
+        <w:rPr>
+          <w:rFonts w:cs="Times New Roman"/>
+          <w:szCs w:val="24"/>
+        </w:rPr>
+      </w:pPr>
+      <w:r>
+        <w:rPr>
+          <w:rFonts w:cs="Times New Roman"/>
+          <w:szCs w:val="24"/>
+        </w:rPr>
+        <w:t xml:space="preserve">SEBRAE. </w:t>
+      </w:r>
       <w:r>
         <w:rPr>
           <w:rFonts w:cs="Times New Roman"/>
@@ -13188,14 +12363,14 @@
           <w:bCs/>
           <w:szCs w:val="24"/>
         </w:rPr>
-        <w:t xml:space="preserve"> – Sobre</w:t>
+        <w:t>O que é e como funciona a análise preditiva na saúde? Entenda</w:t>
       </w:r>
       <w:r>
         <w:rPr>
           <w:rFonts w:cs="Times New Roman"/>
           <w:szCs w:val="24"/>
         </w:rPr>
-        <w:t>. Disponível em: https://opendatasus.saude.gov.br/about. Acesso em: 04 mar. 2025.</w:t>
+        <w:t>. Disponível em: https://sebrae.com.br/sites/PortalSebrae/ufs/pe/artigos/o-que-e-e-como-funciona-a-analise-preditiva-na-saude-entenda. Acesso em: 16 jan. 2025.</w:t>
       </w:r>
     </w:p>
     <w:p>
@@ -13220,7 +12395,7 @@
           <w:rFonts w:cs="Times New Roman"/>
           <w:szCs w:val="24"/>
         </w:rPr>
-        <w:t xml:space="preserve">MINISTÉRIO DA SAÚDE (Brasil). </w:t>
+        <w:t xml:space="preserve">SENA, Gabrielle Ribeiro. </w:t>
       </w:r>
       <w:r>
         <w:rPr>
@@ -13229,14 +12404,14 @@
           <w:bCs/>
           <w:szCs w:val="24"/>
         </w:rPr>
-        <w:t>Síndrome Respiratória Aguda Grave – SRAG 2021 a 2024</w:t>
+        <w:t>Modelos preditivos de óbito para pacientes com COVID-19</w:t>
       </w:r>
       <w:r>
         <w:rPr>
           <w:rFonts w:cs="Times New Roman"/>
           <w:szCs w:val="24"/>
         </w:rPr>
-        <w:t>. Disponível em: https://opendatasus.saude.gov.br/dataset/srag-2021-a-2024/resource/8cb52f73-0184-41d5-8a8f-87d8f415652c. Acesso em: 10 fev. 2025.</w:t>
+        <w:t>. 2021. Tese (Doutorado em Saúde Integral) – Instituto de Medicina Integral Prof. Fernando Figueira (IMIP), Recife, 2021.</w:t>
       </w:r>
     </w:p>
     <w:p>
@@ -13261,7 +12436,7 @@
           <w:rFonts w:cs="Times New Roman"/>
           <w:szCs w:val="24"/>
         </w:rPr>
-        <w:t xml:space="preserve">PAIM, J. S. </w:t>
+        <w:t xml:space="preserve">SILVA, Amauri Ornellas da. </w:t>
       </w:r>
       <w:r>
         <w:rPr>
@@ -13270,14 +12445,14 @@
           <w:bCs/>
           <w:szCs w:val="24"/>
         </w:rPr>
-        <w:t>O Sistema Único de Saúde (SUS) aos 30 anos</w:t>
+        <w:t>Uso de Machine Learning para previsão da evolução de casos de SRAG incluindo casos de COVID-19 considerando variáveis clínicas e demográficas</w:t>
       </w:r>
       <w:r>
         <w:rPr>
           <w:rFonts w:cs="Times New Roman"/>
           <w:szCs w:val="24"/>
         </w:rPr>
-        <w:t>. Ciência &amp; Saúde Coletiva, v. 25, n. 3, p. 357-364, 2020. Disponível em: https://www.scielo.br/j/csc/a/Qg7SJFjWPjvdQjvnRzxS6Mg/?lang=pt. Acesso em: 16 jan. 2025.</w:t>
+        <w:t>. 2021. Trabalho de Conclusão de Curso (Bacharelado em Engenharia de Produção) – Universidade Tecnológica Federal do Paraná, Londrina, 2021. Disponível em: https://repositorio.utfpr.edu.br/jspui/handle/1/26211. Acesso em: 16 jan. 2025.</w:t>
       </w:r>
     </w:p>
     <w:p>
@@ -13302,7 +12477,7 @@
           <w:rFonts w:cs="Times New Roman"/>
           <w:szCs w:val="24"/>
         </w:rPr>
-        <w:t xml:space="preserve">SEBRAE. </w:t>
+        <w:t xml:space="preserve">SILVA, Risomario; SILVA NETO, Darcy Ramos da. </w:t>
       </w:r>
       <w:r>
         <w:rPr>
@@ -13311,14 +12486,14 @@
           <w:bCs/>
           <w:szCs w:val="24"/>
         </w:rPr>
-        <w:t>O que é e como funciona a análise preditiva na saúde? Entenda</w:t>
+        <w:t>Inteligência artificial e previsão de óbito por Covid-19 no Brasil: uma análise comparativa entre os algoritmos Logistic Regression, Decision Tree e Random Forest</w:t>
       </w:r>
       <w:r>
         <w:rPr>
           <w:rFonts w:cs="Times New Roman"/>
           <w:szCs w:val="24"/>
         </w:rPr>
-        <w:t>. Disponível em: https://sebrae.com.br/sites/PortalSebrae/ufs/pe/artigos/o-que-e-e-como-funciona-a-analise-preditiva-na-saude-entenda. Acesso em: 16 jan. 2025.</w:t>
+        <w:t>. Saúde em Debate, v. 46, n. especial 8, p. 118-129, dez. 2022.</w:t>
       </w:r>
     </w:p>
     <w:p>
@@ -13343,7 +12518,7 @@
           <w:rFonts w:cs="Times New Roman"/>
           <w:szCs w:val="24"/>
         </w:rPr>
-        <w:t xml:space="preserve">SENA, Gabrielle Ribeiro. </w:t>
+        <w:t xml:space="preserve">VITORIA, Sergio Ricardo Pacheco da. </w:t>
       </w:r>
       <w:r>
         <w:rPr>
@@ -13352,293 +12527,7 @@
           <w:bCs/>
           <w:szCs w:val="24"/>
         </w:rPr>
-        <w:t>Modelos preditivos de óbito para pacientes com COVID-19</w:t>
-      </w:r>
-      <w:r>
-        <w:rPr>
-          <w:rFonts w:cs="Times New Roman"/>
-          <w:szCs w:val="24"/>
-        </w:rPr>
-        <w:t>. 2021. Tese (Doutorado em Saúde Integral) – Instituto de Medicina Integral Prof. Fernando Figueira (IMIP), Recife, 2021.</w:t>
-      </w:r>
-    </w:p>
-    <w:p>
-      <w:pPr>
-        <w:spacing w:after="200" w:line="276" w:lineRule="auto"/>
-        <w:rPr>
-          <w:rFonts w:cs="Times New Roman"/>
-          <w:szCs w:val="24"/>
-        </w:rPr>
-      </w:pPr>
-    </w:p>
-    <w:p>
-      <w:pPr>
-        <w:spacing w:after="200" w:line="276" w:lineRule="auto"/>
-        <w:rPr>
-          <w:rFonts w:cs="Times New Roman"/>
-          <w:szCs w:val="24"/>
-        </w:rPr>
-      </w:pPr>
-      <w:r>
-        <w:rPr>
-          <w:rFonts w:cs="Times New Roman"/>
-          <w:szCs w:val="24"/>
-        </w:rPr>
-        <w:t xml:space="preserve">SILVA, Amauri </w:t>
-      </w:r>
-      <w:proofErr w:type="spellStart"/>
-      <w:r>
-        <w:rPr>
-          <w:rFonts w:cs="Times New Roman"/>
-          <w:szCs w:val="24"/>
-        </w:rPr>
-        <w:t>Ornellas</w:t>
-      </w:r>
-      <w:proofErr w:type="spellEnd"/>
-      <w:r>
-        <w:rPr>
-          <w:rFonts w:cs="Times New Roman"/>
-          <w:szCs w:val="24"/>
-        </w:rPr>
-        <w:t xml:space="preserve"> da. </w:t>
-      </w:r>
-      <w:r>
-        <w:rPr>
-          <w:rFonts w:cs="Times New Roman"/>
-          <w:b/>
-          <w:bCs/>
-          <w:szCs w:val="24"/>
-        </w:rPr>
-        <w:t xml:space="preserve">Uso de </w:t>
-      </w:r>
-      <w:proofErr w:type="spellStart"/>
-      <w:r>
-        <w:rPr>
-          <w:rFonts w:cs="Times New Roman"/>
-          <w:b/>
-          <w:bCs/>
-          <w:szCs w:val="24"/>
-        </w:rPr>
-        <w:t>Machine</w:t>
-      </w:r>
-      <w:proofErr w:type="spellEnd"/>
-      <w:r>
-        <w:rPr>
-          <w:rFonts w:cs="Times New Roman"/>
-          <w:b/>
-          <w:bCs/>
-          <w:szCs w:val="24"/>
-        </w:rPr>
-        <w:t xml:space="preserve"> Learning para previsão da evolução de casos de SRAG incluindo casos de COVID-19 considerando variáveis clínicas e demográficas</w:t>
-      </w:r>
-      <w:r>
-        <w:rPr>
-          <w:rFonts w:cs="Times New Roman"/>
-          <w:szCs w:val="24"/>
-        </w:rPr>
-        <w:t>. 2021. Trabalho de Conclusão de Curso (Bacharelado em Engenharia de Produção) – Universidade Tecnológica Federal do Paraná, Londrina, 2021. Disponível em: https://repositorio.utfpr.edu.br/jspui/handle/1/26211. Acesso em: 16 jan. 2025.</w:t>
-      </w:r>
-    </w:p>
-    <w:p>
-      <w:pPr>
-        <w:spacing w:after="200" w:line="276" w:lineRule="auto"/>
-        <w:rPr>
-          <w:rFonts w:cs="Times New Roman"/>
-          <w:szCs w:val="24"/>
-        </w:rPr>
-      </w:pPr>
-    </w:p>
-    <w:p>
-      <w:pPr>
-        <w:spacing w:after="200" w:line="276" w:lineRule="auto"/>
-        <w:rPr>
-          <w:rFonts w:cs="Times New Roman"/>
-          <w:szCs w:val="24"/>
-        </w:rPr>
-      </w:pPr>
-      <w:r>
-        <w:rPr>
-          <w:rFonts w:cs="Times New Roman"/>
-          <w:szCs w:val="24"/>
-        </w:rPr>
-        <w:t xml:space="preserve">SILVA, </w:t>
-      </w:r>
-      <w:proofErr w:type="spellStart"/>
-      <w:r>
-        <w:rPr>
-          <w:rFonts w:cs="Times New Roman"/>
-          <w:szCs w:val="24"/>
-        </w:rPr>
-        <w:t>Risomario</w:t>
-      </w:r>
-      <w:proofErr w:type="spellEnd"/>
-      <w:r>
-        <w:rPr>
-          <w:rFonts w:cs="Times New Roman"/>
-          <w:szCs w:val="24"/>
-        </w:rPr>
-        <w:t xml:space="preserve">; SILVA NETO, Darcy Ramos da. </w:t>
-      </w:r>
-      <w:r>
-        <w:rPr>
-          <w:rFonts w:cs="Times New Roman"/>
-          <w:b/>
-          <w:bCs/>
-          <w:szCs w:val="24"/>
-        </w:rPr>
-        <w:t xml:space="preserve">Inteligência artificial e previsão de óbito por Covid-19 no Brasil: uma análise comparativa entre os algoritmos </w:t>
-      </w:r>
-      <w:proofErr w:type="spellStart"/>
-      <w:r>
-        <w:rPr>
-          <w:rFonts w:cs="Times New Roman"/>
-          <w:b/>
-          <w:bCs/>
-          <w:szCs w:val="24"/>
-        </w:rPr>
-        <w:t>Logistic</w:t>
-      </w:r>
-      <w:proofErr w:type="spellEnd"/>
-      <w:r>
-        <w:rPr>
-          <w:rFonts w:cs="Times New Roman"/>
-          <w:b/>
-          <w:bCs/>
-          <w:szCs w:val="24"/>
-        </w:rPr>
-        <w:t xml:space="preserve"> </w:t>
-      </w:r>
-      <w:proofErr w:type="spellStart"/>
-      <w:r>
-        <w:rPr>
-          <w:rFonts w:cs="Times New Roman"/>
-          <w:b/>
-          <w:bCs/>
-          <w:szCs w:val="24"/>
-        </w:rPr>
-        <w:t>Regression</w:t>
-      </w:r>
-      <w:proofErr w:type="spellEnd"/>
-      <w:r>
-        <w:rPr>
-          <w:rFonts w:cs="Times New Roman"/>
-          <w:b/>
-          <w:bCs/>
-          <w:szCs w:val="24"/>
-        </w:rPr>
-        <w:t xml:space="preserve">, </w:t>
-      </w:r>
-      <w:proofErr w:type="spellStart"/>
-      <w:r>
-        <w:rPr>
-          <w:rFonts w:cs="Times New Roman"/>
-          <w:b/>
-          <w:bCs/>
-          <w:szCs w:val="24"/>
-        </w:rPr>
-        <w:t>Decision</w:t>
-      </w:r>
-      <w:proofErr w:type="spellEnd"/>
-      <w:r>
-        <w:rPr>
-          <w:rFonts w:cs="Times New Roman"/>
-          <w:b/>
-          <w:bCs/>
-          <w:szCs w:val="24"/>
-        </w:rPr>
-        <w:t xml:space="preserve"> </w:t>
-      </w:r>
-      <w:proofErr w:type="spellStart"/>
-      <w:r>
-        <w:rPr>
-          <w:rFonts w:cs="Times New Roman"/>
-          <w:b/>
-          <w:bCs/>
-          <w:szCs w:val="24"/>
-        </w:rPr>
-        <w:t>Tree</w:t>
-      </w:r>
-      <w:proofErr w:type="spellEnd"/>
-      <w:r>
-        <w:rPr>
-          <w:rFonts w:cs="Times New Roman"/>
-          <w:b/>
-          <w:bCs/>
-          <w:szCs w:val="24"/>
-        </w:rPr>
-        <w:t xml:space="preserve"> e </w:t>
-      </w:r>
-      <w:proofErr w:type="spellStart"/>
-      <w:r>
-        <w:rPr>
-          <w:rFonts w:cs="Times New Roman"/>
-          <w:b/>
-          <w:bCs/>
-          <w:szCs w:val="24"/>
-        </w:rPr>
-        <w:t>Random</w:t>
-      </w:r>
-      <w:proofErr w:type="spellEnd"/>
-      <w:r>
-        <w:rPr>
-          <w:rFonts w:cs="Times New Roman"/>
-          <w:b/>
-          <w:bCs/>
-          <w:szCs w:val="24"/>
-        </w:rPr>
-        <w:t xml:space="preserve"> Forest</w:t>
-      </w:r>
-      <w:r>
-        <w:rPr>
-          <w:rFonts w:cs="Times New Roman"/>
-          <w:szCs w:val="24"/>
-        </w:rPr>
-        <w:t>. Saúde em Debate, v. 46, n. especial 8, p. 118-129, dez. 2022.</w:t>
-      </w:r>
-    </w:p>
-    <w:p>
-      <w:pPr>
-        <w:spacing w:after="200" w:line="276" w:lineRule="auto"/>
-        <w:rPr>
-          <w:rFonts w:cs="Times New Roman"/>
-          <w:szCs w:val="24"/>
-        </w:rPr>
-      </w:pPr>
-    </w:p>
-    <w:p>
-      <w:pPr>
-        <w:spacing w:after="200" w:line="276" w:lineRule="auto"/>
-        <w:rPr>
-          <w:rFonts w:cs="Times New Roman"/>
-          <w:szCs w:val="24"/>
-        </w:rPr>
-      </w:pPr>
-      <w:r>
-        <w:rPr>
-          <w:rFonts w:cs="Times New Roman"/>
-          <w:szCs w:val="24"/>
-        </w:rPr>
-        <w:t xml:space="preserve">VITORIA, Sergio Ricardo Pacheco da. </w:t>
-      </w:r>
-      <w:proofErr w:type="spellStart"/>
-      <w:r>
-        <w:rPr>
-          <w:rFonts w:cs="Times New Roman"/>
-          <w:b/>
-          <w:bCs/>
-          <w:szCs w:val="24"/>
-        </w:rPr>
-        <w:t>Machine</w:t>
-      </w:r>
-      <w:proofErr w:type="spellEnd"/>
-      <w:r>
-        <w:rPr>
-          <w:rFonts w:cs="Times New Roman"/>
-          <w:b/>
-          <w:bCs/>
-          <w:szCs w:val="24"/>
-        </w:rPr>
-        <w:t xml:space="preserve"> Learning e Análise Preditiva em Saúde: um estudo de caso sobre detecção de anomalias em contas médicas do Exército</w:t>
+        <w:t>Machine Learning e Análise Preditiva em Saúde: um estudo de caso sobre detecção de anomalias em contas médicas do Exército</w:t>
       </w:r>
       <w:r>
         <w:rPr>
@@ -13679,21 +12568,12 @@
         </w:rPr>
         <w:t xml:space="preserve">. </w:t>
       </w:r>
-      <w:proofErr w:type="spellStart"/>
       <w:r>
         <w:rPr>
           <w:rFonts w:cs="Times New Roman"/>
           <w:szCs w:val="24"/>
         </w:rPr>
-        <w:t>Medium</w:t>
-      </w:r>
-      <w:proofErr w:type="spellEnd"/>
-      <w:r>
-        <w:rPr>
-          <w:rFonts w:cs="Times New Roman"/>
-          <w:szCs w:val="24"/>
-        </w:rPr>
-        <w:t>, 2025. Disponível em: https://medium.com/blog-do-zouza/knowledge-discovery-in-databases-kdd-462ea2775715. Acesso em: 08 mar. 2025.</w:t>
+        <w:t>Medium, 2025. Disponível em: https://medium.com/blog-do-zouza/knowledge-discovery-in-databases-kdd-462ea2775715. Acesso em: 08 mar. 2025.</w:t>
       </w:r>
       <w:r>
         <w:t xml:space="preserve"> </w:t>
@@ -13713,7 +12593,7 @@
 
 <file path=word/comments.xml><?xml version="1.0" encoding="utf-8"?>
 <w:comments xmlns:wpc="http://schemas.microsoft.com/office/word/2010/wordprocessingCanvas" xmlns:cx="http://schemas.microsoft.com/office/drawing/2014/chartex" xmlns:cx1="http://schemas.microsoft.com/office/drawing/2015/9/8/chartex" xmlns:cx2="http://schemas.microsoft.com/office/drawing/2015/10/21/chartex" xmlns:cx3="http://schemas.microsoft.com/office/drawing/2016/5/9/chartex" xmlns:cx4="http://schemas.microsoft.com/office/drawing/2016/5/10/chartex" xmlns:cx5="http://schemas.microsoft.com/office/drawing/2016/5/11/chartex" xmlns:cx6="http://schemas.microsoft.com/office/drawing/2016/5/12/chartex" xmlns:cx7="http://schemas.microsoft.com/office/drawing/2016/5/13/chartex" xmlns:cx8="http://schemas.microsoft.com/office/drawing/2016/5/14/chartex" xmlns:mc="http://schemas.openxmlformats.org/markup-compatibility/2006" xmlns:aink="http://schemas.microsoft.com/office/drawing/2016/ink" xmlns:am3d="http://schemas.microsoft.com/office/drawing/2017/model3d" xmlns:o="urn:schemas-microsoft-com:office:office" xmlns:r="http://schemas.openxmlformats.org/officeDocument/2006/relationships" xmlns:m="http://schemas.openxmlformats.org/officeDocument/2006/math" xmlns:v="urn:schemas-microsoft-com:vml" xmlns:wp14="http://schemas.microsoft.com/office/word/2010/wordprocessingDrawing" xmlns:wp="http://schemas.openxmlformats.org/drawingml/2006/wordprocessingDrawing" xmlns:w10="urn:schemas-microsoft-com:office:word" xmlns:w="http://schemas.openxmlformats.org/wordprocessingml/2006/main" xmlns:w14="http://schemas.microsoft.com/office/word/2010/wordml" xmlns:w15="http://schemas.microsoft.com/office/word/2012/wordml" xmlns:w16cex="http://schemas.microsoft.com/office/word/2018/wordml/cex" xmlns:w16cid="http://schemas.microsoft.com/office/word/2016/wordml/cid" xmlns:w16="http://schemas.microsoft.com/office/word/2018/wordml" xmlns:w16sdtdh="http://schemas.microsoft.com/office/word/2020/wordml/sdtdatahash" xmlns:w16se="http://schemas.microsoft.com/office/word/2015/wordml/symex" xmlns:wpg="http://schemas.microsoft.com/office/word/2010/wordprocessingGroup" xmlns:wpi="http://schemas.microsoft.com/office/word/2010/wordprocessingInk" xmlns:wne="http://schemas.microsoft.com/office/word/2006/wordml" xmlns:wps="http://schemas.microsoft.com/office/word/2010/wordprocessingShape" mc:Ignorable="w14 w15 w16se w16cid w16 w16cex w16sdtdh wp14">
-  <w:comment w:id="10" w:author="Iasmin Marques" w:date="2025-03-15T17:27:00Z" w:initials="IM">
+  <w:comment w:id="17" w:author="Iasmin Marques" w:date="2025-03-12T21:17:00Z" w:initials="IM">
     <w:p>
       <w:pPr>
         <w:pStyle w:val="Textodecomentrio"/>
@@ -13725,11 +12605,16 @@
         <w:annotationRef/>
       </w:r>
       <w:r>
-        <w:t>Verificar se é assim mesmo</w:t>
-      </w:r>
+        <w:t>Verificar formatação</w:t>
+      </w:r>
+    </w:p>
+    <w:p>
+      <w:pPr>
+        <w:pStyle w:val="Textodecomentrio"/>
+      </w:pPr>
     </w:p>
   </w:comment>
-  <w:comment w:id="18" w:author="Iasmin Marques" w:date="2025-03-12T21:17:00Z" w:initials="IM">
+  <w:comment w:id="20" w:author="Iasmin Marques" w:date="2025-03-13T08:45:00Z" w:initials="IM">
     <w:p>
       <w:pPr>
         <w:pStyle w:val="Textodecomentrio"/>
@@ -13741,6 +12626,32 @@
         <w:annotationRef/>
       </w:r>
       <w:r>
+        <w:t xml:space="preserve">Explicar o que é </w:t>
+      </w:r>
+      <w:proofErr w:type="gramStart"/>
+      <w:r>
+        <w:t>Hiperplano ?</w:t>
+      </w:r>
+      <w:proofErr w:type="gramEnd"/>
+    </w:p>
+    <w:p>
+      <w:pPr>
+        <w:pStyle w:val="Textodecomentrio"/>
+      </w:pPr>
+    </w:p>
+  </w:comment>
+  <w:comment w:id="22" w:author="Iasmin Marques" w:date="2025-03-12T21:17:00Z" w:initials="IM">
+    <w:p>
+      <w:pPr>
+        <w:pStyle w:val="Textodecomentrio"/>
+      </w:pPr>
+      <w:r>
+        <w:rPr>
+          <w:rStyle w:val="Refdecomentrio"/>
+        </w:rPr>
+        <w:annotationRef/>
+      </w:r>
+      <w:r>
         <w:t>Verificar formatação</w:t>
       </w:r>
     </w:p>
@@ -13750,7 +12661,7 @@
       </w:pPr>
     </w:p>
   </w:comment>
-  <w:comment w:id="21" w:author="Iasmin Marques" w:date="2025-03-13T08:45:00Z" w:initials="IM">
+  <w:comment w:id="25" w:author="Iasmin Marques" w:date="2025-03-15T18:32:00Z" w:initials="IM">
     <w:p>
       <w:pPr>
         <w:pStyle w:val="Textodecomentrio"/>
@@ -13762,10 +12673,7 @@
         <w:annotationRef/>
       </w:r>
       <w:r>
-        <w:t xml:space="preserve">Explicar o que é </w:t>
-      </w:r>
-      <w:r>
-        <w:t>Hiperplano ?</w:t>
+        <w:t>Verificar se pode ser assim?</w:t>
       </w:r>
     </w:p>
     <w:p>
@@ -13774,7 +12682,7 @@
       </w:pPr>
     </w:p>
   </w:comment>
-  <w:comment w:id="23" w:author="Iasmin Marques" w:date="2025-03-12T21:17:00Z" w:initials="IM">
+  <w:comment w:id="32" w:author="Iasmin Marques" w:date="2025-03-15T18:43:00Z" w:initials="IM">
     <w:p>
       <w:pPr>
         <w:pStyle w:val="Textodecomentrio"/>
@@ -13786,20 +12694,15 @@
         <w:annotationRef/>
       </w:r>
       <w:r>
-        <w:t>Verificar formatação</w:t>
-      </w:r>
-    </w:p>
+        <w:t>Verificar se deixa</w:t>
+      </w:r>
+    </w:p>
+  </w:comment>
+  <w:comment w:id="37" w:author="Iasmin Marques" w:date="2025-03-14T13:21:00Z" w:initials="IM">
     <w:p>
       <w:pPr>
         <w:pStyle w:val="Textodecomentrio"/>
       </w:pPr>
-    </w:p>
-  </w:comment>
-  <w:comment w:id="26" w:author="Iasmin Marques" w:date="2025-03-15T18:32:00Z" w:initials="IM">
-    <w:p>
-      <w:pPr>
-        <w:pStyle w:val="Textodecomentrio"/>
-      </w:pPr>
       <w:r>
         <w:rPr>
           <w:rStyle w:val="Refdecomentrio"/>
@@ -13807,47 +12710,7 @@
         <w:annotationRef/>
       </w:r>
       <w:r>
-        <w:t>Verificar se pode ser assim?</w:t>
-      </w:r>
-    </w:p>
-    <w:p>
-      <w:pPr>
-        <w:pStyle w:val="Textodecomentrio"/>
-      </w:pPr>
-    </w:p>
-  </w:comment>
-  <w:comment w:id="33" w:author="Iasmin Marques" w:date="2025-03-15T18:43:00Z" w:initials="IM">
-    <w:p>
-      <w:pPr>
-        <w:pStyle w:val="Textodecomentrio"/>
-      </w:pPr>
-      <w:r>
-        <w:rPr>
-          <w:rStyle w:val="Refdecomentrio"/>
-        </w:rPr>
-        <w:annotationRef/>
-      </w:r>
-      <w:r>
-        <w:t>Verificar se deixa</w:t>
-      </w:r>
-    </w:p>
-  </w:comment>
-  <w:comment w:id="38" w:author="Iasmin Marques" w:date="2025-03-14T13:21:00Z" w:initials="IM">
-    <w:p>
-      <w:pPr>
-        <w:pStyle w:val="Textodecomentrio"/>
-      </w:pPr>
-      <w:r>
-        <w:rPr>
-          <w:rStyle w:val="Refdecomentrio"/>
-        </w:rPr>
-        <w:annotationRef/>
-      </w:r>
-      <w:r>
-        <w:t xml:space="preserve">Pode utilizar o de </w:t>
-      </w:r>
-      <w:r>
-        <w:t>Uálaci como referência?</w:t>
+        <w:t>Pode utilizar o de Uálaci como referência?</w:t>
       </w:r>
     </w:p>
   </w:comment>
@@ -13856,8 +12719,7 @@
 
 <file path=word/commentsExtended.xml><?xml version="1.0" encoding="utf-8"?>
 <w15:commentsEx xmlns:wpc="http://schemas.microsoft.com/office/word/2010/wordprocessingCanvas" xmlns:cx="http://schemas.microsoft.com/office/drawing/2014/chartex" xmlns:cx1="http://schemas.microsoft.com/office/drawing/2015/9/8/chartex" xmlns:cx2="http://schemas.microsoft.com/office/drawing/2015/10/21/chartex" xmlns:cx3="http://schemas.microsoft.com/office/drawing/2016/5/9/chartex" xmlns:cx4="http://schemas.microsoft.com/office/drawing/2016/5/10/chartex" xmlns:cx5="http://schemas.microsoft.com/office/drawing/2016/5/11/chartex" xmlns:cx6="http://schemas.microsoft.com/office/drawing/2016/5/12/chartex" xmlns:cx7="http://schemas.microsoft.com/office/drawing/2016/5/13/chartex" xmlns:cx8="http://schemas.microsoft.com/office/drawing/2016/5/14/chartex" xmlns:mc="http://schemas.openxmlformats.org/markup-compatibility/2006" xmlns:aink="http://schemas.microsoft.com/office/drawing/2016/ink" xmlns:am3d="http://schemas.microsoft.com/office/drawing/2017/model3d" xmlns:o="urn:schemas-microsoft-com:office:office" xmlns:r="http://schemas.openxmlformats.org/officeDocument/2006/relationships" xmlns:m="http://schemas.openxmlformats.org/officeDocument/2006/math" xmlns:v="urn:schemas-microsoft-com:vml" xmlns:wp14="http://schemas.microsoft.com/office/word/2010/wordprocessingDrawing" xmlns:wp="http://schemas.openxmlformats.org/drawingml/2006/wordprocessingDrawing" xmlns:w10="urn:schemas-microsoft-com:office:word" xmlns:w="http://schemas.openxmlformats.org/wordprocessingml/2006/main" xmlns:w14="http://schemas.microsoft.com/office/word/2010/wordml" xmlns:w15="http://schemas.microsoft.com/office/word/2012/wordml" xmlns:w16cex="http://schemas.microsoft.com/office/word/2018/wordml/cex" xmlns:w16cid="http://schemas.microsoft.com/office/word/2016/wordml/cid" xmlns:w16="http://schemas.microsoft.com/office/word/2018/wordml" xmlns:w16sdtdh="http://schemas.microsoft.com/office/word/2020/wordml/sdtdatahash" xmlns:w16se="http://schemas.microsoft.com/office/word/2015/wordml/symex" xmlns:wpg="http://schemas.microsoft.com/office/word/2010/wordprocessingGroup" xmlns:wpi="http://schemas.microsoft.com/office/word/2010/wordprocessingInk" xmlns:wne="http://schemas.microsoft.com/office/word/2006/wordml" xmlns:wps="http://schemas.microsoft.com/office/word/2010/wordprocessingShape" mc:Ignorable="w14 w15 w16se w16cid w16 w16cex w16sdtdh wp14">
-  <w15:commentEx w15:paraId="1B164C2E" w15:done="0"/>
-  <w15:commentEx w15:paraId="789A7B6E" w15:done="0"/>
+  <w15:commentEx w15:paraId="789A7B6E" w15:done="1"/>
   <w15:commentEx w15:paraId="5BD7381E" w15:done="0"/>
   <w15:commentEx w15:paraId="661276E3" w15:done="1"/>
   <w15:commentEx w15:paraId="42B3ADD1" w15:done="0"/>
@@ -13868,7 +12730,6 @@
 
 <file path=word/commentsExtensible.xml><?xml version="1.0" encoding="utf-8"?>
 <w16cex:commentsExtensible xmlns:wpc="http://schemas.microsoft.com/office/word/2010/wordprocessingCanvas" xmlns:cx="http://schemas.microsoft.com/office/drawing/2014/chartex" xmlns:cx1="http://schemas.microsoft.com/office/drawing/2015/9/8/chartex" xmlns:cx2="http://schemas.microsoft.com/office/drawing/2015/10/21/chartex" xmlns:cx3="http://schemas.microsoft.com/office/drawing/2016/5/9/chartex" xmlns:cx4="http://schemas.microsoft.com/office/drawing/2016/5/10/chartex" xmlns:cx5="http://schemas.microsoft.com/office/drawing/2016/5/11/chartex" xmlns:cx6="http://schemas.microsoft.com/office/drawing/2016/5/12/chartex" xmlns:cx7="http://schemas.microsoft.com/office/drawing/2016/5/13/chartex" xmlns:cx8="http://schemas.microsoft.com/office/drawing/2016/5/14/chartex" xmlns:mc="http://schemas.openxmlformats.org/markup-compatibility/2006" xmlns:aink="http://schemas.microsoft.com/office/drawing/2016/ink" xmlns:am3d="http://schemas.microsoft.com/office/drawing/2017/model3d" xmlns:o="urn:schemas-microsoft-com:office:office" xmlns:r="http://schemas.openxmlformats.org/officeDocument/2006/relationships" xmlns:m="http://schemas.openxmlformats.org/officeDocument/2006/math" xmlns:v="urn:schemas-microsoft-com:vml" xmlns:wp14="http://schemas.microsoft.com/office/word/2010/wordprocessingDrawing" xmlns:wp="http://schemas.openxmlformats.org/drawingml/2006/wordprocessingDrawing" xmlns:w10="urn:schemas-microsoft-com:office:word" xmlns:w="http://schemas.openxmlformats.org/wordprocessingml/2006/main" xmlns:w14="http://schemas.microsoft.com/office/word/2010/wordml" xmlns:w15="http://schemas.microsoft.com/office/word/2012/wordml" xmlns:w16cex="http://schemas.microsoft.com/office/word/2018/wordml/cex" xmlns:w16cid="http://schemas.microsoft.com/office/word/2016/wordml/cid" xmlns:w16="http://schemas.microsoft.com/office/word/2018/wordml" xmlns:w16sdtdh="http://schemas.microsoft.com/office/word/2020/wordml/sdtdatahash" xmlns:w16se="http://schemas.microsoft.com/office/word/2015/wordml/symex" xmlns:wpg="http://schemas.microsoft.com/office/word/2010/wordprocessingGroup" xmlns:wpi="http://schemas.microsoft.com/office/word/2010/wordprocessingInk" xmlns:wne="http://schemas.microsoft.com/office/word/2006/wordml" xmlns:wps="http://schemas.microsoft.com/office/word/2010/wordprocessingShape" mc:Ignorable="w14 w15 w16se w16cid w16 w16cex w16sdtdh wp14">
-  <w16cex:commentExtensible w16cex:durableId="2B803717" w16cex:dateUtc="2025-03-15T20:27:00Z"/>
   <w16cex:commentExtensible w16cex:durableId="2B7C7877" w16cex:dateUtc="2025-03-13T00:17:00Z"/>
   <w16cex:commentExtensible w16cex:durableId="2B7D19C7" w16cex:dateUtc="2025-03-13T11:45:00Z"/>
   <w16cex:commentExtensible w16cex:durableId="2B7D1A03" w16cex:dateUtc="2025-03-13T00:17:00Z"/>
@@ -13880,7 +12741,6 @@
 
 <file path=word/commentsIds.xml><?xml version="1.0" encoding="utf-8"?>
 <w16cid:commentsIds xmlns:wpc="http://schemas.microsoft.com/office/word/2010/wordprocessingCanvas" xmlns:cx="http://schemas.microsoft.com/office/drawing/2014/chartex" xmlns:cx1="http://schemas.microsoft.com/office/drawing/2015/9/8/chartex" xmlns:cx2="http://schemas.microsoft.com/office/drawing/2015/10/21/chartex" xmlns:cx3="http://schemas.microsoft.com/office/drawing/2016/5/9/chartex" xmlns:cx4="http://schemas.microsoft.com/office/drawing/2016/5/10/chartex" xmlns:cx5="http://schemas.microsoft.com/office/drawing/2016/5/11/chartex" xmlns:cx6="http://schemas.microsoft.com/office/drawing/2016/5/12/chartex" xmlns:cx7="http://schemas.microsoft.com/office/drawing/2016/5/13/chartex" xmlns:cx8="http://schemas.microsoft.com/office/drawing/2016/5/14/chartex" xmlns:mc="http://schemas.openxmlformats.org/markup-compatibility/2006" xmlns:aink="http://schemas.microsoft.com/office/drawing/2016/ink" xmlns:am3d="http://schemas.microsoft.com/office/drawing/2017/model3d" xmlns:o="urn:schemas-microsoft-com:office:office" xmlns:r="http://schemas.openxmlformats.org/officeDocument/2006/relationships" xmlns:m="http://schemas.openxmlformats.org/officeDocument/2006/math" xmlns:v="urn:schemas-microsoft-com:vml" xmlns:wp14="http://schemas.microsoft.com/office/word/2010/wordprocessingDrawing" xmlns:wp="http://schemas.openxmlformats.org/drawingml/2006/wordprocessingDrawing" xmlns:w10="urn:schemas-microsoft-com:office:word" xmlns:w="http://schemas.openxmlformats.org/wordprocessingml/2006/main" xmlns:w14="http://schemas.microsoft.com/office/word/2010/wordml" xmlns:w15="http://schemas.microsoft.com/office/word/2012/wordml" xmlns:w16cex="http://schemas.microsoft.com/office/word/2018/wordml/cex" xmlns:w16cid="http://schemas.microsoft.com/office/word/2016/wordml/cid" xmlns:w16="http://schemas.microsoft.com/office/word/2018/wordml" xmlns:w16sdtdh="http://schemas.microsoft.com/office/word/2020/wordml/sdtdatahash" xmlns:w16se="http://schemas.microsoft.com/office/word/2015/wordml/symex" xmlns:wpg="http://schemas.microsoft.com/office/word/2010/wordprocessingGroup" xmlns:wpi="http://schemas.microsoft.com/office/word/2010/wordprocessingInk" xmlns:wne="http://schemas.microsoft.com/office/word/2006/wordml" xmlns:wps="http://schemas.microsoft.com/office/word/2010/wordprocessingShape" mc:Ignorable="w14 w15 w16se w16cid w16 w16cex w16sdtdh wp14">
-  <w16cid:commentId w16cid:paraId="1B164C2E" w16cid:durableId="2B803717"/>
   <w16cid:commentId w16cid:paraId="789A7B6E" w16cid:durableId="2B7C7877"/>
   <w16cid:commentId w16cid:paraId="5BD7381E" w16cid:durableId="2B7D19C7"/>
   <w16cid:commentId w16cid:paraId="661276E3" w16cid:durableId="2B7D1A03"/>
@@ -14104,11 +12964,9 @@
       <w:r>
         <w:t xml:space="preserve"> </w:t>
       </w:r>
-      <w:proofErr w:type="spellStart"/>
       <w:r>
         <w:t>Overfitting</w:t>
       </w:r>
-      <w:proofErr w:type="spellEnd"/>
       <w:r>
         <w:t>: o</w:t>
       </w:r>
